--- a/Отчёт.docx
+++ b/Отчёт.docx
@@ -39,51 +39,12 @@
           <w:sz w:val="28"/>
           <w:szCs w:val="28"/>
         </w:rPr>
-        <w:t>Государственное бюджетное профессиональное образовательное учреждение Нижегородской области</w:t>
+        <w:t>Государственное бюджетное профессиональное образовательное учреждение Нижегородской области «КРАСНОБАКОВСКИЙ ЛЕСНОЙ КОЛЛЕДЖ» (ГБПОУ НО «КБЛК»)</w:t>
       </w:r>
     </w:p>
     <w:p>
       <w:pPr>
         <w:jc w:val="center"/>
-        <w:rPr>
-          <w:rFonts w:ascii="Times New Roman" w:hAnsi="Times New Roman" w:cs="Times New Roman"/>
-          <w:iCs/>
-          <w:sz w:val="28"/>
-          <w:szCs w:val="28"/>
-        </w:rPr>
-      </w:pPr>
-      <w:r>
-        <w:rPr>
-          <w:rFonts w:ascii="Times New Roman" w:hAnsi="Times New Roman" w:cs="Times New Roman"/>
-          <w:iCs/>
-          <w:sz w:val="28"/>
-          <w:szCs w:val="28"/>
-        </w:rPr>
-        <w:t>«КРАСНОБАКОВСКИЙ ЛЕСНОЙ КОЛЛЕДЖ»</w:t>
-      </w:r>
-    </w:p>
-    <w:p>
-      <w:pPr>
-        <w:jc w:val="center"/>
-        <w:rPr>
-          <w:rFonts w:ascii="Times New Roman" w:hAnsi="Times New Roman" w:cs="Times New Roman"/>
-          <w:iCs/>
-          <w:sz w:val="28"/>
-          <w:szCs w:val="28"/>
-        </w:rPr>
-      </w:pPr>
-      <w:r>
-        <w:rPr>
-          <w:rFonts w:ascii="Times New Roman" w:hAnsi="Times New Roman" w:cs="Times New Roman"/>
-          <w:iCs/>
-          <w:sz w:val="28"/>
-          <w:szCs w:val="28"/>
-        </w:rPr>
-        <w:t>(ГБПОУ НО «КБЛК»)</w:t>
-      </w:r>
-    </w:p>
-    <w:p>
-      <w:pPr>
         <w:rPr>
           <w:rFonts w:ascii="Times New Roman" w:hAnsi="Times New Roman" w:cs="Times New Roman"/>
           <w:b/>
@@ -96,6 +57,7 @@
     </w:p>
     <w:p>
       <w:pPr>
+        <w:jc w:val="center"/>
         <w:rPr>
           <w:rFonts w:ascii="Times New Roman" w:hAnsi="Times New Roman" w:cs="Times New Roman"/>
           <w:b/>
@@ -108,15 +70,31 @@
     </w:p>
     <w:p>
       <w:pPr>
+        <w:jc w:val="center"/>
         <w:rPr>
           <w:rFonts w:ascii="Times New Roman" w:hAnsi="Times New Roman" w:cs="Times New Roman"/>
           <w:b/>
           <w:bCs/>
-          <w:iCs/>
-          <w:sz w:val="28"/>
-          <w:szCs w:val="28"/>
-        </w:rPr>
-      </w:pPr>
+          <w:sz w:val="28"/>
+          <w:szCs w:val="28"/>
+        </w:rPr>
+      </w:pPr>
+      <w:r>
+        <w:rPr>
+          <w:rFonts w:ascii="Times New Roman" w:hAnsi="Times New Roman" w:cs="Times New Roman"/>
+          <w:sz w:val="28"/>
+          <w:szCs w:val="28"/>
+        </w:rPr>
+        <w:t xml:space="preserve">ДЕНЬ </w:t>
+      </w:r>
+      <w:r>
+        <w:rPr>
+          <w:rFonts w:ascii="Times New Roman" w:hAnsi="Times New Roman" w:cs="Times New Roman"/>
+          <w:sz w:val="28"/>
+          <w:szCs w:val="28"/>
+        </w:rPr>
+        <w:t>10</w:t>
+      </w:r>
     </w:p>
     <w:p>
       <w:pPr>
@@ -132,127 +110,204 @@
       <w:r>
         <w:rPr>
           <w:rFonts w:ascii="Times New Roman" w:hAnsi="Times New Roman" w:cs="Times New Roman"/>
-          <w:sz w:val="28"/>
-          <w:szCs w:val="28"/>
-        </w:rPr>
-        <w:t xml:space="preserve">ДЕНЬ </w:t>
-      </w:r>
-      <w:r>
-        <w:rPr>
-          <w:rFonts w:ascii="Times New Roman" w:hAnsi="Times New Roman" w:cs="Times New Roman"/>
-          <w:sz w:val="28"/>
-          <w:szCs w:val="28"/>
-        </w:rPr>
-        <w:t>7</w:t>
-      </w:r>
-    </w:p>
-    <w:p>
-      <w:pPr>
-        <w:jc w:val="center"/>
-        <w:rPr>
-          <w:rFonts w:ascii="Times New Roman" w:hAnsi="Times New Roman" w:cs="Times New Roman"/>
-          <w:iCs/>
-          <w:sz w:val="28"/>
-          <w:szCs w:val="28"/>
-        </w:rPr>
-      </w:pPr>
-      <w:r>
-        <w:rPr>
-          <w:rFonts w:ascii="Times New Roman" w:hAnsi="Times New Roman" w:cs="Times New Roman"/>
           <w:b/>
           <w:bCs/>
           <w:sz w:val="28"/>
           <w:szCs w:val="28"/>
         </w:rPr>
-        <w:t>Доработка приложения на Python: авторизация, роли пользователей, капча и техническая документация</w:t>
-      </w:r>
-    </w:p>
-    <w:p>
-      <w:pPr>
-        <w:rPr>
-          <w:rFonts w:ascii="Times New Roman" w:hAnsi="Times New Roman" w:cs="Times New Roman"/>
-          <w:iCs/>
-          <w:sz w:val="28"/>
-          <w:szCs w:val="28"/>
-        </w:rPr>
-      </w:pPr>
-    </w:p>
-    <w:p>
-      <w:pPr>
-        <w:rPr>
-          <w:rFonts w:ascii="Times New Roman" w:hAnsi="Times New Roman" w:cs="Times New Roman"/>
-          <w:iCs/>
-          <w:sz w:val="28"/>
-          <w:szCs w:val="28"/>
-        </w:rPr>
-      </w:pPr>
-    </w:p>
-    <w:p>
-      <w:pPr>
-        <w:jc w:val="right"/>
-        <w:rPr>
-          <w:rFonts w:ascii="Times New Roman" w:hAnsi="Times New Roman" w:cs="Times New Roman"/>
-          <w:iCs/>
-          <w:sz w:val="28"/>
-          <w:szCs w:val="28"/>
-        </w:rPr>
-      </w:pPr>
-    </w:p>
-    <w:p>
-      <w:pPr>
-        <w:jc w:val="right"/>
-        <w:rPr>
-          <w:rFonts w:ascii="Times New Roman" w:hAnsi="Times New Roman" w:cs="Times New Roman"/>
-          <w:iCs/>
-          <w:sz w:val="28"/>
-          <w:szCs w:val="28"/>
-        </w:rPr>
-      </w:pPr>
-      <w:r>
-        <w:rPr>
-          <w:rFonts w:ascii="Times New Roman" w:hAnsi="Times New Roman" w:cs="Times New Roman"/>
-          <w:iCs/>
-          <w:sz w:val="28"/>
-          <w:szCs w:val="28"/>
-        </w:rPr>
-        <w:t>Выполнила: Аракчеева Екатерина,</w:t>
-      </w:r>
-    </w:p>
-    <w:p>
-      <w:pPr>
-        <w:jc w:val="right"/>
-        <w:rPr>
-          <w:rFonts w:ascii="Times New Roman" w:hAnsi="Times New Roman" w:cs="Times New Roman"/>
-          <w:iCs/>
-          <w:sz w:val="28"/>
-          <w:szCs w:val="28"/>
-        </w:rPr>
-      </w:pPr>
-      <w:r>
-        <w:rPr>
-          <w:rFonts w:ascii="Times New Roman" w:hAnsi="Times New Roman" w:cs="Times New Roman"/>
-          <w:iCs/>
-          <w:sz w:val="28"/>
-          <w:szCs w:val="28"/>
-        </w:rPr>
-        <w:t>Студентка 24-ИС.</w:t>
-      </w:r>
-    </w:p>
-    <w:p>
-      <w:pPr>
-        <w:jc w:val="right"/>
-        <w:rPr>
-          <w:rFonts w:ascii="Times New Roman" w:hAnsi="Times New Roman" w:cs="Times New Roman"/>
-          <w:iCs/>
-          <w:sz w:val="28"/>
-          <w:szCs w:val="28"/>
-        </w:rPr>
-      </w:pPr>
-      <w:r>
+        <w:t>Разработка сервиса валидации заказов с нечёткой логикой</w:t>
+      </w:r>
+    </w:p>
+    <w:p>
+      <w:pPr>
+        <w:jc w:val="center"/>
         <w:rPr>
           <w:rFonts w:ascii="Times New Roman" w:hAnsi="Times New Roman" w:cs="Times New Roman"/>
           <w:b/>
           <w:bCs/>
+          <w:sz w:val="28"/>
+          <w:szCs w:val="28"/>
+        </w:rPr>
+      </w:pPr>
+    </w:p>
+    <w:p>
+      <w:pPr>
+        <w:jc w:val="center"/>
+        <w:rPr>
+          <w:rFonts w:ascii="Times New Roman" w:hAnsi="Times New Roman" w:cs="Times New Roman"/>
+          <w:b/>
+          <w:bCs/>
+          <w:sz w:val="28"/>
+          <w:szCs w:val="28"/>
+        </w:rPr>
+      </w:pPr>
+    </w:p>
+    <w:p>
+      <w:pPr>
+        <w:jc w:val="center"/>
+        <w:rPr>
+          <w:rFonts w:ascii="Times New Roman" w:hAnsi="Times New Roman" w:cs="Times New Roman"/>
+          <w:iCs/>
+          <w:sz w:val="28"/>
+          <w:szCs w:val="28"/>
+        </w:rPr>
+      </w:pPr>
+    </w:p>
+    <w:p>
+      <w:pPr>
+        <w:jc w:val="both"/>
+        <w:rPr>
+          <w:rFonts w:ascii="Times New Roman" w:hAnsi="Times New Roman" w:cs="Times New Roman"/>
+          <w:iCs/>
+          <w:sz w:val="28"/>
+          <w:szCs w:val="28"/>
+        </w:rPr>
+      </w:pPr>
+      <w:r>
+        <w:rPr>
+          <w:rFonts w:ascii="Times New Roman" w:hAnsi="Times New Roman" w:cs="Times New Roman"/>
+          <w:iCs/>
+          <w:sz w:val="28"/>
+          <w:szCs w:val="28"/>
+        </w:rPr>
+        <w:t>Цель:</w:t>
+      </w:r>
+      <w:r>
+        <w:rPr>
+          <w:rFonts w:ascii="Times New Roman" w:hAnsi="Times New Roman" w:cs="Times New Roman"/>
+          <w:iCs/>
+          <w:sz w:val="28"/>
+          <w:szCs w:val="28"/>
+        </w:rPr>
+        <w:t xml:space="preserve"> н</w:t>
+      </w:r>
+      <w:r>
+        <w:rPr>
+          <w:rFonts w:ascii="Times New Roman" w:hAnsi="Times New Roman" w:cs="Times New Roman"/>
+          <w:iCs/>
+          <w:sz w:val="28"/>
+          <w:szCs w:val="28"/>
+        </w:rPr>
+        <w:t xml:space="preserve">аучиться разрабатывать внешнюю спецификацию программного модуля и тестовый фреймворк для черного ящика, применяя техники тест-дизайна и </w:t>
+      </w:r>
+      <w:proofErr w:type="spellStart"/>
+      <w:r>
+        <w:rPr>
+          <w:rFonts w:ascii="Times New Roman" w:hAnsi="Times New Roman" w:cs="Times New Roman"/>
+          <w:iCs/>
+          <w:sz w:val="28"/>
+          <w:szCs w:val="28"/>
+        </w:rPr>
+        <w:t>property-based</w:t>
+      </w:r>
+      <w:proofErr w:type="spellEnd"/>
+      <w:r>
+        <w:rPr>
+          <w:rFonts w:ascii="Times New Roman" w:hAnsi="Times New Roman" w:cs="Times New Roman"/>
+          <w:iCs/>
+          <w:sz w:val="28"/>
+          <w:szCs w:val="28"/>
+        </w:rPr>
+        <w:t xml:space="preserve"> тестирования</w:t>
+      </w:r>
+      <w:r>
+        <w:rPr>
+          <w:rFonts w:ascii="Times New Roman" w:hAnsi="Times New Roman" w:cs="Times New Roman"/>
+          <w:iCs/>
+          <w:sz w:val="28"/>
+          <w:szCs w:val="28"/>
+        </w:rPr>
+        <w:t>.</w:t>
+      </w:r>
+    </w:p>
+    <w:p>
+      <w:pPr>
+        <w:jc w:val="both"/>
+        <w:rPr>
+          <w:rFonts w:ascii="Times New Roman" w:hAnsi="Times New Roman" w:cs="Times New Roman"/>
+          <w:iCs/>
+          <w:sz w:val="28"/>
+          <w:szCs w:val="28"/>
+        </w:rPr>
+      </w:pPr>
+    </w:p>
+    <w:p>
+      <w:pPr>
+        <w:jc w:val="center"/>
+        <w:rPr>
+          <w:rFonts w:ascii="Times New Roman" w:hAnsi="Times New Roman" w:cs="Times New Roman"/>
+          <w:iCs/>
+          <w:sz w:val="28"/>
+          <w:szCs w:val="28"/>
+        </w:rPr>
+      </w:pPr>
+    </w:p>
+    <w:p>
+      <w:pPr>
+        <w:jc w:val="center"/>
+        <w:rPr>
+          <w:rFonts w:ascii="Times New Roman" w:hAnsi="Times New Roman" w:cs="Times New Roman"/>
+          <w:iCs/>
+          <w:sz w:val="28"/>
+          <w:szCs w:val="28"/>
+        </w:rPr>
+      </w:pPr>
+    </w:p>
+    <w:p>
+      <w:pPr>
+        <w:jc w:val="right"/>
+        <w:rPr>
+          <w:rFonts w:ascii="Times New Roman" w:hAnsi="Times New Roman" w:cs="Times New Roman"/>
+          <w:iCs/>
+          <w:sz w:val="28"/>
+          <w:szCs w:val="28"/>
+        </w:rPr>
+      </w:pPr>
+      <w:r>
+        <w:rPr>
+          <w:rFonts w:ascii="Times New Roman" w:hAnsi="Times New Roman" w:cs="Times New Roman"/>
+          <w:iCs/>
+          <w:sz w:val="28"/>
+          <w:szCs w:val="28"/>
+        </w:rPr>
+        <w:t>Выполнила: Аракчеева Екатерина,</w:t>
+      </w:r>
+    </w:p>
+    <w:p>
+      <w:pPr>
+        <w:jc w:val="right"/>
+        <w:rPr>
+          <w:rFonts w:ascii="Times New Roman" w:hAnsi="Times New Roman" w:cs="Times New Roman"/>
+          <w:iCs/>
+          <w:sz w:val="28"/>
+          <w:szCs w:val="28"/>
+        </w:rPr>
+      </w:pPr>
+      <w:r>
+        <w:rPr>
+          <w:rFonts w:ascii="Times New Roman" w:hAnsi="Times New Roman" w:cs="Times New Roman"/>
+          <w:iCs/>
+          <w:sz w:val="28"/>
+          <w:szCs w:val="28"/>
+        </w:rPr>
+        <w:t>Студентка 24-ИС.</w:t>
+      </w:r>
+    </w:p>
+    <w:p>
+      <w:pPr>
+        <w:jc w:val="right"/>
+        <w:rPr>
+          <w:rFonts w:ascii="Times New Roman" w:hAnsi="Times New Roman" w:cs="Times New Roman"/>
+          <w:iCs/>
+          <w:sz w:val="28"/>
+          <w:szCs w:val="28"/>
+        </w:rPr>
+      </w:pPr>
+      <w:r>
+        <w:rPr>
+          <w:rFonts w:ascii="Times New Roman" w:hAnsi="Times New Roman" w:cs="Times New Roman"/>
+          <w:b/>
+          <w:bCs/>
           <w:iCs/>
           <w:sz w:val="28"/>
           <w:szCs w:val="28"/>
@@ -281,36 +336,18 @@
     </w:p>
     <w:p>
       <w:pPr>
-        <w:rPr>
-          <w:rFonts w:ascii="Times New Roman" w:hAnsi="Times New Roman" w:cs="Times New Roman"/>
-          <w:iCs/>
-          <w:sz w:val="28"/>
-          <w:szCs w:val="28"/>
-        </w:rPr>
-      </w:pPr>
-    </w:p>
-    <w:p>
-      <w:pPr>
-        <w:rPr>
-          <w:rFonts w:ascii="Times New Roman" w:hAnsi="Times New Roman" w:cs="Times New Roman"/>
-          <w:iCs/>
-          <w:sz w:val="28"/>
-          <w:szCs w:val="28"/>
-        </w:rPr>
-      </w:pPr>
-    </w:p>
-    <w:p>
-      <w:pPr>
-        <w:rPr>
-          <w:rFonts w:ascii="Times New Roman" w:hAnsi="Times New Roman" w:cs="Times New Roman"/>
-          <w:iCs/>
-          <w:sz w:val="28"/>
-          <w:szCs w:val="28"/>
-        </w:rPr>
-      </w:pPr>
-    </w:p>
-    <w:p>
-      <w:pPr>
+        <w:jc w:val="right"/>
+        <w:rPr>
+          <w:rFonts w:ascii="Times New Roman" w:hAnsi="Times New Roman" w:cs="Times New Roman"/>
+          <w:iCs/>
+          <w:sz w:val="28"/>
+          <w:szCs w:val="28"/>
+        </w:rPr>
+      </w:pPr>
+    </w:p>
+    <w:p>
+      <w:pPr>
+        <w:jc w:val="right"/>
         <w:rPr>
           <w:rFonts w:ascii="Times New Roman" w:hAnsi="Times New Roman" w:cs="Times New Roman"/>
           <w:iCs/>
@@ -392,31 +429,150 @@
       <w:pPr>
         <w:rPr>
           <w:rFonts w:ascii="Times New Roman" w:hAnsi="Times New Roman" w:cs="Times New Roman"/>
-          <w:sz w:val="28"/>
-          <w:szCs w:val="28"/>
-        </w:rPr>
-      </w:pPr>
-    </w:p>
-    <w:p>
-      <w:pPr>
-        <w:rPr>
-          <w:rFonts w:ascii="Times New Roman" w:hAnsi="Times New Roman" w:cs="Times New Roman"/>
-          <w:sz w:val="28"/>
-          <w:szCs w:val="28"/>
-          <w:lang w:val="en-US"/>
-        </w:rPr>
-      </w:pPr>
-      <w:r>
-        <w:rPr>
-          <w:rFonts w:ascii="Times New Roman" w:hAnsi="Times New Roman" w:cs="Times New Roman"/>
-          <w:sz w:val="28"/>
-          <w:szCs w:val="28"/>
-          <w:lang w:val="en-US"/>
+          <w:iCs/>
+          <w:sz w:val="28"/>
+          <w:szCs w:val="28"/>
+        </w:rPr>
+      </w:pPr>
+      <w:r>
+        <w:rPr>
+          <w:rFonts w:ascii="Times New Roman" w:hAnsi="Times New Roman" w:cs="Times New Roman"/>
+          <w:iCs/>
+          <w:sz w:val="28"/>
+          <w:szCs w:val="28"/>
+        </w:rPr>
+        <w:br w:type="page"/>
+      </w:r>
+    </w:p>
+    <w:p>
+      <w:pPr>
+        <w:rPr>
+          <w:rFonts w:ascii="Times New Roman" w:hAnsi="Times New Roman" w:cs="Times New Roman"/>
+          <w:iCs/>
+          <w:sz w:val="28"/>
+          <w:szCs w:val="28"/>
+          <w:lang w:val="en-US"/>
+        </w:rPr>
+      </w:pPr>
+      <w:r>
+        <w:rPr>
+          <w:rFonts w:ascii="Times New Roman" w:hAnsi="Times New Roman" w:cs="Times New Roman"/>
+          <w:iCs/>
+          <w:sz w:val="28"/>
+          <w:szCs w:val="28"/>
+          <w:lang w:val="en-US"/>
+        </w:rPr>
+        <w:lastRenderedPageBreak/>
+        <w:t>test_cases</w:t>
+      </w:r>
+      <w:r>
+        <w:rPr>
+          <w:rFonts w:ascii="Times New Roman" w:hAnsi="Times New Roman" w:cs="Times New Roman"/>
+          <w:iCs/>
+          <w:sz w:val="28"/>
+          <w:szCs w:val="28"/>
+          <w:lang w:val="en-US"/>
+        </w:rPr>
+        <w:t>.md</w:t>
+      </w:r>
+    </w:p>
+    <w:p>
+      <w:pPr>
+        <w:rPr>
+          <w:rFonts w:ascii="Times New Roman" w:hAnsi="Times New Roman" w:cs="Times New Roman"/>
+          <w:iCs/>
+          <w:sz w:val="28"/>
+          <w:szCs w:val="28"/>
+          <w:lang w:val="en-US"/>
+        </w:rPr>
+      </w:pPr>
+      <w:r>
+        <w:rPr>
+          <w:rFonts w:ascii="Times New Roman" w:hAnsi="Times New Roman" w:cs="Times New Roman"/>
+          <w:iCs/>
+          <w:sz w:val="28"/>
+          <w:szCs w:val="28"/>
         </w:rPr>
         <w:drawing>
-          <wp:inline distT="0" distB="0" distL="0" distR="0" wp14:anchorId="2661043C" wp14:editId="68904502">
-            <wp:extent cx="4476750" cy="3574415"/>
-            <wp:effectExtent l="0" t="0" r="0" b="6985"/>
+          <wp:inline distT="0" distB="0" distL="0" distR="0" wp14:anchorId="24DCADE2" wp14:editId="5625B2EC">
+            <wp:extent cx="5940425" cy="6563995"/>
+            <wp:effectExtent l="0" t="0" r="3175" b="8255"/>
+            <wp:docPr id="1" name="Рисунок 1"/>
+            <wp:cNvGraphicFramePr>
+              <a:graphicFrameLocks xmlns:a="http://schemas.openxmlformats.org/drawingml/2006/main" noChangeAspect="1"/>
+            </wp:cNvGraphicFramePr>
+            <a:graphic xmlns:a="http://schemas.openxmlformats.org/drawingml/2006/main">
+              <a:graphicData uri="http://schemas.openxmlformats.org/drawingml/2006/picture">
+                <pic:pic xmlns:pic="http://schemas.openxmlformats.org/drawingml/2006/picture">
+                  <pic:nvPicPr>
+                    <pic:cNvPr id="1" name=""/>
+                    <pic:cNvPicPr/>
+                  </pic:nvPicPr>
+                  <pic:blipFill>
+                    <a:blip r:embed="rId4"/>
+                    <a:stretch>
+                      <a:fillRect/>
+                    </a:stretch>
+                  </pic:blipFill>
+                  <pic:spPr>
+                    <a:xfrm>
+                      <a:off x="0" y="0"/>
+                      <a:ext cx="5940425" cy="6563995"/>
+                    </a:xfrm>
+                    <a:prstGeom prst="rect">
+                      <a:avLst/>
+                    </a:prstGeom>
+                  </pic:spPr>
+                </pic:pic>
+              </a:graphicData>
+            </a:graphic>
+          </wp:inline>
+        </w:drawing>
+      </w:r>
+    </w:p>
+    <w:p>
+      <w:pPr>
+        <w:rPr>
+          <w:rFonts w:ascii="Times New Roman" w:hAnsi="Times New Roman" w:cs="Times New Roman"/>
+          <w:iCs/>
+          <w:sz w:val="28"/>
+          <w:szCs w:val="28"/>
+          <w:lang w:val="en-US"/>
+        </w:rPr>
+      </w:pPr>
+    </w:p>
+    <w:p>
+      <w:pPr>
+        <w:rPr>
+          <w:rFonts w:ascii="Times New Roman" w:hAnsi="Times New Roman" w:cs="Times New Roman"/>
+          <w:iCs/>
+          <w:sz w:val="28"/>
+          <w:szCs w:val="28"/>
+          <w:lang w:val="en-US"/>
+        </w:rPr>
+      </w:pPr>
+    </w:p>
+    <w:p>
+      <w:pPr>
+        <w:rPr>
+          <w:rFonts w:ascii="Times New Roman" w:hAnsi="Times New Roman" w:cs="Times New Roman"/>
+          <w:iCs/>
+          <w:sz w:val="28"/>
+          <w:szCs w:val="28"/>
+          <w:lang w:val="en-US"/>
+        </w:rPr>
+      </w:pPr>
+      <w:r>
+        <w:rPr>
+          <w:rFonts w:ascii="Times New Roman" w:hAnsi="Times New Roman" w:cs="Times New Roman"/>
+          <w:iCs/>
+          <w:sz w:val="28"/>
+          <w:szCs w:val="28"/>
+        </w:rPr>
+        <w:drawing>
+          <wp:inline distT="0" distB="0" distL="0" distR="0" wp14:anchorId="44319F49" wp14:editId="7A2F0EF2">
+            <wp:extent cx="5940425" cy="4517390"/>
+            <wp:effectExtent l="0" t="0" r="3175" b="0"/>
             <wp:docPr id="2" name="Рисунок 2"/>
             <wp:cNvGraphicFramePr>
               <a:graphicFrameLocks xmlns:a="http://schemas.openxmlformats.org/drawingml/2006/main" noChangeAspect="1"/>
@@ -430,13 +586,13 @@
                   </pic:nvPicPr>
                   <pic:blipFill rotWithShape="1">
                     <a:blip r:embed="rId5"/>
-                    <a:srcRect l="21486" t="15910" r="3154"/>
+                    <a:srcRect t="34154"/>
                     <a:stretch/>
                   </pic:blipFill>
                   <pic:spPr bwMode="auto">
                     <a:xfrm>
                       <a:off x="0" y="0"/>
-                      <a:ext cx="4476750" cy="3574415"/>
+                      <a:ext cx="5940425" cy="4517390"/>
                     </a:xfrm>
                     <a:prstGeom prst="rect">
                       <a:avLst/>
@@ -456,18 +612,203 @@
           </wp:inline>
         </w:drawing>
       </w:r>
-      <w:r>
-        <w:rPr>
-          <w:rFonts w:ascii="Times New Roman" w:hAnsi="Times New Roman" w:cs="Times New Roman"/>
-          <w:sz w:val="28"/>
-          <w:szCs w:val="28"/>
-          <w:lang w:val="en-US"/>
+    </w:p>
+    <w:p>
+      <w:pPr>
+        <w:rPr>
+          <w:rFonts w:ascii="Times New Roman" w:hAnsi="Times New Roman" w:cs="Times New Roman"/>
+          <w:iCs/>
+          <w:sz w:val="28"/>
+          <w:szCs w:val="28"/>
+          <w:lang w:val="en-US"/>
+        </w:rPr>
+      </w:pPr>
+    </w:p>
+    <w:p>
+      <w:pPr>
+        <w:rPr>
+          <w:rFonts w:ascii="Times New Roman" w:hAnsi="Times New Roman" w:cs="Times New Roman"/>
+          <w:iCs/>
+          <w:sz w:val="28"/>
+          <w:szCs w:val="28"/>
+          <w:lang w:val="en-US"/>
+        </w:rPr>
+      </w:pPr>
+    </w:p>
+    <w:p>
+      <w:pPr>
+        <w:rPr>
+          <w:rFonts w:ascii="Times New Roman" w:hAnsi="Times New Roman" w:cs="Times New Roman"/>
+          <w:iCs/>
+          <w:sz w:val="28"/>
+          <w:szCs w:val="28"/>
+          <w:lang w:val="en-US"/>
+        </w:rPr>
+      </w:pPr>
+    </w:p>
+    <w:p>
+      <w:pPr>
+        <w:rPr>
+          <w:rFonts w:ascii="Times New Roman" w:hAnsi="Times New Roman" w:cs="Times New Roman"/>
+          <w:iCs/>
+          <w:sz w:val="28"/>
+          <w:szCs w:val="28"/>
+          <w:lang w:val="en-US"/>
+        </w:rPr>
+      </w:pPr>
+    </w:p>
+    <w:p>
+      <w:pPr>
+        <w:rPr>
+          <w:rFonts w:ascii="Times New Roman" w:hAnsi="Times New Roman" w:cs="Times New Roman"/>
+          <w:iCs/>
+          <w:sz w:val="28"/>
+          <w:szCs w:val="28"/>
+          <w:lang w:val="en-US"/>
+        </w:rPr>
+      </w:pPr>
+    </w:p>
+    <w:p>
+      <w:pPr>
+        <w:rPr>
+          <w:rFonts w:ascii="Times New Roman" w:hAnsi="Times New Roman" w:cs="Times New Roman"/>
+          <w:iCs/>
+          <w:sz w:val="28"/>
+          <w:szCs w:val="28"/>
+          <w:lang w:val="en-US"/>
+        </w:rPr>
+      </w:pPr>
+    </w:p>
+    <w:p>
+      <w:pPr>
+        <w:rPr>
+          <w:rFonts w:ascii="Times New Roman" w:hAnsi="Times New Roman" w:cs="Times New Roman"/>
+          <w:iCs/>
+          <w:sz w:val="28"/>
+          <w:szCs w:val="28"/>
+          <w:lang w:val="en-US"/>
+        </w:rPr>
+      </w:pPr>
+    </w:p>
+    <w:p>
+      <w:pPr>
+        <w:rPr>
+          <w:rFonts w:ascii="Times New Roman" w:hAnsi="Times New Roman" w:cs="Times New Roman"/>
+          <w:iCs/>
+          <w:sz w:val="28"/>
+          <w:szCs w:val="28"/>
+          <w:lang w:val="en-US"/>
+        </w:rPr>
+      </w:pPr>
+    </w:p>
+    <w:p>
+      <w:pPr>
+        <w:rPr>
+          <w:rFonts w:ascii="Times New Roman" w:hAnsi="Times New Roman" w:cs="Times New Roman"/>
+          <w:iCs/>
+          <w:sz w:val="28"/>
+          <w:szCs w:val="28"/>
+          <w:lang w:val="en-US"/>
+        </w:rPr>
+      </w:pPr>
+    </w:p>
+    <w:p>
+      <w:pPr>
+        <w:rPr>
+          <w:rFonts w:ascii="Times New Roman" w:hAnsi="Times New Roman" w:cs="Times New Roman"/>
+          <w:iCs/>
+          <w:sz w:val="28"/>
+          <w:szCs w:val="28"/>
+          <w:lang w:val="en-US"/>
+        </w:rPr>
+      </w:pPr>
+    </w:p>
+    <w:p>
+      <w:pPr>
+        <w:rPr>
+          <w:rFonts w:ascii="Times New Roman" w:hAnsi="Times New Roman" w:cs="Times New Roman"/>
+          <w:iCs/>
+          <w:sz w:val="28"/>
+          <w:szCs w:val="28"/>
+          <w:lang w:val="en-US"/>
+        </w:rPr>
+      </w:pPr>
+    </w:p>
+    <w:p>
+      <w:pPr>
+        <w:rPr>
+          <w:rFonts w:ascii="Times New Roman" w:hAnsi="Times New Roman" w:cs="Times New Roman"/>
+          <w:iCs/>
+          <w:sz w:val="28"/>
+          <w:szCs w:val="28"/>
+          <w:lang w:val="en-US"/>
+        </w:rPr>
+      </w:pPr>
+    </w:p>
+    <w:p>
+      <w:pPr>
+        <w:rPr>
+          <w:rFonts w:ascii="Times New Roman" w:hAnsi="Times New Roman" w:cs="Times New Roman"/>
+          <w:iCs/>
+          <w:sz w:val="28"/>
+          <w:szCs w:val="28"/>
+          <w:lang w:val="en-US"/>
+        </w:rPr>
+      </w:pPr>
+    </w:p>
+    <w:p>
+      <w:pPr>
+        <w:rPr>
+          <w:rFonts w:ascii="Times New Roman" w:hAnsi="Times New Roman" w:cs="Times New Roman"/>
+          <w:iCs/>
+          <w:sz w:val="28"/>
+          <w:szCs w:val="28"/>
+          <w:lang w:val="en-US"/>
+        </w:rPr>
+      </w:pPr>
+      <w:r>
+        <w:rPr>
+          <w:rFonts w:ascii="Times New Roman" w:hAnsi="Times New Roman" w:cs="Times New Roman"/>
+          <w:iCs/>
+          <w:sz w:val="28"/>
+          <w:szCs w:val="28"/>
+          <w:lang w:val="en-US"/>
+        </w:rPr>
+        <w:t>Specification</w:t>
+      </w:r>
+      <w:r>
+        <w:rPr>
+          <w:rFonts w:ascii="Times New Roman" w:hAnsi="Times New Roman" w:cs="Times New Roman"/>
+          <w:iCs/>
+          <w:sz w:val="28"/>
+          <w:szCs w:val="28"/>
+          <w:lang w:val="en-US"/>
+        </w:rPr>
+        <w:t>.md</w:t>
+      </w:r>
+    </w:p>
+    <w:p>
+      <w:pPr>
+        <w:rPr>
+          <w:rFonts w:ascii="Times New Roman" w:hAnsi="Times New Roman" w:cs="Times New Roman"/>
+          <w:iCs/>
+          <w:sz w:val="28"/>
+          <w:szCs w:val="28"/>
+          <w:lang w:val="en-US"/>
+        </w:rPr>
+      </w:pPr>
+      <w:r>
+        <w:rPr>
+          <w:rFonts w:ascii="Times New Roman" w:hAnsi="Times New Roman" w:cs="Times New Roman"/>
+          <w:iCs/>
+          <w:sz w:val="28"/>
+          <w:szCs w:val="28"/>
         </w:rPr>
         <w:drawing>
-          <wp:inline distT="0" distB="0" distL="0" distR="0" wp14:anchorId="7D24D632" wp14:editId="093A346D">
-            <wp:extent cx="5153744" cy="1590897"/>
-            <wp:effectExtent l="0" t="0" r="8890" b="9525"/>
-            <wp:docPr id="5" name="Рисунок 5"/>
+          <wp:inline distT="0" distB="0" distL="0" distR="0" wp14:anchorId="136C475F" wp14:editId="78E6D37F">
+            <wp:extent cx="5940425" cy="7938770"/>
+            <wp:effectExtent l="0" t="0" r="3175" b="5080"/>
+            <wp:docPr id="3" name="Рисунок 3"/>
             <wp:cNvGraphicFramePr>
               <a:graphicFrameLocks xmlns:a="http://schemas.openxmlformats.org/drawingml/2006/main" noChangeAspect="1"/>
             </wp:cNvGraphicFramePr>
@@ -487,7 +828,7 @@
                   <pic:spPr>
                     <a:xfrm>
                       <a:off x="0" y="0"/>
-                      <a:ext cx="5153744" cy="1590897"/>
+                      <a:ext cx="5940425" cy="7938770"/>
                     </a:xfrm>
                     <a:prstGeom prst="rect">
                       <a:avLst/>
@@ -499,18 +840,40 @@
           </wp:inline>
         </w:drawing>
       </w:r>
-      <w:r>
-        <w:rPr>
-          <w:rFonts w:ascii="Times New Roman" w:hAnsi="Times New Roman" w:cs="Times New Roman"/>
-          <w:sz w:val="28"/>
-          <w:szCs w:val="28"/>
-          <w:lang w:val="en-US"/>
+    </w:p>
+    <w:p>
+      <w:pPr>
+        <w:rPr>
+          <w:rFonts w:ascii="Times New Roman" w:hAnsi="Times New Roman" w:cs="Times New Roman"/>
+          <w:iCs/>
+          <w:sz w:val="28"/>
+          <w:szCs w:val="28"/>
+          <w:lang w:val="en-US"/>
+        </w:rPr>
+      </w:pPr>
+    </w:p>
+    <w:p>
+      <w:pPr>
+        <w:rPr>
+          <w:rFonts w:ascii="Times New Roman" w:hAnsi="Times New Roman" w:cs="Times New Roman"/>
+          <w:iCs/>
+          <w:sz w:val="28"/>
+          <w:szCs w:val="28"/>
+          <w:lang w:val="en-US"/>
+        </w:rPr>
+      </w:pPr>
+      <w:r>
+        <w:rPr>
+          <w:rFonts w:ascii="Times New Roman" w:hAnsi="Times New Roman" w:cs="Times New Roman"/>
+          <w:iCs/>
+          <w:sz w:val="28"/>
+          <w:szCs w:val="28"/>
         </w:rPr>
         <w:drawing>
-          <wp:inline distT="0" distB="0" distL="0" distR="0" wp14:anchorId="4D82A341" wp14:editId="3F880EDF">
-            <wp:extent cx="5940425" cy="2085340"/>
+          <wp:inline distT="0" distB="0" distL="0" distR="0" wp14:anchorId="53BCFC11" wp14:editId="53BD91A5">
+            <wp:extent cx="5940425" cy="4349115"/>
             <wp:effectExtent l="0" t="0" r="3175" b="0"/>
-            <wp:docPr id="6" name="Рисунок 6"/>
+            <wp:docPr id="4" name="Рисунок 4"/>
             <wp:cNvGraphicFramePr>
               <a:graphicFrameLocks xmlns:a="http://schemas.openxmlformats.org/drawingml/2006/main" noChangeAspect="1"/>
             </wp:cNvGraphicFramePr>
@@ -530,7 +893,7 @@
                   <pic:spPr>
                     <a:xfrm>
                       <a:off x="0" y="0"/>
-                      <a:ext cx="5940425" cy="2085340"/>
+                      <a:ext cx="5940425" cy="4349115"/>
                     </a:xfrm>
                     <a:prstGeom prst="rect">
                       <a:avLst/>
@@ -542,18 +905,159 @@
           </wp:inline>
         </w:drawing>
       </w:r>
-    </w:p>
-    <w:p>
-      <w:pPr>
-        <w:rPr>
-          <w:rFonts w:ascii="Times New Roman" w:hAnsi="Times New Roman" w:cs="Times New Roman"/>
-          <w:sz w:val="28"/>
-          <w:szCs w:val="28"/>
-        </w:rPr>
-      </w:pPr>
-      <w:r>
-        <w:rPr>
-          <w:rFonts w:ascii="Times New Roman" w:hAnsi="Times New Roman" w:cs="Times New Roman"/>
+      <w:r>
+        <w:rPr>
+          <w:rFonts w:ascii="Times New Roman" w:hAnsi="Times New Roman" w:cs="Times New Roman"/>
+          <w:iCs/>
+          <w:sz w:val="28"/>
+          <w:szCs w:val="28"/>
+        </w:rPr>
+        <w:drawing>
+          <wp:inline distT="0" distB="0" distL="0" distR="0" wp14:anchorId="5834C0CD" wp14:editId="0CEB8F63">
+            <wp:extent cx="5940425" cy="8014970"/>
+            <wp:effectExtent l="0" t="0" r="3175" b="5080"/>
+            <wp:docPr id="5" name="Рисунок 5"/>
+            <wp:cNvGraphicFramePr>
+              <a:graphicFrameLocks xmlns:a="http://schemas.openxmlformats.org/drawingml/2006/main" noChangeAspect="1"/>
+            </wp:cNvGraphicFramePr>
+            <a:graphic xmlns:a="http://schemas.openxmlformats.org/drawingml/2006/main">
+              <a:graphicData uri="http://schemas.openxmlformats.org/drawingml/2006/picture">
+                <pic:pic xmlns:pic="http://schemas.openxmlformats.org/drawingml/2006/picture">
+                  <pic:nvPicPr>
+                    <pic:cNvPr id="1" name=""/>
+                    <pic:cNvPicPr/>
+                  </pic:nvPicPr>
+                  <pic:blipFill>
+                    <a:blip r:embed="rId8"/>
+                    <a:stretch>
+                      <a:fillRect/>
+                    </a:stretch>
+                  </pic:blipFill>
+                  <pic:spPr>
+                    <a:xfrm>
+                      <a:off x="0" y="0"/>
+                      <a:ext cx="5940425" cy="8014970"/>
+                    </a:xfrm>
+                    <a:prstGeom prst="rect">
+                      <a:avLst/>
+                    </a:prstGeom>
+                  </pic:spPr>
+                </pic:pic>
+              </a:graphicData>
+            </a:graphic>
+          </wp:inline>
+        </w:drawing>
+      </w:r>
+      <w:r>
+        <w:rPr>
+          <w:rFonts w:ascii="Times New Roman" w:hAnsi="Times New Roman" w:cs="Times New Roman"/>
+          <w:iCs/>
+          <w:sz w:val="28"/>
+          <w:szCs w:val="28"/>
+        </w:rPr>
+        <w:drawing>
+          <wp:inline distT="0" distB="0" distL="0" distR="0" wp14:anchorId="34769E9B" wp14:editId="3CAE361F">
+            <wp:extent cx="5940425" cy="3472815"/>
+            <wp:effectExtent l="0" t="0" r="3175" b="0"/>
+            <wp:docPr id="6" name="Рисунок 6"/>
+            <wp:cNvGraphicFramePr>
+              <a:graphicFrameLocks xmlns:a="http://schemas.openxmlformats.org/drawingml/2006/main" noChangeAspect="1"/>
+            </wp:cNvGraphicFramePr>
+            <a:graphic xmlns:a="http://schemas.openxmlformats.org/drawingml/2006/main">
+              <a:graphicData uri="http://schemas.openxmlformats.org/drawingml/2006/picture">
+                <pic:pic xmlns:pic="http://schemas.openxmlformats.org/drawingml/2006/picture">
+                  <pic:nvPicPr>
+                    <pic:cNvPr id="1" name=""/>
+                    <pic:cNvPicPr/>
+                  </pic:nvPicPr>
+                  <pic:blipFill>
+                    <a:blip r:embed="rId9"/>
+                    <a:stretch>
+                      <a:fillRect/>
+                    </a:stretch>
+                  </pic:blipFill>
+                  <pic:spPr>
+                    <a:xfrm>
+                      <a:off x="0" y="0"/>
+                      <a:ext cx="5940425" cy="3472815"/>
+                    </a:xfrm>
+                    <a:prstGeom prst="rect">
+                      <a:avLst/>
+                    </a:prstGeom>
+                  </pic:spPr>
+                </pic:pic>
+              </a:graphicData>
+            </a:graphic>
+          </wp:inline>
+        </w:drawing>
+      </w:r>
+    </w:p>
+    <w:p>
+      <w:pPr>
+        <w:rPr>
+          <w:rFonts w:ascii="Times New Roman" w:hAnsi="Times New Roman" w:cs="Times New Roman"/>
+          <w:iCs/>
+          <w:sz w:val="28"/>
+          <w:szCs w:val="28"/>
+        </w:rPr>
+      </w:pPr>
+      <w:r>
+        <w:rPr>
+          <w:rFonts w:ascii="Times New Roman" w:hAnsi="Times New Roman" w:cs="Times New Roman"/>
+          <w:iCs/>
+          <w:sz w:val="28"/>
+          <w:szCs w:val="28"/>
+        </w:rPr>
+        <w:drawing>
+          <wp:inline distT="0" distB="0" distL="0" distR="0" wp14:anchorId="5896B606" wp14:editId="28AED620">
+            <wp:extent cx="5940425" cy="3859530"/>
+            <wp:effectExtent l="0" t="0" r="3175" b="7620"/>
+            <wp:docPr id="7" name="Рисунок 7"/>
+            <wp:cNvGraphicFramePr>
+              <a:graphicFrameLocks xmlns:a="http://schemas.openxmlformats.org/drawingml/2006/main" noChangeAspect="1"/>
+            </wp:cNvGraphicFramePr>
+            <a:graphic xmlns:a="http://schemas.openxmlformats.org/drawingml/2006/main">
+              <a:graphicData uri="http://schemas.openxmlformats.org/drawingml/2006/picture">
+                <pic:pic xmlns:pic="http://schemas.openxmlformats.org/drawingml/2006/picture">
+                  <pic:nvPicPr>
+                    <pic:cNvPr id="1" name=""/>
+                    <pic:cNvPicPr/>
+                  </pic:nvPicPr>
+                  <pic:blipFill>
+                    <a:blip r:embed="rId10"/>
+                    <a:stretch>
+                      <a:fillRect/>
+                    </a:stretch>
+                  </pic:blipFill>
+                  <pic:spPr>
+                    <a:xfrm>
+                      <a:off x="0" y="0"/>
+                      <a:ext cx="5940425" cy="3859530"/>
+                    </a:xfrm>
+                    <a:prstGeom prst="rect">
+                      <a:avLst/>
+                    </a:prstGeom>
+                  </pic:spPr>
+                </pic:pic>
+              </a:graphicData>
+            </a:graphic>
+          </wp:inline>
+        </w:drawing>
+      </w:r>
+    </w:p>
+    <w:p>
+      <w:pPr>
+        <w:rPr>
+          <w:rFonts w:ascii="Times New Roman" w:hAnsi="Times New Roman" w:cs="Times New Roman"/>
+          <w:iCs/>
+          <w:sz w:val="28"/>
+          <w:szCs w:val="28"/>
+        </w:rPr>
+      </w:pPr>
+      <w:r>
+        <w:rPr>
+          <w:rFonts w:ascii="Times New Roman" w:hAnsi="Times New Roman" w:cs="Times New Roman"/>
+          <w:iCs/>
           <w:sz w:val="28"/>
           <w:szCs w:val="28"/>
         </w:rPr>
@@ -564,890 +1068,197 @@
       <w:pPr>
         <w:rPr>
           <w:rFonts w:ascii="Times New Roman" w:hAnsi="Times New Roman" w:cs="Times New Roman"/>
-          <w:sz w:val="28"/>
-          <w:szCs w:val="28"/>
-        </w:rPr>
-      </w:pPr>
-    </w:p>
-    <w:p>
-      <w:pPr>
-        <w:ind w:left="720"/>
-        <w:rPr>
-          <w:rFonts w:ascii="Times New Roman" w:hAnsi="Times New Roman" w:cs="Times New Roman"/>
-          <w:sz w:val="28"/>
-          <w:szCs w:val="28"/>
-        </w:rPr>
-      </w:pPr>
-      <w:r>
-        <w:rPr>
-          <w:rFonts w:ascii="Times New Roman" w:hAnsi="Times New Roman" w:cs="Times New Roman"/>
-          <w:sz w:val="28"/>
-          <w:szCs w:val="28"/>
-        </w:rPr>
-        <w:t xml:space="preserve">Ответы на вопросы: </w:t>
-      </w:r>
-    </w:p>
-    <w:p>
-      <w:pPr>
-        <w:numPr>
-          <w:ilvl w:val="0"/>
-          <w:numId w:val="1"/>
-        </w:numPr>
-        <w:rPr>
-          <w:rFonts w:ascii="Times New Roman" w:hAnsi="Times New Roman" w:cs="Times New Roman"/>
-          <w:sz w:val="28"/>
-          <w:szCs w:val="28"/>
-        </w:rPr>
-      </w:pPr>
-      <w:r>
-        <w:rPr>
-          <w:rFonts w:ascii="Times New Roman" w:hAnsi="Times New Roman" w:cs="Times New Roman"/>
-          <w:b/>
-          <w:bCs/>
-          <w:sz w:val="28"/>
-          <w:szCs w:val="28"/>
-        </w:rPr>
-        <w:t>Сессия:</w:t>
-      </w:r>
-      <w:r>
-        <w:rPr>
-          <w:rFonts w:ascii="Times New Roman" w:hAnsi="Times New Roman" w:cs="Times New Roman"/>
-          <w:sz w:val="28"/>
-          <w:szCs w:val="28"/>
-        </w:rPr>
-        <w:t> создаётся через </w:t>
+          <w:iCs/>
+          <w:sz w:val="28"/>
+          <w:szCs w:val="28"/>
+        </w:rPr>
+      </w:pPr>
+      <w:r>
+        <w:rPr>
+          <w:rFonts w:ascii="Times New Roman" w:hAnsi="Times New Roman" w:cs="Times New Roman"/>
+          <w:iCs/>
+          <w:sz w:val="28"/>
+          <w:szCs w:val="28"/>
+        </w:rPr>
+        <w:t>Отчёт за день: в</w:t>
+      </w:r>
+      <w:r>
+        <w:rPr>
+          <w:rFonts w:ascii="Times New Roman" w:hAnsi="Times New Roman" w:cs="Times New Roman"/>
+          <w:iCs/>
+          <w:sz w:val="28"/>
+          <w:szCs w:val="28"/>
+        </w:rPr>
+        <w:t xml:space="preserve"> ходе практической работы разработан сервис валидации заказов, проверяющий заказы по бизнес-правилам и вычисляющий риск. Составлена спецификация с описанием входных/выходных данных, пятью правилами и таблицей решений. Создана эталонная реализация </w:t>
       </w:r>
       <w:proofErr w:type="spellStart"/>
       <w:r>
         <w:rPr>
           <w:rFonts w:ascii="Times New Roman" w:hAnsi="Times New Roman" w:cs="Times New Roman"/>
-          <w:sz w:val="28"/>
-          <w:szCs w:val="28"/>
-        </w:rPr>
-        <w:t>session</w:t>
+          <w:iCs/>
+          <w:sz w:val="28"/>
+          <w:szCs w:val="28"/>
+        </w:rPr>
+        <w:t>FakeValidator</w:t>
       </w:r>
       <w:proofErr w:type="spellEnd"/>
       <w:r>
         <w:rPr>
           <w:rFonts w:ascii="Times New Roman" w:hAnsi="Times New Roman" w:cs="Times New Roman"/>
-          <w:sz w:val="28"/>
-          <w:szCs w:val="28"/>
-        </w:rPr>
-        <w:t>['</w:t>
+          <w:iCs/>
+          <w:sz w:val="28"/>
+          <w:szCs w:val="28"/>
+        </w:rPr>
+        <w:t xml:space="preserve"> на Python с использованием </w:t>
       </w:r>
       <w:proofErr w:type="spellStart"/>
       <w:r>
         <w:rPr>
           <w:rFonts w:ascii="Times New Roman" w:hAnsi="Times New Roman" w:cs="Times New Roman"/>
-          <w:sz w:val="28"/>
-          <w:szCs w:val="28"/>
-        </w:rPr>
-        <w:t>user_id</w:t>
+          <w:iCs/>
+          <w:sz w:val="28"/>
+          <w:szCs w:val="28"/>
+        </w:rPr>
+        <w:t>Pydantic</w:t>
       </w:r>
       <w:proofErr w:type="spellEnd"/>
       <w:r>
         <w:rPr>
           <w:rFonts w:ascii="Times New Roman" w:hAnsi="Times New Roman" w:cs="Times New Roman"/>
-          <w:sz w:val="28"/>
-          <w:szCs w:val="28"/>
-        </w:rPr>
-        <w:t>'] = 1, проверяется через </w:t>
+          <w:iCs/>
+          <w:sz w:val="28"/>
+          <w:szCs w:val="28"/>
+        </w:rPr>
+        <w:t>. Написаны параметризованные тесты (</w:t>
       </w:r>
       <w:proofErr w:type="spellStart"/>
       <w:r>
         <w:rPr>
           <w:rFonts w:ascii="Times New Roman" w:hAnsi="Times New Roman" w:cs="Times New Roman"/>
-          <w:sz w:val="28"/>
-          <w:szCs w:val="28"/>
-        </w:rPr>
-        <w:t>if</w:t>
+          <w:iCs/>
+          <w:sz w:val="28"/>
+          <w:szCs w:val="28"/>
+        </w:rPr>
+        <w:t>pytest</w:t>
       </w:r>
       <w:proofErr w:type="spellEnd"/>
       <w:r>
         <w:rPr>
           <w:rFonts w:ascii="Times New Roman" w:hAnsi="Times New Roman" w:cs="Times New Roman"/>
-          <w:sz w:val="28"/>
-          <w:szCs w:val="28"/>
-        </w:rPr>
-        <w:t xml:space="preserve"> '</w:t>
+          <w:iCs/>
+          <w:sz w:val="28"/>
+          <w:szCs w:val="28"/>
+        </w:rPr>
+        <w:t xml:space="preserve">) и </w:t>
       </w:r>
       <w:proofErr w:type="spellStart"/>
       <w:r>
         <w:rPr>
           <w:rFonts w:ascii="Times New Roman" w:hAnsi="Times New Roman" w:cs="Times New Roman"/>
-          <w:sz w:val="28"/>
-          <w:szCs w:val="28"/>
-        </w:rPr>
-        <w:t>user_id</w:t>
+          <w:iCs/>
+          <w:sz w:val="28"/>
+          <w:szCs w:val="28"/>
+        </w:rPr>
+        <w:t>property-based</w:t>
       </w:r>
       <w:proofErr w:type="spellEnd"/>
       <w:r>
         <w:rPr>
           <w:rFonts w:ascii="Times New Roman" w:hAnsi="Times New Roman" w:cs="Times New Roman"/>
-          <w:sz w:val="28"/>
-          <w:szCs w:val="28"/>
-        </w:rPr>
-        <w:t xml:space="preserve">' </w:t>
+          <w:iCs/>
+          <w:sz w:val="28"/>
+          <w:szCs w:val="28"/>
+        </w:rPr>
+        <w:t xml:space="preserve"> тесты (</w:t>
       </w:r>
       <w:proofErr w:type="spellStart"/>
       <w:r>
         <w:rPr>
           <w:rFonts w:ascii="Times New Roman" w:hAnsi="Times New Roman" w:cs="Times New Roman"/>
-          <w:sz w:val="28"/>
-          <w:szCs w:val="28"/>
-        </w:rPr>
-        <w:t>in</w:t>
+          <w:iCs/>
+          <w:sz w:val="28"/>
+          <w:szCs w:val="28"/>
+        </w:rPr>
+        <w:t>hypothesis</w:t>
       </w:r>
       <w:proofErr w:type="spellEnd"/>
       <w:r>
         <w:rPr>
           <w:rFonts w:ascii="Times New Roman" w:hAnsi="Times New Roman" w:cs="Times New Roman"/>
+          <w:iCs/>
+          <w:sz w:val="28"/>
+          <w:szCs w:val="28"/>
+        </w:rPr>
+        <w:t>), проверяющие граничные значения, комбинации правил и инварианты.</w:t>
+      </w:r>
+      <w:r>
+        <w:rPr>
+          <w:rFonts w:ascii="Times New Roman" w:hAnsi="Times New Roman" w:cs="Times New Roman"/>
+          <w:iCs/>
           <w:sz w:val="28"/>
           <w:szCs w:val="28"/>
         </w:rPr>
         <w:t xml:space="preserve"> </w:t>
       </w:r>
+      <w:r>
+        <w:rPr>
+          <w:rFonts w:ascii="Times New Roman" w:hAnsi="Times New Roman" w:cs="Times New Roman"/>
+          <w:iCs/>
+          <w:sz w:val="28"/>
+          <w:szCs w:val="28"/>
+        </w:rPr>
+        <w:t xml:space="preserve">Освоены навыки разработки спецификаций, тестирования чёрного ящика, работы с </w:t>
+      </w:r>
       <w:proofErr w:type="spellStart"/>
       <w:r>
         <w:rPr>
           <w:rFonts w:ascii="Times New Roman" w:hAnsi="Times New Roman" w:cs="Times New Roman"/>
-          <w:sz w:val="28"/>
-          <w:szCs w:val="28"/>
-        </w:rPr>
-        <w:t>session</w:t>
+          <w:iCs/>
+          <w:sz w:val="28"/>
+          <w:szCs w:val="28"/>
+        </w:rPr>
+        <w:t>pytest</w:t>
       </w:r>
       <w:proofErr w:type="spellEnd"/>
-    </w:p>
-    <w:p>
-      <w:pPr>
-        <w:numPr>
-          <w:ilvl w:val="0"/>
-          <w:numId w:val="1"/>
-        </w:numPr>
-        <w:rPr>
-          <w:rFonts w:ascii="Times New Roman" w:hAnsi="Times New Roman" w:cs="Times New Roman"/>
-          <w:sz w:val="28"/>
-          <w:szCs w:val="28"/>
-        </w:rPr>
-      </w:pPr>
-      <w:r>
-        <w:rPr>
-          <w:rFonts w:ascii="Times New Roman" w:hAnsi="Times New Roman" w:cs="Times New Roman"/>
-          <w:b/>
-          <w:bCs/>
-          <w:sz w:val="28"/>
-          <w:szCs w:val="28"/>
-        </w:rPr>
-        <w:t>Хеширование паролей:</w:t>
-      </w:r>
-      <w:r>
-        <w:rPr>
-          <w:rFonts w:ascii="Times New Roman" w:hAnsi="Times New Roman" w:cs="Times New Roman"/>
-          <w:sz w:val="28"/>
-          <w:szCs w:val="28"/>
-        </w:rPr>
-        <w:t xml:space="preserve"> чтобы пароли не хранились в открытом виде. </w:t>
+      <w:r>
+        <w:rPr>
+          <w:rFonts w:ascii="Times New Roman" w:hAnsi="Times New Roman" w:cs="Times New Roman"/>
+          <w:iCs/>
+          <w:sz w:val="28"/>
+          <w:szCs w:val="28"/>
+        </w:rPr>
+        <w:t xml:space="preserve"> и </w:t>
       </w:r>
       <w:proofErr w:type="spellStart"/>
       <w:r>
         <w:rPr>
           <w:rFonts w:ascii="Times New Roman" w:hAnsi="Times New Roman" w:cs="Times New Roman"/>
-          <w:sz w:val="28"/>
-          <w:szCs w:val="28"/>
-        </w:rPr>
-        <w:t>bcrypt</w:t>
+          <w:iCs/>
+          <w:sz w:val="28"/>
+          <w:szCs w:val="28"/>
+        </w:rPr>
+        <w:t>hypothesis</w:t>
       </w:r>
       <w:proofErr w:type="spellEnd"/>
       <w:r>
         <w:rPr>
           <w:rFonts w:ascii="Times New Roman" w:hAnsi="Times New Roman" w:cs="Times New Roman"/>
-          <w:sz w:val="28"/>
-          <w:szCs w:val="28"/>
-        </w:rPr>
-        <w:t>: </w:t>
-      </w:r>
-      <w:proofErr w:type="spellStart"/>
-      <w:r>
-        <w:rPr>
-          <w:rFonts w:ascii="Times New Roman" w:hAnsi="Times New Roman" w:cs="Times New Roman"/>
-          <w:sz w:val="28"/>
-          <w:szCs w:val="28"/>
-        </w:rPr>
-        <w:t>hash</w:t>
-      </w:r>
-      <w:proofErr w:type="spellEnd"/>
-      <w:r>
-        <w:rPr>
-          <w:rFonts w:ascii="Times New Roman" w:hAnsi="Times New Roman" w:cs="Times New Roman"/>
-          <w:sz w:val="28"/>
-          <w:szCs w:val="28"/>
-        </w:rPr>
-        <w:t xml:space="preserve"> = </w:t>
-      </w:r>
-      <w:proofErr w:type="spellStart"/>
-      <w:proofErr w:type="gramStart"/>
-      <w:r>
-        <w:rPr>
-          <w:rFonts w:ascii="Times New Roman" w:hAnsi="Times New Roman" w:cs="Times New Roman"/>
-          <w:sz w:val="28"/>
-          <w:szCs w:val="28"/>
-        </w:rPr>
-        <w:t>bcrypt.hashpw</w:t>
-      </w:r>
-      <w:proofErr w:type="spellEnd"/>
-      <w:proofErr w:type="gramEnd"/>
-      <w:r>
-        <w:rPr>
-          <w:rFonts w:ascii="Times New Roman" w:hAnsi="Times New Roman" w:cs="Times New Roman"/>
-          <w:sz w:val="28"/>
-          <w:szCs w:val="28"/>
-        </w:rPr>
-        <w:t>(</w:t>
-      </w:r>
-      <w:proofErr w:type="spellStart"/>
-      <w:r>
-        <w:rPr>
-          <w:rFonts w:ascii="Times New Roman" w:hAnsi="Times New Roman" w:cs="Times New Roman"/>
-          <w:sz w:val="28"/>
-          <w:szCs w:val="28"/>
-        </w:rPr>
-        <w:t>password.encode</w:t>
-      </w:r>
-      <w:proofErr w:type="spellEnd"/>
-      <w:r>
-        <w:rPr>
-          <w:rFonts w:ascii="Times New Roman" w:hAnsi="Times New Roman" w:cs="Times New Roman"/>
-          <w:sz w:val="28"/>
-          <w:szCs w:val="28"/>
-        </w:rPr>
-        <w:t xml:space="preserve">(), </w:t>
-      </w:r>
-      <w:proofErr w:type="spellStart"/>
-      <w:r>
-        <w:rPr>
-          <w:rFonts w:ascii="Times New Roman" w:hAnsi="Times New Roman" w:cs="Times New Roman"/>
-          <w:sz w:val="28"/>
-          <w:szCs w:val="28"/>
-        </w:rPr>
-        <w:t>bcrypt.gensalt</w:t>
-      </w:r>
-      <w:proofErr w:type="spellEnd"/>
-      <w:r>
-        <w:rPr>
-          <w:rFonts w:ascii="Times New Roman" w:hAnsi="Times New Roman" w:cs="Times New Roman"/>
-          <w:sz w:val="28"/>
-          <w:szCs w:val="28"/>
-        </w:rPr>
-        <w:t>())</w:t>
-      </w:r>
-    </w:p>
-    <w:p>
-      <w:pPr>
-        <w:numPr>
-          <w:ilvl w:val="0"/>
-          <w:numId w:val="1"/>
-        </w:numPr>
-        <w:rPr>
-          <w:rFonts w:ascii="Times New Roman" w:hAnsi="Times New Roman" w:cs="Times New Roman"/>
-          <w:sz w:val="28"/>
-          <w:szCs w:val="28"/>
-        </w:rPr>
-      </w:pPr>
-      <w:r>
-        <w:rPr>
-          <w:rFonts w:ascii="Times New Roman" w:hAnsi="Times New Roman" w:cs="Times New Roman"/>
-          <w:b/>
-          <w:bCs/>
-          <w:sz w:val="28"/>
-          <w:szCs w:val="28"/>
-        </w:rPr>
-        <w:t>@login_required:</w:t>
-      </w:r>
-      <w:r>
-        <w:rPr>
-          <w:rFonts w:ascii="Times New Roman" w:hAnsi="Times New Roman" w:cs="Times New Roman"/>
-          <w:sz w:val="28"/>
-          <w:szCs w:val="28"/>
-        </w:rPr>
-        <w:t xml:space="preserve"> проверяет, есть ли пользователь в сессии. Если нет </w:t>
-      </w:r>
-      <w:r>
-        <w:rPr>
-          <w:rFonts w:ascii="Times New Roman" w:hAnsi="Times New Roman" w:cs="Times New Roman"/>
-          <w:sz w:val="28"/>
-          <w:szCs w:val="28"/>
-        </w:rPr>
-        <w:t>-</w:t>
-      </w:r>
-      <w:r>
-        <w:rPr>
-          <w:rFonts w:ascii="Times New Roman" w:hAnsi="Times New Roman" w:cs="Times New Roman"/>
-          <w:sz w:val="28"/>
-          <w:szCs w:val="28"/>
-        </w:rPr>
-        <w:t xml:space="preserve"> перекидывает на страницу входа.</w:t>
-      </w:r>
-    </w:p>
-    <w:p>
-      <w:pPr>
-        <w:numPr>
-          <w:ilvl w:val="0"/>
-          <w:numId w:val="1"/>
-        </w:numPr>
-        <w:rPr>
-          <w:rFonts w:ascii="Times New Roman" w:hAnsi="Times New Roman" w:cs="Times New Roman"/>
-          <w:sz w:val="28"/>
-          <w:szCs w:val="28"/>
-        </w:rPr>
-      </w:pPr>
-      <w:r>
-        <w:rPr>
-          <w:rFonts w:ascii="Times New Roman" w:hAnsi="Times New Roman" w:cs="Times New Roman"/>
-          <w:b/>
-          <w:bCs/>
-          <w:sz w:val="28"/>
-          <w:szCs w:val="28"/>
-        </w:rPr>
-        <w:t>Капча:</w:t>
-      </w:r>
-      <w:r>
-        <w:rPr>
-          <w:rFonts w:ascii="Times New Roman" w:hAnsi="Times New Roman" w:cs="Times New Roman"/>
-          <w:sz w:val="28"/>
-          <w:szCs w:val="28"/>
-        </w:rPr>
-        <w:t> два случайных числа, пользователь вводит сумму. Можно обойти (простая защита только от случайных ботов).</w:t>
-      </w:r>
-    </w:p>
-    <w:p>
-      <w:pPr>
-        <w:numPr>
-          <w:ilvl w:val="0"/>
-          <w:numId w:val="1"/>
-        </w:numPr>
-        <w:rPr>
-          <w:rFonts w:ascii="Times New Roman" w:hAnsi="Times New Roman" w:cs="Times New Roman"/>
-          <w:sz w:val="28"/>
-          <w:szCs w:val="28"/>
-        </w:rPr>
-      </w:pPr>
-      <w:r>
-        <w:rPr>
-          <w:rFonts w:ascii="Times New Roman" w:hAnsi="Times New Roman" w:cs="Times New Roman"/>
-          <w:b/>
-          <w:bCs/>
-          <w:sz w:val="28"/>
-          <w:szCs w:val="28"/>
-        </w:rPr>
-        <w:t>Права:</w:t>
-      </w:r>
-      <w:r>
-        <w:rPr>
-          <w:rFonts w:ascii="Times New Roman" w:hAnsi="Times New Roman" w:cs="Times New Roman"/>
-          <w:sz w:val="28"/>
-          <w:szCs w:val="28"/>
-        </w:rPr>
-        <w:t xml:space="preserve"> админ может управлять пользователями, работник </w:t>
-      </w:r>
-      <w:r>
-        <w:rPr>
-          <w:rFonts w:ascii="Times New Roman" w:hAnsi="Times New Roman" w:cs="Times New Roman"/>
-          <w:sz w:val="28"/>
-          <w:szCs w:val="28"/>
-        </w:rPr>
-        <w:t>-</w:t>
-      </w:r>
-      <w:r>
-        <w:rPr>
-          <w:rFonts w:ascii="Times New Roman" w:hAnsi="Times New Roman" w:cs="Times New Roman"/>
-          <w:sz w:val="28"/>
-          <w:szCs w:val="28"/>
-        </w:rPr>
-        <w:t xml:space="preserve"> только смотреть свою панель.</w:t>
-      </w:r>
-    </w:p>
-    <w:p>
-      <w:pPr>
-        <w:numPr>
-          <w:ilvl w:val="0"/>
-          <w:numId w:val="1"/>
-        </w:numPr>
-        <w:rPr>
-          <w:rFonts w:ascii="Times New Roman" w:hAnsi="Times New Roman" w:cs="Times New Roman"/>
-          <w:sz w:val="28"/>
-          <w:szCs w:val="28"/>
-        </w:rPr>
-      </w:pPr>
-      <w:r>
-        <w:rPr>
-          <w:rFonts w:ascii="Times New Roman" w:hAnsi="Times New Roman" w:cs="Times New Roman"/>
-          <w:b/>
-          <w:bCs/>
-          <w:sz w:val="28"/>
-          <w:szCs w:val="28"/>
-        </w:rPr>
-        <w:t>Защита маршрута:</w:t>
-      </w:r>
-      <w:r>
-        <w:rPr>
-          <w:rFonts w:ascii="Times New Roman" w:hAnsi="Times New Roman" w:cs="Times New Roman"/>
-          <w:sz w:val="28"/>
-          <w:szCs w:val="28"/>
-        </w:rPr>
-        <w:t> декоратор @admin_required проверяет роль </w:t>
-      </w:r>
-      <w:proofErr w:type="spellStart"/>
-      <w:r>
-        <w:rPr>
-          <w:rFonts w:ascii="Times New Roman" w:hAnsi="Times New Roman" w:cs="Times New Roman"/>
-          <w:sz w:val="28"/>
-          <w:szCs w:val="28"/>
-        </w:rPr>
-        <w:t>admin</w:t>
-      </w:r>
-      <w:proofErr w:type="spellEnd"/>
-      <w:r>
-        <w:rPr>
-          <w:rFonts w:ascii="Times New Roman" w:hAnsi="Times New Roman" w:cs="Times New Roman"/>
-          <w:sz w:val="28"/>
-          <w:szCs w:val="28"/>
-        </w:rPr>
-        <w:t> в сессии.</w:t>
-      </w:r>
-    </w:p>
-    <w:p>
-      <w:pPr>
-        <w:numPr>
-          <w:ilvl w:val="0"/>
-          <w:numId w:val="1"/>
-        </w:numPr>
-        <w:rPr>
-          <w:rFonts w:ascii="Times New Roman" w:hAnsi="Times New Roman" w:cs="Times New Roman"/>
-          <w:sz w:val="28"/>
-          <w:szCs w:val="28"/>
-          <w:lang w:val="en-US"/>
-        </w:rPr>
-      </w:pPr>
-      <w:r>
-        <w:rPr>
-          <w:rFonts w:ascii="Times New Roman" w:hAnsi="Times New Roman" w:cs="Times New Roman"/>
-          <w:b/>
-          <w:bCs/>
-          <w:sz w:val="28"/>
-          <w:szCs w:val="28"/>
-        </w:rPr>
-        <w:t>Команды</w:t>
-      </w:r>
-      <w:r>
-        <w:rPr>
-          <w:rFonts w:ascii="Times New Roman" w:hAnsi="Times New Roman" w:cs="Times New Roman"/>
-          <w:b/>
-          <w:bCs/>
-          <w:sz w:val="28"/>
-          <w:szCs w:val="28"/>
-          <w:lang w:val="en-US"/>
-        </w:rPr>
-        <w:t xml:space="preserve"> </w:t>
-      </w:r>
-      <w:r>
-        <w:rPr>
-          <w:rFonts w:ascii="Times New Roman" w:hAnsi="Times New Roman" w:cs="Times New Roman"/>
-          <w:b/>
-          <w:bCs/>
-          <w:sz w:val="28"/>
-          <w:szCs w:val="28"/>
-        </w:rPr>
-        <w:t>для</w:t>
-      </w:r>
-      <w:r>
-        <w:rPr>
-          <w:rFonts w:ascii="Times New Roman" w:hAnsi="Times New Roman" w:cs="Times New Roman"/>
-          <w:b/>
-          <w:bCs/>
-          <w:sz w:val="28"/>
-          <w:szCs w:val="28"/>
-          <w:lang w:val="en-US"/>
-        </w:rPr>
-        <w:t xml:space="preserve"> </w:t>
-      </w:r>
-      <w:r>
-        <w:rPr>
-          <w:rFonts w:ascii="Times New Roman" w:hAnsi="Times New Roman" w:cs="Times New Roman"/>
-          <w:b/>
-          <w:bCs/>
-          <w:sz w:val="28"/>
-          <w:szCs w:val="28"/>
-        </w:rPr>
-        <w:t>запуска</w:t>
-      </w:r>
-      <w:r>
-        <w:rPr>
-          <w:rFonts w:ascii="Times New Roman" w:hAnsi="Times New Roman" w:cs="Times New Roman"/>
-          <w:b/>
-          <w:bCs/>
-          <w:sz w:val="28"/>
-          <w:szCs w:val="28"/>
-          <w:lang w:val="en-US"/>
-        </w:rPr>
-        <w:t>:</w:t>
-      </w:r>
-      <w:r>
-        <w:rPr>
-          <w:rFonts w:ascii="Times New Roman" w:hAnsi="Times New Roman" w:cs="Times New Roman"/>
-          <w:sz w:val="28"/>
-          <w:szCs w:val="28"/>
-          <w:lang w:val="en-US"/>
-        </w:rPr>
-        <w:t xml:space="preserve"> pip install -r requirements.txt, </w:t>
-      </w:r>
-      <w:r>
-        <w:rPr>
-          <w:rFonts w:ascii="Times New Roman" w:hAnsi="Times New Roman" w:cs="Times New Roman"/>
-          <w:sz w:val="28"/>
-          <w:szCs w:val="28"/>
-        </w:rPr>
-        <w:t>потом</w:t>
-      </w:r>
-      <w:r>
-        <w:rPr>
-          <w:rFonts w:ascii="Times New Roman" w:hAnsi="Times New Roman" w:cs="Times New Roman"/>
-          <w:sz w:val="28"/>
-          <w:szCs w:val="28"/>
-          <w:lang w:val="en-US"/>
-        </w:rPr>
-        <w:t> python app.py</w:t>
-      </w:r>
-    </w:p>
-    <w:p>
-      <w:pPr>
-        <w:numPr>
-          <w:ilvl w:val="0"/>
-          <w:numId w:val="1"/>
-        </w:numPr>
-        <w:rPr>
-          <w:rFonts w:ascii="Times New Roman" w:hAnsi="Times New Roman" w:cs="Times New Roman"/>
-          <w:sz w:val="28"/>
-          <w:szCs w:val="28"/>
-        </w:rPr>
-      </w:pPr>
-      <w:r>
-        <w:rPr>
-          <w:rFonts w:ascii="Times New Roman" w:hAnsi="Times New Roman" w:cs="Times New Roman"/>
-          <w:b/>
-          <w:bCs/>
-          <w:sz w:val="28"/>
-          <w:szCs w:val="28"/>
-        </w:rPr>
-        <w:t>requirements.txt:</w:t>
-      </w:r>
-      <w:r>
-        <w:rPr>
-          <w:rFonts w:ascii="Times New Roman" w:hAnsi="Times New Roman" w:cs="Times New Roman"/>
-          <w:sz w:val="28"/>
-          <w:szCs w:val="28"/>
-        </w:rPr>
-        <w:t> список библиотек проекта. Создать: </w:t>
-      </w:r>
-      <w:proofErr w:type="spellStart"/>
-      <w:r>
-        <w:rPr>
-          <w:rFonts w:ascii="Times New Roman" w:hAnsi="Times New Roman" w:cs="Times New Roman"/>
-          <w:sz w:val="28"/>
-          <w:szCs w:val="28"/>
-        </w:rPr>
-        <w:t>pip</w:t>
-      </w:r>
-      <w:proofErr w:type="spellEnd"/>
-      <w:r>
-        <w:rPr>
-          <w:rFonts w:ascii="Times New Roman" w:hAnsi="Times New Roman" w:cs="Times New Roman"/>
-          <w:sz w:val="28"/>
-          <w:szCs w:val="28"/>
-        </w:rPr>
-        <w:t xml:space="preserve"> </w:t>
-      </w:r>
-      <w:proofErr w:type="spellStart"/>
-      <w:proofErr w:type="gramStart"/>
-      <w:r>
-        <w:rPr>
-          <w:rFonts w:ascii="Times New Roman" w:hAnsi="Times New Roman" w:cs="Times New Roman"/>
-          <w:sz w:val="28"/>
-          <w:szCs w:val="28"/>
-        </w:rPr>
-        <w:t>freeze</w:t>
-      </w:r>
-      <w:proofErr w:type="spellEnd"/>
-      <w:r>
-        <w:rPr>
-          <w:rFonts w:ascii="Times New Roman" w:hAnsi="Times New Roman" w:cs="Times New Roman"/>
-          <w:sz w:val="28"/>
-          <w:szCs w:val="28"/>
-        </w:rPr>
-        <w:t xml:space="preserve"> &gt;</w:t>
-      </w:r>
-      <w:proofErr w:type="gramEnd"/>
-      <w:r>
-        <w:rPr>
-          <w:rFonts w:ascii="Times New Roman" w:hAnsi="Times New Roman" w:cs="Times New Roman"/>
-          <w:sz w:val="28"/>
-          <w:szCs w:val="28"/>
-        </w:rPr>
-        <w:t xml:space="preserve"> requirements.txt</w:t>
-      </w:r>
-    </w:p>
-    <w:p>
-      <w:pPr>
-        <w:rPr>
-          <w:rFonts w:ascii="Times New Roman" w:hAnsi="Times New Roman" w:cs="Times New Roman"/>
-          <w:sz w:val="28"/>
-          <w:szCs w:val="28"/>
-        </w:rPr>
-      </w:pPr>
-    </w:p>
-    <w:p>
-      <w:pPr>
-        <w:rPr>
-          <w:rFonts w:ascii="Times New Roman" w:hAnsi="Times New Roman" w:cs="Times New Roman"/>
-          <w:sz w:val="28"/>
-          <w:szCs w:val="28"/>
-        </w:rPr>
-      </w:pPr>
-      <w:r>
-        <w:rPr>
-          <w:rFonts w:ascii="Times New Roman" w:hAnsi="Times New Roman" w:cs="Times New Roman"/>
-          <w:sz w:val="28"/>
-          <w:szCs w:val="28"/>
-        </w:rPr>
-        <w:t>Отчет за день:</w:t>
-      </w:r>
-    </w:p>
-    <w:p>
-      <w:pPr>
-        <w:rPr>
-          <w:rFonts w:ascii="Times New Roman" w:hAnsi="Times New Roman" w:cs="Times New Roman"/>
-          <w:sz w:val="28"/>
-          <w:szCs w:val="28"/>
-        </w:rPr>
-      </w:pPr>
-      <w:r>
-        <w:rPr>
-          <w:rFonts w:ascii="Times New Roman" w:hAnsi="Times New Roman" w:cs="Times New Roman"/>
-          <w:sz w:val="28"/>
-          <w:szCs w:val="28"/>
-        </w:rPr>
-        <w:t xml:space="preserve">В ходе практической работы мною было разработано веб-приложение на </w:t>
-      </w:r>
-      <w:proofErr w:type="spellStart"/>
-      <w:r>
-        <w:rPr>
-          <w:rFonts w:ascii="Times New Roman" w:hAnsi="Times New Roman" w:cs="Times New Roman"/>
-          <w:sz w:val="28"/>
-          <w:szCs w:val="28"/>
-        </w:rPr>
-        <w:t>Flask</w:t>
-      </w:r>
-      <w:proofErr w:type="spellEnd"/>
-      <w:r>
-        <w:rPr>
-          <w:rFonts w:ascii="Times New Roman" w:hAnsi="Times New Roman" w:cs="Times New Roman"/>
-          <w:sz w:val="28"/>
-          <w:szCs w:val="28"/>
-        </w:rPr>
-        <w:t xml:space="preserve"> с системой авторизации. Создана таблица Пользователи в MySQL, пароли </w:t>
-      </w:r>
-      <w:proofErr w:type="spellStart"/>
-      <w:r>
-        <w:rPr>
-          <w:rFonts w:ascii="Times New Roman" w:hAnsi="Times New Roman" w:cs="Times New Roman"/>
-          <w:sz w:val="28"/>
-          <w:szCs w:val="28"/>
-        </w:rPr>
-        <w:t>хешируются</w:t>
-      </w:r>
-      <w:proofErr w:type="spellEnd"/>
-      <w:r>
-        <w:rPr>
-          <w:rFonts w:ascii="Times New Roman" w:hAnsi="Times New Roman" w:cs="Times New Roman"/>
-          <w:sz w:val="28"/>
-          <w:szCs w:val="28"/>
-        </w:rPr>
-        <w:t xml:space="preserve"> с помощью </w:t>
-      </w:r>
-      <w:proofErr w:type="spellStart"/>
-      <w:r>
-        <w:rPr>
-          <w:rFonts w:ascii="Times New Roman" w:hAnsi="Times New Roman" w:cs="Times New Roman"/>
-          <w:sz w:val="28"/>
-          <w:szCs w:val="28"/>
-        </w:rPr>
-        <w:t>bcrypt</w:t>
-      </w:r>
-      <w:proofErr w:type="spellEnd"/>
-      <w:r>
-        <w:rPr>
-          <w:rFonts w:ascii="Times New Roman" w:hAnsi="Times New Roman" w:cs="Times New Roman"/>
-          <w:sz w:val="28"/>
-          <w:szCs w:val="28"/>
-        </w:rPr>
-        <w:t>. Реализованы две роли: администратор (может управлять пользователями) и работник (ограниченный доступ). Доступ защищён декораторами @login_required и @admin_required. На форму входа добавлена капча в виде простого арифметического примера.</w:t>
-      </w:r>
-    </w:p>
-    <w:p>
-      <w:pPr>
-        <w:rPr>
-          <w:rFonts w:ascii="Times New Roman" w:hAnsi="Times New Roman" w:cs="Times New Roman"/>
-          <w:sz w:val="28"/>
-          <w:szCs w:val="28"/>
-        </w:rPr>
-      </w:pPr>
-      <w:r>
-        <w:rPr>
-          <w:rFonts w:ascii="Times New Roman" w:hAnsi="Times New Roman" w:cs="Times New Roman"/>
-          <w:sz w:val="28"/>
-          <w:szCs w:val="28"/>
-        </w:rPr>
-        <w:t>В процессе работы возникли проблемы с установкой </w:t>
-      </w:r>
-      <w:proofErr w:type="spellStart"/>
-      <w:r>
-        <w:rPr>
-          <w:rFonts w:ascii="Times New Roman" w:hAnsi="Times New Roman" w:cs="Times New Roman"/>
-          <w:sz w:val="28"/>
-          <w:szCs w:val="28"/>
-        </w:rPr>
-        <w:t>flask-mysqldb</w:t>
-      </w:r>
-      <w:proofErr w:type="spellEnd"/>
-      <w:r>
-        <w:rPr>
-          <w:rFonts w:ascii="Times New Roman" w:hAnsi="Times New Roman" w:cs="Times New Roman"/>
-          <w:sz w:val="28"/>
-          <w:szCs w:val="28"/>
-        </w:rPr>
-        <w:t> </w:t>
-      </w:r>
-      <w:r>
-        <w:rPr>
-          <w:rFonts w:ascii="Times New Roman" w:hAnsi="Times New Roman" w:cs="Times New Roman"/>
-          <w:sz w:val="28"/>
-          <w:szCs w:val="28"/>
-        </w:rPr>
-        <w:t>-</w:t>
-      </w:r>
-      <w:r>
-        <w:rPr>
-          <w:rFonts w:ascii="Times New Roman" w:hAnsi="Times New Roman" w:cs="Times New Roman"/>
-          <w:sz w:val="28"/>
-          <w:szCs w:val="28"/>
-        </w:rPr>
-        <w:t xml:space="preserve"> заменила на </w:t>
-      </w:r>
-      <w:proofErr w:type="spellStart"/>
-      <w:r>
-        <w:rPr>
-          <w:rFonts w:ascii="Times New Roman" w:hAnsi="Times New Roman" w:cs="Times New Roman"/>
-          <w:sz w:val="28"/>
-          <w:szCs w:val="28"/>
-        </w:rPr>
-        <w:t>PyMySQL</w:t>
-      </w:r>
-      <w:proofErr w:type="spellEnd"/>
-      <w:r>
-        <w:rPr>
-          <w:rFonts w:ascii="Times New Roman" w:hAnsi="Times New Roman" w:cs="Times New Roman"/>
-          <w:sz w:val="28"/>
-          <w:szCs w:val="28"/>
-        </w:rPr>
-        <w:t>. Также были трудности с импортами в VS Code, решённые установкой библиотек и выбором правильного интерпретатора.</w:t>
-      </w:r>
-    </w:p>
-    <w:p>
-      <w:pPr>
-        <w:rPr>
-          <w:rFonts w:ascii="Times New Roman" w:hAnsi="Times New Roman" w:cs="Times New Roman"/>
-          <w:sz w:val="28"/>
-          <w:szCs w:val="28"/>
-        </w:rPr>
-      </w:pPr>
-      <w:r>
-        <w:rPr>
-          <w:rFonts w:ascii="Times New Roman" w:hAnsi="Times New Roman" w:cs="Times New Roman"/>
-          <w:sz w:val="28"/>
-          <w:szCs w:val="28"/>
-        </w:rPr>
-        <w:t xml:space="preserve">Тестовые пользователи: </w:t>
-      </w:r>
-      <w:proofErr w:type="spellStart"/>
-      <w:r>
-        <w:rPr>
-          <w:rFonts w:ascii="Times New Roman" w:hAnsi="Times New Roman" w:cs="Times New Roman"/>
-          <w:sz w:val="28"/>
-          <w:szCs w:val="28"/>
-        </w:rPr>
-        <w:t>admin</w:t>
-      </w:r>
-      <w:proofErr w:type="spellEnd"/>
-      <w:r>
-        <w:rPr>
-          <w:rFonts w:ascii="Times New Roman" w:hAnsi="Times New Roman" w:cs="Times New Roman"/>
-          <w:sz w:val="28"/>
-          <w:szCs w:val="28"/>
-        </w:rPr>
-        <w:t xml:space="preserve">/admin123 и </w:t>
-      </w:r>
-      <w:proofErr w:type="spellStart"/>
-      <w:r>
-        <w:rPr>
-          <w:rFonts w:ascii="Times New Roman" w:hAnsi="Times New Roman" w:cs="Times New Roman"/>
-          <w:sz w:val="28"/>
-          <w:szCs w:val="28"/>
-        </w:rPr>
-        <w:t>worker</w:t>
-      </w:r>
-      <w:proofErr w:type="spellEnd"/>
-      <w:r>
-        <w:rPr>
-          <w:rFonts w:ascii="Times New Roman" w:hAnsi="Times New Roman" w:cs="Times New Roman"/>
-          <w:sz w:val="28"/>
-          <w:szCs w:val="28"/>
-        </w:rPr>
-        <w:t>/worker123.</w:t>
-      </w:r>
-    </w:p>
-    <w:p>
-      <w:pPr>
-        <w:rPr>
-          <w:rFonts w:ascii="Times New Roman" w:hAnsi="Times New Roman" w:cs="Times New Roman"/>
-          <w:sz w:val="28"/>
-          <w:szCs w:val="28"/>
-        </w:rPr>
-      </w:pPr>
-      <w:r>
-        <w:rPr>
-          <w:rFonts w:ascii="Times New Roman" w:hAnsi="Times New Roman" w:cs="Times New Roman"/>
-          <w:sz w:val="28"/>
-          <w:szCs w:val="28"/>
-        </w:rPr>
-        <w:t xml:space="preserve">Практическая работа выполнена полностью. Освоены навыки авторизации, хеширования паролей, разграничения прав доступа и работы с </w:t>
-      </w:r>
-      <w:proofErr w:type="spellStart"/>
-      <w:r>
-        <w:rPr>
-          <w:rFonts w:ascii="Times New Roman" w:hAnsi="Times New Roman" w:cs="Times New Roman"/>
-          <w:sz w:val="28"/>
-          <w:szCs w:val="28"/>
-        </w:rPr>
-        <w:t>Flask</w:t>
-      </w:r>
-      <w:proofErr w:type="spellEnd"/>
-      <w:r>
-        <w:rPr>
-          <w:rFonts w:ascii="Times New Roman" w:hAnsi="Times New Roman" w:cs="Times New Roman"/>
-          <w:sz w:val="28"/>
-          <w:szCs w:val="28"/>
-        </w:rPr>
-        <w:t>.</w:t>
-      </w:r>
+          <w:iCs/>
+          <w:sz w:val="28"/>
+          <w:szCs w:val="28"/>
+        </w:rPr>
+        <w:t>. Практическая работа выполнена в полном объёме, все тесты проходят успешно.</w:t>
+      </w:r>
+    </w:p>
+    <w:p>
+      <w:pPr>
+        <w:rPr>
+          <w:rFonts w:ascii="Times New Roman" w:hAnsi="Times New Roman" w:cs="Times New Roman"/>
+          <w:iCs/>
+          <w:sz w:val="28"/>
+          <w:szCs w:val="28"/>
+        </w:rPr>
+      </w:pPr>
     </w:p>
     <w:sectPr>
       <w:pgSz w:w="11906" w:h="16838"/>
@@ -1457,127 +1268,6 @@
     </w:sectPr>
   </w:body>
 </w:document>
-</file>
-
-<file path=word/numbering.xml><?xml version="1.0" encoding="utf-8"?>
-<w:numbering xmlns:wpc="http://schemas.microsoft.com/office/word/2010/wordprocessingCanvas" xmlns:cx="http://schemas.microsoft.com/office/drawing/2014/chartex" xmlns:cx1="http://schemas.microsoft.com/office/drawing/2015/9/8/chartex" xmlns:cx2="http://schemas.microsoft.com/office/drawing/2015/10/21/chartex" xmlns:cx3="http://schemas.microsoft.com/office/drawing/2016/5/9/chartex" xmlns:cx4="http://schemas.microsoft.com/office/drawing/2016/5/10/chartex" xmlns:cx5="http://schemas.microsoft.com/office/drawing/2016/5/11/chartex" xmlns:cx6="http://schemas.microsoft.com/office/drawing/2016/5/12/chartex" xmlns:cx7="http://schemas.microsoft.com/office/drawing/2016/5/13/chartex" xmlns:cx8="http://schemas.microsoft.com/office/drawing/2016/5/14/chartex" xmlns:mc="http://schemas.openxmlformats.org/markup-compatibility/2006" xmlns:aink="http://schemas.microsoft.com/office/drawing/2016/ink" xmlns:am3d="http://schemas.microsoft.com/office/drawing/2017/model3d" xmlns:o="urn:schemas-microsoft-com:office:office" xmlns:oel="http://schemas.microsoft.com/office/2019/extlst" xmlns:r="http://schemas.openxmlformats.org/officeDocument/2006/relationships" xmlns:m="http://schemas.openxmlformats.org/officeDocument/2006/math" xmlns:v="urn:schemas-microsoft-com:vml" xmlns:wp14="http://schemas.microsoft.com/office/word/2010/wordprocessingDrawing" xmlns:wp="http://schemas.openxmlformats.org/drawingml/2006/wordprocessingDrawing" xmlns:w10="urn:schemas-microsoft-com:office:word" xmlns:w="http://schemas.openxmlformats.org/wordprocessingml/2006/main" xmlns:w14="http://schemas.microsoft.com/office/word/2010/wordml" xmlns:w15="http://schemas.microsoft.com/office/word/2012/wordml" xmlns:w16cex="http://schemas.microsoft.com/office/word/2018/wordml/cex" xmlns:w16cid="http://schemas.microsoft.com/office/word/2016/wordml/cid" xmlns:w16="http://schemas.microsoft.com/office/word/2018/wordml" xmlns:w16sdtdh="http://schemas.microsoft.com/office/word/2020/wordml/sdtdatahash" xmlns:w16se="http://schemas.microsoft.com/office/word/2015/wordml/symex" xmlns:wpg="http://schemas.microsoft.com/office/word/2010/wordprocessingGroup" xmlns:wpi="http://schemas.microsoft.com/office/word/2010/wordprocessingInk" xmlns:wne="http://schemas.microsoft.com/office/word/2006/wordml" xmlns:wps="http://schemas.microsoft.com/office/word/2010/wordprocessingShape" mc:Ignorable="w14 w15 w16se w16cid w16 w16cex w16sdtdh wp14">
-  <w:abstractNum w:abstractNumId="0" w15:restartNumberingAfterBreak="0">
-    <w:nsid w:val="2AF66D9B"/>
-    <w:multiLevelType w:val="multilevel"/>
-    <w:tmpl w:val="4D704ED2"/>
-    <w:lvl w:ilvl="0">
-      <w:start w:val="1"/>
-      <w:numFmt w:val="decimal"/>
-      <w:lvlText w:val="%1."/>
-      <w:lvlJc w:val="left"/>
-      <w:pPr>
-        <w:tabs>
-          <w:tab w:val="num" w:pos="720"/>
-        </w:tabs>
-        <w:ind w:left="720" w:hanging="360"/>
-      </w:pPr>
-    </w:lvl>
-    <w:lvl w:ilvl="1" w:tentative="1">
-      <w:start w:val="1"/>
-      <w:numFmt w:val="decimal"/>
-      <w:lvlText w:val="%2."/>
-      <w:lvlJc w:val="left"/>
-      <w:pPr>
-        <w:tabs>
-          <w:tab w:val="num" w:pos="1440"/>
-        </w:tabs>
-        <w:ind w:left="1440" w:hanging="360"/>
-      </w:pPr>
-    </w:lvl>
-    <w:lvl w:ilvl="2" w:tentative="1">
-      <w:start w:val="1"/>
-      <w:numFmt w:val="decimal"/>
-      <w:lvlText w:val="%3."/>
-      <w:lvlJc w:val="left"/>
-      <w:pPr>
-        <w:tabs>
-          <w:tab w:val="num" w:pos="2160"/>
-        </w:tabs>
-        <w:ind w:left="2160" w:hanging="360"/>
-      </w:pPr>
-    </w:lvl>
-    <w:lvl w:ilvl="3" w:tentative="1">
-      <w:start w:val="1"/>
-      <w:numFmt w:val="decimal"/>
-      <w:lvlText w:val="%4."/>
-      <w:lvlJc w:val="left"/>
-      <w:pPr>
-        <w:tabs>
-          <w:tab w:val="num" w:pos="2880"/>
-        </w:tabs>
-        <w:ind w:left="2880" w:hanging="360"/>
-      </w:pPr>
-    </w:lvl>
-    <w:lvl w:ilvl="4" w:tentative="1">
-      <w:start w:val="1"/>
-      <w:numFmt w:val="decimal"/>
-      <w:lvlText w:val="%5."/>
-      <w:lvlJc w:val="left"/>
-      <w:pPr>
-        <w:tabs>
-          <w:tab w:val="num" w:pos="3600"/>
-        </w:tabs>
-        <w:ind w:left="3600" w:hanging="360"/>
-      </w:pPr>
-    </w:lvl>
-    <w:lvl w:ilvl="5" w:tentative="1">
-      <w:start w:val="1"/>
-      <w:numFmt w:val="decimal"/>
-      <w:lvlText w:val="%6."/>
-      <w:lvlJc w:val="left"/>
-      <w:pPr>
-        <w:tabs>
-          <w:tab w:val="num" w:pos="4320"/>
-        </w:tabs>
-        <w:ind w:left="4320" w:hanging="360"/>
-      </w:pPr>
-    </w:lvl>
-    <w:lvl w:ilvl="6" w:tentative="1">
-      <w:start w:val="1"/>
-      <w:numFmt w:val="decimal"/>
-      <w:lvlText w:val="%7."/>
-      <w:lvlJc w:val="left"/>
-      <w:pPr>
-        <w:tabs>
-          <w:tab w:val="num" w:pos="5040"/>
-        </w:tabs>
-        <w:ind w:left="5040" w:hanging="360"/>
-      </w:pPr>
-    </w:lvl>
-    <w:lvl w:ilvl="7" w:tentative="1">
-      <w:start w:val="1"/>
-      <w:numFmt w:val="decimal"/>
-      <w:lvlText w:val="%8."/>
-      <w:lvlJc w:val="left"/>
-      <w:pPr>
-        <w:tabs>
-          <w:tab w:val="num" w:pos="5760"/>
-        </w:tabs>
-        <w:ind w:left="5760" w:hanging="360"/>
-      </w:pPr>
-    </w:lvl>
-    <w:lvl w:ilvl="8" w:tentative="1">
-      <w:start w:val="1"/>
-      <w:numFmt w:val="decimal"/>
-      <w:lvlText w:val="%9."/>
-      <w:lvlJc w:val="left"/>
-      <w:pPr>
-        <w:tabs>
-          <w:tab w:val="num" w:pos="6480"/>
-        </w:tabs>
-        <w:ind w:left="6480" w:hanging="360"/>
-      </w:pPr>
-    </w:lvl>
-  </w:abstractNum>
-  <w:num w:numId="1" w16cid:durableId="757678804">
-    <w:abstractNumId w:val="0"/>
-  </w:num>
-</w:numbering>
 </file>
 
 <file path=word/styles.xml><?xml version="1.0" encoding="utf-8"?>
@@ -1988,7 +1678,7 @@
     <w:link w:val="10"/>
     <w:uiPriority w:val="9"/>
     <w:qFormat/>
-    <w:rsid w:val="00D5340A"/>
+    <w:rsid w:val="004B1D55"/>
     <w:pPr>
       <w:keepNext/>
       <w:keepLines/>
@@ -2011,7 +1701,7 @@
     <w:semiHidden/>
     <w:unhideWhenUsed/>
     <w:qFormat/>
-    <w:rsid w:val="00D5340A"/>
+    <w:rsid w:val="004B1D55"/>
     <w:pPr>
       <w:keepNext/>
       <w:keepLines/>
@@ -2034,7 +1724,7 @@
     <w:semiHidden/>
     <w:unhideWhenUsed/>
     <w:qFormat/>
-    <w:rsid w:val="00D5340A"/>
+    <w:rsid w:val="004B1D55"/>
     <w:pPr>
       <w:keepNext/>
       <w:keepLines/>
@@ -2057,7 +1747,7 @@
     <w:semiHidden/>
     <w:unhideWhenUsed/>
     <w:qFormat/>
-    <w:rsid w:val="00D5340A"/>
+    <w:rsid w:val="004B1D55"/>
     <w:pPr>
       <w:keepNext/>
       <w:keepLines/>
@@ -2080,7 +1770,7 @@
     <w:semiHidden/>
     <w:unhideWhenUsed/>
     <w:qFormat/>
-    <w:rsid w:val="00D5340A"/>
+    <w:rsid w:val="004B1D55"/>
     <w:pPr>
       <w:keepNext/>
       <w:keepLines/>
@@ -2101,7 +1791,7 @@
     <w:semiHidden/>
     <w:unhideWhenUsed/>
     <w:qFormat/>
-    <w:rsid w:val="00D5340A"/>
+    <w:rsid w:val="004B1D55"/>
     <w:pPr>
       <w:keepNext/>
       <w:keepLines/>
@@ -2124,7 +1814,7 @@
     <w:semiHidden/>
     <w:unhideWhenUsed/>
     <w:qFormat/>
-    <w:rsid w:val="00D5340A"/>
+    <w:rsid w:val="004B1D55"/>
     <w:pPr>
       <w:keepNext/>
       <w:keepLines/>
@@ -2145,7 +1835,7 @@
     <w:semiHidden/>
     <w:unhideWhenUsed/>
     <w:qFormat/>
-    <w:rsid w:val="00D5340A"/>
+    <w:rsid w:val="004B1D55"/>
     <w:pPr>
       <w:keepNext/>
       <w:keepLines/>
@@ -2168,7 +1858,7 @@
     <w:semiHidden/>
     <w:unhideWhenUsed/>
     <w:qFormat/>
-    <w:rsid w:val="00D5340A"/>
+    <w:rsid w:val="004B1D55"/>
     <w:pPr>
       <w:keepNext/>
       <w:keepLines/>
@@ -2183,6 +1873,7 @@
   <w:style w:type="character" w:default="1" w:styleId="a0">
     <w:name w:val="Default Paragraph Font"/>
     <w:uiPriority w:val="1"/>
+    <w:semiHidden/>
     <w:unhideWhenUsed/>
   </w:style>
   <w:style w:type="table" w:default="1" w:styleId="a1">
@@ -2211,7 +1902,7 @@
     <w:basedOn w:val="a0"/>
     <w:link w:val="1"/>
     <w:uiPriority w:val="9"/>
-    <w:rsid w:val="00D5340A"/>
+    <w:rsid w:val="004B1D55"/>
     <w:rPr>
       <w:rFonts w:asciiTheme="majorHAnsi" w:eastAsiaTheme="majorEastAsia" w:hAnsiTheme="majorHAnsi" w:cstheme="majorBidi"/>
       <w:color w:val="0F4761" w:themeColor="accent1" w:themeShade="BF"/>
@@ -2225,7 +1916,7 @@
     <w:link w:val="2"/>
     <w:uiPriority w:val="9"/>
     <w:semiHidden/>
-    <w:rsid w:val="00D5340A"/>
+    <w:rsid w:val="004B1D55"/>
     <w:rPr>
       <w:rFonts w:asciiTheme="majorHAnsi" w:eastAsiaTheme="majorEastAsia" w:hAnsiTheme="majorHAnsi" w:cstheme="majorBidi"/>
       <w:color w:val="0F4761" w:themeColor="accent1" w:themeShade="BF"/>
@@ -2239,7 +1930,7 @@
     <w:link w:val="3"/>
     <w:uiPriority w:val="9"/>
     <w:semiHidden/>
-    <w:rsid w:val="00D5340A"/>
+    <w:rsid w:val="004B1D55"/>
     <w:rPr>
       <w:rFonts w:eastAsiaTheme="majorEastAsia" w:cstheme="majorBidi"/>
       <w:color w:val="0F4761" w:themeColor="accent1" w:themeShade="BF"/>
@@ -2253,7 +1944,7 @@
     <w:link w:val="4"/>
     <w:uiPriority w:val="9"/>
     <w:semiHidden/>
-    <w:rsid w:val="00D5340A"/>
+    <w:rsid w:val="004B1D55"/>
     <w:rPr>
       <w:rFonts w:eastAsiaTheme="majorEastAsia" w:cstheme="majorBidi"/>
       <w:i/>
@@ -2267,7 +1958,7 @@
     <w:link w:val="5"/>
     <w:uiPriority w:val="9"/>
     <w:semiHidden/>
-    <w:rsid w:val="00D5340A"/>
+    <w:rsid w:val="004B1D55"/>
     <w:rPr>
       <w:rFonts w:eastAsiaTheme="majorEastAsia" w:cstheme="majorBidi"/>
       <w:color w:val="0F4761" w:themeColor="accent1" w:themeShade="BF"/>
@@ -2279,7 +1970,7 @@
     <w:link w:val="6"/>
     <w:uiPriority w:val="9"/>
     <w:semiHidden/>
-    <w:rsid w:val="00D5340A"/>
+    <w:rsid w:val="004B1D55"/>
     <w:rPr>
       <w:rFonts w:eastAsiaTheme="majorEastAsia" w:cstheme="majorBidi"/>
       <w:i/>
@@ -2293,7 +1984,7 @@
     <w:link w:val="7"/>
     <w:uiPriority w:val="9"/>
     <w:semiHidden/>
-    <w:rsid w:val="00D5340A"/>
+    <w:rsid w:val="004B1D55"/>
     <w:rPr>
       <w:rFonts w:eastAsiaTheme="majorEastAsia" w:cstheme="majorBidi"/>
       <w:color w:val="595959" w:themeColor="text1" w:themeTint="A6"/>
@@ -2305,7 +1996,7 @@
     <w:link w:val="8"/>
     <w:uiPriority w:val="9"/>
     <w:semiHidden/>
-    <w:rsid w:val="00D5340A"/>
+    <w:rsid w:val="004B1D55"/>
     <w:rPr>
       <w:rFonts w:eastAsiaTheme="majorEastAsia" w:cstheme="majorBidi"/>
       <w:i/>
@@ -2319,7 +2010,7 @@
     <w:link w:val="9"/>
     <w:uiPriority w:val="9"/>
     <w:semiHidden/>
-    <w:rsid w:val="00D5340A"/>
+    <w:rsid w:val="004B1D55"/>
     <w:rPr>
       <w:rFonts w:eastAsiaTheme="majorEastAsia" w:cstheme="majorBidi"/>
       <w:color w:val="272727" w:themeColor="text1" w:themeTint="D8"/>
@@ -2332,7 +2023,7 @@
     <w:link w:val="a4"/>
     <w:uiPriority w:val="10"/>
     <w:qFormat/>
-    <w:rsid w:val="00D5340A"/>
+    <w:rsid w:val="004B1D55"/>
     <w:pPr>
       <w:spacing w:after="80" w:line="240" w:lineRule="auto"/>
       <w:contextualSpacing/>
@@ -2350,7 +2041,7 @@
     <w:basedOn w:val="a0"/>
     <w:link w:val="a3"/>
     <w:uiPriority w:val="10"/>
-    <w:rsid w:val="00D5340A"/>
+    <w:rsid w:val="004B1D55"/>
     <w:rPr>
       <w:rFonts w:asciiTheme="majorHAnsi" w:eastAsiaTheme="majorEastAsia" w:hAnsiTheme="majorHAnsi" w:cstheme="majorBidi"/>
       <w:spacing w:val="-10"/>
@@ -2366,7 +2057,7 @@
     <w:link w:val="a6"/>
     <w:uiPriority w:val="11"/>
     <w:qFormat/>
-    <w:rsid w:val="00D5340A"/>
+    <w:rsid w:val="004B1D55"/>
     <w:pPr>
       <w:numPr>
         <w:ilvl w:val="1"/>
@@ -2385,7 +2076,7 @@
     <w:basedOn w:val="a0"/>
     <w:link w:val="a5"/>
     <w:uiPriority w:val="11"/>
-    <w:rsid w:val="00D5340A"/>
+    <w:rsid w:val="004B1D55"/>
     <w:rPr>
       <w:rFonts w:eastAsiaTheme="majorEastAsia" w:cstheme="majorBidi"/>
       <w:color w:val="595959" w:themeColor="text1" w:themeTint="A6"/>
@@ -2401,7 +2092,7 @@
     <w:link w:val="22"/>
     <w:uiPriority w:val="29"/>
     <w:qFormat/>
-    <w:rsid w:val="00D5340A"/>
+    <w:rsid w:val="004B1D55"/>
     <w:pPr>
       <w:spacing w:before="160"/>
       <w:jc w:val="center"/>
@@ -2417,7 +2108,7 @@
     <w:basedOn w:val="a0"/>
     <w:link w:val="21"/>
     <w:uiPriority w:val="29"/>
-    <w:rsid w:val="00D5340A"/>
+    <w:rsid w:val="004B1D55"/>
     <w:rPr>
       <w:i/>
       <w:iCs/>
@@ -2429,7 +2120,7 @@
     <w:basedOn w:val="a"/>
     <w:uiPriority w:val="34"/>
     <w:qFormat/>
-    <w:rsid w:val="00D5340A"/>
+    <w:rsid w:val="004B1D55"/>
     <w:pPr>
       <w:ind w:left="720"/>
       <w:contextualSpacing/>
@@ -2440,7 +2131,7 @@
     <w:basedOn w:val="a0"/>
     <w:uiPriority w:val="21"/>
     <w:qFormat/>
-    <w:rsid w:val="00D5340A"/>
+    <w:rsid w:val="004B1D55"/>
     <w:rPr>
       <w:i/>
       <w:iCs/>
@@ -2454,7 +2145,7 @@
     <w:link w:val="aa"/>
     <w:uiPriority w:val="30"/>
     <w:qFormat/>
-    <w:rsid w:val="00D5340A"/>
+    <w:rsid w:val="004B1D55"/>
     <w:pPr>
       <w:pBdr>
         <w:top w:val="single" w:sz="4" w:space="10" w:color="0F4761" w:themeColor="accent1" w:themeShade="BF"/>
@@ -2475,7 +2166,7 @@
     <w:basedOn w:val="a0"/>
     <w:link w:val="a9"/>
     <w:uiPriority w:val="30"/>
-    <w:rsid w:val="00D5340A"/>
+    <w:rsid w:val="004B1D55"/>
     <w:rPr>
       <w:i/>
       <w:iCs/>
@@ -2487,7 +2178,7 @@
     <w:basedOn w:val="a0"/>
     <w:uiPriority w:val="32"/>
     <w:qFormat/>
-    <w:rsid w:val="00D5340A"/>
+    <w:rsid w:val="004B1D55"/>
     <w:rPr>
       <w:b/>
       <w:bCs/>

--- a/Отчёт.docx
+++ b/Отчёт.docx
@@ -39,12 +39,51 @@
           <w:sz w:val="28"/>
           <w:szCs w:val="28"/>
         </w:rPr>
-        <w:t>Государственное бюджетное профессиональное образовательное учреждение Нижегородской области «КРАСНОБАКОВСКИЙ ЛЕСНОЙ КОЛЛЕДЖ» (ГБПОУ НО «КБЛК»)</w:t>
+        <w:t>Государственное бюджетное профессиональное образовательное учреждение Нижегородской области</w:t>
       </w:r>
     </w:p>
     <w:p>
       <w:pPr>
         <w:jc w:val="center"/>
+        <w:rPr>
+          <w:rFonts w:ascii="Times New Roman" w:hAnsi="Times New Roman" w:cs="Times New Roman"/>
+          <w:iCs/>
+          <w:sz w:val="28"/>
+          <w:szCs w:val="28"/>
+        </w:rPr>
+      </w:pPr>
+      <w:r>
+        <w:rPr>
+          <w:rFonts w:ascii="Times New Roman" w:hAnsi="Times New Roman" w:cs="Times New Roman"/>
+          <w:iCs/>
+          <w:sz w:val="28"/>
+          <w:szCs w:val="28"/>
+        </w:rPr>
+        <w:t>«КРАСНОБАКОВСКИЙ ЛЕСНОЙ КОЛЛЕДЖ»</w:t>
+      </w:r>
+    </w:p>
+    <w:p>
+      <w:pPr>
+        <w:jc w:val="center"/>
+        <w:rPr>
+          <w:rFonts w:ascii="Times New Roman" w:hAnsi="Times New Roman" w:cs="Times New Roman"/>
+          <w:iCs/>
+          <w:sz w:val="28"/>
+          <w:szCs w:val="28"/>
+        </w:rPr>
+      </w:pPr>
+      <w:r>
+        <w:rPr>
+          <w:rFonts w:ascii="Times New Roman" w:hAnsi="Times New Roman" w:cs="Times New Roman"/>
+          <w:iCs/>
+          <w:sz w:val="28"/>
+          <w:szCs w:val="28"/>
+        </w:rPr>
+        <w:t>(ГБПОУ НО «КБЛК»)</w:t>
+      </w:r>
+    </w:p>
+    <w:p>
+      <w:pPr>
         <w:rPr>
           <w:rFonts w:ascii="Times New Roman" w:hAnsi="Times New Roman" w:cs="Times New Roman"/>
           <w:b/>
@@ -93,7 +132,7 @@
           <w:sz w:val="28"/>
           <w:szCs w:val="28"/>
         </w:rPr>
-        <w:t>10</w:t>
+        <w:t>12</w:t>
       </w:r>
     </w:p>
     <w:p>
@@ -115,7 +154,7 @@
           <w:sz w:val="28"/>
           <w:szCs w:val="28"/>
         </w:rPr>
-        <w:t>Разработка сервиса валидации заказов с нечёткой логикой</w:t>
+        <w:t>Отладка программы с использованием специализированных средств отладки</w:t>
       </w:r>
     </w:p>
     <w:p>
@@ -144,80 +183,29 @@
     </w:p>
     <w:p>
       <w:pPr>
-        <w:jc w:val="center"/>
-        <w:rPr>
-          <w:rFonts w:ascii="Times New Roman" w:hAnsi="Times New Roman" w:cs="Times New Roman"/>
-          <w:iCs/>
-          <w:sz w:val="28"/>
-          <w:szCs w:val="28"/>
-        </w:rPr>
-      </w:pPr>
-    </w:p>
-    <w:p>
-      <w:pPr>
         <w:jc w:val="both"/>
         <w:rPr>
           <w:rFonts w:ascii="Times New Roman" w:hAnsi="Times New Roman" w:cs="Times New Roman"/>
-          <w:iCs/>
-          <w:sz w:val="28"/>
-          <w:szCs w:val="28"/>
-        </w:rPr>
-      </w:pPr>
-      <w:r>
-        <w:rPr>
-          <w:rFonts w:ascii="Times New Roman" w:hAnsi="Times New Roman" w:cs="Times New Roman"/>
-          <w:iCs/>
-          <w:sz w:val="28"/>
-          <w:szCs w:val="28"/>
-        </w:rPr>
-        <w:t>Цель:</w:t>
-      </w:r>
-      <w:r>
-        <w:rPr>
-          <w:rFonts w:ascii="Times New Roman" w:hAnsi="Times New Roman" w:cs="Times New Roman"/>
-          <w:iCs/>
-          <w:sz w:val="28"/>
-          <w:szCs w:val="28"/>
-        </w:rPr>
-        <w:t xml:space="preserve"> н</w:t>
-      </w:r>
-      <w:r>
-        <w:rPr>
-          <w:rFonts w:ascii="Times New Roman" w:hAnsi="Times New Roman" w:cs="Times New Roman"/>
-          <w:iCs/>
-          <w:sz w:val="28"/>
-          <w:szCs w:val="28"/>
-        </w:rPr>
-        <w:t xml:space="preserve">аучиться разрабатывать внешнюю спецификацию программного модуля и тестовый фреймворк для черного ящика, применяя техники тест-дизайна и </w:t>
-      </w:r>
-      <w:proofErr w:type="spellStart"/>
-      <w:r>
-        <w:rPr>
-          <w:rFonts w:ascii="Times New Roman" w:hAnsi="Times New Roman" w:cs="Times New Roman"/>
-          <w:iCs/>
-          <w:sz w:val="28"/>
-          <w:szCs w:val="28"/>
-        </w:rPr>
-        <w:t>property-based</w:t>
-      </w:r>
-      <w:proofErr w:type="spellEnd"/>
-      <w:r>
-        <w:rPr>
-          <w:rFonts w:ascii="Times New Roman" w:hAnsi="Times New Roman" w:cs="Times New Roman"/>
-          <w:iCs/>
-          <w:sz w:val="28"/>
-          <w:szCs w:val="28"/>
-        </w:rPr>
-        <w:t xml:space="preserve"> тестирования</w:t>
-      </w:r>
-      <w:r>
-        <w:rPr>
-          <w:rFonts w:ascii="Times New Roman" w:hAnsi="Times New Roman" w:cs="Times New Roman"/>
-          <w:iCs/>
-          <w:sz w:val="28"/>
-          <w:szCs w:val="28"/>
-        </w:rPr>
-        <w:t>.</w:t>
+          <w:sz w:val="28"/>
+          <w:szCs w:val="28"/>
+        </w:rPr>
+      </w:pPr>
+      <w:r>
+        <w:rPr>
+          <w:rFonts w:ascii="Times New Roman" w:hAnsi="Times New Roman" w:cs="Times New Roman"/>
+          <w:sz w:val="28"/>
+          <w:szCs w:val="28"/>
+        </w:rPr>
+        <w:t xml:space="preserve">Цель: изучить способы отладки программы с использованием языка программирования </w:t>
+      </w:r>
+      <w:r>
+        <w:rPr>
+          <w:rFonts w:ascii="Times New Roman" w:hAnsi="Times New Roman" w:cs="Times New Roman"/>
+          <w:sz w:val="28"/>
+          <w:szCs w:val="28"/>
+          <w:lang w:val="en-US"/>
+        </w:rPr>
+        <w:t>Python</w:t>
       </w:r>
     </w:p>
     <w:p>
@@ -225,29 +213,6 @@
         <w:jc w:val="both"/>
         <w:rPr>
           <w:rFonts w:ascii="Times New Roman" w:hAnsi="Times New Roman" w:cs="Times New Roman"/>
-          <w:iCs/>
-          <w:sz w:val="28"/>
-          <w:szCs w:val="28"/>
-        </w:rPr>
-      </w:pPr>
-    </w:p>
-    <w:p>
-      <w:pPr>
-        <w:jc w:val="center"/>
-        <w:rPr>
-          <w:rFonts w:ascii="Times New Roman" w:hAnsi="Times New Roman" w:cs="Times New Roman"/>
-          <w:iCs/>
-          <w:sz w:val="28"/>
-          <w:szCs w:val="28"/>
-        </w:rPr>
-      </w:pPr>
-    </w:p>
-    <w:p>
-      <w:pPr>
-        <w:jc w:val="center"/>
-        <w:rPr>
-          <w:rFonts w:ascii="Times New Roman" w:hAnsi="Times New Roman" w:cs="Times New Roman"/>
-          <w:iCs/>
           <w:sz w:val="28"/>
           <w:szCs w:val="28"/>
         </w:rPr>
@@ -263,15 +228,6 @@
           <w:szCs w:val="28"/>
         </w:rPr>
       </w:pPr>
-      <w:r>
-        <w:rPr>
-          <w:rFonts w:ascii="Times New Roman" w:hAnsi="Times New Roman" w:cs="Times New Roman"/>
-          <w:iCs/>
-          <w:sz w:val="28"/>
-          <w:szCs w:val="28"/>
-        </w:rPr>
-        <w:t>Выполнила: Аракчеева Екатерина,</w:t>
-      </w:r>
     </w:p>
     <w:p>
       <w:pPr>
@@ -283,15 +239,6 @@
           <w:szCs w:val="28"/>
         </w:rPr>
       </w:pPr>
-      <w:r>
-        <w:rPr>
-          <w:rFonts w:ascii="Times New Roman" w:hAnsi="Times New Roman" w:cs="Times New Roman"/>
-          <w:iCs/>
-          <w:sz w:val="28"/>
-          <w:szCs w:val="28"/>
-        </w:rPr>
-        <w:t>Студентка 24-ИС.</w:t>
-      </w:r>
     </w:p>
     <w:p>
       <w:pPr>
@@ -303,6 +250,15 @@
           <w:szCs w:val="28"/>
         </w:rPr>
       </w:pPr>
+      <w:r>
+        <w:rPr>
+          <w:rFonts w:ascii="Times New Roman" w:hAnsi="Times New Roman" w:cs="Times New Roman"/>
+          <w:iCs/>
+          <w:sz w:val="28"/>
+          <w:szCs w:val="28"/>
+        </w:rPr>
+        <w:t>Выполнила</w:t>
+      </w:r>
       <w:r>
         <w:rPr>
           <w:rFonts w:ascii="Times New Roman" w:hAnsi="Times New Roman" w:cs="Times New Roman"/>
@@ -312,27 +268,17 @@
           <w:sz w:val="28"/>
           <w:szCs w:val="28"/>
         </w:rPr>
-        <w:t>Руководитель:</w:t>
-      </w:r>
-      <w:r>
-        <w:rPr>
-          <w:rFonts w:ascii="Times New Roman" w:hAnsi="Times New Roman" w:cs="Times New Roman"/>
-          <w:iCs/>
-          <w:sz w:val="28"/>
-          <w:szCs w:val="28"/>
-        </w:rPr>
-        <w:t xml:space="preserve"> Александр Вениаминович Торопов</w:t>
-      </w:r>
-    </w:p>
-    <w:p>
-      <w:pPr>
-        <w:rPr>
-          <w:rFonts w:ascii="Times New Roman" w:hAnsi="Times New Roman" w:cs="Times New Roman"/>
-          <w:iCs/>
-          <w:sz w:val="28"/>
-          <w:szCs w:val="28"/>
-        </w:rPr>
-      </w:pPr>
+        <w:t>:</w:t>
+      </w:r>
+      <w:r>
+        <w:rPr>
+          <w:rFonts w:ascii="Times New Roman" w:hAnsi="Times New Roman" w:cs="Times New Roman"/>
+          <w:iCs/>
+          <w:sz w:val="28"/>
+          <w:szCs w:val="28"/>
+        </w:rPr>
+        <w:t xml:space="preserve"> Аракчеева Екатерина,</w:t>
+      </w:r>
     </w:p>
     <w:p>
       <w:pPr>
@@ -344,6 +290,15 @@
           <w:szCs w:val="28"/>
         </w:rPr>
       </w:pPr>
+      <w:r>
+        <w:rPr>
+          <w:rFonts w:ascii="Times New Roman" w:hAnsi="Times New Roman" w:cs="Times New Roman"/>
+          <w:iCs/>
+          <w:sz w:val="28"/>
+          <w:szCs w:val="28"/>
+        </w:rPr>
+        <w:t>Студентка 24-ИС.</w:t>
+      </w:r>
     </w:p>
     <w:p>
       <w:pPr>
@@ -355,29 +310,69 @@
           <w:szCs w:val="28"/>
         </w:rPr>
       </w:pPr>
-    </w:p>
-    <w:p>
-      <w:pPr>
-        <w:rPr>
-          <w:rFonts w:ascii="Times New Roman" w:hAnsi="Times New Roman" w:cs="Times New Roman"/>
-          <w:iCs/>
-          <w:sz w:val="28"/>
-          <w:szCs w:val="28"/>
-        </w:rPr>
-      </w:pPr>
-    </w:p>
-    <w:p>
-      <w:pPr>
-        <w:rPr>
-          <w:rFonts w:ascii="Times New Roman" w:hAnsi="Times New Roman" w:cs="Times New Roman"/>
-          <w:iCs/>
-          <w:sz w:val="28"/>
-          <w:szCs w:val="28"/>
-        </w:rPr>
-      </w:pPr>
-    </w:p>
-    <w:p>
-      <w:pPr>
+      <w:r>
+        <w:rPr>
+          <w:rFonts w:ascii="Times New Roman" w:hAnsi="Times New Roman" w:cs="Times New Roman"/>
+          <w:iCs/>
+          <w:sz w:val="28"/>
+          <w:szCs w:val="28"/>
+        </w:rPr>
+        <w:t>Руководитель: Александр Вениаминович Торопов</w:t>
+      </w:r>
+    </w:p>
+    <w:p>
+      <w:pPr>
+        <w:rPr>
+          <w:rFonts w:ascii="Times New Roman" w:hAnsi="Times New Roman" w:cs="Times New Roman"/>
+          <w:iCs/>
+          <w:sz w:val="28"/>
+          <w:szCs w:val="28"/>
+        </w:rPr>
+      </w:pPr>
+    </w:p>
+    <w:p>
+      <w:pPr>
+        <w:rPr>
+          <w:rFonts w:ascii="Times New Roman" w:hAnsi="Times New Roman" w:cs="Times New Roman"/>
+          <w:iCs/>
+          <w:sz w:val="28"/>
+          <w:szCs w:val="28"/>
+        </w:rPr>
+      </w:pPr>
+    </w:p>
+    <w:p>
+      <w:pPr>
+        <w:rPr>
+          <w:rFonts w:ascii="Times New Roman" w:hAnsi="Times New Roman" w:cs="Times New Roman"/>
+          <w:iCs/>
+          <w:sz w:val="28"/>
+          <w:szCs w:val="28"/>
+        </w:rPr>
+      </w:pPr>
+    </w:p>
+    <w:p>
+      <w:pPr>
+        <w:rPr>
+          <w:rFonts w:ascii="Times New Roman" w:hAnsi="Times New Roman" w:cs="Times New Roman"/>
+          <w:iCs/>
+          <w:sz w:val="28"/>
+          <w:szCs w:val="28"/>
+        </w:rPr>
+      </w:pPr>
+    </w:p>
+    <w:p>
+      <w:pPr>
+        <w:rPr>
+          <w:rFonts w:ascii="Times New Roman" w:hAnsi="Times New Roman" w:cs="Times New Roman"/>
+          <w:iCs/>
+          <w:sz w:val="28"/>
+          <w:szCs w:val="28"/>
+        </w:rPr>
+      </w:pPr>
+    </w:p>
+    <w:p>
+      <w:pPr>
+        <w:jc w:val="center"/>
         <w:rPr>
           <w:rFonts w:ascii="Times New Roman" w:hAnsi="Times New Roman" w:cs="Times New Roman"/>
           <w:iCs/>
@@ -408,6 +403,7 @@
     </w:p>
     <w:p>
       <w:pPr>
+        <w:jc w:val="center"/>
         <w:rPr>
           <w:rFonts w:ascii="Times New Roman" w:hAnsi="Times New Roman" w:cs="Times New Roman"/>
           <w:iCs/>
@@ -429,26 +425,8 @@
       <w:pPr>
         <w:rPr>
           <w:rFonts w:ascii="Times New Roman" w:hAnsi="Times New Roman" w:cs="Times New Roman"/>
-          <w:iCs/>
-          <w:sz w:val="28"/>
-          <w:szCs w:val="28"/>
-        </w:rPr>
-      </w:pPr>
-      <w:r>
-        <w:rPr>
-          <w:rFonts w:ascii="Times New Roman" w:hAnsi="Times New Roman" w:cs="Times New Roman"/>
-          <w:iCs/>
-          <w:sz w:val="28"/>
-          <w:szCs w:val="28"/>
-        </w:rPr>
-        <w:br w:type="page"/>
-      </w:r>
-    </w:p>
-    <w:p>
-      <w:pPr>
-        <w:rPr>
-          <w:rFonts w:ascii="Times New Roman" w:hAnsi="Times New Roman" w:cs="Times New Roman"/>
-          <w:iCs/>
+          <w:b/>
+          <w:bCs/>
           <w:sz w:val="28"/>
           <w:szCs w:val="28"/>
           <w:lang w:val="en-US"/>
@@ -457,358 +435,447 @@
       <w:r>
         <w:rPr>
           <w:rFonts w:ascii="Times New Roman" w:hAnsi="Times New Roman" w:cs="Times New Roman"/>
-          <w:iCs/>
+          <w:b/>
+          <w:bCs/>
           <w:sz w:val="28"/>
           <w:szCs w:val="28"/>
           <w:lang w:val="en-US"/>
         </w:rPr>
         <w:lastRenderedPageBreak/>
-        <w:t>test_cases</w:t>
-      </w:r>
-      <w:r>
-        <w:rPr>
-          <w:rFonts w:ascii="Times New Roman" w:hAnsi="Times New Roman" w:cs="Times New Roman"/>
-          <w:iCs/>
+        <w:t>Root Cause Analysis (</w:t>
+      </w:r>
+      <w:r>
+        <w:rPr>
+          <w:rFonts w:ascii="Times New Roman" w:hAnsi="Times New Roman" w:cs="Times New Roman"/>
+          <w:b/>
+          <w:bCs/>
+          <w:sz w:val="28"/>
+          <w:szCs w:val="28"/>
+        </w:rPr>
+        <w:t>анализ</w:t>
+      </w:r>
+      <w:r>
+        <w:rPr>
+          <w:rFonts w:ascii="Times New Roman" w:hAnsi="Times New Roman" w:cs="Times New Roman"/>
+          <w:b/>
+          <w:bCs/>
           <w:sz w:val="28"/>
           <w:szCs w:val="28"/>
           <w:lang w:val="en-US"/>
         </w:rPr>
-        <w:t>.md</w:t>
-      </w:r>
-    </w:p>
-    <w:p>
-      <w:pPr>
-        <w:rPr>
-          <w:rFonts w:ascii="Times New Roman" w:hAnsi="Times New Roman" w:cs="Times New Roman"/>
-          <w:iCs/>
+        <w:t xml:space="preserve"> </w:t>
+      </w:r>
+      <w:r>
+        <w:rPr>
+          <w:rFonts w:ascii="Times New Roman" w:hAnsi="Times New Roman" w:cs="Times New Roman"/>
+          <w:b/>
+          <w:bCs/>
+          <w:sz w:val="28"/>
+          <w:szCs w:val="28"/>
+        </w:rPr>
+        <w:t>причин</w:t>
+      </w:r>
+      <w:r>
+        <w:rPr>
+          <w:rFonts w:ascii="Times New Roman" w:hAnsi="Times New Roman" w:cs="Times New Roman"/>
+          <w:b/>
+          <w:bCs/>
           <w:sz w:val="28"/>
           <w:szCs w:val="28"/>
           <w:lang w:val="en-US"/>
         </w:rPr>
-      </w:pPr>
-      <w:r>
-        <w:rPr>
-          <w:rFonts w:ascii="Times New Roman" w:hAnsi="Times New Roman" w:cs="Times New Roman"/>
-          <w:iCs/>
-          <w:sz w:val="28"/>
-          <w:szCs w:val="28"/>
+        <w:t>):</w:t>
+      </w:r>
+    </w:p>
+    <w:tbl>
+      <w:tblPr>
+        <w:tblStyle w:val="ac"/>
+        <w:tblW w:w="9427" w:type="dxa"/>
+        <w:tblLook w:val="04A0" w:firstRow="1" w:lastRow="0" w:firstColumn="1" w:lastColumn="0" w:noHBand="0" w:noVBand="1"/>
+      </w:tblPr>
+      <w:tblGrid>
+        <w:gridCol w:w="2345"/>
+        <w:gridCol w:w="3967"/>
+        <w:gridCol w:w="3115"/>
+      </w:tblGrid>
+      <w:tr>
+        <w:tc>
+          <w:tcPr>
+            <w:tcW w:w="2345" w:type="dxa"/>
+            <w:vAlign w:val="center"/>
+          </w:tcPr>
+          <w:p>
+            <w:pPr>
+              <w:jc w:val="both"/>
+              <w:rPr>
+                <w:rFonts w:ascii="Times New Roman" w:hAnsi="Times New Roman" w:cs="Times New Roman"/>
+              </w:rPr>
+            </w:pPr>
+            <w:r>
+              <w:rPr>
+                <w:rFonts w:ascii="Times New Roman" w:hAnsi="Times New Roman" w:cs="Times New Roman"/>
+                <w:color w:val="0F1115"/>
+              </w:rPr>
+              <w:t>Ошибка</w:t>
+            </w:r>
+          </w:p>
+        </w:tc>
+        <w:tc>
+          <w:tcPr>
+            <w:tcW w:w="3967" w:type="dxa"/>
+            <w:vAlign w:val="center"/>
+          </w:tcPr>
+          <w:p>
+            <w:pPr>
+              <w:jc w:val="both"/>
+              <w:rPr>
+                <w:rFonts w:ascii="Times New Roman" w:hAnsi="Times New Roman" w:cs="Times New Roman"/>
+                <w:lang w:val="en-US"/>
+              </w:rPr>
+            </w:pPr>
+            <w:r>
+              <w:rPr>
+                <w:rFonts w:ascii="Times New Roman" w:hAnsi="Times New Roman" w:cs="Times New Roman"/>
+                <w:color w:val="0F1115"/>
+              </w:rPr>
+              <w:t>Корневая причина</w:t>
+            </w:r>
+          </w:p>
+        </w:tc>
+        <w:tc>
+          <w:tcPr>
+            <w:tcW w:w="3115" w:type="dxa"/>
+            <w:vAlign w:val="center"/>
+          </w:tcPr>
+          <w:p>
+            <w:pPr>
+              <w:jc w:val="both"/>
+              <w:rPr>
+                <w:rFonts w:ascii="Times New Roman" w:hAnsi="Times New Roman" w:cs="Times New Roman"/>
+                <w:lang w:val="en-US"/>
+              </w:rPr>
+            </w:pPr>
+            <w:r>
+              <w:rPr>
+                <w:rFonts w:ascii="Times New Roman" w:hAnsi="Times New Roman" w:cs="Times New Roman"/>
+                <w:color w:val="0F1115"/>
+              </w:rPr>
+              <w:t>Исправление</w:t>
+            </w:r>
+          </w:p>
+        </w:tc>
+      </w:tr>
+      <w:tr>
+        <w:tc>
+          <w:tcPr>
+            <w:tcW w:w="2345" w:type="dxa"/>
+          </w:tcPr>
+          <w:p>
+            <w:pPr>
+              <w:jc w:val="both"/>
+              <w:rPr>
+                <w:rFonts w:ascii="Times New Roman" w:hAnsi="Times New Roman" w:cs="Times New Roman"/>
+                <w:lang w:val="en-US"/>
+              </w:rPr>
+            </w:pPr>
+            <w:proofErr w:type="spellStart"/>
+            <w:r>
+              <w:rPr>
+                <w:rFonts w:ascii="Times New Roman" w:hAnsi="Times New Roman" w:cs="Times New Roman"/>
+                <w:lang w:val="en-US"/>
+              </w:rPr>
+              <w:t>KeyError</w:t>
+            </w:r>
+            <w:proofErr w:type="spellEnd"/>
+            <w:r>
+              <w:rPr>
+                <w:rFonts w:ascii="Times New Roman" w:hAnsi="Times New Roman" w:cs="Times New Roman"/>
+                <w:lang w:val="en-US"/>
+              </w:rPr>
+              <w:t>:</w:t>
+            </w:r>
+            <w:r>
+              <w:rPr>
+                <w:rFonts w:ascii="Times New Roman" w:hAnsi="Times New Roman" w:cs="Times New Roman"/>
+                <w:lang w:val="en-US"/>
+              </w:rPr>
+              <w:t xml:space="preserve"> 'nights'</w:t>
+            </w:r>
+          </w:p>
+        </w:tc>
+        <w:tc>
+          <w:tcPr>
+            <w:tcW w:w="3967" w:type="dxa"/>
+          </w:tcPr>
+          <w:p>
+            <w:pPr>
+              <w:jc w:val="both"/>
+              <w:rPr>
+                <w:rFonts w:ascii="Times New Roman" w:hAnsi="Times New Roman" w:cs="Times New Roman"/>
+                <w:lang w:val="en-US"/>
+              </w:rPr>
+            </w:pPr>
+            <w:r>
+              <w:rPr>
+                <w:rFonts w:ascii="Times New Roman" w:hAnsi="Times New Roman" w:cs="Times New Roman"/>
+              </w:rPr>
+              <w:t>Доступ к несуществующему ключу</w:t>
+            </w:r>
+          </w:p>
+        </w:tc>
+        <w:tc>
+          <w:tcPr>
+            <w:tcW w:w="3115" w:type="dxa"/>
+          </w:tcPr>
+          <w:p>
+            <w:pPr>
+              <w:jc w:val="both"/>
+              <w:rPr>
+                <w:rFonts w:ascii="Times New Roman" w:hAnsi="Times New Roman" w:cs="Times New Roman"/>
+                <w:lang w:val="en-US"/>
+              </w:rPr>
+            </w:pPr>
+            <w:proofErr w:type="spellStart"/>
+            <w:proofErr w:type="gramStart"/>
+            <w:r>
+              <w:rPr>
+                <w:rFonts w:ascii="Times New Roman" w:hAnsi="Times New Roman" w:cs="Times New Roman"/>
+              </w:rPr>
+              <w:t>item.get</w:t>
+            </w:r>
+            <w:proofErr w:type="spellEnd"/>
+            <w:r>
+              <w:rPr>
+                <w:rFonts w:ascii="Times New Roman" w:hAnsi="Times New Roman" w:cs="Times New Roman"/>
+              </w:rPr>
+              <w:t>(</w:t>
+            </w:r>
+            <w:proofErr w:type="gramEnd"/>
+            <w:r>
+              <w:rPr>
+                <w:rFonts w:ascii="Times New Roman" w:hAnsi="Times New Roman" w:cs="Times New Roman"/>
+              </w:rPr>
+              <w:t>'</w:t>
+            </w:r>
+            <w:proofErr w:type="spellStart"/>
+            <w:r>
+              <w:rPr>
+                <w:rFonts w:ascii="Times New Roman" w:hAnsi="Times New Roman" w:cs="Times New Roman"/>
+              </w:rPr>
+              <w:t>nights</w:t>
+            </w:r>
+            <w:proofErr w:type="spellEnd"/>
+            <w:r>
+              <w:rPr>
+                <w:rFonts w:ascii="Times New Roman" w:hAnsi="Times New Roman" w:cs="Times New Roman"/>
+              </w:rPr>
+              <w:t>', 0)</w:t>
+            </w:r>
+          </w:p>
+        </w:tc>
+      </w:tr>
+      <w:tr>
+        <w:tc>
+          <w:tcPr>
+            <w:tcW w:w="2345" w:type="dxa"/>
+          </w:tcPr>
+          <w:p>
+            <w:pPr>
+              <w:jc w:val="both"/>
+              <w:rPr>
+                <w:rFonts w:ascii="Times New Roman" w:hAnsi="Times New Roman" w:cs="Times New Roman"/>
+              </w:rPr>
+            </w:pPr>
+            <w:r>
+              <w:rPr>
+                <w:rFonts w:ascii="Times New Roman" w:hAnsi="Times New Roman" w:cs="Times New Roman"/>
+              </w:rPr>
+              <w:t>Логическая ошибка</w:t>
+            </w:r>
+          </w:p>
+        </w:tc>
+        <w:tc>
+          <w:tcPr>
+            <w:tcW w:w="3967" w:type="dxa"/>
+          </w:tcPr>
+          <w:p>
+            <w:pPr>
+              <w:jc w:val="both"/>
+              <w:rPr>
+                <w:rFonts w:ascii="Times New Roman" w:hAnsi="Times New Roman" w:cs="Times New Roman"/>
+                <w:lang w:val="en-US"/>
+              </w:rPr>
+            </w:pPr>
+            <w:r>
+              <w:rPr>
+                <w:rFonts w:ascii="Times New Roman" w:hAnsi="Times New Roman" w:cs="Times New Roman"/>
+              </w:rPr>
+              <w:t>Неправильная формула</w:t>
+            </w:r>
+          </w:p>
+        </w:tc>
+        <w:tc>
+          <w:tcPr>
+            <w:tcW w:w="3115" w:type="dxa"/>
+          </w:tcPr>
+          <w:p>
+            <w:pPr>
+              <w:jc w:val="both"/>
+              <w:rPr>
+                <w:rFonts w:ascii="Times New Roman" w:hAnsi="Times New Roman" w:cs="Times New Roman"/>
+                <w:lang w:val="en-US"/>
+              </w:rPr>
+            </w:pPr>
+            <w:proofErr w:type="spellStart"/>
+            <w:r>
+              <w:rPr>
+                <w:rFonts w:ascii="Times New Roman" w:hAnsi="Times New Roman" w:cs="Times New Roman"/>
+              </w:rPr>
+              <w:t>price</w:t>
+            </w:r>
+            <w:proofErr w:type="spellEnd"/>
+            <w:r>
+              <w:rPr>
+                <w:rFonts w:ascii="Times New Roman" w:hAnsi="Times New Roman" w:cs="Times New Roman"/>
+              </w:rPr>
+              <w:t xml:space="preserve"> * 0.2</w:t>
+            </w:r>
+          </w:p>
+        </w:tc>
+      </w:tr>
+      <w:tr>
+        <w:tc>
+          <w:tcPr>
+            <w:tcW w:w="2345" w:type="dxa"/>
+          </w:tcPr>
+          <w:p>
+            <w:pPr>
+              <w:jc w:val="both"/>
+              <w:rPr>
+                <w:rFonts w:ascii="Times New Roman" w:hAnsi="Times New Roman" w:cs="Times New Roman"/>
+              </w:rPr>
+            </w:pPr>
+            <w:r>
+              <w:rPr>
+                <w:rFonts w:ascii="Times New Roman" w:hAnsi="Times New Roman" w:cs="Times New Roman"/>
+              </w:rPr>
+              <w:t>Утечка</w:t>
+            </w:r>
+            <w:r>
+              <w:rPr>
+                <w:rFonts w:ascii="Times New Roman" w:hAnsi="Times New Roman" w:cs="Times New Roman"/>
+                <w:lang w:val="en-US"/>
+              </w:rPr>
+              <w:t xml:space="preserve"> </w:t>
+            </w:r>
+            <w:r>
+              <w:rPr>
+                <w:rFonts w:ascii="Times New Roman" w:hAnsi="Times New Roman" w:cs="Times New Roman"/>
+              </w:rPr>
+              <w:t>памяти</w:t>
+            </w:r>
+          </w:p>
+        </w:tc>
+        <w:tc>
+          <w:tcPr>
+            <w:tcW w:w="3967" w:type="dxa"/>
+          </w:tcPr>
+          <w:p>
+            <w:pPr>
+              <w:jc w:val="both"/>
+              <w:rPr>
+                <w:rFonts w:ascii="Times New Roman" w:hAnsi="Times New Roman" w:cs="Times New Roman"/>
+                <w:lang w:val="en-US"/>
+              </w:rPr>
+            </w:pPr>
+            <w:r>
+              <w:rPr>
+                <w:rFonts w:ascii="Times New Roman" w:hAnsi="Times New Roman" w:cs="Times New Roman"/>
+              </w:rPr>
+              <w:t>Неограниченный кеш</w:t>
+            </w:r>
+          </w:p>
+        </w:tc>
+        <w:tc>
+          <w:tcPr>
+            <w:tcW w:w="3115" w:type="dxa"/>
+          </w:tcPr>
+          <w:p>
+            <w:pPr>
+              <w:jc w:val="both"/>
+              <w:rPr>
+                <w:rFonts w:ascii="Times New Roman" w:hAnsi="Times New Roman" w:cs="Times New Roman"/>
+                <w:lang w:val="en-US"/>
+              </w:rPr>
+            </w:pPr>
+            <w:r>
+              <w:rPr>
+                <w:rFonts w:ascii="Times New Roman" w:hAnsi="Times New Roman" w:cs="Times New Roman"/>
+                <w:lang w:val="en-US"/>
+              </w:rPr>
+              <w:t>CACHE_MAX_SIZE</w:t>
+            </w:r>
+            <w:r>
+              <w:rPr>
+                <w:rFonts w:ascii="Times New Roman" w:hAnsi="Times New Roman" w:cs="Times New Roman"/>
+                <w:lang w:val="en-US"/>
+              </w:rPr>
+              <w:t xml:space="preserve"> </w:t>
+            </w:r>
+            <w:r>
+              <w:rPr>
+                <w:rFonts w:ascii="Times New Roman" w:hAnsi="Times New Roman" w:cs="Times New Roman"/>
+                <w:lang w:val="en-US"/>
+              </w:rPr>
+              <w:t>+</w:t>
+            </w:r>
+            <w:r>
+              <w:rPr>
+                <w:rFonts w:ascii="Times New Roman" w:hAnsi="Times New Roman" w:cs="Times New Roman"/>
+                <w:lang w:val="en-US"/>
+              </w:rPr>
+              <w:t xml:space="preserve"> </w:t>
+            </w:r>
+            <w:proofErr w:type="spellStart"/>
+            <w:r>
+              <w:rPr>
+                <w:rFonts w:ascii="Times New Roman" w:hAnsi="Times New Roman" w:cs="Times New Roman"/>
+                <w:lang w:val="en-US"/>
+              </w:rPr>
+              <w:t>CACHE.clear</w:t>
+            </w:r>
+            <w:proofErr w:type="spellEnd"/>
+            <w:r>
+              <w:rPr>
+                <w:rFonts w:ascii="Times New Roman" w:hAnsi="Times New Roman" w:cs="Times New Roman"/>
+                <w:lang w:val="en-US"/>
+              </w:rPr>
+              <w:t>()</w:t>
+            </w:r>
+          </w:p>
+        </w:tc>
+      </w:tr>
+    </w:tbl>
+    <w:p>
+      <w:pPr>
+        <w:rPr>
+          <w:rFonts w:ascii="Times New Roman" w:hAnsi="Times New Roman" w:cs="Times New Roman"/>
+          <w:sz w:val="28"/>
+          <w:szCs w:val="28"/>
+        </w:rPr>
+      </w:pPr>
+    </w:p>
+    <w:p/>
+    <w:p>
+      <w:r>
+        <w:rPr>
+          <w:noProof/>
         </w:rPr>
         <w:drawing>
-          <wp:inline distT="0" distB="0" distL="0" distR="0" wp14:anchorId="24DCADE2" wp14:editId="5625B2EC">
-            <wp:extent cx="5940425" cy="6563995"/>
-            <wp:effectExtent l="0" t="0" r="3175" b="8255"/>
+          <wp:inline distT="0" distB="0" distL="0" distR="0" wp14:anchorId="5C77943D" wp14:editId="000BCCF1">
+            <wp:extent cx="5940425" cy="2390140"/>
+            <wp:effectExtent l="0" t="0" r="3175" b="0"/>
             <wp:docPr id="1" name="Рисунок 1"/>
-            <wp:cNvGraphicFramePr>
-              <a:graphicFrameLocks xmlns:a="http://schemas.openxmlformats.org/drawingml/2006/main" noChangeAspect="1"/>
-            </wp:cNvGraphicFramePr>
-            <a:graphic xmlns:a="http://schemas.openxmlformats.org/drawingml/2006/main">
-              <a:graphicData uri="http://schemas.openxmlformats.org/drawingml/2006/picture">
-                <pic:pic xmlns:pic="http://schemas.openxmlformats.org/drawingml/2006/picture">
-                  <pic:nvPicPr>
-                    <pic:cNvPr id="1" name=""/>
-                    <pic:cNvPicPr/>
-                  </pic:nvPicPr>
-                  <pic:blipFill>
-                    <a:blip r:embed="rId4"/>
-                    <a:stretch>
-                      <a:fillRect/>
-                    </a:stretch>
-                  </pic:blipFill>
-                  <pic:spPr>
-                    <a:xfrm>
-                      <a:off x="0" y="0"/>
-                      <a:ext cx="5940425" cy="6563995"/>
-                    </a:xfrm>
-                    <a:prstGeom prst="rect">
-                      <a:avLst/>
-                    </a:prstGeom>
-                  </pic:spPr>
-                </pic:pic>
-              </a:graphicData>
-            </a:graphic>
-          </wp:inline>
-        </w:drawing>
-      </w:r>
-    </w:p>
-    <w:p>
-      <w:pPr>
-        <w:rPr>
-          <w:rFonts w:ascii="Times New Roman" w:hAnsi="Times New Roman" w:cs="Times New Roman"/>
-          <w:iCs/>
-          <w:sz w:val="28"/>
-          <w:szCs w:val="28"/>
-          <w:lang w:val="en-US"/>
-        </w:rPr>
-      </w:pPr>
-    </w:p>
-    <w:p>
-      <w:pPr>
-        <w:rPr>
-          <w:rFonts w:ascii="Times New Roman" w:hAnsi="Times New Roman" w:cs="Times New Roman"/>
-          <w:iCs/>
-          <w:sz w:val="28"/>
-          <w:szCs w:val="28"/>
-          <w:lang w:val="en-US"/>
-        </w:rPr>
-      </w:pPr>
-    </w:p>
-    <w:p>
-      <w:pPr>
-        <w:rPr>
-          <w:rFonts w:ascii="Times New Roman" w:hAnsi="Times New Roman" w:cs="Times New Roman"/>
-          <w:iCs/>
-          <w:sz w:val="28"/>
-          <w:szCs w:val="28"/>
-          <w:lang w:val="en-US"/>
-        </w:rPr>
-      </w:pPr>
-      <w:r>
-        <w:rPr>
-          <w:rFonts w:ascii="Times New Roman" w:hAnsi="Times New Roman" w:cs="Times New Roman"/>
-          <w:iCs/>
-          <w:sz w:val="28"/>
-          <w:szCs w:val="28"/>
-        </w:rPr>
-        <w:drawing>
-          <wp:inline distT="0" distB="0" distL="0" distR="0" wp14:anchorId="44319F49" wp14:editId="7A2F0EF2">
-            <wp:extent cx="5940425" cy="4517390"/>
-            <wp:effectExtent l="0" t="0" r="3175" b="0"/>
-            <wp:docPr id="2" name="Рисунок 2"/>
-            <wp:cNvGraphicFramePr>
-              <a:graphicFrameLocks xmlns:a="http://schemas.openxmlformats.org/drawingml/2006/main" noChangeAspect="1"/>
-            </wp:cNvGraphicFramePr>
-            <a:graphic xmlns:a="http://schemas.openxmlformats.org/drawingml/2006/main">
-              <a:graphicData uri="http://schemas.openxmlformats.org/drawingml/2006/picture">
-                <pic:pic xmlns:pic="http://schemas.openxmlformats.org/drawingml/2006/picture">
-                  <pic:nvPicPr>
-                    <pic:cNvPr id="1" name=""/>
-                    <pic:cNvPicPr/>
-                  </pic:nvPicPr>
-                  <pic:blipFill rotWithShape="1">
-                    <a:blip r:embed="rId5"/>
-                    <a:srcRect t="34154"/>
-                    <a:stretch/>
-                  </pic:blipFill>
-                  <pic:spPr bwMode="auto">
-                    <a:xfrm>
-                      <a:off x="0" y="0"/>
-                      <a:ext cx="5940425" cy="4517390"/>
-                    </a:xfrm>
-                    <a:prstGeom prst="rect">
-                      <a:avLst/>
-                    </a:prstGeom>
-                    <a:ln>
-                      <a:noFill/>
-                    </a:ln>
-                    <a:extLst>
-                      <a:ext uri="{53640926-AAD7-44D8-BBD7-CCE9431645EC}">
-                        <a14:shadowObscured xmlns:a14="http://schemas.microsoft.com/office/drawing/2010/main"/>
-                      </a:ext>
-                    </a:extLst>
-                  </pic:spPr>
-                </pic:pic>
-              </a:graphicData>
-            </a:graphic>
-          </wp:inline>
-        </w:drawing>
-      </w:r>
-    </w:p>
-    <w:p>
-      <w:pPr>
-        <w:rPr>
-          <w:rFonts w:ascii="Times New Roman" w:hAnsi="Times New Roman" w:cs="Times New Roman"/>
-          <w:iCs/>
-          <w:sz w:val="28"/>
-          <w:szCs w:val="28"/>
-          <w:lang w:val="en-US"/>
-        </w:rPr>
-      </w:pPr>
-    </w:p>
-    <w:p>
-      <w:pPr>
-        <w:rPr>
-          <w:rFonts w:ascii="Times New Roman" w:hAnsi="Times New Roman" w:cs="Times New Roman"/>
-          <w:iCs/>
-          <w:sz w:val="28"/>
-          <w:szCs w:val="28"/>
-          <w:lang w:val="en-US"/>
-        </w:rPr>
-      </w:pPr>
-    </w:p>
-    <w:p>
-      <w:pPr>
-        <w:rPr>
-          <w:rFonts w:ascii="Times New Roman" w:hAnsi="Times New Roman" w:cs="Times New Roman"/>
-          <w:iCs/>
-          <w:sz w:val="28"/>
-          <w:szCs w:val="28"/>
-          <w:lang w:val="en-US"/>
-        </w:rPr>
-      </w:pPr>
-    </w:p>
-    <w:p>
-      <w:pPr>
-        <w:rPr>
-          <w:rFonts w:ascii="Times New Roman" w:hAnsi="Times New Roman" w:cs="Times New Roman"/>
-          <w:iCs/>
-          <w:sz w:val="28"/>
-          <w:szCs w:val="28"/>
-          <w:lang w:val="en-US"/>
-        </w:rPr>
-      </w:pPr>
-    </w:p>
-    <w:p>
-      <w:pPr>
-        <w:rPr>
-          <w:rFonts w:ascii="Times New Roman" w:hAnsi="Times New Roman" w:cs="Times New Roman"/>
-          <w:iCs/>
-          <w:sz w:val="28"/>
-          <w:szCs w:val="28"/>
-          <w:lang w:val="en-US"/>
-        </w:rPr>
-      </w:pPr>
-    </w:p>
-    <w:p>
-      <w:pPr>
-        <w:rPr>
-          <w:rFonts w:ascii="Times New Roman" w:hAnsi="Times New Roman" w:cs="Times New Roman"/>
-          <w:iCs/>
-          <w:sz w:val="28"/>
-          <w:szCs w:val="28"/>
-          <w:lang w:val="en-US"/>
-        </w:rPr>
-      </w:pPr>
-    </w:p>
-    <w:p>
-      <w:pPr>
-        <w:rPr>
-          <w:rFonts w:ascii="Times New Roman" w:hAnsi="Times New Roman" w:cs="Times New Roman"/>
-          <w:iCs/>
-          <w:sz w:val="28"/>
-          <w:szCs w:val="28"/>
-          <w:lang w:val="en-US"/>
-        </w:rPr>
-      </w:pPr>
-    </w:p>
-    <w:p>
-      <w:pPr>
-        <w:rPr>
-          <w:rFonts w:ascii="Times New Roman" w:hAnsi="Times New Roman" w:cs="Times New Roman"/>
-          <w:iCs/>
-          <w:sz w:val="28"/>
-          <w:szCs w:val="28"/>
-          <w:lang w:val="en-US"/>
-        </w:rPr>
-      </w:pPr>
-    </w:p>
-    <w:p>
-      <w:pPr>
-        <w:rPr>
-          <w:rFonts w:ascii="Times New Roman" w:hAnsi="Times New Roman" w:cs="Times New Roman"/>
-          <w:iCs/>
-          <w:sz w:val="28"/>
-          <w:szCs w:val="28"/>
-          <w:lang w:val="en-US"/>
-        </w:rPr>
-      </w:pPr>
-    </w:p>
-    <w:p>
-      <w:pPr>
-        <w:rPr>
-          <w:rFonts w:ascii="Times New Roman" w:hAnsi="Times New Roman" w:cs="Times New Roman"/>
-          <w:iCs/>
-          <w:sz w:val="28"/>
-          <w:szCs w:val="28"/>
-          <w:lang w:val="en-US"/>
-        </w:rPr>
-      </w:pPr>
-    </w:p>
-    <w:p>
-      <w:pPr>
-        <w:rPr>
-          <w:rFonts w:ascii="Times New Roman" w:hAnsi="Times New Roman" w:cs="Times New Roman"/>
-          <w:iCs/>
-          <w:sz w:val="28"/>
-          <w:szCs w:val="28"/>
-          <w:lang w:val="en-US"/>
-        </w:rPr>
-      </w:pPr>
-    </w:p>
-    <w:p>
-      <w:pPr>
-        <w:rPr>
-          <w:rFonts w:ascii="Times New Roman" w:hAnsi="Times New Roman" w:cs="Times New Roman"/>
-          <w:iCs/>
-          <w:sz w:val="28"/>
-          <w:szCs w:val="28"/>
-          <w:lang w:val="en-US"/>
-        </w:rPr>
-      </w:pPr>
-    </w:p>
-    <w:p>
-      <w:pPr>
-        <w:rPr>
-          <w:rFonts w:ascii="Times New Roman" w:hAnsi="Times New Roman" w:cs="Times New Roman"/>
-          <w:iCs/>
-          <w:sz w:val="28"/>
-          <w:szCs w:val="28"/>
-          <w:lang w:val="en-US"/>
-        </w:rPr>
-      </w:pPr>
-    </w:p>
-    <w:p>
-      <w:pPr>
-        <w:rPr>
-          <w:rFonts w:ascii="Times New Roman" w:hAnsi="Times New Roman" w:cs="Times New Roman"/>
-          <w:iCs/>
-          <w:sz w:val="28"/>
-          <w:szCs w:val="28"/>
-          <w:lang w:val="en-US"/>
-        </w:rPr>
-      </w:pPr>
-      <w:r>
-        <w:rPr>
-          <w:rFonts w:ascii="Times New Roman" w:hAnsi="Times New Roman" w:cs="Times New Roman"/>
-          <w:iCs/>
-          <w:sz w:val="28"/>
-          <w:szCs w:val="28"/>
-          <w:lang w:val="en-US"/>
-        </w:rPr>
-        <w:t>Specification</w:t>
-      </w:r>
-      <w:r>
-        <w:rPr>
-          <w:rFonts w:ascii="Times New Roman" w:hAnsi="Times New Roman" w:cs="Times New Roman"/>
-          <w:iCs/>
-          <w:sz w:val="28"/>
-          <w:szCs w:val="28"/>
-          <w:lang w:val="en-US"/>
-        </w:rPr>
-        <w:t>.md</w:t>
-      </w:r>
-    </w:p>
-    <w:p>
-      <w:pPr>
-        <w:rPr>
-          <w:rFonts w:ascii="Times New Roman" w:hAnsi="Times New Roman" w:cs="Times New Roman"/>
-          <w:iCs/>
-          <w:sz w:val="28"/>
-          <w:szCs w:val="28"/>
-          <w:lang w:val="en-US"/>
-        </w:rPr>
-      </w:pPr>
-      <w:r>
-        <w:rPr>
-          <w:rFonts w:ascii="Times New Roman" w:hAnsi="Times New Roman" w:cs="Times New Roman"/>
-          <w:iCs/>
-          <w:sz w:val="28"/>
-          <w:szCs w:val="28"/>
-        </w:rPr>
-        <w:drawing>
-          <wp:inline distT="0" distB="0" distL="0" distR="0" wp14:anchorId="136C475F" wp14:editId="78E6D37F">
-            <wp:extent cx="5940425" cy="7938770"/>
-            <wp:effectExtent l="0" t="0" r="3175" b="5080"/>
-            <wp:docPr id="3" name="Рисунок 3"/>
             <wp:cNvGraphicFramePr>
               <a:graphicFrameLocks xmlns:a="http://schemas.openxmlformats.org/drawingml/2006/main" noChangeAspect="1"/>
             </wp:cNvGraphicFramePr>
@@ -828,7 +895,7 @@
                   <pic:spPr>
                     <a:xfrm>
                       <a:off x="0" y="0"/>
-                      <a:ext cx="5940425" cy="7938770"/>
+                      <a:ext cx="5940425" cy="2390140"/>
                     </a:xfrm>
                     <a:prstGeom prst="rect">
                       <a:avLst/>
@@ -845,33 +912,67 @@
       <w:pPr>
         <w:rPr>
           <w:rFonts w:ascii="Times New Roman" w:hAnsi="Times New Roman" w:cs="Times New Roman"/>
-          <w:iCs/>
-          <w:sz w:val="28"/>
-          <w:szCs w:val="28"/>
+          <w:b/>
+          <w:bCs/>
+          <w:i/>
+          <w:iCs/>
+          <w:sz w:val="28"/>
+          <w:szCs w:val="28"/>
+        </w:rPr>
+      </w:pPr>
+      <w:r>
+        <w:rPr>
+          <w:rFonts w:ascii="Times New Roman" w:hAnsi="Times New Roman" w:cs="Times New Roman"/>
+          <w:i/>
+          <w:iCs/>
+          <w:sz w:val="28"/>
+          <w:szCs w:val="28"/>
+        </w:rPr>
+        <w:t xml:space="preserve">Рисунок 1 - </w:t>
+      </w:r>
+      <w:r>
+        <w:rPr>
+          <w:rFonts w:ascii="Times New Roman" w:hAnsi="Times New Roman" w:cs="Times New Roman"/>
+          <w:i/>
+          <w:iCs/>
+          <w:sz w:val="28"/>
+          <w:szCs w:val="28"/>
+        </w:rPr>
+        <w:t>Первоначальная ошибка (</w:t>
+      </w:r>
+      <w:proofErr w:type="spellStart"/>
+      <w:r>
+        <w:rPr>
+          <w:rFonts w:ascii="Times New Roman" w:hAnsi="Times New Roman" w:cs="Times New Roman"/>
+          <w:i/>
+          <w:iCs/>
+          <w:sz w:val="28"/>
+          <w:szCs w:val="28"/>
+        </w:rPr>
+        <w:t>KeyError</w:t>
+      </w:r>
+      <w:proofErr w:type="spellEnd"/>
+      <w:r>
+        <w:rPr>
+          <w:rFonts w:ascii="Times New Roman" w:hAnsi="Times New Roman" w:cs="Times New Roman"/>
+          <w:i/>
+          <w:iCs/>
+          <w:sz w:val="28"/>
+          <w:szCs w:val="28"/>
+        </w:rPr>
+        <w:t>)</w:t>
+      </w:r>
+    </w:p>
+    <w:p/>
+    <w:p>
+      <w:r>
+        <w:rPr>
+          <w:noProof/>
           <w:lang w:val="en-US"/>
         </w:rPr>
-      </w:pPr>
-    </w:p>
-    <w:p>
-      <w:pPr>
-        <w:rPr>
-          <w:rFonts w:ascii="Times New Roman" w:hAnsi="Times New Roman" w:cs="Times New Roman"/>
-          <w:iCs/>
-          <w:sz w:val="28"/>
-          <w:szCs w:val="28"/>
-          <w:lang w:val="en-US"/>
-        </w:rPr>
-      </w:pPr>
-      <w:r>
-        <w:rPr>
-          <w:rFonts w:ascii="Times New Roman" w:hAnsi="Times New Roman" w:cs="Times New Roman"/>
-          <w:iCs/>
-          <w:sz w:val="28"/>
-          <w:szCs w:val="28"/>
-        </w:rPr>
         <w:drawing>
-          <wp:inline distT="0" distB="0" distL="0" distR="0" wp14:anchorId="53BCFC11" wp14:editId="53BD91A5">
-            <wp:extent cx="5940425" cy="4349115"/>
+          <wp:inline distT="0" distB="0" distL="0" distR="0" wp14:anchorId="5B5799EB" wp14:editId="42C60CBD">
+            <wp:extent cx="5940425" cy="3316605"/>
             <wp:effectExtent l="0" t="0" r="3175" b="0"/>
             <wp:docPr id="4" name="Рисунок 4"/>
             <wp:cNvGraphicFramePr>
@@ -884,20 +985,27 @@
                     <pic:cNvPr id="1" name=""/>
                     <pic:cNvPicPr/>
                   </pic:nvPicPr>
-                  <pic:blipFill>
+                  <pic:blipFill rotWithShape="1">
                     <a:blip r:embed="rId7"/>
-                    <a:stretch>
-                      <a:fillRect/>
-                    </a:stretch>
+                    <a:srcRect t="45611"/>
+                    <a:stretch/>
                   </pic:blipFill>
-                  <pic:spPr>
+                  <pic:spPr bwMode="auto">
                     <a:xfrm>
                       <a:off x="0" y="0"/>
-                      <a:ext cx="5940425" cy="4349115"/>
+                      <a:ext cx="5940425" cy="3316605"/>
                     </a:xfrm>
                     <a:prstGeom prst="rect">
                       <a:avLst/>
                     </a:prstGeom>
+                    <a:ln>
+                      <a:noFill/>
+                    </a:ln>
+                    <a:extLst>
+                      <a:ext uri="{53640926-AAD7-44D8-BBD7-CCE9431645EC}">
+                        <a14:shadowObscured xmlns:a14="http://schemas.microsoft.com/office/drawing/2010/main"/>
+                      </a:ext>
+                    </a:extLst>
                   </pic:spPr>
                 </pic:pic>
               </a:graphicData>
@@ -905,18 +1013,53 @@
           </wp:inline>
         </w:drawing>
       </w:r>
-      <w:r>
-        <w:rPr>
-          <w:rFonts w:ascii="Times New Roman" w:hAnsi="Times New Roman" w:cs="Times New Roman"/>
-          <w:iCs/>
-          <w:sz w:val="28"/>
-          <w:szCs w:val="28"/>
-        </w:rPr>
+    </w:p>
+    <w:p>
+      <w:r>
+        <w:rPr>
+          <w:rFonts w:ascii="Times New Roman" w:hAnsi="Times New Roman" w:cs="Times New Roman"/>
+          <w:i/>
+          <w:iCs/>
+          <w:sz w:val="28"/>
+          <w:szCs w:val="28"/>
+        </w:rPr>
+        <w:t xml:space="preserve">Рисунок 2 - Сессия </w:t>
+      </w:r>
+      <w:proofErr w:type="spellStart"/>
+      <w:r>
+        <w:rPr>
+          <w:rFonts w:ascii="Times New Roman" w:hAnsi="Times New Roman" w:cs="Times New Roman"/>
+          <w:i/>
+          <w:iCs/>
+          <w:sz w:val="28"/>
+          <w:szCs w:val="28"/>
+        </w:rPr>
+        <w:t>pdb</w:t>
+      </w:r>
+      <w:proofErr w:type="spellEnd"/>
+      <w:r>
+        <w:rPr>
+          <w:rFonts w:ascii="Times New Roman" w:hAnsi="Times New Roman" w:cs="Times New Roman"/>
+          <w:i/>
+          <w:iCs/>
+          <w:sz w:val="28"/>
+          <w:szCs w:val="28"/>
+        </w:rPr>
+        <w:t xml:space="preserve"> (отладка)</w:t>
+      </w:r>
+      <w:r>
+        <w:t xml:space="preserve"> </w:t>
+      </w:r>
+    </w:p>
+    <w:p/>
+    <w:p>
+      <w:r>
+        <w:lastRenderedPageBreak/>
         <w:drawing>
-          <wp:inline distT="0" distB="0" distL="0" distR="0" wp14:anchorId="5834C0CD" wp14:editId="0CEB8F63">
-            <wp:extent cx="5940425" cy="8014970"/>
-            <wp:effectExtent l="0" t="0" r="3175" b="5080"/>
-            <wp:docPr id="5" name="Рисунок 5"/>
+          <wp:inline distT="0" distB="0" distL="0" distR="0" wp14:anchorId="7A722DCD" wp14:editId="5E2BDBBE">
+            <wp:extent cx="5940425" cy="2749550"/>
+            <wp:effectExtent l="0" t="0" r="3175" b="0"/>
+            <wp:docPr id="9" name="Рисунок 9"/>
             <wp:cNvGraphicFramePr>
               <a:graphicFrameLocks xmlns:a="http://schemas.openxmlformats.org/drawingml/2006/main" noChangeAspect="1"/>
             </wp:cNvGraphicFramePr>
@@ -936,7 +1079,7 @@
                   <pic:spPr>
                     <a:xfrm>
                       <a:off x="0" y="0"/>
-                      <a:ext cx="5940425" cy="8014970"/>
+                      <a:ext cx="5940425" cy="2749550"/>
                     </a:xfrm>
                     <a:prstGeom prst="rect">
                       <a:avLst/>
@@ -948,318 +1091,530 @@
           </wp:inline>
         </w:drawing>
       </w:r>
-      <w:r>
-        <w:rPr>
-          <w:rFonts w:ascii="Times New Roman" w:hAnsi="Times New Roman" w:cs="Times New Roman"/>
-          <w:iCs/>
-          <w:sz w:val="28"/>
-          <w:szCs w:val="28"/>
-        </w:rPr>
-        <w:drawing>
-          <wp:inline distT="0" distB="0" distL="0" distR="0" wp14:anchorId="34769E9B" wp14:editId="3CAE361F">
-            <wp:extent cx="5940425" cy="3472815"/>
-            <wp:effectExtent l="0" t="0" r="3175" b="0"/>
-            <wp:docPr id="6" name="Рисунок 6"/>
-            <wp:cNvGraphicFramePr>
-              <a:graphicFrameLocks xmlns:a="http://schemas.openxmlformats.org/drawingml/2006/main" noChangeAspect="1"/>
-            </wp:cNvGraphicFramePr>
-            <a:graphic xmlns:a="http://schemas.openxmlformats.org/drawingml/2006/main">
-              <a:graphicData uri="http://schemas.openxmlformats.org/drawingml/2006/picture">
-                <pic:pic xmlns:pic="http://schemas.openxmlformats.org/drawingml/2006/picture">
-                  <pic:nvPicPr>
-                    <pic:cNvPr id="1" name=""/>
-                    <pic:cNvPicPr/>
-                  </pic:nvPicPr>
-                  <pic:blipFill>
-                    <a:blip r:embed="rId9"/>
-                    <a:stretch>
-                      <a:fillRect/>
-                    </a:stretch>
-                  </pic:blipFill>
-                  <pic:spPr>
-                    <a:xfrm>
-                      <a:off x="0" y="0"/>
-                      <a:ext cx="5940425" cy="3472815"/>
-                    </a:xfrm>
-                    <a:prstGeom prst="rect">
-                      <a:avLst/>
-                    </a:prstGeom>
-                  </pic:spPr>
-                </pic:pic>
-              </a:graphicData>
-            </a:graphic>
-          </wp:inline>
-        </w:drawing>
-      </w:r>
-    </w:p>
-    <w:p>
-      <w:pPr>
-        <w:rPr>
-          <w:rFonts w:ascii="Times New Roman" w:hAnsi="Times New Roman" w:cs="Times New Roman"/>
-          <w:iCs/>
-          <w:sz w:val="28"/>
-          <w:szCs w:val="28"/>
-        </w:rPr>
-      </w:pPr>
-      <w:r>
-        <w:rPr>
-          <w:rFonts w:ascii="Times New Roman" w:hAnsi="Times New Roman" w:cs="Times New Roman"/>
-          <w:iCs/>
-          <w:sz w:val="28"/>
-          <w:szCs w:val="28"/>
-        </w:rPr>
-        <w:drawing>
-          <wp:inline distT="0" distB="0" distL="0" distR="0" wp14:anchorId="5896B606" wp14:editId="28AED620">
-            <wp:extent cx="5940425" cy="3859530"/>
-            <wp:effectExtent l="0" t="0" r="3175" b="7620"/>
-            <wp:docPr id="7" name="Рисунок 7"/>
-            <wp:cNvGraphicFramePr>
-              <a:graphicFrameLocks xmlns:a="http://schemas.openxmlformats.org/drawingml/2006/main" noChangeAspect="1"/>
-            </wp:cNvGraphicFramePr>
-            <a:graphic xmlns:a="http://schemas.openxmlformats.org/drawingml/2006/main">
-              <a:graphicData uri="http://schemas.openxmlformats.org/drawingml/2006/picture">
-                <pic:pic xmlns:pic="http://schemas.openxmlformats.org/drawingml/2006/picture">
-                  <pic:nvPicPr>
-                    <pic:cNvPr id="1" name=""/>
-                    <pic:cNvPicPr/>
-                  </pic:nvPicPr>
-                  <pic:blipFill>
-                    <a:blip r:embed="rId10"/>
-                    <a:stretch>
-                      <a:fillRect/>
-                    </a:stretch>
-                  </pic:blipFill>
-                  <pic:spPr>
-                    <a:xfrm>
-                      <a:off x="0" y="0"/>
-                      <a:ext cx="5940425" cy="3859530"/>
-                    </a:xfrm>
-                    <a:prstGeom prst="rect">
-                      <a:avLst/>
-                    </a:prstGeom>
-                  </pic:spPr>
-                </pic:pic>
-              </a:graphicData>
-            </a:graphic>
-          </wp:inline>
-        </w:drawing>
-      </w:r>
-    </w:p>
-    <w:p>
-      <w:pPr>
-        <w:rPr>
-          <w:rFonts w:ascii="Times New Roman" w:hAnsi="Times New Roman" w:cs="Times New Roman"/>
-          <w:iCs/>
-          <w:sz w:val="28"/>
-          <w:szCs w:val="28"/>
-        </w:rPr>
-      </w:pPr>
-      <w:r>
-        <w:rPr>
-          <w:rFonts w:ascii="Times New Roman" w:hAnsi="Times New Roman" w:cs="Times New Roman"/>
-          <w:iCs/>
-          <w:sz w:val="28"/>
-          <w:szCs w:val="28"/>
-        </w:rPr>
-        <w:br w:type="page"/>
-      </w:r>
-    </w:p>
-    <w:p>
-      <w:pPr>
-        <w:rPr>
-          <w:rFonts w:ascii="Times New Roman" w:hAnsi="Times New Roman" w:cs="Times New Roman"/>
-          <w:iCs/>
-          <w:sz w:val="28"/>
-          <w:szCs w:val="28"/>
-        </w:rPr>
-      </w:pPr>
-      <w:r>
-        <w:rPr>
-          <w:rFonts w:ascii="Times New Roman" w:hAnsi="Times New Roman" w:cs="Times New Roman"/>
-          <w:iCs/>
-          <w:sz w:val="28"/>
-          <w:szCs w:val="28"/>
-        </w:rPr>
-        <w:t>Отчёт за день: в</w:t>
-      </w:r>
-      <w:r>
-        <w:rPr>
-          <w:rFonts w:ascii="Times New Roman" w:hAnsi="Times New Roman" w:cs="Times New Roman"/>
-          <w:iCs/>
-          <w:sz w:val="28"/>
-          <w:szCs w:val="28"/>
-        </w:rPr>
-        <w:t xml:space="preserve"> ходе практической работы разработан сервис валидации заказов, проверяющий заказы по бизнес-правилам и вычисляющий риск. Составлена спецификация с описанием входных/выходных данных, пятью правилами и таблицей решений. Создана эталонная реализация </w:t>
+    </w:p>
+    <w:p>
+      <w:pPr>
+        <w:rPr>
+          <w:rFonts w:ascii="Times New Roman" w:hAnsi="Times New Roman" w:cs="Times New Roman"/>
+          <w:i/>
+          <w:iCs/>
+          <w:sz w:val="28"/>
+          <w:szCs w:val="28"/>
+        </w:rPr>
+      </w:pPr>
+      <w:r>
+        <w:rPr>
+          <w:rFonts w:ascii="Times New Roman" w:hAnsi="Times New Roman" w:cs="Times New Roman"/>
+          <w:i/>
+          <w:iCs/>
+          <w:sz w:val="28"/>
+          <w:szCs w:val="28"/>
+        </w:rPr>
+        <w:t>Рисунок 3 - Финальный результат (после исправлений)</w:t>
+      </w:r>
+    </w:p>
+    <w:p>
+      <w:pPr>
+        <w:rPr>
+          <w:rFonts w:ascii="Times New Roman" w:hAnsi="Times New Roman" w:cs="Times New Roman"/>
+          <w:sz w:val="28"/>
+          <w:szCs w:val="28"/>
+        </w:rPr>
+      </w:pPr>
+    </w:p>
+    <w:p>
+      <w:pPr>
+        <w:rPr>
+          <w:rFonts w:ascii="Times New Roman" w:hAnsi="Times New Roman" w:cs="Times New Roman"/>
+          <w:sz w:val="28"/>
+          <w:szCs w:val="28"/>
+        </w:rPr>
+      </w:pPr>
+    </w:p>
+    <w:p>
+      <w:pPr>
+        <w:rPr>
+          <w:rFonts w:ascii="Times New Roman" w:hAnsi="Times New Roman" w:cs="Times New Roman"/>
+          <w:sz w:val="28"/>
+          <w:szCs w:val="28"/>
+        </w:rPr>
+      </w:pPr>
+      <w:r>
+        <w:rPr>
+          <w:rFonts w:ascii="Times New Roman" w:hAnsi="Times New Roman" w:cs="Times New Roman"/>
+          <w:sz w:val="28"/>
+          <w:szCs w:val="28"/>
+        </w:rPr>
+        <w:t>Отчёт за день:</w:t>
+      </w:r>
+    </w:p>
+    <w:p>
+      <w:pPr>
+        <w:rPr>
+          <w:rFonts w:ascii="Times New Roman" w:hAnsi="Times New Roman" w:cs="Times New Roman"/>
+          <w:sz w:val="28"/>
+          <w:szCs w:val="28"/>
+        </w:rPr>
+      </w:pPr>
+      <w:r>
+        <w:rPr>
+          <w:rFonts w:ascii="Times New Roman" w:hAnsi="Times New Roman" w:cs="Times New Roman"/>
+          <w:sz w:val="28"/>
+          <w:szCs w:val="28"/>
+        </w:rPr>
+        <w:t>В ходе выполнения практической работы были освоены методы отладки программ на Python с использованием встроенных средств: </w:t>
       </w:r>
       <w:proofErr w:type="spellStart"/>
-      <w:r>
-        <w:rPr>
-          <w:rFonts w:ascii="Times New Roman" w:hAnsi="Times New Roman" w:cs="Times New Roman"/>
-          <w:iCs/>
-          <w:sz w:val="28"/>
-          <w:szCs w:val="28"/>
-        </w:rPr>
-        <w:t>FakeValidator</w:t>
+      <w:proofErr w:type="gramStart"/>
+      <w:r>
+        <w:rPr>
+          <w:rFonts w:ascii="Times New Roman" w:hAnsi="Times New Roman" w:cs="Times New Roman"/>
+          <w:sz w:val="28"/>
+          <w:szCs w:val="28"/>
+        </w:rPr>
+        <w:t>breakpoint</w:t>
       </w:r>
       <w:proofErr w:type="spellEnd"/>
       <w:r>
         <w:rPr>
           <w:rFonts w:ascii="Times New Roman" w:hAnsi="Times New Roman" w:cs="Times New Roman"/>
-          <w:iCs/>
-          <w:sz w:val="28"/>
-          <w:szCs w:val="28"/>
-        </w:rPr>
-        <w:t xml:space="preserve"> на Python с использованием </w:t>
+          <w:sz w:val="28"/>
+          <w:szCs w:val="28"/>
+        </w:rPr>
+        <w:t>(</w:t>
+      </w:r>
+      <w:proofErr w:type="gramEnd"/>
+      <w:r>
+        <w:rPr>
+          <w:rFonts w:ascii="Times New Roman" w:hAnsi="Times New Roman" w:cs="Times New Roman"/>
+          <w:sz w:val="28"/>
+          <w:szCs w:val="28"/>
+        </w:rPr>
+        <w:t>), интерактивного отладчика </w:t>
       </w:r>
       <w:proofErr w:type="spellStart"/>
       <w:r>
         <w:rPr>
           <w:rFonts w:ascii="Times New Roman" w:hAnsi="Times New Roman" w:cs="Times New Roman"/>
-          <w:iCs/>
-          <w:sz w:val="28"/>
-          <w:szCs w:val="28"/>
-        </w:rPr>
-        <w:t>Pydantic</w:t>
+          <w:sz w:val="28"/>
+          <w:szCs w:val="28"/>
+        </w:rPr>
+        <w:t>pdb</w:t>
       </w:r>
       <w:proofErr w:type="spellEnd"/>
       <w:r>
         <w:rPr>
           <w:rFonts w:ascii="Times New Roman" w:hAnsi="Times New Roman" w:cs="Times New Roman"/>
-          <w:iCs/>
-          <w:sz w:val="28"/>
-          <w:szCs w:val="28"/>
-        </w:rPr>
-        <w:t>. Написаны параметризованные тесты (</w:t>
+          <w:sz w:val="28"/>
+          <w:szCs w:val="28"/>
+        </w:rPr>
+        <w:t> и модуля </w:t>
       </w:r>
       <w:proofErr w:type="spellStart"/>
       <w:r>
         <w:rPr>
           <w:rFonts w:ascii="Times New Roman" w:hAnsi="Times New Roman" w:cs="Times New Roman"/>
-          <w:iCs/>
-          <w:sz w:val="28"/>
-          <w:szCs w:val="28"/>
-        </w:rPr>
-        <w:t>pytest</w:t>
+          <w:sz w:val="28"/>
+          <w:szCs w:val="28"/>
+        </w:rPr>
+        <w:t>tracemalloc</w:t>
       </w:r>
       <w:proofErr w:type="spellEnd"/>
       <w:r>
         <w:rPr>
           <w:rFonts w:ascii="Times New Roman" w:hAnsi="Times New Roman" w:cs="Times New Roman"/>
-          <w:iCs/>
-          <w:sz w:val="28"/>
-          <w:szCs w:val="28"/>
-        </w:rPr>
-        <w:t xml:space="preserve">) и </w:t>
+          <w:sz w:val="28"/>
+          <w:szCs w:val="28"/>
+        </w:rPr>
+        <w:t>.</w:t>
+      </w:r>
+    </w:p>
+    <w:p>
+      <w:pPr>
+        <w:rPr>
+          <w:rFonts w:ascii="Times New Roman" w:hAnsi="Times New Roman" w:cs="Times New Roman"/>
+          <w:sz w:val="28"/>
+          <w:szCs w:val="28"/>
+        </w:rPr>
+      </w:pPr>
+      <w:r>
+        <w:rPr>
+          <w:rFonts w:ascii="Times New Roman" w:hAnsi="Times New Roman" w:cs="Times New Roman"/>
+          <w:sz w:val="28"/>
+          <w:szCs w:val="28"/>
+        </w:rPr>
+        <w:t>В процессе отладки программы были выявлены и устранены следующие ошибки:</w:t>
+      </w:r>
+    </w:p>
+    <w:p>
+      <w:pPr>
+        <w:numPr>
+          <w:ilvl w:val="0"/>
+          <w:numId w:val="1"/>
+        </w:numPr>
+        <w:rPr>
+          <w:rFonts w:ascii="Times New Roman" w:hAnsi="Times New Roman" w:cs="Times New Roman"/>
+          <w:sz w:val="28"/>
+          <w:szCs w:val="28"/>
+        </w:rPr>
+      </w:pPr>
+      <w:r>
+        <w:rPr>
+          <w:rFonts w:ascii="Times New Roman" w:hAnsi="Times New Roman" w:cs="Times New Roman"/>
+          <w:b/>
+          <w:bCs/>
+          <w:sz w:val="28"/>
+          <w:szCs w:val="28"/>
+        </w:rPr>
+        <w:t>Ошибка доступа к словарю (</w:t>
       </w:r>
       <w:proofErr w:type="spellStart"/>
       <w:r>
         <w:rPr>
           <w:rFonts w:ascii="Times New Roman" w:hAnsi="Times New Roman" w:cs="Times New Roman"/>
-          <w:iCs/>
-          <w:sz w:val="28"/>
-          <w:szCs w:val="28"/>
-        </w:rPr>
-        <w:t>property-based</w:t>
+          <w:b/>
+          <w:bCs/>
+          <w:sz w:val="28"/>
+          <w:szCs w:val="28"/>
+        </w:rPr>
+        <w:t>KeyError</w:t>
       </w:r>
       <w:proofErr w:type="spellEnd"/>
       <w:r>
         <w:rPr>
           <w:rFonts w:ascii="Times New Roman" w:hAnsi="Times New Roman" w:cs="Times New Roman"/>
-          <w:iCs/>
-          <w:sz w:val="28"/>
-          <w:szCs w:val="28"/>
-        </w:rPr>
-        <w:t xml:space="preserve"> тесты (</w:t>
+          <w:b/>
+          <w:bCs/>
+          <w:sz w:val="28"/>
+          <w:szCs w:val="28"/>
+        </w:rPr>
+        <w:t>)</w:t>
+      </w:r>
+      <w:r>
+        <w:rPr>
+          <w:rFonts w:ascii="Times New Roman" w:hAnsi="Times New Roman" w:cs="Times New Roman"/>
+          <w:sz w:val="28"/>
+          <w:szCs w:val="28"/>
+        </w:rPr>
+        <w:t xml:space="preserve"> - возникала при обращении к несуществующему ключу '</w:t>
       </w:r>
       <w:proofErr w:type="spellStart"/>
       <w:r>
         <w:rPr>
           <w:rFonts w:ascii="Times New Roman" w:hAnsi="Times New Roman" w:cs="Times New Roman"/>
-          <w:iCs/>
-          <w:sz w:val="28"/>
-          <w:szCs w:val="28"/>
-        </w:rPr>
-        <w:t>hypothesis</w:t>
+          <w:sz w:val="28"/>
+          <w:szCs w:val="28"/>
+        </w:rPr>
+        <w:t>nights</w:t>
       </w:r>
       <w:proofErr w:type="spellEnd"/>
       <w:r>
         <w:rPr>
           <w:rFonts w:ascii="Times New Roman" w:hAnsi="Times New Roman" w:cs="Times New Roman"/>
-          <w:iCs/>
-          <w:sz w:val="28"/>
-          <w:szCs w:val="28"/>
-        </w:rPr>
-        <w:t>), проверяющие граничные значения, комбинации правил и инварианты.</w:t>
-      </w:r>
-      <w:r>
-        <w:rPr>
-          <w:rFonts w:ascii="Times New Roman" w:hAnsi="Times New Roman" w:cs="Times New Roman"/>
-          <w:iCs/>
-          <w:sz w:val="28"/>
-          <w:szCs w:val="28"/>
-        </w:rPr>
-        <w:t xml:space="preserve"> </w:t>
-      </w:r>
-      <w:r>
-        <w:rPr>
-          <w:rFonts w:ascii="Times New Roman" w:hAnsi="Times New Roman" w:cs="Times New Roman"/>
-          <w:iCs/>
-          <w:sz w:val="28"/>
-          <w:szCs w:val="28"/>
-        </w:rPr>
-        <w:t xml:space="preserve">Освоены навыки разработки спецификаций, тестирования чёрного ящика, работы с </w:t>
+          <w:sz w:val="28"/>
+          <w:szCs w:val="28"/>
+        </w:rPr>
+        <w:t>'. Исправлена заменой прямого доступа </w:t>
       </w:r>
       <w:proofErr w:type="spellStart"/>
       <w:r>
         <w:rPr>
           <w:rFonts w:ascii="Times New Roman" w:hAnsi="Times New Roman" w:cs="Times New Roman"/>
-          <w:iCs/>
-          <w:sz w:val="28"/>
-          <w:szCs w:val="28"/>
-        </w:rPr>
-        <w:t>pytest</w:t>
+          <w:sz w:val="28"/>
+          <w:szCs w:val="28"/>
+        </w:rPr>
+        <w:t>item</w:t>
       </w:r>
       <w:proofErr w:type="spellEnd"/>
       <w:r>
         <w:rPr>
           <w:rFonts w:ascii="Times New Roman" w:hAnsi="Times New Roman" w:cs="Times New Roman"/>
-          <w:iCs/>
-          <w:sz w:val="28"/>
-          <w:szCs w:val="28"/>
-        </w:rPr>
-        <w:t xml:space="preserve"> и </w:t>
+          <w:sz w:val="28"/>
+          <w:szCs w:val="28"/>
+        </w:rPr>
+        <w:t>['</w:t>
       </w:r>
       <w:proofErr w:type="spellStart"/>
       <w:r>
         <w:rPr>
           <w:rFonts w:ascii="Times New Roman" w:hAnsi="Times New Roman" w:cs="Times New Roman"/>
-          <w:iCs/>
-          <w:sz w:val="28"/>
-          <w:szCs w:val="28"/>
-        </w:rPr>
-        <w:t>hypothesis</w:t>
+          <w:sz w:val="28"/>
+          <w:szCs w:val="28"/>
+        </w:rPr>
+        <w:t>nights</w:t>
       </w:r>
       <w:proofErr w:type="spellEnd"/>
       <w:r>
         <w:rPr>
           <w:rFonts w:ascii="Times New Roman" w:hAnsi="Times New Roman" w:cs="Times New Roman"/>
-          <w:iCs/>
-          <w:sz w:val="28"/>
-          <w:szCs w:val="28"/>
-        </w:rPr>
-        <w:t>. Практическая работа выполнена в полном объёме, все тесты проходят успешно.</w:t>
-      </w:r>
-    </w:p>
-    <w:p>
-      <w:pPr>
-        <w:rPr>
-          <w:rFonts w:ascii="Times New Roman" w:hAnsi="Times New Roman" w:cs="Times New Roman"/>
-          <w:iCs/>
-          <w:sz w:val="28"/>
-          <w:szCs w:val="28"/>
-        </w:rPr>
-      </w:pPr>
-    </w:p>
+          <w:sz w:val="28"/>
+          <w:szCs w:val="28"/>
+        </w:rPr>
+        <w:t>'] на безопасный метод </w:t>
+      </w:r>
+      <w:proofErr w:type="spellStart"/>
+      <w:proofErr w:type="gramStart"/>
+      <w:r>
+        <w:rPr>
+          <w:rFonts w:ascii="Times New Roman" w:hAnsi="Times New Roman" w:cs="Times New Roman"/>
+          <w:sz w:val="28"/>
+          <w:szCs w:val="28"/>
+        </w:rPr>
+        <w:t>item.get</w:t>
+      </w:r>
+      <w:proofErr w:type="spellEnd"/>
+      <w:r>
+        <w:rPr>
+          <w:rFonts w:ascii="Times New Roman" w:hAnsi="Times New Roman" w:cs="Times New Roman"/>
+          <w:sz w:val="28"/>
+          <w:szCs w:val="28"/>
+        </w:rPr>
+        <w:t>(</w:t>
+      </w:r>
+      <w:proofErr w:type="gramEnd"/>
+      <w:r>
+        <w:rPr>
+          <w:rFonts w:ascii="Times New Roman" w:hAnsi="Times New Roman" w:cs="Times New Roman"/>
+          <w:sz w:val="28"/>
+          <w:szCs w:val="28"/>
+        </w:rPr>
+        <w:t>'</w:t>
+      </w:r>
+      <w:proofErr w:type="spellStart"/>
+      <w:r>
+        <w:rPr>
+          <w:rFonts w:ascii="Times New Roman" w:hAnsi="Times New Roman" w:cs="Times New Roman"/>
+          <w:sz w:val="28"/>
+          <w:szCs w:val="28"/>
+        </w:rPr>
+        <w:t>nights</w:t>
+      </w:r>
+      <w:proofErr w:type="spellEnd"/>
+      <w:r>
+        <w:rPr>
+          <w:rFonts w:ascii="Times New Roman" w:hAnsi="Times New Roman" w:cs="Times New Roman"/>
+          <w:sz w:val="28"/>
+          <w:szCs w:val="28"/>
+        </w:rPr>
+        <w:t>', 0).</w:t>
+      </w:r>
+    </w:p>
+    <w:p>
+      <w:pPr>
+        <w:numPr>
+          <w:ilvl w:val="0"/>
+          <w:numId w:val="1"/>
+        </w:numPr>
+        <w:rPr>
+          <w:rFonts w:ascii="Times New Roman" w:hAnsi="Times New Roman" w:cs="Times New Roman"/>
+          <w:sz w:val="28"/>
+          <w:szCs w:val="28"/>
+        </w:rPr>
+      </w:pPr>
+      <w:r>
+        <w:rPr>
+          <w:rFonts w:ascii="Times New Roman" w:hAnsi="Times New Roman" w:cs="Times New Roman"/>
+          <w:b/>
+          <w:bCs/>
+          <w:sz w:val="28"/>
+          <w:szCs w:val="28"/>
+        </w:rPr>
+        <w:t>Логическая ошибка в расчёте скидки</w:t>
+      </w:r>
+      <w:r>
+        <w:rPr>
+          <w:rFonts w:ascii="Times New Roman" w:hAnsi="Times New Roman" w:cs="Times New Roman"/>
+          <w:sz w:val="28"/>
+          <w:szCs w:val="28"/>
+        </w:rPr>
+        <w:t> - использовалась неверная формула </w:t>
+      </w:r>
+      <w:proofErr w:type="spellStart"/>
+      <w:r>
+        <w:rPr>
+          <w:rFonts w:ascii="Times New Roman" w:hAnsi="Times New Roman" w:cs="Times New Roman"/>
+          <w:sz w:val="28"/>
+          <w:szCs w:val="28"/>
+        </w:rPr>
+        <w:t>price</w:t>
+      </w:r>
+      <w:proofErr w:type="spellEnd"/>
+      <w:r>
+        <w:rPr>
+          <w:rFonts w:ascii="Times New Roman" w:hAnsi="Times New Roman" w:cs="Times New Roman"/>
+          <w:sz w:val="28"/>
+          <w:szCs w:val="28"/>
+        </w:rPr>
+        <w:t xml:space="preserve"> * (0.2 + </w:t>
+      </w:r>
+      <w:proofErr w:type="spellStart"/>
+      <w:r>
+        <w:rPr>
+          <w:rFonts w:ascii="Times New Roman" w:hAnsi="Times New Roman" w:cs="Times New Roman"/>
+          <w:sz w:val="28"/>
+          <w:szCs w:val="28"/>
+        </w:rPr>
+        <w:t>nights</w:t>
+      </w:r>
+      <w:proofErr w:type="spellEnd"/>
+      <w:r>
+        <w:rPr>
+          <w:rFonts w:ascii="Times New Roman" w:hAnsi="Times New Roman" w:cs="Times New Roman"/>
+          <w:sz w:val="28"/>
+          <w:szCs w:val="28"/>
+        </w:rPr>
+        <w:t>), что приводило к завышению скидки. Исправлена на </w:t>
+      </w:r>
+      <w:proofErr w:type="spellStart"/>
+      <w:r>
+        <w:rPr>
+          <w:rFonts w:ascii="Times New Roman" w:hAnsi="Times New Roman" w:cs="Times New Roman"/>
+          <w:sz w:val="28"/>
+          <w:szCs w:val="28"/>
+        </w:rPr>
+        <w:t>price</w:t>
+      </w:r>
+      <w:proofErr w:type="spellEnd"/>
+      <w:r>
+        <w:rPr>
+          <w:rFonts w:ascii="Times New Roman" w:hAnsi="Times New Roman" w:cs="Times New Roman"/>
+          <w:sz w:val="28"/>
+          <w:szCs w:val="28"/>
+        </w:rPr>
+        <w:t xml:space="preserve"> * 0.2 (скидка 20%).</w:t>
+      </w:r>
+    </w:p>
+    <w:p>
+      <w:pPr>
+        <w:numPr>
+          <w:ilvl w:val="0"/>
+          <w:numId w:val="1"/>
+        </w:numPr>
+        <w:rPr>
+          <w:rFonts w:ascii="Times New Roman" w:hAnsi="Times New Roman" w:cs="Times New Roman"/>
+          <w:sz w:val="28"/>
+          <w:szCs w:val="28"/>
+        </w:rPr>
+      </w:pPr>
+      <w:r>
+        <w:rPr>
+          <w:rFonts w:ascii="Times New Roman" w:hAnsi="Times New Roman" w:cs="Times New Roman"/>
+          <w:b/>
+          <w:bCs/>
+          <w:sz w:val="28"/>
+          <w:szCs w:val="28"/>
+        </w:rPr>
+        <w:t>Утечка памяти</w:t>
+      </w:r>
+      <w:r>
+        <w:rPr>
+          <w:rFonts w:ascii="Times New Roman" w:hAnsi="Times New Roman" w:cs="Times New Roman"/>
+          <w:sz w:val="28"/>
+          <w:szCs w:val="28"/>
+        </w:rPr>
+        <w:t> - глобальный кеш CACHE неограниченно рос при обработке данных. Исправлена добавлением ограничения размера кеша и автоматической очисткой при переполнении.</w:t>
+      </w:r>
+    </w:p>
+    <w:p>
+      <w:pPr>
+        <w:rPr>
+          <w:rFonts w:ascii="Times New Roman" w:hAnsi="Times New Roman" w:cs="Times New Roman"/>
+          <w:sz w:val="28"/>
+          <w:szCs w:val="28"/>
+        </w:rPr>
+      </w:pPr>
+      <w:r>
+        <w:rPr>
+          <w:rFonts w:ascii="Times New Roman" w:hAnsi="Times New Roman" w:cs="Times New Roman"/>
+          <w:sz w:val="28"/>
+          <w:szCs w:val="28"/>
+        </w:rPr>
+        <w:t>С помощью </w:t>
+      </w:r>
+      <w:proofErr w:type="spellStart"/>
+      <w:proofErr w:type="gramStart"/>
+      <w:r>
+        <w:rPr>
+          <w:rFonts w:ascii="Times New Roman" w:hAnsi="Times New Roman" w:cs="Times New Roman"/>
+          <w:sz w:val="28"/>
+          <w:szCs w:val="28"/>
+        </w:rPr>
+        <w:t>breakpoint</w:t>
+      </w:r>
+      <w:proofErr w:type="spellEnd"/>
+      <w:r>
+        <w:rPr>
+          <w:rFonts w:ascii="Times New Roman" w:hAnsi="Times New Roman" w:cs="Times New Roman"/>
+          <w:sz w:val="28"/>
+          <w:szCs w:val="28"/>
+        </w:rPr>
+        <w:t>(</w:t>
+      </w:r>
+      <w:proofErr w:type="gramEnd"/>
+      <w:r>
+        <w:rPr>
+          <w:rFonts w:ascii="Times New Roman" w:hAnsi="Times New Roman" w:cs="Times New Roman"/>
+          <w:sz w:val="28"/>
+          <w:szCs w:val="28"/>
+        </w:rPr>
+        <w:t>) и команд </w:t>
+      </w:r>
+      <w:proofErr w:type="spellStart"/>
+      <w:r>
+        <w:rPr>
+          <w:rFonts w:ascii="Times New Roman" w:hAnsi="Times New Roman" w:cs="Times New Roman"/>
+          <w:sz w:val="28"/>
+          <w:szCs w:val="28"/>
+        </w:rPr>
+        <w:t>pdb</w:t>
+      </w:r>
+      <w:proofErr w:type="spellEnd"/>
+      <w:r>
+        <w:rPr>
+          <w:rFonts w:ascii="Times New Roman" w:hAnsi="Times New Roman" w:cs="Times New Roman"/>
+          <w:sz w:val="28"/>
+          <w:szCs w:val="28"/>
+        </w:rPr>
+        <w:t> (p, n, c) были локализованы места ошибок и проверены значения переменных. С помощью </w:t>
+      </w:r>
+      <w:proofErr w:type="spellStart"/>
+      <w:r>
+        <w:rPr>
+          <w:rFonts w:ascii="Times New Roman" w:hAnsi="Times New Roman" w:cs="Times New Roman"/>
+          <w:sz w:val="28"/>
+          <w:szCs w:val="28"/>
+        </w:rPr>
+        <w:t>tracemalloc</w:t>
+      </w:r>
+      <w:proofErr w:type="spellEnd"/>
+      <w:r>
+        <w:rPr>
+          <w:rFonts w:ascii="Times New Roman" w:hAnsi="Times New Roman" w:cs="Times New Roman"/>
+          <w:sz w:val="28"/>
+          <w:szCs w:val="28"/>
+        </w:rPr>
+        <w:t> была обнаружена утечка памяти и подтверждено её устранение.</w:t>
+      </w:r>
+    </w:p>
+    <w:p>
+      <w:pPr>
+        <w:rPr>
+          <w:rFonts w:ascii="Times New Roman" w:hAnsi="Times New Roman" w:cs="Times New Roman"/>
+          <w:sz w:val="28"/>
+          <w:szCs w:val="28"/>
+        </w:rPr>
+      </w:pPr>
+      <w:r>
+        <w:rPr>
+          <w:rFonts w:ascii="Times New Roman" w:hAnsi="Times New Roman" w:cs="Times New Roman"/>
+          <w:sz w:val="28"/>
+          <w:szCs w:val="28"/>
+        </w:rPr>
+        <w:lastRenderedPageBreak/>
+        <w:t>Все ошибки успешно исправлены, программа работает корректно. Полученные навыки могут быть применены при отладке более сложных программных проектов.</w:t>
+      </w:r>
+    </w:p>
+    <w:p/>
     <w:sectPr>
       <w:pgSz w:w="11906" w:h="16838"/>
       <w:pgMar w:top="1134" w:right="850" w:bottom="1134" w:left="1701" w:header="708" w:footer="708" w:gutter="0"/>
@@ -1268,6 +1623,127 @@
     </w:sectPr>
   </w:body>
 </w:document>
+</file>
+
+<file path=word/numbering.xml><?xml version="1.0" encoding="utf-8"?>
+<w:numbering xmlns:wpc="http://schemas.microsoft.com/office/word/2010/wordprocessingCanvas" xmlns:cx="http://schemas.microsoft.com/office/drawing/2014/chartex" xmlns:cx1="http://schemas.microsoft.com/office/drawing/2015/9/8/chartex" xmlns:cx2="http://schemas.microsoft.com/office/drawing/2015/10/21/chartex" xmlns:cx3="http://schemas.microsoft.com/office/drawing/2016/5/9/chartex" xmlns:cx4="http://schemas.microsoft.com/office/drawing/2016/5/10/chartex" xmlns:cx5="http://schemas.microsoft.com/office/drawing/2016/5/11/chartex" xmlns:cx6="http://schemas.microsoft.com/office/drawing/2016/5/12/chartex" xmlns:cx7="http://schemas.microsoft.com/office/drawing/2016/5/13/chartex" xmlns:cx8="http://schemas.microsoft.com/office/drawing/2016/5/14/chartex" xmlns:mc="http://schemas.openxmlformats.org/markup-compatibility/2006" xmlns:aink="http://schemas.microsoft.com/office/drawing/2016/ink" xmlns:am3d="http://schemas.microsoft.com/office/drawing/2017/model3d" xmlns:o="urn:schemas-microsoft-com:office:office" xmlns:oel="http://schemas.microsoft.com/office/2019/extlst" xmlns:r="http://schemas.openxmlformats.org/officeDocument/2006/relationships" xmlns:m="http://schemas.openxmlformats.org/officeDocument/2006/math" xmlns:v="urn:schemas-microsoft-com:vml" xmlns:wp14="http://schemas.microsoft.com/office/word/2010/wordprocessingDrawing" xmlns:wp="http://schemas.openxmlformats.org/drawingml/2006/wordprocessingDrawing" xmlns:w10="urn:schemas-microsoft-com:office:word" xmlns:w="http://schemas.openxmlformats.org/wordprocessingml/2006/main" xmlns:w14="http://schemas.microsoft.com/office/word/2010/wordml" xmlns:w15="http://schemas.microsoft.com/office/word/2012/wordml" xmlns:w16cex="http://schemas.microsoft.com/office/word/2018/wordml/cex" xmlns:w16cid="http://schemas.microsoft.com/office/word/2016/wordml/cid" xmlns:w16="http://schemas.microsoft.com/office/word/2018/wordml" xmlns:w16sdtdh="http://schemas.microsoft.com/office/word/2020/wordml/sdtdatahash" xmlns:w16se="http://schemas.microsoft.com/office/word/2015/wordml/symex" xmlns:wpg="http://schemas.microsoft.com/office/word/2010/wordprocessingGroup" xmlns:wpi="http://schemas.microsoft.com/office/word/2010/wordprocessingInk" xmlns:wne="http://schemas.microsoft.com/office/word/2006/wordml" xmlns:wps="http://schemas.microsoft.com/office/word/2010/wordprocessingShape" mc:Ignorable="w14 w15 w16se w16cid w16 w16cex w16sdtdh wp14">
+  <w:abstractNum w:abstractNumId="0" w15:restartNumberingAfterBreak="0">
+    <w:nsid w:val="18F810EF"/>
+    <w:multiLevelType w:val="multilevel"/>
+    <w:tmpl w:val="8E2E2146"/>
+    <w:lvl w:ilvl="0">
+      <w:start w:val="1"/>
+      <w:numFmt w:val="decimal"/>
+      <w:lvlText w:val="%1."/>
+      <w:lvlJc w:val="left"/>
+      <w:pPr>
+        <w:tabs>
+          <w:tab w:val="num" w:pos="720"/>
+        </w:tabs>
+        <w:ind w:left="720" w:hanging="360"/>
+      </w:pPr>
+    </w:lvl>
+    <w:lvl w:ilvl="1" w:tentative="1">
+      <w:start w:val="1"/>
+      <w:numFmt w:val="decimal"/>
+      <w:lvlText w:val="%2."/>
+      <w:lvlJc w:val="left"/>
+      <w:pPr>
+        <w:tabs>
+          <w:tab w:val="num" w:pos="1440"/>
+        </w:tabs>
+        <w:ind w:left="1440" w:hanging="360"/>
+      </w:pPr>
+    </w:lvl>
+    <w:lvl w:ilvl="2" w:tentative="1">
+      <w:start w:val="1"/>
+      <w:numFmt w:val="decimal"/>
+      <w:lvlText w:val="%3."/>
+      <w:lvlJc w:val="left"/>
+      <w:pPr>
+        <w:tabs>
+          <w:tab w:val="num" w:pos="2160"/>
+        </w:tabs>
+        <w:ind w:left="2160" w:hanging="360"/>
+      </w:pPr>
+    </w:lvl>
+    <w:lvl w:ilvl="3" w:tentative="1">
+      <w:start w:val="1"/>
+      <w:numFmt w:val="decimal"/>
+      <w:lvlText w:val="%4."/>
+      <w:lvlJc w:val="left"/>
+      <w:pPr>
+        <w:tabs>
+          <w:tab w:val="num" w:pos="2880"/>
+        </w:tabs>
+        <w:ind w:left="2880" w:hanging="360"/>
+      </w:pPr>
+    </w:lvl>
+    <w:lvl w:ilvl="4" w:tentative="1">
+      <w:start w:val="1"/>
+      <w:numFmt w:val="decimal"/>
+      <w:lvlText w:val="%5."/>
+      <w:lvlJc w:val="left"/>
+      <w:pPr>
+        <w:tabs>
+          <w:tab w:val="num" w:pos="3600"/>
+        </w:tabs>
+        <w:ind w:left="3600" w:hanging="360"/>
+      </w:pPr>
+    </w:lvl>
+    <w:lvl w:ilvl="5" w:tentative="1">
+      <w:start w:val="1"/>
+      <w:numFmt w:val="decimal"/>
+      <w:lvlText w:val="%6."/>
+      <w:lvlJc w:val="left"/>
+      <w:pPr>
+        <w:tabs>
+          <w:tab w:val="num" w:pos="4320"/>
+        </w:tabs>
+        <w:ind w:left="4320" w:hanging="360"/>
+      </w:pPr>
+    </w:lvl>
+    <w:lvl w:ilvl="6" w:tentative="1">
+      <w:start w:val="1"/>
+      <w:numFmt w:val="decimal"/>
+      <w:lvlText w:val="%7."/>
+      <w:lvlJc w:val="left"/>
+      <w:pPr>
+        <w:tabs>
+          <w:tab w:val="num" w:pos="5040"/>
+        </w:tabs>
+        <w:ind w:left="5040" w:hanging="360"/>
+      </w:pPr>
+    </w:lvl>
+    <w:lvl w:ilvl="7" w:tentative="1">
+      <w:start w:val="1"/>
+      <w:numFmt w:val="decimal"/>
+      <w:lvlText w:val="%8."/>
+      <w:lvlJc w:val="left"/>
+      <w:pPr>
+        <w:tabs>
+          <w:tab w:val="num" w:pos="5760"/>
+        </w:tabs>
+        <w:ind w:left="5760" w:hanging="360"/>
+      </w:pPr>
+    </w:lvl>
+    <w:lvl w:ilvl="8" w:tentative="1">
+      <w:start w:val="1"/>
+      <w:numFmt w:val="decimal"/>
+      <w:lvlText w:val="%9."/>
+      <w:lvlJc w:val="left"/>
+      <w:pPr>
+        <w:tabs>
+          <w:tab w:val="num" w:pos="6480"/>
+        </w:tabs>
+        <w:ind w:left="6480" w:hanging="360"/>
+      </w:pPr>
+    </w:lvl>
+  </w:abstractNum>
+  <w:num w:numId="1" w16cid:durableId="1883252874">
+    <w:abstractNumId w:val="0"/>
+  </w:num>
+</w:numbering>
 </file>
 
 <file path=word/styles.xml><?xml version="1.0" encoding="utf-8"?>
@@ -1678,7 +2154,7 @@
     <w:link w:val="10"/>
     <w:uiPriority w:val="9"/>
     <w:qFormat/>
-    <w:rsid w:val="004B1D55"/>
+    <w:rsid w:val="00167CEA"/>
     <w:pPr>
       <w:keepNext/>
       <w:keepLines/>
@@ -1701,7 +2177,7 @@
     <w:semiHidden/>
     <w:unhideWhenUsed/>
     <w:qFormat/>
-    <w:rsid w:val="004B1D55"/>
+    <w:rsid w:val="00167CEA"/>
     <w:pPr>
       <w:keepNext/>
       <w:keepLines/>
@@ -1721,10 +2197,9 @@
     <w:next w:val="a"/>
     <w:link w:val="30"/>
     <w:uiPriority w:val="9"/>
-    <w:semiHidden/>
     <w:unhideWhenUsed/>
     <w:qFormat/>
-    <w:rsid w:val="004B1D55"/>
+    <w:rsid w:val="00167CEA"/>
     <w:pPr>
       <w:keepNext/>
       <w:keepLines/>
@@ -1747,7 +2222,7 @@
     <w:semiHidden/>
     <w:unhideWhenUsed/>
     <w:qFormat/>
-    <w:rsid w:val="004B1D55"/>
+    <w:rsid w:val="00167CEA"/>
     <w:pPr>
       <w:keepNext/>
       <w:keepLines/>
@@ -1770,7 +2245,7 @@
     <w:semiHidden/>
     <w:unhideWhenUsed/>
     <w:qFormat/>
-    <w:rsid w:val="004B1D55"/>
+    <w:rsid w:val="00167CEA"/>
     <w:pPr>
       <w:keepNext/>
       <w:keepLines/>
@@ -1791,7 +2266,7 @@
     <w:semiHidden/>
     <w:unhideWhenUsed/>
     <w:qFormat/>
-    <w:rsid w:val="004B1D55"/>
+    <w:rsid w:val="00167CEA"/>
     <w:pPr>
       <w:keepNext/>
       <w:keepLines/>
@@ -1814,7 +2289,7 @@
     <w:semiHidden/>
     <w:unhideWhenUsed/>
     <w:qFormat/>
-    <w:rsid w:val="004B1D55"/>
+    <w:rsid w:val="00167CEA"/>
     <w:pPr>
       <w:keepNext/>
       <w:keepLines/>
@@ -1835,7 +2310,7 @@
     <w:semiHidden/>
     <w:unhideWhenUsed/>
     <w:qFormat/>
-    <w:rsid w:val="004B1D55"/>
+    <w:rsid w:val="00167CEA"/>
     <w:pPr>
       <w:keepNext/>
       <w:keepLines/>
@@ -1858,7 +2333,7 @@
     <w:semiHidden/>
     <w:unhideWhenUsed/>
     <w:qFormat/>
-    <w:rsid w:val="004B1D55"/>
+    <w:rsid w:val="00167CEA"/>
     <w:pPr>
       <w:keepNext/>
       <w:keepLines/>
@@ -1873,7 +2348,6 @@
   <w:style w:type="character" w:default="1" w:styleId="a0">
     <w:name w:val="Default Paragraph Font"/>
     <w:uiPriority w:val="1"/>
-    <w:semiHidden/>
     <w:unhideWhenUsed/>
   </w:style>
   <w:style w:type="table" w:default="1" w:styleId="a1">
@@ -1902,7 +2376,7 @@
     <w:basedOn w:val="a0"/>
     <w:link w:val="1"/>
     <w:uiPriority w:val="9"/>
-    <w:rsid w:val="004B1D55"/>
+    <w:rsid w:val="00167CEA"/>
     <w:rPr>
       <w:rFonts w:asciiTheme="majorHAnsi" w:eastAsiaTheme="majorEastAsia" w:hAnsiTheme="majorHAnsi" w:cstheme="majorBidi"/>
       <w:color w:val="0F4761" w:themeColor="accent1" w:themeShade="BF"/>
@@ -1916,7 +2390,7 @@
     <w:link w:val="2"/>
     <w:uiPriority w:val="9"/>
     <w:semiHidden/>
-    <w:rsid w:val="004B1D55"/>
+    <w:rsid w:val="00167CEA"/>
     <w:rPr>
       <w:rFonts w:asciiTheme="majorHAnsi" w:eastAsiaTheme="majorEastAsia" w:hAnsiTheme="majorHAnsi" w:cstheme="majorBidi"/>
       <w:color w:val="0F4761" w:themeColor="accent1" w:themeShade="BF"/>
@@ -1929,8 +2403,7 @@
     <w:basedOn w:val="a0"/>
     <w:link w:val="3"/>
     <w:uiPriority w:val="9"/>
-    <w:semiHidden/>
-    <w:rsid w:val="004B1D55"/>
+    <w:rsid w:val="00167CEA"/>
     <w:rPr>
       <w:rFonts w:eastAsiaTheme="majorEastAsia" w:cstheme="majorBidi"/>
       <w:color w:val="0F4761" w:themeColor="accent1" w:themeShade="BF"/>
@@ -1944,7 +2417,7 @@
     <w:link w:val="4"/>
     <w:uiPriority w:val="9"/>
     <w:semiHidden/>
-    <w:rsid w:val="004B1D55"/>
+    <w:rsid w:val="00167CEA"/>
     <w:rPr>
       <w:rFonts w:eastAsiaTheme="majorEastAsia" w:cstheme="majorBidi"/>
       <w:i/>
@@ -1958,7 +2431,7 @@
     <w:link w:val="5"/>
     <w:uiPriority w:val="9"/>
     <w:semiHidden/>
-    <w:rsid w:val="004B1D55"/>
+    <w:rsid w:val="00167CEA"/>
     <w:rPr>
       <w:rFonts w:eastAsiaTheme="majorEastAsia" w:cstheme="majorBidi"/>
       <w:color w:val="0F4761" w:themeColor="accent1" w:themeShade="BF"/>
@@ -1970,7 +2443,7 @@
     <w:link w:val="6"/>
     <w:uiPriority w:val="9"/>
     <w:semiHidden/>
-    <w:rsid w:val="004B1D55"/>
+    <w:rsid w:val="00167CEA"/>
     <w:rPr>
       <w:rFonts w:eastAsiaTheme="majorEastAsia" w:cstheme="majorBidi"/>
       <w:i/>
@@ -1984,7 +2457,7 @@
     <w:link w:val="7"/>
     <w:uiPriority w:val="9"/>
     <w:semiHidden/>
-    <w:rsid w:val="004B1D55"/>
+    <w:rsid w:val="00167CEA"/>
     <w:rPr>
       <w:rFonts w:eastAsiaTheme="majorEastAsia" w:cstheme="majorBidi"/>
       <w:color w:val="595959" w:themeColor="text1" w:themeTint="A6"/>
@@ -1996,7 +2469,7 @@
     <w:link w:val="8"/>
     <w:uiPriority w:val="9"/>
     <w:semiHidden/>
-    <w:rsid w:val="004B1D55"/>
+    <w:rsid w:val="00167CEA"/>
     <w:rPr>
       <w:rFonts w:eastAsiaTheme="majorEastAsia" w:cstheme="majorBidi"/>
       <w:i/>
@@ -2010,7 +2483,7 @@
     <w:link w:val="9"/>
     <w:uiPriority w:val="9"/>
     <w:semiHidden/>
-    <w:rsid w:val="004B1D55"/>
+    <w:rsid w:val="00167CEA"/>
     <w:rPr>
       <w:rFonts w:eastAsiaTheme="majorEastAsia" w:cstheme="majorBidi"/>
       <w:color w:val="272727" w:themeColor="text1" w:themeTint="D8"/>
@@ -2023,7 +2496,7 @@
     <w:link w:val="a4"/>
     <w:uiPriority w:val="10"/>
     <w:qFormat/>
-    <w:rsid w:val="004B1D55"/>
+    <w:rsid w:val="00167CEA"/>
     <w:pPr>
       <w:spacing w:after="80" w:line="240" w:lineRule="auto"/>
       <w:contextualSpacing/>
@@ -2041,7 +2514,7 @@
     <w:basedOn w:val="a0"/>
     <w:link w:val="a3"/>
     <w:uiPriority w:val="10"/>
-    <w:rsid w:val="004B1D55"/>
+    <w:rsid w:val="00167CEA"/>
     <w:rPr>
       <w:rFonts w:asciiTheme="majorHAnsi" w:eastAsiaTheme="majorEastAsia" w:hAnsiTheme="majorHAnsi" w:cstheme="majorBidi"/>
       <w:spacing w:val="-10"/>
@@ -2057,7 +2530,7 @@
     <w:link w:val="a6"/>
     <w:uiPriority w:val="11"/>
     <w:qFormat/>
-    <w:rsid w:val="004B1D55"/>
+    <w:rsid w:val="00167CEA"/>
     <w:pPr>
       <w:numPr>
         <w:ilvl w:val="1"/>
@@ -2076,7 +2549,7 @@
     <w:basedOn w:val="a0"/>
     <w:link w:val="a5"/>
     <w:uiPriority w:val="11"/>
-    <w:rsid w:val="004B1D55"/>
+    <w:rsid w:val="00167CEA"/>
     <w:rPr>
       <w:rFonts w:eastAsiaTheme="majorEastAsia" w:cstheme="majorBidi"/>
       <w:color w:val="595959" w:themeColor="text1" w:themeTint="A6"/>
@@ -2092,7 +2565,7 @@
     <w:link w:val="22"/>
     <w:uiPriority w:val="29"/>
     <w:qFormat/>
-    <w:rsid w:val="004B1D55"/>
+    <w:rsid w:val="00167CEA"/>
     <w:pPr>
       <w:spacing w:before="160"/>
       <w:jc w:val="center"/>
@@ -2108,7 +2581,7 @@
     <w:basedOn w:val="a0"/>
     <w:link w:val="21"/>
     <w:uiPriority w:val="29"/>
-    <w:rsid w:val="004B1D55"/>
+    <w:rsid w:val="00167CEA"/>
     <w:rPr>
       <w:i/>
       <w:iCs/>
@@ -2120,7 +2593,7 @@
     <w:basedOn w:val="a"/>
     <w:uiPriority w:val="34"/>
     <w:qFormat/>
-    <w:rsid w:val="004B1D55"/>
+    <w:rsid w:val="00167CEA"/>
     <w:pPr>
       <w:ind w:left="720"/>
       <w:contextualSpacing/>
@@ -2131,7 +2604,7 @@
     <w:basedOn w:val="a0"/>
     <w:uiPriority w:val="21"/>
     <w:qFormat/>
-    <w:rsid w:val="004B1D55"/>
+    <w:rsid w:val="00167CEA"/>
     <w:rPr>
       <w:i/>
       <w:iCs/>
@@ -2145,7 +2618,7 @@
     <w:link w:val="aa"/>
     <w:uiPriority w:val="30"/>
     <w:qFormat/>
-    <w:rsid w:val="004B1D55"/>
+    <w:rsid w:val="00167CEA"/>
     <w:pPr>
       <w:pBdr>
         <w:top w:val="single" w:sz="4" w:space="10" w:color="0F4761" w:themeColor="accent1" w:themeShade="BF"/>
@@ -2166,7 +2639,7 @@
     <w:basedOn w:val="a0"/>
     <w:link w:val="a9"/>
     <w:uiPriority w:val="30"/>
-    <w:rsid w:val="004B1D55"/>
+    <w:rsid w:val="00167CEA"/>
     <w:rPr>
       <w:i/>
       <w:iCs/>
@@ -2178,13 +2651,45 @@
     <w:basedOn w:val="a0"/>
     <w:uiPriority w:val="32"/>
     <w:qFormat/>
-    <w:rsid w:val="004B1D55"/>
+    <w:rsid w:val="00167CEA"/>
     <w:rPr>
       <w:b/>
       <w:bCs/>
       <w:smallCaps/>
       <w:color w:val="0F4761" w:themeColor="accent1" w:themeShade="BF"/>
       <w:spacing w:val="5"/>
+    </w:rPr>
+  </w:style>
+  <w:style w:type="table" w:styleId="ac">
+    <w:name w:val="Table Grid"/>
+    <w:basedOn w:val="a1"/>
+    <w:uiPriority w:val="39"/>
+    <w:rsid w:val="00B060ED"/>
+    <w:pPr>
+      <w:spacing w:after="0" w:line="240" w:lineRule="auto"/>
+    </w:pPr>
+    <w:tblPr>
+      <w:tblBorders>
+        <w:top w:val="single" w:sz="4" w:space="0" w:color="auto"/>
+        <w:left w:val="single" w:sz="4" w:space="0" w:color="auto"/>
+        <w:bottom w:val="single" w:sz="4" w:space="0" w:color="auto"/>
+        <w:right w:val="single" w:sz="4" w:space="0" w:color="auto"/>
+        <w:insideH w:val="single" w:sz="4" w:space="0" w:color="auto"/>
+        <w:insideV w:val="single" w:sz="4" w:space="0" w:color="auto"/>
+      </w:tblBorders>
+    </w:tblPr>
+  </w:style>
+  <w:style w:type="character" w:styleId="HTML">
+    <w:name w:val="HTML Code"/>
+    <w:basedOn w:val="a0"/>
+    <w:uiPriority w:val="99"/>
+    <w:semiHidden/>
+    <w:unhideWhenUsed/>
+    <w:rsid w:val="00B060ED"/>
+    <w:rPr>
+      <w:rFonts w:ascii="Courier New" w:eastAsia="Times New Roman" w:hAnsi="Courier New" w:cs="Courier New"/>
+      <w:sz w:val="20"/>
+      <w:szCs w:val="20"/>
     </w:rPr>
   </w:style>
 </w:styles>
@@ -2483,4 +2988,16 @@
     </a:ext>
   </a:extLst>
 </a:theme>
+</file>
+
+<file path=customXml/item1.xml><?xml version="1.0" encoding="utf-8"?>
+<b:Sources xmlns:b="http://schemas.openxmlformats.org/officeDocument/2006/bibliography" xmlns="http://schemas.openxmlformats.org/officeDocument/2006/bibliography" SelectedStyle="\APASixthEditionOfficeOnline.xsl" StyleName="APA" Version="6"/>
+</file>
+
+<file path=customXml/itemProps1.xml><?xml version="1.0" encoding="utf-8"?>
+<ds:datastoreItem xmlns:ds="http://schemas.openxmlformats.org/officeDocument/2006/customXml" ds:itemID="{C8F14983-679F-4164-BE93-F7C56D712B78}">
+  <ds:schemaRefs>
+    <ds:schemaRef ds:uri="http://schemas.openxmlformats.org/officeDocument/2006/bibliography"/>
+  </ds:schemaRefs>
+</ds:datastoreItem>
 </file>
--- a/Отчёт.docx
+++ b/Отчёт.docx
@@ -84,6 +84,7 @@
     </w:p>
     <w:p>
       <w:pPr>
+        <w:jc w:val="center"/>
         <w:rPr>
           <w:rFonts w:ascii="Times New Roman" w:hAnsi="Times New Roman" w:cs="Times New Roman"/>
           <w:b/>
@@ -96,7 +97,6 @@
     </w:p>
     <w:p>
       <w:pPr>
-        <w:jc w:val="center"/>
         <w:rPr>
           <w:rFonts w:ascii="Times New Roman" w:hAnsi="Times New Roman" w:cs="Times New Roman"/>
           <w:b/>
@@ -124,15 +124,15 @@
           <w:sz w:val="28"/>
           <w:szCs w:val="28"/>
         </w:rPr>
-        <w:t xml:space="preserve">ДЕНЬ </w:t>
-      </w:r>
-      <w:r>
-        <w:rPr>
-          <w:rFonts w:ascii="Times New Roman" w:hAnsi="Times New Roman" w:cs="Times New Roman"/>
-          <w:sz w:val="28"/>
-          <w:szCs w:val="28"/>
-        </w:rPr>
-        <w:t>12</w:t>
+        <w:t>ДЕНЬ 1</w:t>
+      </w:r>
+      <w:r>
+        <w:rPr>
+          <w:rFonts w:ascii="Times New Roman" w:hAnsi="Times New Roman" w:cs="Times New Roman"/>
+          <w:sz w:val="28"/>
+          <w:szCs w:val="28"/>
+        </w:rPr>
+        <w:t>3</w:t>
       </w:r>
     </w:p>
     <w:p>
@@ -154,7 +154,7 @@
           <w:sz w:val="28"/>
           <w:szCs w:val="28"/>
         </w:rPr>
-        <w:t>Отладка программы с использованием специализированных средств отладки</w:t>
+        <w:t>Проектирование и реализация сервисного слоя с использованием паттернов Repository, Service Layer, DTO и внедрения зависимостей</w:t>
       </w:r>
     </w:p>
     <w:p>
@@ -183,55 +183,61 @@
     </w:p>
     <w:p>
       <w:pPr>
-        <w:jc w:val="both"/>
-        <w:rPr>
-          <w:rFonts w:ascii="Times New Roman" w:hAnsi="Times New Roman" w:cs="Times New Roman"/>
-          <w:sz w:val="28"/>
-          <w:szCs w:val="28"/>
-        </w:rPr>
-      </w:pPr>
-      <w:r>
-        <w:rPr>
-          <w:rFonts w:ascii="Times New Roman" w:hAnsi="Times New Roman" w:cs="Times New Roman"/>
-          <w:sz w:val="28"/>
-          <w:szCs w:val="28"/>
-        </w:rPr>
-        <w:t xml:space="preserve">Цель: изучить способы отладки программы с использованием языка программирования </w:t>
-      </w:r>
-      <w:r>
-        <w:rPr>
-          <w:rFonts w:ascii="Times New Roman" w:hAnsi="Times New Roman" w:cs="Times New Roman"/>
-          <w:sz w:val="28"/>
-          <w:szCs w:val="28"/>
-          <w:lang w:val="en-US"/>
-        </w:rPr>
-        <w:t>Python</w:t>
-      </w:r>
-    </w:p>
-    <w:p>
-      <w:pPr>
-        <w:jc w:val="both"/>
-        <w:rPr>
-          <w:rFonts w:ascii="Times New Roman" w:hAnsi="Times New Roman" w:cs="Times New Roman"/>
-          <w:sz w:val="28"/>
-          <w:szCs w:val="28"/>
-        </w:rPr>
-      </w:pPr>
-    </w:p>
-    <w:p>
-      <w:pPr>
-        <w:jc w:val="right"/>
-        <w:rPr>
-          <w:rFonts w:ascii="Times New Roman" w:hAnsi="Times New Roman" w:cs="Times New Roman"/>
-          <w:iCs/>
-          <w:sz w:val="28"/>
-          <w:szCs w:val="28"/>
-        </w:rPr>
-      </w:pPr>
-    </w:p>
-    <w:p>
-      <w:pPr>
-        <w:jc w:val="right"/>
+        <w:jc w:val="center"/>
+        <w:rPr>
+          <w:rFonts w:ascii="Times New Roman" w:hAnsi="Times New Roman" w:cs="Times New Roman"/>
+          <w:sz w:val="28"/>
+          <w:szCs w:val="28"/>
+        </w:rPr>
+      </w:pPr>
+      <w:r>
+        <w:rPr>
+          <w:rFonts w:ascii="Times New Roman" w:hAnsi="Times New Roman" w:cs="Times New Roman"/>
+          <w:sz w:val="28"/>
+          <w:szCs w:val="28"/>
+        </w:rPr>
+        <w:t xml:space="preserve">Цель: </w:t>
+      </w:r>
+      <w:r>
+        <w:rPr>
+          <w:rFonts w:ascii="Times New Roman" w:hAnsi="Times New Roman" w:cs="Times New Roman"/>
+          <w:sz w:val="28"/>
+          <w:szCs w:val="28"/>
+        </w:rPr>
+        <w:t>р</w:t>
+      </w:r>
+      <w:r>
+        <w:rPr>
+          <w:rFonts w:ascii="Times New Roman" w:hAnsi="Times New Roman" w:cs="Times New Roman"/>
+          <w:sz w:val="28"/>
+          <w:szCs w:val="28"/>
+        </w:rPr>
+        <w:t>азработать сервисный слой для системы управления бронированиями отелей с реализацией динамического ценообразования и паттерна Observer, обеспечивающий слабую связанность, тестируемость и расширяемость кода.</w:t>
+      </w:r>
+    </w:p>
+    <w:p>
+      <w:pPr>
+        <w:jc w:val="center"/>
+        <w:rPr>
+          <w:rFonts w:ascii="Times New Roman" w:hAnsi="Times New Roman" w:cs="Times New Roman"/>
+          <w:sz w:val="28"/>
+          <w:szCs w:val="28"/>
+        </w:rPr>
+      </w:pPr>
+    </w:p>
+    <w:p>
+      <w:pPr>
+        <w:rPr>
+          <w:rFonts w:ascii="Times New Roman" w:hAnsi="Times New Roman" w:cs="Times New Roman"/>
+          <w:iCs/>
+          <w:sz w:val="28"/>
+          <w:szCs w:val="28"/>
+        </w:rPr>
+      </w:pPr>
+    </w:p>
+    <w:p>
+      <w:pPr>
+        <w:jc w:val="center"/>
         <w:rPr>
           <w:rFonts w:ascii="Times New Roman" w:hAnsi="Times New Roman" w:cs="Times New Roman"/>
           <w:iCs/>
@@ -332,46 +338,6 @@
     </w:p>
     <w:p>
       <w:pPr>
-        <w:rPr>
-          <w:rFonts w:ascii="Times New Roman" w:hAnsi="Times New Roman" w:cs="Times New Roman"/>
-          <w:iCs/>
-          <w:sz w:val="28"/>
-          <w:szCs w:val="28"/>
-        </w:rPr>
-      </w:pPr>
-    </w:p>
-    <w:p>
-      <w:pPr>
-        <w:rPr>
-          <w:rFonts w:ascii="Times New Roman" w:hAnsi="Times New Roman" w:cs="Times New Roman"/>
-          <w:iCs/>
-          <w:sz w:val="28"/>
-          <w:szCs w:val="28"/>
-        </w:rPr>
-      </w:pPr>
-    </w:p>
-    <w:p>
-      <w:pPr>
-        <w:rPr>
-          <w:rFonts w:ascii="Times New Roman" w:hAnsi="Times New Roman" w:cs="Times New Roman"/>
-          <w:iCs/>
-          <w:sz w:val="28"/>
-          <w:szCs w:val="28"/>
-        </w:rPr>
-      </w:pPr>
-    </w:p>
-    <w:p>
-      <w:pPr>
-        <w:rPr>
-          <w:rFonts w:ascii="Times New Roman" w:hAnsi="Times New Roman" w:cs="Times New Roman"/>
-          <w:iCs/>
-          <w:sz w:val="28"/>
-          <w:szCs w:val="28"/>
-        </w:rPr>
-      </w:pPr>
-    </w:p>
-    <w:p>
-      <w:pPr>
         <w:jc w:val="center"/>
         <w:rPr>
           <w:rFonts w:ascii="Times New Roman" w:hAnsi="Times New Roman" w:cs="Times New Roman"/>
@@ -380,26 +346,6 @@
           <w:szCs w:val="28"/>
         </w:rPr>
       </w:pPr>
-      <w:proofErr w:type="spellStart"/>
-      <w:r>
-        <w:rPr>
-          <w:rFonts w:ascii="Times New Roman" w:hAnsi="Times New Roman" w:cs="Times New Roman"/>
-          <w:iCs/>
-          <w:sz w:val="28"/>
-          <w:szCs w:val="28"/>
-        </w:rPr>
-        <w:t>р.п</w:t>
-      </w:r>
-      <w:proofErr w:type="spellEnd"/>
-      <w:r>
-        <w:rPr>
-          <w:rFonts w:ascii="Times New Roman" w:hAnsi="Times New Roman" w:cs="Times New Roman"/>
-          <w:iCs/>
-          <w:sz w:val="28"/>
-          <w:szCs w:val="28"/>
-        </w:rPr>
-        <w:t>. Красные Баки</w:t>
-      </w:r>
     </w:p>
     <w:p>
       <w:pPr>
@@ -411,6 +357,60 @@
           <w:szCs w:val="28"/>
         </w:rPr>
       </w:pPr>
+    </w:p>
+    <w:p>
+      <w:pPr>
+        <w:jc w:val="center"/>
+        <w:rPr>
+          <w:rFonts w:ascii="Times New Roman" w:hAnsi="Times New Roman" w:cs="Times New Roman"/>
+          <w:iCs/>
+          <w:sz w:val="28"/>
+          <w:szCs w:val="28"/>
+        </w:rPr>
+      </w:pPr>
+    </w:p>
+    <w:p>
+      <w:pPr>
+        <w:jc w:val="center"/>
+        <w:rPr>
+          <w:rFonts w:ascii="Times New Roman" w:hAnsi="Times New Roman" w:cs="Times New Roman"/>
+          <w:iCs/>
+          <w:sz w:val="28"/>
+          <w:szCs w:val="28"/>
+          <w:lang w:val="en-US"/>
+        </w:rPr>
+      </w:pPr>
+    </w:p>
+    <w:p>
+      <w:pPr>
+        <w:jc w:val="center"/>
+        <w:rPr>
+          <w:rFonts w:ascii="Times New Roman" w:hAnsi="Times New Roman" w:cs="Times New Roman"/>
+          <w:iCs/>
+          <w:sz w:val="28"/>
+          <w:szCs w:val="28"/>
+        </w:rPr>
+      </w:pPr>
+      <w:r>
+        <w:rPr>
+          <w:rFonts w:ascii="Times New Roman" w:hAnsi="Times New Roman" w:cs="Times New Roman"/>
+          <w:iCs/>
+          <w:sz w:val="28"/>
+          <w:szCs w:val="28"/>
+        </w:rPr>
+        <w:t>р.п. Красные Баки</w:t>
+      </w:r>
+    </w:p>
+    <w:p>
+      <w:pPr>
+        <w:jc w:val="center"/>
+        <w:rPr>
+          <w:rFonts w:ascii="Times New Roman" w:hAnsi="Times New Roman" w:cs="Times New Roman"/>
+          <w:iCs/>
+          <w:sz w:val="28"/>
+          <w:szCs w:val="28"/>
+        </w:rPr>
+      </w:pPr>
       <w:r>
         <w:rPr>
           <w:rFonts w:ascii="Times New Roman" w:hAnsi="Times New Roman" w:cs="Times New Roman"/>
@@ -425,88 +425,81 @@
       <w:pPr>
         <w:rPr>
           <w:rFonts w:ascii="Times New Roman" w:hAnsi="Times New Roman" w:cs="Times New Roman"/>
-          <w:b/>
-          <w:bCs/>
-          <w:sz w:val="28"/>
-          <w:szCs w:val="28"/>
-          <w:lang w:val="en-US"/>
-        </w:rPr>
-      </w:pPr>
-      <w:r>
-        <w:rPr>
-          <w:rFonts w:ascii="Times New Roman" w:hAnsi="Times New Roman" w:cs="Times New Roman"/>
-          <w:b/>
-          <w:bCs/>
-          <w:sz w:val="28"/>
-          <w:szCs w:val="28"/>
-          <w:lang w:val="en-US"/>
-        </w:rPr>
-        <w:lastRenderedPageBreak/>
-        <w:t>Root Cause Analysis (</w:t>
-      </w:r>
-      <w:r>
-        <w:rPr>
-          <w:rFonts w:ascii="Times New Roman" w:hAnsi="Times New Roman" w:cs="Times New Roman"/>
-          <w:b/>
-          <w:bCs/>
-          <w:sz w:val="28"/>
-          <w:szCs w:val="28"/>
-        </w:rPr>
-        <w:t>анализ</w:t>
-      </w:r>
-      <w:r>
-        <w:rPr>
-          <w:rFonts w:ascii="Times New Roman" w:hAnsi="Times New Roman" w:cs="Times New Roman"/>
-          <w:b/>
-          <w:bCs/>
-          <w:sz w:val="28"/>
-          <w:szCs w:val="28"/>
-          <w:lang w:val="en-US"/>
-        </w:rPr>
-        <w:t xml:space="preserve"> </w:t>
-      </w:r>
-      <w:r>
-        <w:rPr>
-          <w:rFonts w:ascii="Times New Roman" w:hAnsi="Times New Roman" w:cs="Times New Roman"/>
-          <w:b/>
-          <w:bCs/>
-          <w:sz w:val="28"/>
-          <w:szCs w:val="28"/>
-        </w:rPr>
-        <w:t>причин</w:t>
-      </w:r>
-      <w:r>
-        <w:rPr>
-          <w:rFonts w:ascii="Times New Roman" w:hAnsi="Times New Roman" w:cs="Times New Roman"/>
-          <w:b/>
-          <w:bCs/>
-          <w:sz w:val="28"/>
-          <w:szCs w:val="28"/>
-          <w:lang w:val="en-US"/>
-        </w:rPr>
-        <w:t>):</w:t>
+          <w:sz w:val="28"/>
+          <w:szCs w:val="28"/>
+        </w:rPr>
+      </w:pPr>
+      <w:r>
+        <w:rPr>
+          <w:rFonts w:ascii="Times New Roman" w:hAnsi="Times New Roman" w:cs="Times New Roman"/>
+          <w:sz w:val="28"/>
+          <w:szCs w:val="28"/>
+        </w:rPr>
+        <w:t xml:space="preserve">Таблица </w:t>
+      </w:r>
+      <w:r>
+        <w:rPr>
+          <w:rFonts w:ascii="Times New Roman" w:hAnsi="Times New Roman" w:cs="Times New Roman"/>
+          <w:sz w:val="28"/>
+          <w:szCs w:val="28"/>
+        </w:rPr>
+        <w:t>паттернов</w:t>
+      </w:r>
+      <w:r>
+        <w:rPr>
+          <w:rFonts w:ascii="Times New Roman" w:hAnsi="Times New Roman" w:cs="Times New Roman"/>
+          <w:sz w:val="28"/>
+          <w:szCs w:val="28"/>
+        </w:rPr>
+        <w:t>:</w:t>
       </w:r>
     </w:p>
     <w:tbl>
       <w:tblPr>
         <w:tblStyle w:val="ac"/>
-        <w:tblW w:w="9427" w:type="dxa"/>
+        <w:tblW w:w="9127" w:type="dxa"/>
+        <w:jc w:val="center"/>
         <w:tblLook w:val="04A0" w:firstRow="1" w:lastRow="0" w:firstColumn="1" w:lastColumn="0" w:noHBand="0" w:noVBand="1"/>
       </w:tblPr>
       <w:tblGrid>
-        <w:gridCol w:w="2345"/>
-        <w:gridCol w:w="3967"/>
-        <w:gridCol w:w="3115"/>
+        <w:gridCol w:w="565"/>
+        <w:gridCol w:w="2382"/>
+        <w:gridCol w:w="2197"/>
+        <w:gridCol w:w="3983"/>
       </w:tblGrid>
       <w:tr>
-        <w:tc>
-          <w:tcPr>
-            <w:tcW w:w="2345" w:type="dxa"/>
+        <w:trPr>
+          <w:jc w:val="center"/>
+        </w:trPr>
+        <w:tc>
+          <w:tcPr>
+            <w:tcW w:w="565" w:type="dxa"/>
+          </w:tcPr>
+          <w:p>
+            <w:pPr>
+              <w:spacing w:line="360" w:lineRule="auto"/>
+              <w:jc w:val="center"/>
+              <w:rPr>
+                <w:rFonts w:ascii="Times New Roman" w:hAnsi="Times New Roman" w:cs="Times New Roman"/>
+              </w:rPr>
+            </w:pPr>
+            <w:r>
+              <w:rPr>
+                <w:rFonts w:ascii="Times New Roman" w:hAnsi="Times New Roman" w:cs="Times New Roman"/>
+              </w:rPr>
+              <w:t>№</w:t>
+            </w:r>
+          </w:p>
+        </w:tc>
+        <w:tc>
+          <w:tcPr>
+            <w:tcW w:w="2382" w:type="dxa"/>
             <w:vAlign w:val="center"/>
           </w:tcPr>
           <w:p>
             <w:pPr>
-              <w:jc w:val="both"/>
+              <w:spacing w:line="360" w:lineRule="auto"/>
+              <w:jc w:val="center"/>
               <w:rPr>
                 <w:rFonts w:ascii="Times New Roman" w:hAnsi="Times New Roman" w:cs="Times New Roman"/>
               </w:rPr>
@@ -516,21 +509,21 @@
                 <w:rFonts w:ascii="Times New Roman" w:hAnsi="Times New Roman" w:cs="Times New Roman"/>
                 <w:color w:val="0F1115"/>
               </w:rPr>
-              <w:t>Ошибка</w:t>
-            </w:r>
-          </w:p>
-        </w:tc>
-        <w:tc>
-          <w:tcPr>
-            <w:tcW w:w="3967" w:type="dxa"/>
+              <w:t>Паттерн</w:t>
+            </w:r>
+          </w:p>
+        </w:tc>
+        <w:tc>
+          <w:tcPr>
+            <w:tcW w:w="2197" w:type="dxa"/>
             <w:vAlign w:val="center"/>
           </w:tcPr>
           <w:p>
             <w:pPr>
-              <w:jc w:val="both"/>
-              <w:rPr>
-                <w:rFonts w:ascii="Times New Roman" w:hAnsi="Times New Roman" w:cs="Times New Roman"/>
-                <w:lang w:val="en-US"/>
+              <w:spacing w:line="360" w:lineRule="auto"/>
+              <w:jc w:val="center"/>
+              <w:rPr>
+                <w:rFonts w:ascii="Times New Roman" w:hAnsi="Times New Roman" w:cs="Times New Roman"/>
               </w:rPr>
             </w:pPr>
             <w:r>
@@ -538,21 +531,21 @@
                 <w:rFonts w:ascii="Times New Roman" w:hAnsi="Times New Roman" w:cs="Times New Roman"/>
                 <w:color w:val="0F1115"/>
               </w:rPr>
-              <w:t>Корневая причина</w:t>
-            </w:r>
-          </w:p>
-        </w:tc>
-        <w:tc>
-          <w:tcPr>
-            <w:tcW w:w="3115" w:type="dxa"/>
+              <w:t>Назначение</w:t>
+            </w:r>
+          </w:p>
+        </w:tc>
+        <w:tc>
+          <w:tcPr>
+            <w:tcW w:w="3983" w:type="dxa"/>
             <w:vAlign w:val="center"/>
           </w:tcPr>
           <w:p>
             <w:pPr>
-              <w:jc w:val="both"/>
-              <w:rPr>
-                <w:rFonts w:ascii="Times New Roman" w:hAnsi="Times New Roman" w:cs="Times New Roman"/>
-                <w:lang w:val="en-US"/>
+              <w:spacing w:line="360" w:lineRule="auto"/>
+              <w:jc w:val="center"/>
+              <w:rPr>
+                <w:rFonts w:ascii="Times New Roman" w:hAnsi="Times New Roman" w:cs="Times New Roman"/>
               </w:rPr>
             </w:pPr>
             <w:r>
@@ -560,297 +553,692 @@
                 <w:rFonts w:ascii="Times New Roman" w:hAnsi="Times New Roman" w:cs="Times New Roman"/>
                 <w:color w:val="0F1115"/>
               </w:rPr>
-              <w:t>Исправление</w:t>
+              <w:t>Где используется</w:t>
             </w:r>
           </w:p>
         </w:tc>
       </w:tr>
       <w:tr>
-        <w:tc>
-          <w:tcPr>
-            <w:tcW w:w="2345" w:type="dxa"/>
-          </w:tcPr>
-          <w:p>
-            <w:pPr>
-              <w:jc w:val="both"/>
-              <w:rPr>
-                <w:rFonts w:ascii="Times New Roman" w:hAnsi="Times New Roman" w:cs="Times New Roman"/>
-                <w:lang w:val="en-US"/>
-              </w:rPr>
-            </w:pPr>
-            <w:proofErr w:type="spellStart"/>
-            <w:r>
-              <w:rPr>
-                <w:rFonts w:ascii="Times New Roman" w:hAnsi="Times New Roman" w:cs="Times New Roman"/>
-                <w:lang w:val="en-US"/>
-              </w:rPr>
-              <w:t>KeyError</w:t>
-            </w:r>
-            <w:proofErr w:type="spellEnd"/>
-            <w:r>
-              <w:rPr>
-                <w:rFonts w:ascii="Times New Roman" w:hAnsi="Times New Roman" w:cs="Times New Roman"/>
-                <w:lang w:val="en-US"/>
-              </w:rPr>
-              <w:t>:</w:t>
-            </w:r>
-            <w:r>
-              <w:rPr>
-                <w:rFonts w:ascii="Times New Roman" w:hAnsi="Times New Roman" w:cs="Times New Roman"/>
-                <w:lang w:val="en-US"/>
-              </w:rPr>
-              <w:t xml:space="preserve"> 'nights'</w:t>
-            </w:r>
-          </w:p>
-        </w:tc>
-        <w:tc>
-          <w:tcPr>
-            <w:tcW w:w="3967" w:type="dxa"/>
-          </w:tcPr>
-          <w:p>
-            <w:pPr>
-              <w:jc w:val="both"/>
-              <w:rPr>
-                <w:rFonts w:ascii="Times New Roman" w:hAnsi="Times New Roman" w:cs="Times New Roman"/>
-                <w:lang w:val="en-US"/>
-              </w:rPr>
-            </w:pPr>
-            <w:r>
-              <w:rPr>
-                <w:rFonts w:ascii="Times New Roman" w:hAnsi="Times New Roman" w:cs="Times New Roman"/>
-              </w:rPr>
-              <w:t>Доступ к несуществующему ключу</w:t>
-            </w:r>
-          </w:p>
-        </w:tc>
-        <w:tc>
-          <w:tcPr>
-            <w:tcW w:w="3115" w:type="dxa"/>
-          </w:tcPr>
-          <w:p>
-            <w:pPr>
-              <w:jc w:val="both"/>
-              <w:rPr>
-                <w:rFonts w:ascii="Times New Roman" w:hAnsi="Times New Roman" w:cs="Times New Roman"/>
-                <w:lang w:val="en-US"/>
-              </w:rPr>
-            </w:pPr>
-            <w:proofErr w:type="spellStart"/>
-            <w:proofErr w:type="gramStart"/>
-            <w:r>
-              <w:rPr>
-                <w:rFonts w:ascii="Times New Roman" w:hAnsi="Times New Roman" w:cs="Times New Roman"/>
-              </w:rPr>
-              <w:t>item.get</w:t>
-            </w:r>
-            <w:proofErr w:type="spellEnd"/>
-            <w:r>
-              <w:rPr>
-                <w:rFonts w:ascii="Times New Roman" w:hAnsi="Times New Roman" w:cs="Times New Roman"/>
-              </w:rPr>
-              <w:t>(</w:t>
-            </w:r>
-            <w:proofErr w:type="gramEnd"/>
-            <w:r>
-              <w:rPr>
-                <w:rFonts w:ascii="Times New Roman" w:hAnsi="Times New Roman" w:cs="Times New Roman"/>
-              </w:rPr>
-              <w:t>'</w:t>
-            </w:r>
-            <w:proofErr w:type="spellStart"/>
-            <w:r>
-              <w:rPr>
-                <w:rFonts w:ascii="Times New Roman" w:hAnsi="Times New Roman" w:cs="Times New Roman"/>
-              </w:rPr>
-              <w:t>nights</w:t>
-            </w:r>
-            <w:proofErr w:type="spellEnd"/>
-            <w:r>
-              <w:rPr>
-                <w:rFonts w:ascii="Times New Roman" w:hAnsi="Times New Roman" w:cs="Times New Roman"/>
-              </w:rPr>
-              <w:t>', 0)</w:t>
+        <w:trPr>
+          <w:jc w:val="center"/>
+        </w:trPr>
+        <w:tc>
+          <w:tcPr>
+            <w:tcW w:w="565" w:type="dxa"/>
+          </w:tcPr>
+          <w:p>
+            <w:pPr>
+              <w:spacing w:line="360" w:lineRule="auto"/>
+              <w:jc w:val="center"/>
+              <w:rPr>
+                <w:rFonts w:ascii="Times New Roman" w:hAnsi="Times New Roman" w:cs="Times New Roman"/>
+              </w:rPr>
+            </w:pPr>
+            <w:r>
+              <w:rPr>
+                <w:rFonts w:ascii="Times New Roman" w:hAnsi="Times New Roman" w:cs="Times New Roman"/>
+              </w:rPr>
+              <w:t>1</w:t>
+            </w:r>
+          </w:p>
+        </w:tc>
+        <w:tc>
+          <w:tcPr>
+            <w:tcW w:w="2382" w:type="dxa"/>
+          </w:tcPr>
+          <w:p>
+            <w:pPr>
+              <w:spacing w:line="360" w:lineRule="auto"/>
+              <w:jc w:val="center"/>
+              <w:rPr>
+                <w:rFonts w:ascii="Times New Roman" w:hAnsi="Times New Roman" w:cs="Times New Roman"/>
+              </w:rPr>
+            </w:pPr>
+            <w:r>
+              <w:rPr>
+                <w:rFonts w:ascii="Times New Roman" w:hAnsi="Times New Roman" w:cs="Times New Roman"/>
+              </w:rPr>
+              <w:t>Repository</w:t>
+            </w:r>
+          </w:p>
+        </w:tc>
+        <w:tc>
+          <w:tcPr>
+            <w:tcW w:w="2197" w:type="dxa"/>
+          </w:tcPr>
+          <w:p>
+            <w:pPr>
+              <w:spacing w:line="360" w:lineRule="auto"/>
+              <w:jc w:val="center"/>
+              <w:rPr>
+                <w:rFonts w:ascii="Times New Roman" w:hAnsi="Times New Roman" w:cs="Times New Roman"/>
+              </w:rPr>
+            </w:pPr>
+            <w:r>
+              <w:rPr>
+                <w:rFonts w:ascii="Times New Roman" w:hAnsi="Times New Roman" w:cs="Times New Roman"/>
+              </w:rPr>
+              <w:t>Доступ к данным</w:t>
+            </w:r>
+          </w:p>
+        </w:tc>
+        <w:tc>
+          <w:tcPr>
+            <w:tcW w:w="3983" w:type="dxa"/>
+          </w:tcPr>
+          <w:p>
+            <w:pPr>
+              <w:spacing w:line="360" w:lineRule="auto"/>
+              <w:jc w:val="center"/>
+              <w:rPr>
+                <w:rFonts w:ascii="Times New Roman" w:hAnsi="Times New Roman" w:cs="Times New Roman"/>
+              </w:rPr>
+            </w:pPr>
+            <w:r>
+              <w:rPr>
+                <w:rFonts w:ascii="Times New Roman" w:hAnsi="Times New Roman" w:cs="Times New Roman"/>
+              </w:rPr>
+              <w:t>repositories/</w:t>
             </w:r>
           </w:p>
         </w:tc>
       </w:tr>
       <w:tr>
-        <w:tc>
-          <w:tcPr>
-            <w:tcW w:w="2345" w:type="dxa"/>
-          </w:tcPr>
-          <w:p>
-            <w:pPr>
-              <w:jc w:val="both"/>
-              <w:rPr>
-                <w:rFonts w:ascii="Times New Roman" w:hAnsi="Times New Roman" w:cs="Times New Roman"/>
-              </w:rPr>
-            </w:pPr>
-            <w:r>
-              <w:rPr>
-                <w:rFonts w:ascii="Times New Roman" w:hAnsi="Times New Roman" w:cs="Times New Roman"/>
-              </w:rPr>
-              <w:t>Логическая ошибка</w:t>
-            </w:r>
-          </w:p>
-        </w:tc>
-        <w:tc>
-          <w:tcPr>
-            <w:tcW w:w="3967" w:type="dxa"/>
-          </w:tcPr>
-          <w:p>
-            <w:pPr>
-              <w:jc w:val="both"/>
-              <w:rPr>
-                <w:rFonts w:ascii="Times New Roman" w:hAnsi="Times New Roman" w:cs="Times New Roman"/>
-                <w:lang w:val="en-US"/>
-              </w:rPr>
-            </w:pPr>
-            <w:r>
-              <w:rPr>
-                <w:rFonts w:ascii="Times New Roman" w:hAnsi="Times New Roman" w:cs="Times New Roman"/>
-              </w:rPr>
-              <w:t>Неправильная формула</w:t>
-            </w:r>
-          </w:p>
-        </w:tc>
-        <w:tc>
-          <w:tcPr>
-            <w:tcW w:w="3115" w:type="dxa"/>
-          </w:tcPr>
-          <w:p>
-            <w:pPr>
-              <w:jc w:val="both"/>
-              <w:rPr>
-                <w:rFonts w:ascii="Times New Roman" w:hAnsi="Times New Roman" w:cs="Times New Roman"/>
-                <w:lang w:val="en-US"/>
-              </w:rPr>
-            </w:pPr>
-            <w:proofErr w:type="spellStart"/>
-            <w:r>
-              <w:rPr>
-                <w:rFonts w:ascii="Times New Roman" w:hAnsi="Times New Roman" w:cs="Times New Roman"/>
-              </w:rPr>
-              <w:t>price</w:t>
-            </w:r>
-            <w:proofErr w:type="spellEnd"/>
-            <w:r>
-              <w:rPr>
-                <w:rFonts w:ascii="Times New Roman" w:hAnsi="Times New Roman" w:cs="Times New Roman"/>
-              </w:rPr>
-              <w:t xml:space="preserve"> * 0.2</w:t>
+        <w:trPr>
+          <w:jc w:val="center"/>
+        </w:trPr>
+        <w:tc>
+          <w:tcPr>
+            <w:tcW w:w="565" w:type="dxa"/>
+          </w:tcPr>
+          <w:p>
+            <w:pPr>
+              <w:spacing w:line="360" w:lineRule="auto"/>
+              <w:jc w:val="center"/>
+              <w:rPr>
+                <w:rFonts w:ascii="Times New Roman" w:hAnsi="Times New Roman" w:cs="Times New Roman"/>
+              </w:rPr>
+            </w:pPr>
+            <w:r>
+              <w:rPr>
+                <w:rFonts w:ascii="Times New Roman" w:hAnsi="Times New Roman" w:cs="Times New Roman"/>
+              </w:rPr>
+              <w:t>2</w:t>
+            </w:r>
+          </w:p>
+        </w:tc>
+        <w:tc>
+          <w:tcPr>
+            <w:tcW w:w="2382" w:type="dxa"/>
+          </w:tcPr>
+          <w:p>
+            <w:pPr>
+              <w:spacing w:line="360" w:lineRule="auto"/>
+              <w:jc w:val="center"/>
+              <w:rPr>
+                <w:rFonts w:ascii="Times New Roman" w:hAnsi="Times New Roman" w:cs="Times New Roman"/>
+              </w:rPr>
+            </w:pPr>
+            <w:r>
+              <w:rPr>
+                <w:rFonts w:ascii="Times New Roman" w:hAnsi="Times New Roman" w:cs="Times New Roman"/>
+              </w:rPr>
+              <w:t>Service Layer</w:t>
+            </w:r>
+          </w:p>
+        </w:tc>
+        <w:tc>
+          <w:tcPr>
+            <w:tcW w:w="2197" w:type="dxa"/>
+          </w:tcPr>
+          <w:p>
+            <w:pPr>
+              <w:spacing w:line="360" w:lineRule="auto"/>
+              <w:jc w:val="center"/>
+              <w:rPr>
+                <w:rFonts w:ascii="Times New Roman" w:hAnsi="Times New Roman" w:cs="Times New Roman"/>
+              </w:rPr>
+            </w:pPr>
+            <w:r>
+              <w:rPr>
+                <w:rFonts w:ascii="Times New Roman" w:hAnsi="Times New Roman" w:cs="Times New Roman"/>
+              </w:rPr>
+              <w:t>Бизнес-логика</w:t>
+            </w:r>
+          </w:p>
+        </w:tc>
+        <w:tc>
+          <w:tcPr>
+            <w:tcW w:w="3983" w:type="dxa"/>
+          </w:tcPr>
+          <w:p>
+            <w:pPr>
+              <w:spacing w:line="360" w:lineRule="auto"/>
+              <w:jc w:val="center"/>
+              <w:rPr>
+                <w:rFonts w:ascii="Times New Roman" w:hAnsi="Times New Roman" w:cs="Times New Roman"/>
+              </w:rPr>
+            </w:pPr>
+            <w:r>
+              <w:rPr>
+                <w:rFonts w:ascii="Times New Roman" w:hAnsi="Times New Roman" w:cs="Times New Roman"/>
+              </w:rPr>
+              <w:t>services/</w:t>
             </w:r>
           </w:p>
         </w:tc>
       </w:tr>
       <w:tr>
-        <w:tc>
-          <w:tcPr>
-            <w:tcW w:w="2345" w:type="dxa"/>
-          </w:tcPr>
-          <w:p>
-            <w:pPr>
-              <w:jc w:val="both"/>
-              <w:rPr>
-                <w:rFonts w:ascii="Times New Roman" w:hAnsi="Times New Roman" w:cs="Times New Roman"/>
-              </w:rPr>
-            </w:pPr>
-            <w:r>
-              <w:rPr>
-                <w:rFonts w:ascii="Times New Roman" w:hAnsi="Times New Roman" w:cs="Times New Roman"/>
-              </w:rPr>
-              <w:t>Утечка</w:t>
-            </w:r>
-            <w:r>
+        <w:trPr>
+          <w:jc w:val="center"/>
+        </w:trPr>
+        <w:tc>
+          <w:tcPr>
+            <w:tcW w:w="565" w:type="dxa"/>
+          </w:tcPr>
+          <w:p>
+            <w:pPr>
+              <w:spacing w:line="360" w:lineRule="auto"/>
+              <w:jc w:val="center"/>
+              <w:rPr>
+                <w:rFonts w:ascii="Times New Roman" w:hAnsi="Times New Roman" w:cs="Times New Roman"/>
+              </w:rPr>
+            </w:pPr>
+            <w:r>
+              <w:rPr>
+                <w:rFonts w:ascii="Times New Roman" w:hAnsi="Times New Roman" w:cs="Times New Roman"/>
+              </w:rPr>
+              <w:t>3</w:t>
+            </w:r>
+          </w:p>
+        </w:tc>
+        <w:tc>
+          <w:tcPr>
+            <w:tcW w:w="2382" w:type="dxa"/>
+          </w:tcPr>
+          <w:p>
+            <w:pPr>
+              <w:spacing w:line="360" w:lineRule="auto"/>
+              <w:jc w:val="center"/>
               <w:rPr>
                 <w:rFonts w:ascii="Times New Roman" w:hAnsi="Times New Roman" w:cs="Times New Roman"/>
                 <w:lang w:val="en-US"/>
               </w:rPr>
-              <w:t xml:space="preserve"> </w:t>
-            </w:r>
-            <w:r>
-              <w:rPr>
-                <w:rFonts w:ascii="Times New Roman" w:hAnsi="Times New Roman" w:cs="Times New Roman"/>
-              </w:rPr>
-              <w:t>памяти</w:t>
-            </w:r>
-          </w:p>
-        </w:tc>
-        <w:tc>
-          <w:tcPr>
-            <w:tcW w:w="3967" w:type="dxa"/>
-          </w:tcPr>
-          <w:p>
-            <w:pPr>
-              <w:jc w:val="both"/>
-              <w:rPr>
-                <w:rFonts w:ascii="Times New Roman" w:hAnsi="Times New Roman" w:cs="Times New Roman"/>
-                <w:lang w:val="en-US"/>
-              </w:rPr>
-            </w:pPr>
-            <w:r>
-              <w:rPr>
-                <w:rFonts w:ascii="Times New Roman" w:hAnsi="Times New Roman" w:cs="Times New Roman"/>
-              </w:rPr>
-              <w:t>Неограниченный кеш</w:t>
-            </w:r>
-          </w:p>
-        </w:tc>
-        <w:tc>
-          <w:tcPr>
-            <w:tcW w:w="3115" w:type="dxa"/>
-          </w:tcPr>
-          <w:p>
-            <w:pPr>
-              <w:jc w:val="both"/>
-              <w:rPr>
-                <w:rFonts w:ascii="Times New Roman" w:hAnsi="Times New Roman" w:cs="Times New Roman"/>
-                <w:lang w:val="en-US"/>
-              </w:rPr>
-            </w:pPr>
-            <w:r>
-              <w:rPr>
-                <w:rFonts w:ascii="Times New Roman" w:hAnsi="Times New Roman" w:cs="Times New Roman"/>
-                <w:lang w:val="en-US"/>
-              </w:rPr>
-              <w:t>CACHE_MAX_SIZE</w:t>
-            </w:r>
-            <w:r>
-              <w:rPr>
-                <w:rFonts w:ascii="Times New Roman" w:hAnsi="Times New Roman" w:cs="Times New Roman"/>
-                <w:lang w:val="en-US"/>
-              </w:rPr>
-              <w:t xml:space="preserve"> </w:t>
-            </w:r>
-            <w:r>
-              <w:rPr>
-                <w:rFonts w:ascii="Times New Roman" w:hAnsi="Times New Roman" w:cs="Times New Roman"/>
-                <w:lang w:val="en-US"/>
-              </w:rPr>
-              <w:t>+</w:t>
-            </w:r>
-            <w:r>
-              <w:rPr>
-                <w:rFonts w:ascii="Times New Roman" w:hAnsi="Times New Roman" w:cs="Times New Roman"/>
-                <w:lang w:val="en-US"/>
-              </w:rPr>
-              <w:t xml:space="preserve"> </w:t>
-            </w:r>
-            <w:proofErr w:type="spellStart"/>
-            <w:r>
-              <w:rPr>
-                <w:rFonts w:ascii="Times New Roman" w:hAnsi="Times New Roman" w:cs="Times New Roman"/>
-                <w:lang w:val="en-US"/>
-              </w:rPr>
-              <w:t>CACHE.clear</w:t>
-            </w:r>
-            <w:proofErr w:type="spellEnd"/>
-            <w:r>
-              <w:rPr>
-                <w:rFonts w:ascii="Times New Roman" w:hAnsi="Times New Roman" w:cs="Times New Roman"/>
-                <w:lang w:val="en-US"/>
-              </w:rPr>
-              <w:t>()</w:t>
+            </w:pPr>
+            <w:r>
+              <w:rPr>
+                <w:rFonts w:ascii="Times New Roman" w:hAnsi="Times New Roman" w:cs="Times New Roman"/>
+              </w:rPr>
+              <w:t>DTO</w:t>
+            </w:r>
+          </w:p>
+        </w:tc>
+        <w:tc>
+          <w:tcPr>
+            <w:tcW w:w="2197" w:type="dxa"/>
+          </w:tcPr>
+          <w:p>
+            <w:pPr>
+              <w:spacing w:line="360" w:lineRule="auto"/>
+              <w:jc w:val="center"/>
+              <w:rPr>
+                <w:rFonts w:ascii="Times New Roman" w:hAnsi="Times New Roman" w:cs="Times New Roman"/>
+              </w:rPr>
+            </w:pPr>
+            <w:r>
+              <w:rPr>
+                <w:rFonts w:ascii="Times New Roman" w:hAnsi="Times New Roman" w:cs="Times New Roman"/>
+              </w:rPr>
+              <w:t>Передача данных</w:t>
+            </w:r>
+          </w:p>
+        </w:tc>
+        <w:tc>
+          <w:tcPr>
+            <w:tcW w:w="3983" w:type="dxa"/>
+          </w:tcPr>
+          <w:p>
+            <w:pPr>
+              <w:spacing w:line="360" w:lineRule="auto"/>
+              <w:jc w:val="center"/>
+              <w:rPr>
+                <w:rFonts w:ascii="Times New Roman" w:hAnsi="Times New Roman" w:cs="Times New Roman"/>
+              </w:rPr>
+            </w:pPr>
+            <w:r>
+              <w:rPr>
+                <w:rFonts w:ascii="Times New Roman" w:hAnsi="Times New Roman" w:cs="Times New Roman"/>
+              </w:rPr>
+              <w:t>dto/</w:t>
+            </w:r>
+          </w:p>
+        </w:tc>
+      </w:tr>
+      <w:tr>
+        <w:trPr>
+          <w:jc w:val="center"/>
+        </w:trPr>
+        <w:tc>
+          <w:tcPr>
+            <w:tcW w:w="565" w:type="dxa"/>
+          </w:tcPr>
+          <w:p>
+            <w:pPr>
+              <w:spacing w:line="360" w:lineRule="auto"/>
+              <w:jc w:val="center"/>
+              <w:rPr>
+                <w:rFonts w:ascii="Times New Roman" w:hAnsi="Times New Roman" w:cs="Times New Roman"/>
+              </w:rPr>
+            </w:pPr>
+            <w:r>
+              <w:rPr>
+                <w:rFonts w:ascii="Times New Roman" w:hAnsi="Times New Roman" w:cs="Times New Roman"/>
+              </w:rPr>
+              <w:t>4</w:t>
+            </w:r>
+          </w:p>
+        </w:tc>
+        <w:tc>
+          <w:tcPr>
+            <w:tcW w:w="2382" w:type="dxa"/>
+          </w:tcPr>
+          <w:p>
+            <w:pPr>
+              <w:spacing w:line="360" w:lineRule="auto"/>
+              <w:jc w:val="center"/>
+              <w:rPr>
+                <w:rFonts w:ascii="Times New Roman" w:hAnsi="Times New Roman" w:cs="Times New Roman"/>
+              </w:rPr>
+            </w:pPr>
+            <w:r>
+              <w:rPr>
+                <w:rFonts w:ascii="Times New Roman" w:hAnsi="Times New Roman" w:cs="Times New Roman"/>
+              </w:rPr>
+              <w:t>Unit of Work</w:t>
+            </w:r>
+          </w:p>
+        </w:tc>
+        <w:tc>
+          <w:tcPr>
+            <w:tcW w:w="2197" w:type="dxa"/>
+          </w:tcPr>
+          <w:p>
+            <w:pPr>
+              <w:spacing w:line="360" w:lineRule="auto"/>
+              <w:jc w:val="center"/>
+              <w:rPr>
+                <w:rFonts w:ascii="Times New Roman" w:hAnsi="Times New Roman" w:cs="Times New Roman"/>
+              </w:rPr>
+            </w:pPr>
+            <w:r>
+              <w:rPr>
+                <w:rFonts w:ascii="Times New Roman" w:hAnsi="Times New Roman" w:cs="Times New Roman"/>
+              </w:rPr>
+              <w:t>Транзакции</w:t>
+            </w:r>
+          </w:p>
+        </w:tc>
+        <w:tc>
+          <w:tcPr>
+            <w:tcW w:w="3983" w:type="dxa"/>
+          </w:tcPr>
+          <w:p>
+            <w:pPr>
+              <w:spacing w:line="360" w:lineRule="auto"/>
+              <w:jc w:val="center"/>
+              <w:rPr>
+                <w:rFonts w:ascii="Times New Roman" w:hAnsi="Times New Roman" w:cs="Times New Roman"/>
+              </w:rPr>
+            </w:pPr>
+            <w:r>
+              <w:rPr>
+                <w:rFonts w:ascii="Times New Roman" w:hAnsi="Times New Roman" w:cs="Times New Roman"/>
+              </w:rPr>
+              <w:t>uow/</w:t>
+            </w:r>
+          </w:p>
+        </w:tc>
+      </w:tr>
+      <w:tr>
+        <w:trPr>
+          <w:jc w:val="center"/>
+        </w:trPr>
+        <w:tc>
+          <w:tcPr>
+            <w:tcW w:w="565" w:type="dxa"/>
+          </w:tcPr>
+          <w:p>
+            <w:pPr>
+              <w:spacing w:line="360" w:lineRule="auto"/>
+              <w:jc w:val="center"/>
+              <w:rPr>
+                <w:rFonts w:ascii="Times New Roman" w:hAnsi="Times New Roman" w:cs="Times New Roman"/>
+              </w:rPr>
+            </w:pPr>
+            <w:r>
+              <w:rPr>
+                <w:rFonts w:ascii="Times New Roman" w:hAnsi="Times New Roman" w:cs="Times New Roman"/>
+              </w:rPr>
+              <w:t>5</w:t>
+            </w:r>
+          </w:p>
+        </w:tc>
+        <w:tc>
+          <w:tcPr>
+            <w:tcW w:w="2382" w:type="dxa"/>
+          </w:tcPr>
+          <w:tbl>
+            <w:tblPr>
+              <w:tblW w:w="0" w:type="auto"/>
+              <w:shd w:val="clear" w:color="auto" w:fill="FFFFFF"/>
+              <w:tblCellMar>
+                <w:top w:w="15" w:type="dxa"/>
+                <w:left w:w="15" w:type="dxa"/>
+                <w:bottom w:w="15" w:type="dxa"/>
+                <w:right w:w="15" w:type="dxa"/>
+              </w:tblCellMar>
+              <w:tblLook w:val="04A0" w:firstRow="1" w:lastRow="0" w:firstColumn="1" w:lastColumn="0" w:noHBand="0" w:noVBand="1"/>
+            </w:tblPr>
+            <w:tblGrid>
+              <w:gridCol w:w="1630"/>
+              <w:gridCol w:w="486"/>
+            </w:tblGrid>
+            <w:tr>
+              <w:tc>
+                <w:tcPr>
+                  <w:tcW w:w="0" w:type="auto"/>
+                  <w:shd w:val="clear" w:color="auto" w:fill="FFFFFF"/>
+                  <w:tcMar>
+                    <w:top w:w="150" w:type="dxa"/>
+                    <w:left w:w="240" w:type="dxa"/>
+                    <w:bottom w:w="150" w:type="dxa"/>
+                    <w:right w:w="240" w:type="dxa"/>
+                  </w:tcMar>
+                  <w:vAlign w:val="center"/>
+                  <w:hideMark/>
+                </w:tcPr>
+                <w:p>
+                  <w:pPr>
+                    <w:spacing w:after="0" w:line="360" w:lineRule="auto"/>
+                    <w:jc w:val="center"/>
+                    <w:rPr>
+                      <w:rFonts w:ascii="Times New Roman" w:eastAsia="Times New Roman" w:hAnsi="Times New Roman" w:cs="Times New Roman"/>
+                      <w:color w:val="0F1115"/>
+                      <w:kern w:val="0"/>
+                      <w:lang w:eastAsia="ru-RU"/>
+                      <w14:ligatures w14:val="none"/>
+                    </w:rPr>
+                  </w:pPr>
+                  <w:r>
+                    <w:rPr>
+                      <w:rFonts w:ascii="Times New Roman" w:eastAsia="Times New Roman" w:hAnsi="Times New Roman" w:cs="Times New Roman"/>
+                      <w:color w:val="0F1115"/>
+                      <w:kern w:val="0"/>
+                      <w:lang w:eastAsia="ru-RU"/>
+                      <w14:ligatures w14:val="none"/>
+                    </w:rPr>
+                    <w:t>Dependency Injection</w:t>
+                  </w:r>
+                </w:p>
+              </w:tc>
+              <w:tc>
+                <w:tcPr>
+                  <w:tcW w:w="0" w:type="auto"/>
+                  <w:shd w:val="clear" w:color="auto" w:fill="FFFFFF"/>
+                  <w:tcMar>
+                    <w:top w:w="150" w:type="dxa"/>
+                    <w:left w:w="240" w:type="dxa"/>
+                    <w:bottom w:w="150" w:type="dxa"/>
+                    <w:right w:w="240" w:type="dxa"/>
+                  </w:tcMar>
+                  <w:vAlign w:val="center"/>
+                  <w:hideMark/>
+                </w:tcPr>
+                <w:p>
+                  <w:pPr>
+                    <w:spacing w:after="0" w:line="360" w:lineRule="auto"/>
+                    <w:jc w:val="center"/>
+                    <w:rPr>
+                      <w:rFonts w:ascii="Times New Roman" w:eastAsia="Times New Roman" w:hAnsi="Times New Roman" w:cs="Times New Roman"/>
+                      <w:color w:val="0F1115"/>
+                      <w:kern w:val="0"/>
+                      <w:lang w:eastAsia="ru-RU"/>
+                      <w14:ligatures w14:val="none"/>
+                    </w:rPr>
+                  </w:pPr>
+                </w:p>
+              </w:tc>
+            </w:tr>
+          </w:tbl>
+          <w:p>
+            <w:pPr>
+              <w:spacing w:line="360" w:lineRule="auto"/>
+              <w:jc w:val="center"/>
+              <w:rPr>
+                <w:rFonts w:ascii="Times New Roman" w:hAnsi="Times New Roman" w:cs="Times New Roman"/>
+              </w:rPr>
+            </w:pPr>
+          </w:p>
+        </w:tc>
+        <w:tc>
+          <w:tcPr>
+            <w:tcW w:w="2197" w:type="dxa"/>
+          </w:tcPr>
+          <w:p>
+            <w:pPr>
+              <w:spacing w:line="360" w:lineRule="auto"/>
+              <w:jc w:val="center"/>
+              <w:rPr>
+                <w:rFonts w:ascii="Times New Roman" w:hAnsi="Times New Roman" w:cs="Times New Roman"/>
+              </w:rPr>
+            </w:pPr>
+            <w:r>
+              <w:rPr>
+                <w:rFonts w:ascii="Times New Roman" w:hAnsi="Times New Roman" w:cs="Times New Roman"/>
+              </w:rPr>
+              <w:t>Слабая связанность</w:t>
+            </w:r>
+          </w:p>
+        </w:tc>
+        <w:tc>
+          <w:tcPr>
+            <w:tcW w:w="3983" w:type="dxa"/>
+          </w:tcPr>
+          <w:p>
+            <w:pPr>
+              <w:spacing w:line="360" w:lineRule="auto"/>
+              <w:jc w:val="center"/>
+              <w:rPr>
+                <w:rFonts w:ascii="Times New Roman" w:hAnsi="Times New Roman" w:cs="Times New Roman"/>
+              </w:rPr>
+            </w:pPr>
+            <w:r>
+              <w:rPr>
+                <w:rFonts w:ascii="Times New Roman" w:hAnsi="Times New Roman" w:cs="Times New Roman"/>
+              </w:rPr>
+              <w:t>Все конструкторы</w:t>
+            </w:r>
+          </w:p>
+        </w:tc>
+      </w:tr>
+      <w:tr>
+        <w:trPr>
+          <w:jc w:val="center"/>
+        </w:trPr>
+        <w:tc>
+          <w:tcPr>
+            <w:tcW w:w="565" w:type="dxa"/>
+          </w:tcPr>
+          <w:p>
+            <w:pPr>
+              <w:spacing w:line="360" w:lineRule="auto"/>
+              <w:jc w:val="center"/>
+              <w:rPr>
+                <w:rFonts w:ascii="Times New Roman" w:hAnsi="Times New Roman" w:cs="Times New Roman"/>
+              </w:rPr>
+            </w:pPr>
+            <w:r>
+              <w:rPr>
+                <w:rFonts w:ascii="Times New Roman" w:hAnsi="Times New Roman" w:cs="Times New Roman"/>
+              </w:rPr>
+              <w:t>6</w:t>
+            </w:r>
+          </w:p>
+        </w:tc>
+        <w:tc>
+          <w:tcPr>
+            <w:tcW w:w="2382" w:type="dxa"/>
+          </w:tcPr>
+          <w:p>
+            <w:pPr>
+              <w:spacing w:line="360" w:lineRule="auto"/>
+              <w:jc w:val="center"/>
+              <w:rPr>
+                <w:rFonts w:ascii="Times New Roman" w:hAnsi="Times New Roman" w:cs="Times New Roman"/>
+              </w:rPr>
+            </w:pPr>
+            <w:r>
+              <w:rPr>
+                <w:rFonts w:ascii="Times New Roman" w:hAnsi="Times New Roman" w:cs="Times New Roman"/>
+              </w:rPr>
+              <w:t>Observer</w:t>
+            </w:r>
+          </w:p>
+        </w:tc>
+        <w:tc>
+          <w:tcPr>
+            <w:tcW w:w="2197" w:type="dxa"/>
+          </w:tcPr>
+          <w:p>
+            <w:pPr>
+              <w:spacing w:line="360" w:lineRule="auto"/>
+              <w:jc w:val="center"/>
+              <w:rPr>
+                <w:rFonts w:ascii="Times New Roman" w:hAnsi="Times New Roman" w:cs="Times New Roman"/>
+              </w:rPr>
+            </w:pPr>
+            <w:r>
+              <w:rPr>
+                <w:rFonts w:ascii="Times New Roman" w:hAnsi="Times New Roman" w:cs="Times New Roman"/>
+              </w:rPr>
+              <w:t>Уведомления</w:t>
+            </w:r>
+          </w:p>
+        </w:tc>
+        <w:tc>
+          <w:tcPr>
+            <w:tcW w:w="3983" w:type="dxa"/>
+          </w:tcPr>
+          <w:p>
+            <w:pPr>
+              <w:spacing w:line="360" w:lineRule="auto"/>
+              <w:jc w:val="center"/>
+              <w:rPr>
+                <w:rFonts w:ascii="Times New Roman" w:hAnsi="Times New Roman" w:cs="Times New Roman"/>
+              </w:rPr>
+            </w:pPr>
+            <w:r>
+              <w:rPr>
+                <w:rFonts w:ascii="Times New Roman" w:hAnsi="Times New Roman" w:cs="Times New Roman"/>
+              </w:rPr>
+              <w:t>pricing_service.py</w:t>
+            </w:r>
+          </w:p>
+        </w:tc>
+      </w:tr>
+      <w:tr>
+        <w:trPr>
+          <w:jc w:val="center"/>
+        </w:trPr>
+        <w:tc>
+          <w:tcPr>
+            <w:tcW w:w="565" w:type="dxa"/>
+          </w:tcPr>
+          <w:p>
+            <w:pPr>
+              <w:spacing w:line="360" w:lineRule="auto"/>
+              <w:jc w:val="center"/>
+              <w:rPr>
+                <w:rFonts w:ascii="Times New Roman" w:hAnsi="Times New Roman" w:cs="Times New Roman"/>
+              </w:rPr>
+            </w:pPr>
+            <w:r>
+              <w:rPr>
+                <w:rFonts w:ascii="Times New Roman" w:hAnsi="Times New Roman" w:cs="Times New Roman"/>
+              </w:rPr>
+              <w:t>7</w:t>
+            </w:r>
+          </w:p>
+        </w:tc>
+        <w:tc>
+          <w:tcPr>
+            <w:tcW w:w="2382" w:type="dxa"/>
+          </w:tcPr>
+          <w:p>
+            <w:pPr>
+              <w:spacing w:line="360" w:lineRule="auto"/>
+              <w:jc w:val="center"/>
+              <w:rPr>
+                <w:rFonts w:ascii="Times New Roman" w:hAnsi="Times New Roman" w:cs="Times New Roman"/>
+              </w:rPr>
+            </w:pPr>
+            <w:r>
+              <w:rPr>
+                <w:rFonts w:ascii="Times New Roman" w:hAnsi="Times New Roman" w:cs="Times New Roman"/>
+              </w:rPr>
+              <w:t>Strategy</w:t>
+            </w:r>
+          </w:p>
+        </w:tc>
+        <w:tc>
+          <w:tcPr>
+            <w:tcW w:w="2197" w:type="dxa"/>
+          </w:tcPr>
+          <w:p>
+            <w:pPr>
+              <w:spacing w:line="360" w:lineRule="auto"/>
+              <w:jc w:val="center"/>
+              <w:rPr>
+                <w:rFonts w:ascii="Times New Roman" w:hAnsi="Times New Roman" w:cs="Times New Roman"/>
+              </w:rPr>
+            </w:pPr>
+            <w:r>
+              <w:rPr>
+                <w:rFonts w:ascii="Times New Roman" w:hAnsi="Times New Roman" w:cs="Times New Roman"/>
+              </w:rPr>
+              <w:t>Алгоритмы ценообразования</w:t>
+            </w:r>
+          </w:p>
+        </w:tc>
+        <w:tc>
+          <w:tcPr>
+            <w:tcW w:w="3983" w:type="dxa"/>
+          </w:tcPr>
+          <w:p>
+            <w:pPr>
+              <w:spacing w:line="360" w:lineRule="auto"/>
+              <w:jc w:val="center"/>
+              <w:rPr>
+                <w:rFonts w:ascii="Times New Roman" w:hAnsi="Times New Roman" w:cs="Times New Roman"/>
+              </w:rPr>
+            </w:pPr>
+            <w:r>
+              <w:rPr>
+                <w:rFonts w:ascii="Times New Roman" w:hAnsi="Times New Roman" w:cs="Times New Roman"/>
+              </w:rPr>
+              <w:t>PricingService </w:t>
+            </w:r>
+            <w:r>
+              <w:rPr>
+                <w:rFonts w:ascii="Times New Roman" w:hAnsi="Times New Roman" w:cs="Times New Roman"/>
+              </w:rPr>
+              <w:t>-&gt;</w:t>
+            </w:r>
+            <w:r>
+              <w:rPr>
+                <w:rFonts w:ascii="Times New Roman" w:hAnsi="Times New Roman" w:cs="Times New Roman"/>
+              </w:rPr>
+              <w:t> DynamicPricingServic</w:t>
             </w:r>
           </w:p>
         </w:tc>
@@ -865,15 +1253,43 @@
         </w:rPr>
       </w:pPr>
     </w:p>
-    <w:p/>
-    <w:p>
-      <w:r>
-        <w:rPr>
-          <w:noProof/>
+    <w:p>
+      <w:pPr>
+        <w:rPr>
+          <w:rFonts w:ascii="Times New Roman" w:hAnsi="Times New Roman" w:cs="Times New Roman"/>
+          <w:sz w:val="28"/>
+          <w:szCs w:val="28"/>
+        </w:rPr>
+      </w:pPr>
+    </w:p>
+    <w:p>
+      <w:pPr>
+        <w:rPr>
+          <w:rFonts w:ascii="Times New Roman" w:hAnsi="Times New Roman" w:cs="Times New Roman"/>
+          <w:sz w:val="28"/>
+          <w:szCs w:val="28"/>
+          <w:lang w:val="en-US"/>
+        </w:rPr>
+      </w:pPr>
+    </w:p>
+    <w:p>
+      <w:pPr>
+        <w:rPr>
+          <w:rFonts w:ascii="Times New Roman" w:hAnsi="Times New Roman" w:cs="Times New Roman"/>
+          <w:sz w:val="28"/>
+          <w:szCs w:val="28"/>
+          <w:lang w:val="en-US"/>
+        </w:rPr>
+      </w:pPr>
+      <w:r>
+        <w:rPr>
+          <w:rFonts w:ascii="Times New Roman" w:hAnsi="Times New Roman" w:cs="Times New Roman"/>
+          <w:sz w:val="28"/>
+          <w:szCs w:val="28"/>
         </w:rPr>
         <w:drawing>
-          <wp:inline distT="0" distB="0" distL="0" distR="0" wp14:anchorId="5C77943D" wp14:editId="000BCCF1">
-            <wp:extent cx="5940425" cy="2390140"/>
+          <wp:inline distT="0" distB="0" distL="0" distR="0" wp14:anchorId="4425439E" wp14:editId="31231185">
+            <wp:extent cx="5940425" cy="2252980"/>
             <wp:effectExtent l="0" t="0" r="3175" b="0"/>
             <wp:docPr id="1" name="Рисунок 1"/>
             <wp:cNvGraphicFramePr>
@@ -887,7 +1303,7 @@
                     <pic:cNvPicPr/>
                   </pic:nvPicPr>
                   <pic:blipFill>
-                    <a:blip r:embed="rId6"/>
+                    <a:blip r:embed="rId5"/>
                     <a:stretch>
                       <a:fillRect/>
                     </a:stretch>
@@ -895,7 +1311,7 @@
                   <pic:spPr>
                     <a:xfrm>
                       <a:off x="0" y="0"/>
-                      <a:ext cx="5940425" cy="2390140"/>
+                      <a:ext cx="5940425" cy="2252980"/>
                     </a:xfrm>
                     <a:prstGeom prst="rect">
                       <a:avLst/>
@@ -912,8 +1328,6 @@
       <w:pPr>
         <w:rPr>
           <w:rFonts w:ascii="Times New Roman" w:hAnsi="Times New Roman" w:cs="Times New Roman"/>
-          <w:b/>
-          <w:bCs/>
           <w:i/>
           <w:iCs/>
           <w:sz w:val="28"/>
@@ -938,198 +1352,34 @@
           <w:sz w:val="28"/>
           <w:szCs w:val="28"/>
         </w:rPr>
-        <w:t>Первоначальная ошибка (</w:t>
-      </w:r>
-      <w:proofErr w:type="spellStart"/>
-      <w:r>
-        <w:rPr>
-          <w:rFonts w:ascii="Times New Roman" w:hAnsi="Times New Roman" w:cs="Times New Roman"/>
-          <w:i/>
-          <w:iCs/>
-          <w:sz w:val="28"/>
-          <w:szCs w:val="28"/>
-        </w:rPr>
-        <w:t>KeyError</w:t>
-      </w:r>
-      <w:proofErr w:type="spellEnd"/>
-      <w:r>
-        <w:rPr>
-          <w:rFonts w:ascii="Times New Roman" w:hAnsi="Times New Roman" w:cs="Times New Roman"/>
-          <w:i/>
-          <w:iCs/>
-          <w:sz w:val="28"/>
-          <w:szCs w:val="28"/>
-        </w:rPr>
-        <w:t>)</w:t>
-      </w:r>
-    </w:p>
-    <w:p/>
-    <w:p>
-      <w:r>
-        <w:rPr>
-          <w:noProof/>
-          <w:lang w:val="en-US"/>
-        </w:rPr>
-        <w:drawing>
-          <wp:inline distT="0" distB="0" distL="0" distR="0" wp14:anchorId="5B5799EB" wp14:editId="42C60CBD">
-            <wp:extent cx="5940425" cy="3316605"/>
-            <wp:effectExtent l="0" t="0" r="3175" b="0"/>
-            <wp:docPr id="4" name="Рисунок 4"/>
-            <wp:cNvGraphicFramePr>
-              <a:graphicFrameLocks xmlns:a="http://schemas.openxmlformats.org/drawingml/2006/main" noChangeAspect="1"/>
-            </wp:cNvGraphicFramePr>
-            <a:graphic xmlns:a="http://schemas.openxmlformats.org/drawingml/2006/main">
-              <a:graphicData uri="http://schemas.openxmlformats.org/drawingml/2006/picture">
-                <pic:pic xmlns:pic="http://schemas.openxmlformats.org/drawingml/2006/picture">
-                  <pic:nvPicPr>
-                    <pic:cNvPr id="1" name=""/>
-                    <pic:cNvPicPr/>
-                  </pic:nvPicPr>
-                  <pic:blipFill rotWithShape="1">
-                    <a:blip r:embed="rId7"/>
-                    <a:srcRect t="45611"/>
-                    <a:stretch/>
-                  </pic:blipFill>
-                  <pic:spPr bwMode="auto">
-                    <a:xfrm>
-                      <a:off x="0" y="0"/>
-                      <a:ext cx="5940425" cy="3316605"/>
-                    </a:xfrm>
-                    <a:prstGeom prst="rect">
-                      <a:avLst/>
-                    </a:prstGeom>
-                    <a:ln>
-                      <a:noFill/>
-                    </a:ln>
-                    <a:extLst>
-                      <a:ext uri="{53640926-AAD7-44D8-BBD7-CCE9431645EC}">
-                        <a14:shadowObscured xmlns:a14="http://schemas.microsoft.com/office/drawing/2010/main"/>
-                      </a:ext>
-                    </a:extLst>
-                  </pic:spPr>
-                </pic:pic>
-              </a:graphicData>
-            </a:graphic>
-          </wp:inline>
-        </w:drawing>
-      </w:r>
-    </w:p>
-    <w:p>
-      <w:r>
-        <w:rPr>
-          <w:rFonts w:ascii="Times New Roman" w:hAnsi="Times New Roman" w:cs="Times New Roman"/>
-          <w:i/>
-          <w:iCs/>
-          <w:sz w:val="28"/>
-          <w:szCs w:val="28"/>
-        </w:rPr>
-        <w:t xml:space="preserve">Рисунок 2 - Сессия </w:t>
-      </w:r>
-      <w:proofErr w:type="spellStart"/>
-      <w:r>
-        <w:rPr>
-          <w:rFonts w:ascii="Times New Roman" w:hAnsi="Times New Roman" w:cs="Times New Roman"/>
-          <w:i/>
-          <w:iCs/>
-          <w:sz w:val="28"/>
-          <w:szCs w:val="28"/>
-        </w:rPr>
-        <w:t>pdb</w:t>
-      </w:r>
-      <w:proofErr w:type="spellEnd"/>
-      <w:r>
-        <w:rPr>
-          <w:rFonts w:ascii="Times New Roman" w:hAnsi="Times New Roman" w:cs="Times New Roman"/>
-          <w:i/>
-          <w:iCs/>
-          <w:sz w:val="28"/>
-          <w:szCs w:val="28"/>
-        </w:rPr>
-        <w:t xml:space="preserve"> (отладка)</w:t>
-      </w:r>
-      <w:r>
-        <w:t xml:space="preserve"> </w:t>
-      </w:r>
-    </w:p>
-    <w:p/>
-    <w:p>
-      <w:r>
-        <w:lastRenderedPageBreak/>
-        <w:drawing>
-          <wp:inline distT="0" distB="0" distL="0" distR="0" wp14:anchorId="7A722DCD" wp14:editId="5E2BDBBE">
-            <wp:extent cx="5940425" cy="2749550"/>
-            <wp:effectExtent l="0" t="0" r="3175" b="0"/>
-            <wp:docPr id="9" name="Рисунок 9"/>
-            <wp:cNvGraphicFramePr>
-              <a:graphicFrameLocks xmlns:a="http://schemas.openxmlformats.org/drawingml/2006/main" noChangeAspect="1"/>
-            </wp:cNvGraphicFramePr>
-            <a:graphic xmlns:a="http://schemas.openxmlformats.org/drawingml/2006/main">
-              <a:graphicData uri="http://schemas.openxmlformats.org/drawingml/2006/picture">
-                <pic:pic xmlns:pic="http://schemas.openxmlformats.org/drawingml/2006/picture">
-                  <pic:nvPicPr>
-                    <pic:cNvPr id="1" name=""/>
-                    <pic:cNvPicPr/>
-                  </pic:nvPicPr>
-                  <pic:blipFill>
-                    <a:blip r:embed="rId8"/>
-                    <a:stretch>
-                      <a:fillRect/>
-                    </a:stretch>
-                  </pic:blipFill>
-                  <pic:spPr>
-                    <a:xfrm>
-                      <a:off x="0" y="0"/>
-                      <a:ext cx="5940425" cy="2749550"/>
-                    </a:xfrm>
-                    <a:prstGeom prst="rect">
-                      <a:avLst/>
-                    </a:prstGeom>
-                  </pic:spPr>
-                </pic:pic>
-              </a:graphicData>
-            </a:graphic>
-          </wp:inline>
-        </w:drawing>
-      </w:r>
-    </w:p>
-    <w:p>
-      <w:pPr>
-        <w:rPr>
-          <w:rFonts w:ascii="Times New Roman" w:hAnsi="Times New Roman" w:cs="Times New Roman"/>
-          <w:i/>
-          <w:iCs/>
-          <w:sz w:val="28"/>
-          <w:szCs w:val="28"/>
-        </w:rPr>
-      </w:pPr>
-      <w:r>
-        <w:rPr>
-          <w:rFonts w:ascii="Times New Roman" w:hAnsi="Times New Roman" w:cs="Times New Roman"/>
-          <w:i/>
-          <w:iCs/>
-          <w:sz w:val="28"/>
-          <w:szCs w:val="28"/>
-        </w:rPr>
-        <w:t>Рисунок 3 - Финальный результат (после исправлений)</w:t>
-      </w:r>
-    </w:p>
-    <w:p>
-      <w:pPr>
-        <w:rPr>
-          <w:rFonts w:ascii="Times New Roman" w:hAnsi="Times New Roman" w:cs="Times New Roman"/>
-          <w:sz w:val="28"/>
-          <w:szCs w:val="28"/>
-        </w:rPr>
-      </w:pPr>
-    </w:p>
-    <w:p>
-      <w:pPr>
-        <w:rPr>
-          <w:rFonts w:ascii="Times New Roman" w:hAnsi="Times New Roman" w:cs="Times New Roman"/>
-          <w:sz w:val="28"/>
-          <w:szCs w:val="28"/>
-        </w:rPr>
-      </w:pPr>
+        <w:t>Скриншот тестов</w:t>
+      </w:r>
+    </w:p>
+    <w:p>
+      <w:pPr>
+        <w:rPr>
+          <w:rFonts w:ascii="Times New Roman" w:hAnsi="Times New Roman" w:cs="Times New Roman"/>
+          <w:sz w:val="28"/>
+          <w:szCs w:val="28"/>
+        </w:rPr>
+      </w:pPr>
+    </w:p>
+    <w:p>
+      <w:pPr>
+        <w:rPr>
+          <w:rFonts w:ascii="Times New Roman" w:hAnsi="Times New Roman" w:cs="Times New Roman"/>
+          <w:sz w:val="28"/>
+          <w:szCs w:val="28"/>
+        </w:rPr>
+      </w:pPr>
+      <w:r>
+        <w:rPr>
+          <w:rFonts w:ascii="Times New Roman" w:hAnsi="Times New Roman" w:cs="Times New Roman"/>
+          <w:sz w:val="28"/>
+          <w:szCs w:val="28"/>
+        </w:rPr>
+        <w:br w:type="page"/>
+      </w:r>
     </w:p>
     <w:p>
       <w:pPr>
@@ -1162,459 +1412,94 @@
           <w:sz w:val="28"/>
           <w:szCs w:val="28"/>
         </w:rPr>
-        <w:t>В ходе выполнения практической работы были освоены методы отладки программ на Python с использованием встроенных средств: </w:t>
-      </w:r>
-      <w:proofErr w:type="spellStart"/>
-      <w:proofErr w:type="gramStart"/>
-      <w:r>
-        <w:rPr>
-          <w:rFonts w:ascii="Times New Roman" w:hAnsi="Times New Roman" w:cs="Times New Roman"/>
-          <w:sz w:val="28"/>
-          <w:szCs w:val="28"/>
-        </w:rPr>
-        <w:t>breakpoint</w:t>
-      </w:r>
-      <w:proofErr w:type="spellEnd"/>
-      <w:r>
-        <w:rPr>
-          <w:rFonts w:ascii="Times New Roman" w:hAnsi="Times New Roman" w:cs="Times New Roman"/>
-          <w:sz w:val="28"/>
-          <w:szCs w:val="28"/>
-        </w:rPr>
-        <w:t>(</w:t>
-      </w:r>
-      <w:proofErr w:type="gramEnd"/>
-      <w:r>
-        <w:rPr>
-          <w:rFonts w:ascii="Times New Roman" w:hAnsi="Times New Roman" w:cs="Times New Roman"/>
-          <w:sz w:val="28"/>
-          <w:szCs w:val="28"/>
-        </w:rPr>
-        <w:t>), интерактивного отладчика </w:t>
-      </w:r>
-      <w:proofErr w:type="spellStart"/>
-      <w:r>
-        <w:rPr>
-          <w:rFonts w:ascii="Times New Roman" w:hAnsi="Times New Roman" w:cs="Times New Roman"/>
-          <w:sz w:val="28"/>
-          <w:szCs w:val="28"/>
-        </w:rPr>
-        <w:t>pdb</w:t>
-      </w:r>
-      <w:proofErr w:type="spellEnd"/>
-      <w:r>
-        <w:rPr>
-          <w:rFonts w:ascii="Times New Roman" w:hAnsi="Times New Roman" w:cs="Times New Roman"/>
-          <w:sz w:val="28"/>
-          <w:szCs w:val="28"/>
-        </w:rPr>
-        <w:t> и модуля </w:t>
-      </w:r>
-      <w:proofErr w:type="spellStart"/>
-      <w:r>
-        <w:rPr>
-          <w:rFonts w:ascii="Times New Roman" w:hAnsi="Times New Roman" w:cs="Times New Roman"/>
-          <w:sz w:val="28"/>
-          <w:szCs w:val="28"/>
-        </w:rPr>
-        <w:t>tracemalloc</w:t>
-      </w:r>
-      <w:proofErr w:type="spellEnd"/>
-      <w:r>
-        <w:rPr>
-          <w:rFonts w:ascii="Times New Roman" w:hAnsi="Times New Roman" w:cs="Times New Roman"/>
-          <w:sz w:val="28"/>
-          <w:szCs w:val="28"/>
-        </w:rPr>
-        <w:t>.</w:t>
-      </w:r>
-    </w:p>
-    <w:p>
-      <w:pPr>
-        <w:rPr>
-          <w:rFonts w:ascii="Times New Roman" w:hAnsi="Times New Roman" w:cs="Times New Roman"/>
-          <w:sz w:val="28"/>
-          <w:szCs w:val="28"/>
-        </w:rPr>
-      </w:pPr>
-      <w:r>
-        <w:rPr>
-          <w:rFonts w:ascii="Times New Roman" w:hAnsi="Times New Roman" w:cs="Times New Roman"/>
-          <w:sz w:val="28"/>
-          <w:szCs w:val="28"/>
-        </w:rPr>
-        <w:t>В процессе отладки программы были выявлены и устранены следующие ошибки:</w:t>
-      </w:r>
-    </w:p>
-    <w:p>
-      <w:pPr>
-        <w:numPr>
-          <w:ilvl w:val="0"/>
-          <w:numId w:val="1"/>
-        </w:numPr>
-        <w:rPr>
-          <w:rFonts w:ascii="Times New Roman" w:hAnsi="Times New Roman" w:cs="Times New Roman"/>
-          <w:sz w:val="28"/>
-          <w:szCs w:val="28"/>
-        </w:rPr>
-      </w:pPr>
-      <w:r>
-        <w:rPr>
-          <w:rFonts w:ascii="Times New Roman" w:hAnsi="Times New Roman" w:cs="Times New Roman"/>
-          <w:b/>
-          <w:bCs/>
-          <w:sz w:val="28"/>
-          <w:szCs w:val="28"/>
-        </w:rPr>
-        <w:t>Ошибка доступа к словарю (</w:t>
-      </w:r>
-      <w:proofErr w:type="spellStart"/>
-      <w:r>
-        <w:rPr>
-          <w:rFonts w:ascii="Times New Roman" w:hAnsi="Times New Roman" w:cs="Times New Roman"/>
-          <w:b/>
-          <w:bCs/>
-          <w:sz w:val="28"/>
-          <w:szCs w:val="28"/>
-        </w:rPr>
-        <w:t>KeyError</w:t>
-      </w:r>
-      <w:proofErr w:type="spellEnd"/>
-      <w:r>
-        <w:rPr>
-          <w:rFonts w:ascii="Times New Roman" w:hAnsi="Times New Roman" w:cs="Times New Roman"/>
-          <w:b/>
-          <w:bCs/>
-          <w:sz w:val="28"/>
-          <w:szCs w:val="28"/>
-        </w:rPr>
-        <w:t>)</w:t>
-      </w:r>
-      <w:r>
-        <w:rPr>
-          <w:rFonts w:ascii="Times New Roman" w:hAnsi="Times New Roman" w:cs="Times New Roman"/>
-          <w:sz w:val="28"/>
-          <w:szCs w:val="28"/>
-        </w:rPr>
-        <w:t xml:space="preserve"> - возникала при обращении к несуществующему ключу '</w:t>
-      </w:r>
-      <w:proofErr w:type="spellStart"/>
-      <w:r>
-        <w:rPr>
-          <w:rFonts w:ascii="Times New Roman" w:hAnsi="Times New Roman" w:cs="Times New Roman"/>
-          <w:sz w:val="28"/>
-          <w:szCs w:val="28"/>
-        </w:rPr>
-        <w:t>nights</w:t>
-      </w:r>
-      <w:proofErr w:type="spellEnd"/>
-      <w:r>
-        <w:rPr>
-          <w:rFonts w:ascii="Times New Roman" w:hAnsi="Times New Roman" w:cs="Times New Roman"/>
-          <w:sz w:val="28"/>
-          <w:szCs w:val="28"/>
-        </w:rPr>
-        <w:t>'. Исправлена заменой прямого доступа </w:t>
-      </w:r>
-      <w:proofErr w:type="spellStart"/>
-      <w:r>
-        <w:rPr>
-          <w:rFonts w:ascii="Times New Roman" w:hAnsi="Times New Roman" w:cs="Times New Roman"/>
-          <w:sz w:val="28"/>
-          <w:szCs w:val="28"/>
-        </w:rPr>
-        <w:t>item</w:t>
-      </w:r>
-      <w:proofErr w:type="spellEnd"/>
-      <w:r>
-        <w:rPr>
-          <w:rFonts w:ascii="Times New Roman" w:hAnsi="Times New Roman" w:cs="Times New Roman"/>
-          <w:sz w:val="28"/>
-          <w:szCs w:val="28"/>
-        </w:rPr>
-        <w:t>['</w:t>
-      </w:r>
-      <w:proofErr w:type="spellStart"/>
-      <w:r>
-        <w:rPr>
-          <w:rFonts w:ascii="Times New Roman" w:hAnsi="Times New Roman" w:cs="Times New Roman"/>
-          <w:sz w:val="28"/>
-          <w:szCs w:val="28"/>
-        </w:rPr>
-        <w:t>nights</w:t>
-      </w:r>
-      <w:proofErr w:type="spellEnd"/>
-      <w:r>
-        <w:rPr>
-          <w:rFonts w:ascii="Times New Roman" w:hAnsi="Times New Roman" w:cs="Times New Roman"/>
-          <w:sz w:val="28"/>
-          <w:szCs w:val="28"/>
-        </w:rPr>
-        <w:t>'] на безопасный метод </w:t>
-      </w:r>
-      <w:proofErr w:type="spellStart"/>
-      <w:proofErr w:type="gramStart"/>
-      <w:r>
-        <w:rPr>
-          <w:rFonts w:ascii="Times New Roman" w:hAnsi="Times New Roman" w:cs="Times New Roman"/>
-          <w:sz w:val="28"/>
-          <w:szCs w:val="28"/>
-        </w:rPr>
-        <w:t>item.get</w:t>
-      </w:r>
-      <w:proofErr w:type="spellEnd"/>
-      <w:r>
-        <w:rPr>
-          <w:rFonts w:ascii="Times New Roman" w:hAnsi="Times New Roman" w:cs="Times New Roman"/>
-          <w:sz w:val="28"/>
-          <w:szCs w:val="28"/>
-        </w:rPr>
-        <w:t>(</w:t>
-      </w:r>
-      <w:proofErr w:type="gramEnd"/>
-      <w:r>
-        <w:rPr>
-          <w:rFonts w:ascii="Times New Roman" w:hAnsi="Times New Roman" w:cs="Times New Roman"/>
-          <w:sz w:val="28"/>
-          <w:szCs w:val="28"/>
-        </w:rPr>
-        <w:t>'</w:t>
-      </w:r>
-      <w:proofErr w:type="spellStart"/>
-      <w:r>
-        <w:rPr>
-          <w:rFonts w:ascii="Times New Roman" w:hAnsi="Times New Roman" w:cs="Times New Roman"/>
-          <w:sz w:val="28"/>
-          <w:szCs w:val="28"/>
-        </w:rPr>
-        <w:t>nights</w:t>
-      </w:r>
-      <w:proofErr w:type="spellEnd"/>
-      <w:r>
-        <w:rPr>
-          <w:rFonts w:ascii="Times New Roman" w:hAnsi="Times New Roman" w:cs="Times New Roman"/>
-          <w:sz w:val="28"/>
-          <w:szCs w:val="28"/>
-        </w:rPr>
-        <w:t>', 0).</w:t>
-      </w:r>
-    </w:p>
-    <w:p>
-      <w:pPr>
-        <w:numPr>
-          <w:ilvl w:val="0"/>
-          <w:numId w:val="1"/>
-        </w:numPr>
-        <w:rPr>
-          <w:rFonts w:ascii="Times New Roman" w:hAnsi="Times New Roman" w:cs="Times New Roman"/>
-          <w:sz w:val="28"/>
-          <w:szCs w:val="28"/>
-        </w:rPr>
-      </w:pPr>
-      <w:r>
-        <w:rPr>
-          <w:rFonts w:ascii="Times New Roman" w:hAnsi="Times New Roman" w:cs="Times New Roman"/>
-          <w:b/>
-          <w:bCs/>
-          <w:sz w:val="28"/>
-          <w:szCs w:val="28"/>
-        </w:rPr>
-        <w:t>Логическая ошибка в расчёте скидки</w:t>
-      </w:r>
-      <w:r>
-        <w:rPr>
-          <w:rFonts w:ascii="Times New Roman" w:hAnsi="Times New Roman" w:cs="Times New Roman"/>
-          <w:sz w:val="28"/>
-          <w:szCs w:val="28"/>
-        </w:rPr>
-        <w:t> - использовалась неверная формула </w:t>
-      </w:r>
-      <w:proofErr w:type="spellStart"/>
-      <w:r>
-        <w:rPr>
-          <w:rFonts w:ascii="Times New Roman" w:hAnsi="Times New Roman" w:cs="Times New Roman"/>
-          <w:sz w:val="28"/>
-          <w:szCs w:val="28"/>
-        </w:rPr>
-        <w:t>price</w:t>
-      </w:r>
-      <w:proofErr w:type="spellEnd"/>
-      <w:r>
-        <w:rPr>
-          <w:rFonts w:ascii="Times New Roman" w:hAnsi="Times New Roman" w:cs="Times New Roman"/>
-          <w:sz w:val="28"/>
-          <w:szCs w:val="28"/>
-        </w:rPr>
-        <w:t xml:space="preserve"> * (0.2 + </w:t>
-      </w:r>
-      <w:proofErr w:type="spellStart"/>
-      <w:r>
-        <w:rPr>
-          <w:rFonts w:ascii="Times New Roman" w:hAnsi="Times New Roman" w:cs="Times New Roman"/>
-          <w:sz w:val="28"/>
-          <w:szCs w:val="28"/>
-        </w:rPr>
-        <w:t>nights</w:t>
-      </w:r>
-      <w:proofErr w:type="spellEnd"/>
-      <w:r>
-        <w:rPr>
-          <w:rFonts w:ascii="Times New Roman" w:hAnsi="Times New Roman" w:cs="Times New Roman"/>
-          <w:sz w:val="28"/>
-          <w:szCs w:val="28"/>
-        </w:rPr>
-        <w:t>), что приводило к завышению скидки. Исправлена на </w:t>
-      </w:r>
-      <w:proofErr w:type="spellStart"/>
-      <w:r>
-        <w:rPr>
-          <w:rFonts w:ascii="Times New Roman" w:hAnsi="Times New Roman" w:cs="Times New Roman"/>
-          <w:sz w:val="28"/>
-          <w:szCs w:val="28"/>
-        </w:rPr>
-        <w:t>price</w:t>
-      </w:r>
-      <w:proofErr w:type="spellEnd"/>
-      <w:r>
-        <w:rPr>
-          <w:rFonts w:ascii="Times New Roman" w:hAnsi="Times New Roman" w:cs="Times New Roman"/>
-          <w:sz w:val="28"/>
-          <w:szCs w:val="28"/>
-        </w:rPr>
-        <w:t xml:space="preserve"> * 0.2 (скидка 20%).</w:t>
-      </w:r>
-    </w:p>
-    <w:p>
-      <w:pPr>
-        <w:numPr>
-          <w:ilvl w:val="0"/>
-          <w:numId w:val="1"/>
-        </w:numPr>
-        <w:rPr>
-          <w:rFonts w:ascii="Times New Roman" w:hAnsi="Times New Roman" w:cs="Times New Roman"/>
-          <w:sz w:val="28"/>
-          <w:szCs w:val="28"/>
-        </w:rPr>
-      </w:pPr>
-      <w:r>
-        <w:rPr>
-          <w:rFonts w:ascii="Times New Roman" w:hAnsi="Times New Roman" w:cs="Times New Roman"/>
-          <w:b/>
-          <w:bCs/>
-          <w:sz w:val="28"/>
-          <w:szCs w:val="28"/>
-        </w:rPr>
-        <w:t>Утечка памяти</w:t>
-      </w:r>
-      <w:r>
-        <w:rPr>
-          <w:rFonts w:ascii="Times New Roman" w:hAnsi="Times New Roman" w:cs="Times New Roman"/>
-          <w:sz w:val="28"/>
-          <w:szCs w:val="28"/>
-        </w:rPr>
-        <w:t> - глобальный кеш CACHE неограниченно рос при обработке данных. Исправлена добавлением ограничения размера кеша и автоматической очисткой при переполнении.</w:t>
-      </w:r>
-    </w:p>
-    <w:p>
-      <w:pPr>
-        <w:rPr>
-          <w:rFonts w:ascii="Times New Roman" w:hAnsi="Times New Roman" w:cs="Times New Roman"/>
-          <w:sz w:val="28"/>
-          <w:szCs w:val="28"/>
-        </w:rPr>
-      </w:pPr>
-      <w:r>
-        <w:rPr>
-          <w:rFonts w:ascii="Times New Roman" w:hAnsi="Times New Roman" w:cs="Times New Roman"/>
-          <w:sz w:val="28"/>
-          <w:szCs w:val="28"/>
-        </w:rPr>
-        <w:t>С помощью </w:t>
-      </w:r>
-      <w:proofErr w:type="spellStart"/>
-      <w:proofErr w:type="gramStart"/>
-      <w:r>
-        <w:rPr>
-          <w:rFonts w:ascii="Times New Roman" w:hAnsi="Times New Roman" w:cs="Times New Roman"/>
-          <w:sz w:val="28"/>
-          <w:szCs w:val="28"/>
-        </w:rPr>
-        <w:t>breakpoint</w:t>
-      </w:r>
-      <w:proofErr w:type="spellEnd"/>
-      <w:r>
-        <w:rPr>
-          <w:rFonts w:ascii="Times New Roman" w:hAnsi="Times New Roman" w:cs="Times New Roman"/>
-          <w:sz w:val="28"/>
-          <w:szCs w:val="28"/>
-        </w:rPr>
-        <w:t>(</w:t>
-      </w:r>
-      <w:proofErr w:type="gramEnd"/>
-      <w:r>
-        <w:rPr>
-          <w:rFonts w:ascii="Times New Roman" w:hAnsi="Times New Roman" w:cs="Times New Roman"/>
-          <w:sz w:val="28"/>
-          <w:szCs w:val="28"/>
-        </w:rPr>
-        <w:t>) и команд </w:t>
-      </w:r>
-      <w:proofErr w:type="spellStart"/>
-      <w:r>
-        <w:rPr>
-          <w:rFonts w:ascii="Times New Roman" w:hAnsi="Times New Roman" w:cs="Times New Roman"/>
-          <w:sz w:val="28"/>
-          <w:szCs w:val="28"/>
-        </w:rPr>
-        <w:t>pdb</w:t>
-      </w:r>
-      <w:proofErr w:type="spellEnd"/>
-      <w:r>
-        <w:rPr>
-          <w:rFonts w:ascii="Times New Roman" w:hAnsi="Times New Roman" w:cs="Times New Roman"/>
-          <w:sz w:val="28"/>
-          <w:szCs w:val="28"/>
-        </w:rPr>
-        <w:t> (p, n, c) были локализованы места ошибок и проверены значения переменных. С помощью </w:t>
-      </w:r>
-      <w:proofErr w:type="spellStart"/>
-      <w:r>
-        <w:rPr>
-          <w:rFonts w:ascii="Times New Roman" w:hAnsi="Times New Roman" w:cs="Times New Roman"/>
-          <w:sz w:val="28"/>
-          <w:szCs w:val="28"/>
-        </w:rPr>
-        <w:t>tracemalloc</w:t>
-      </w:r>
-      <w:proofErr w:type="spellEnd"/>
-      <w:r>
-        <w:rPr>
-          <w:rFonts w:ascii="Times New Roman" w:hAnsi="Times New Roman" w:cs="Times New Roman"/>
-          <w:sz w:val="28"/>
-          <w:szCs w:val="28"/>
-        </w:rPr>
-        <w:t> была обнаружена утечка памяти и подтверждено её устранение.</w:t>
-      </w:r>
-    </w:p>
-    <w:p>
-      <w:pPr>
-        <w:rPr>
-          <w:rFonts w:ascii="Times New Roman" w:hAnsi="Times New Roman" w:cs="Times New Roman"/>
-          <w:sz w:val="28"/>
-          <w:szCs w:val="28"/>
-        </w:rPr>
-      </w:pPr>
-      <w:r>
-        <w:rPr>
-          <w:rFonts w:ascii="Times New Roman" w:hAnsi="Times New Roman" w:cs="Times New Roman"/>
-          <w:sz w:val="28"/>
-          <w:szCs w:val="28"/>
-        </w:rPr>
-        <w:lastRenderedPageBreak/>
-        <w:t>Все ошибки успешно исправлены, программа работает корректно. Полученные навыки могут быть применены при отладке более сложных программных проектов.</w:t>
-      </w:r>
-    </w:p>
-    <w:p/>
+        <w:t>В</w:t>
+      </w:r>
+      <w:r>
+        <w:rPr>
+          <w:rFonts w:ascii="Times New Roman" w:hAnsi="Times New Roman" w:cs="Times New Roman"/>
+          <w:sz w:val="28"/>
+          <w:szCs w:val="28"/>
+        </w:rPr>
+        <w:t xml:space="preserve"> ходе выполнения практической работы был разработан сервисный слой для системы управления бронированиями отелей с использованием архитектурных паттернов Repository, Service Layer, DTO, Unit of Work и внедрения зависимостей.</w:t>
+      </w:r>
+    </w:p>
+    <w:p>
+      <w:pPr>
+        <w:rPr>
+          <w:rFonts w:ascii="Times New Roman" w:hAnsi="Times New Roman" w:cs="Times New Roman"/>
+          <w:sz w:val="28"/>
+          <w:szCs w:val="28"/>
+        </w:rPr>
+      </w:pPr>
+      <w:r>
+        <w:rPr>
+          <w:rFonts w:ascii="Times New Roman" w:hAnsi="Times New Roman" w:cs="Times New Roman"/>
+          <w:sz w:val="28"/>
+          <w:szCs w:val="28"/>
+        </w:rPr>
+        <w:t>Реализован полный CRUD-функционал для управления отелями, номерами и бронированиями. Внедрена бизнес-логика, включающая проверку доступности номеров на выбранные даты, предотвращение конфликтов бронирований, управление статусами и расчёт стоимости с учётом сезонных коэффициентов.</w:t>
+      </w:r>
+    </w:p>
+    <w:p>
+      <w:pPr>
+        <w:rPr>
+          <w:rFonts w:ascii="Times New Roman" w:hAnsi="Times New Roman" w:cs="Times New Roman"/>
+          <w:sz w:val="28"/>
+          <w:szCs w:val="28"/>
+        </w:rPr>
+      </w:pPr>
+      <w:r>
+        <w:rPr>
+          <w:rFonts w:ascii="Times New Roman" w:hAnsi="Times New Roman" w:cs="Times New Roman"/>
+          <w:sz w:val="28"/>
+          <w:szCs w:val="28"/>
+        </w:rPr>
+        <w:t>В рамках варианта №1 реализовано динамическое ценообразование, при котором цена зависит от заполняемости отеля (скидка при свободных местах &gt;70%, повышение при свободных местах &lt;30%). Добавлен паттерн Observer для уведомлений об изменении цены через Email и SMS.</w:t>
+      </w:r>
+    </w:p>
+    <w:p>
+      <w:pPr>
+        <w:rPr>
+          <w:rFonts w:ascii="Times New Roman" w:hAnsi="Times New Roman" w:cs="Times New Roman"/>
+          <w:sz w:val="28"/>
+          <w:szCs w:val="28"/>
+        </w:rPr>
+      </w:pPr>
+      <w:r>
+        <w:rPr>
+          <w:rFonts w:ascii="Times New Roman" w:hAnsi="Times New Roman" w:cs="Times New Roman"/>
+          <w:sz w:val="28"/>
+          <w:szCs w:val="28"/>
+        </w:rPr>
+        <w:t>Написаны unit-тесты с использованием pytest, покрывающие основные сценарии работы сервисов. Все тесты успешно проходят.</w:t>
+      </w:r>
+    </w:p>
+    <w:p>
+      <w:pPr>
+        <w:rPr>
+          <w:rFonts w:ascii="Times New Roman" w:hAnsi="Times New Roman" w:cs="Times New Roman"/>
+          <w:sz w:val="28"/>
+          <w:szCs w:val="28"/>
+        </w:rPr>
+      </w:pPr>
+      <w:r>
+        <w:rPr>
+          <w:rFonts w:ascii="Times New Roman" w:hAnsi="Times New Roman" w:cs="Times New Roman"/>
+          <w:sz w:val="28"/>
+          <w:szCs w:val="28"/>
+        </w:rPr>
+        <w:t>Таким образом, получены навыки проектирования сервисного слоя, реализации бизнес-логики, работы с транзакциями и тестирования. Разработанная архитектура обеспечивает слабую связанность компонентов и может быть легко расширена для добавления новых функций.</w:t>
+      </w:r>
+    </w:p>
+    <w:p>
+      <w:pPr>
+        <w:rPr>
+          <w:rFonts w:ascii="Times New Roman" w:hAnsi="Times New Roman" w:cs="Times New Roman"/>
+          <w:sz w:val="28"/>
+          <w:szCs w:val="28"/>
+        </w:rPr>
+      </w:pPr>
+    </w:p>
     <w:sectPr>
       <w:pgSz w:w="11906" w:h="16838"/>
       <w:pgMar w:top="1134" w:right="850" w:bottom="1134" w:left="1701" w:header="708" w:footer="708" w:gutter="0"/>
@@ -1628,13 +1513,13 @@
 <file path=word/numbering.xml><?xml version="1.0" encoding="utf-8"?>
 <w:numbering xmlns:wpc="http://schemas.microsoft.com/office/word/2010/wordprocessingCanvas" xmlns:cx="http://schemas.microsoft.com/office/drawing/2014/chartex" xmlns:cx1="http://schemas.microsoft.com/office/drawing/2015/9/8/chartex" xmlns:cx2="http://schemas.microsoft.com/office/drawing/2015/10/21/chartex" xmlns:cx3="http://schemas.microsoft.com/office/drawing/2016/5/9/chartex" xmlns:cx4="http://schemas.microsoft.com/office/drawing/2016/5/10/chartex" xmlns:cx5="http://schemas.microsoft.com/office/drawing/2016/5/11/chartex" xmlns:cx6="http://schemas.microsoft.com/office/drawing/2016/5/12/chartex" xmlns:cx7="http://schemas.microsoft.com/office/drawing/2016/5/13/chartex" xmlns:cx8="http://schemas.microsoft.com/office/drawing/2016/5/14/chartex" xmlns:mc="http://schemas.openxmlformats.org/markup-compatibility/2006" xmlns:aink="http://schemas.microsoft.com/office/drawing/2016/ink" xmlns:am3d="http://schemas.microsoft.com/office/drawing/2017/model3d" xmlns:o="urn:schemas-microsoft-com:office:office" xmlns:oel="http://schemas.microsoft.com/office/2019/extlst" xmlns:r="http://schemas.openxmlformats.org/officeDocument/2006/relationships" xmlns:m="http://schemas.openxmlformats.org/officeDocument/2006/math" xmlns:v="urn:schemas-microsoft-com:vml" xmlns:wp14="http://schemas.microsoft.com/office/word/2010/wordprocessingDrawing" xmlns:wp="http://schemas.openxmlformats.org/drawingml/2006/wordprocessingDrawing" xmlns:w10="urn:schemas-microsoft-com:office:word" xmlns:w="http://schemas.openxmlformats.org/wordprocessingml/2006/main" xmlns:w14="http://schemas.microsoft.com/office/word/2010/wordml" xmlns:w15="http://schemas.microsoft.com/office/word/2012/wordml" xmlns:w16cex="http://schemas.microsoft.com/office/word/2018/wordml/cex" xmlns:w16cid="http://schemas.microsoft.com/office/word/2016/wordml/cid" xmlns:w16="http://schemas.microsoft.com/office/word/2018/wordml" xmlns:w16sdtdh="http://schemas.microsoft.com/office/word/2020/wordml/sdtdatahash" xmlns:w16se="http://schemas.microsoft.com/office/word/2015/wordml/symex" xmlns:wpg="http://schemas.microsoft.com/office/word/2010/wordprocessingGroup" xmlns:wpi="http://schemas.microsoft.com/office/word/2010/wordprocessingInk" xmlns:wne="http://schemas.microsoft.com/office/word/2006/wordml" xmlns:wps="http://schemas.microsoft.com/office/word/2010/wordprocessingShape" mc:Ignorable="w14 w15 w16se w16cid w16 w16cex w16sdtdh wp14">
   <w:abstractNum w:abstractNumId="0" w15:restartNumberingAfterBreak="0">
-    <w:nsid w:val="18F810EF"/>
+    <w:nsid w:val="01293CE7"/>
     <w:multiLevelType w:val="multilevel"/>
-    <w:tmpl w:val="8E2E2146"/>
+    <w:tmpl w:val="6A8CE86A"/>
     <w:lvl w:ilvl="0">
       <w:start w:val="1"/>
-      <w:numFmt w:val="decimal"/>
-      <w:lvlText w:val="%1."/>
+      <w:numFmt w:val="bullet"/>
+      <w:lvlText w:val=""/>
       <w:lvlJc w:val="left"/>
       <w:pPr>
         <w:tabs>
@@ -1642,11 +1527,15 @@
         </w:tabs>
         <w:ind w:left="720" w:hanging="360"/>
       </w:pPr>
+      <w:rPr>
+        <w:rFonts w:ascii="Symbol" w:hAnsi="Symbol" w:hint="default"/>
+        <w:sz w:val="20"/>
+      </w:rPr>
     </w:lvl>
     <w:lvl w:ilvl="1" w:tentative="1">
       <w:start w:val="1"/>
-      <w:numFmt w:val="decimal"/>
-      <w:lvlText w:val="%2."/>
+      <w:numFmt w:val="bullet"/>
+      <w:lvlText w:val="o"/>
       <w:lvlJc w:val="left"/>
       <w:pPr>
         <w:tabs>
@@ -1654,11 +1543,15 @@
         </w:tabs>
         <w:ind w:left="1440" w:hanging="360"/>
       </w:pPr>
+      <w:rPr>
+        <w:rFonts w:ascii="Courier New" w:hAnsi="Courier New" w:hint="default"/>
+        <w:sz w:val="20"/>
+      </w:rPr>
     </w:lvl>
     <w:lvl w:ilvl="2" w:tentative="1">
       <w:start w:val="1"/>
-      <w:numFmt w:val="decimal"/>
-      <w:lvlText w:val="%3."/>
+      <w:numFmt w:val="bullet"/>
+      <w:lvlText w:val=""/>
       <w:lvlJc w:val="left"/>
       <w:pPr>
         <w:tabs>
@@ -1666,11 +1559,15 @@
         </w:tabs>
         <w:ind w:left="2160" w:hanging="360"/>
       </w:pPr>
+      <w:rPr>
+        <w:rFonts w:ascii="Wingdings" w:hAnsi="Wingdings" w:hint="default"/>
+        <w:sz w:val="20"/>
+      </w:rPr>
     </w:lvl>
     <w:lvl w:ilvl="3" w:tentative="1">
       <w:start w:val="1"/>
-      <w:numFmt w:val="decimal"/>
-      <w:lvlText w:val="%4."/>
+      <w:numFmt w:val="bullet"/>
+      <w:lvlText w:val=""/>
       <w:lvlJc w:val="left"/>
       <w:pPr>
         <w:tabs>
@@ -1678,11 +1575,15 @@
         </w:tabs>
         <w:ind w:left="2880" w:hanging="360"/>
       </w:pPr>
+      <w:rPr>
+        <w:rFonts w:ascii="Wingdings" w:hAnsi="Wingdings" w:hint="default"/>
+        <w:sz w:val="20"/>
+      </w:rPr>
     </w:lvl>
     <w:lvl w:ilvl="4" w:tentative="1">
       <w:start w:val="1"/>
-      <w:numFmt w:val="decimal"/>
-      <w:lvlText w:val="%5."/>
+      <w:numFmt w:val="bullet"/>
+      <w:lvlText w:val=""/>
       <w:lvlJc w:val="left"/>
       <w:pPr>
         <w:tabs>
@@ -1690,11 +1591,15 @@
         </w:tabs>
         <w:ind w:left="3600" w:hanging="360"/>
       </w:pPr>
+      <w:rPr>
+        <w:rFonts w:ascii="Wingdings" w:hAnsi="Wingdings" w:hint="default"/>
+        <w:sz w:val="20"/>
+      </w:rPr>
     </w:lvl>
     <w:lvl w:ilvl="5" w:tentative="1">
       <w:start w:val="1"/>
-      <w:numFmt w:val="decimal"/>
-      <w:lvlText w:val="%6."/>
+      <w:numFmt w:val="bullet"/>
+      <w:lvlText w:val=""/>
       <w:lvlJc w:val="left"/>
       <w:pPr>
         <w:tabs>
@@ -1702,11 +1607,15 @@
         </w:tabs>
         <w:ind w:left="4320" w:hanging="360"/>
       </w:pPr>
+      <w:rPr>
+        <w:rFonts w:ascii="Wingdings" w:hAnsi="Wingdings" w:hint="default"/>
+        <w:sz w:val="20"/>
+      </w:rPr>
     </w:lvl>
     <w:lvl w:ilvl="6" w:tentative="1">
       <w:start w:val="1"/>
-      <w:numFmt w:val="decimal"/>
-      <w:lvlText w:val="%7."/>
+      <w:numFmt w:val="bullet"/>
+      <w:lvlText w:val=""/>
       <w:lvlJc w:val="left"/>
       <w:pPr>
         <w:tabs>
@@ -1714,11 +1623,15 @@
         </w:tabs>
         <w:ind w:left="5040" w:hanging="360"/>
       </w:pPr>
+      <w:rPr>
+        <w:rFonts w:ascii="Wingdings" w:hAnsi="Wingdings" w:hint="default"/>
+        <w:sz w:val="20"/>
+      </w:rPr>
     </w:lvl>
     <w:lvl w:ilvl="7" w:tentative="1">
       <w:start w:val="1"/>
-      <w:numFmt w:val="decimal"/>
-      <w:lvlText w:val="%8."/>
+      <w:numFmt w:val="bullet"/>
+      <w:lvlText w:val=""/>
       <w:lvlJc w:val="left"/>
       <w:pPr>
         <w:tabs>
@@ -1726,11 +1639,15 @@
         </w:tabs>
         <w:ind w:left="5760" w:hanging="360"/>
       </w:pPr>
+      <w:rPr>
+        <w:rFonts w:ascii="Wingdings" w:hAnsi="Wingdings" w:hint="default"/>
+        <w:sz w:val="20"/>
+      </w:rPr>
     </w:lvl>
     <w:lvl w:ilvl="8" w:tentative="1">
       <w:start w:val="1"/>
-      <w:numFmt w:val="decimal"/>
-      <w:lvlText w:val="%9."/>
+      <w:numFmt w:val="bullet"/>
+      <w:lvlText w:val=""/>
       <w:lvlJc w:val="left"/>
       <w:pPr>
         <w:tabs>
@@ -1738,9 +1655,13 @@
         </w:tabs>
         <w:ind w:left="6480" w:hanging="360"/>
       </w:pPr>
+      <w:rPr>
+        <w:rFonts w:ascii="Wingdings" w:hAnsi="Wingdings" w:hint="default"/>
+        <w:sz w:val="20"/>
+      </w:rPr>
     </w:lvl>
   </w:abstractNum>
-  <w:num w:numId="1" w16cid:durableId="1883252874">
+  <w:num w:numId="1" w16cid:durableId="1805998024">
     <w:abstractNumId w:val="0"/>
   </w:num>
 </w:numbering>
@@ -2154,7 +2075,7 @@
     <w:link w:val="10"/>
     <w:uiPriority w:val="9"/>
     <w:qFormat/>
-    <w:rsid w:val="00167CEA"/>
+    <w:rsid w:val="00B55428"/>
     <w:pPr>
       <w:keepNext/>
       <w:keepLines/>
@@ -2174,10 +2095,9 @@
     <w:next w:val="a"/>
     <w:link w:val="20"/>
     <w:uiPriority w:val="9"/>
-    <w:semiHidden/>
     <w:unhideWhenUsed/>
     <w:qFormat/>
-    <w:rsid w:val="00167CEA"/>
+    <w:rsid w:val="00B55428"/>
     <w:pPr>
       <w:keepNext/>
       <w:keepLines/>
@@ -2197,9 +2117,10 @@
     <w:next w:val="a"/>
     <w:link w:val="30"/>
     <w:uiPriority w:val="9"/>
+    <w:semiHidden/>
     <w:unhideWhenUsed/>
     <w:qFormat/>
-    <w:rsid w:val="00167CEA"/>
+    <w:rsid w:val="00B55428"/>
     <w:pPr>
       <w:keepNext/>
       <w:keepLines/>
@@ -2222,7 +2143,7 @@
     <w:semiHidden/>
     <w:unhideWhenUsed/>
     <w:qFormat/>
-    <w:rsid w:val="00167CEA"/>
+    <w:rsid w:val="00B55428"/>
     <w:pPr>
       <w:keepNext/>
       <w:keepLines/>
@@ -2245,7 +2166,7 @@
     <w:semiHidden/>
     <w:unhideWhenUsed/>
     <w:qFormat/>
-    <w:rsid w:val="00167CEA"/>
+    <w:rsid w:val="00B55428"/>
     <w:pPr>
       <w:keepNext/>
       <w:keepLines/>
@@ -2266,7 +2187,7 @@
     <w:semiHidden/>
     <w:unhideWhenUsed/>
     <w:qFormat/>
-    <w:rsid w:val="00167CEA"/>
+    <w:rsid w:val="00B55428"/>
     <w:pPr>
       <w:keepNext/>
       <w:keepLines/>
@@ -2289,7 +2210,7 @@
     <w:semiHidden/>
     <w:unhideWhenUsed/>
     <w:qFormat/>
-    <w:rsid w:val="00167CEA"/>
+    <w:rsid w:val="00B55428"/>
     <w:pPr>
       <w:keepNext/>
       <w:keepLines/>
@@ -2310,7 +2231,7 @@
     <w:semiHidden/>
     <w:unhideWhenUsed/>
     <w:qFormat/>
-    <w:rsid w:val="00167CEA"/>
+    <w:rsid w:val="00B55428"/>
     <w:pPr>
       <w:keepNext/>
       <w:keepLines/>
@@ -2333,7 +2254,7 @@
     <w:semiHidden/>
     <w:unhideWhenUsed/>
     <w:qFormat/>
-    <w:rsid w:val="00167CEA"/>
+    <w:rsid w:val="00B55428"/>
     <w:pPr>
       <w:keepNext/>
       <w:keepLines/>
@@ -2376,7 +2297,7 @@
     <w:basedOn w:val="a0"/>
     <w:link w:val="1"/>
     <w:uiPriority w:val="9"/>
-    <w:rsid w:val="00167CEA"/>
+    <w:rsid w:val="00B55428"/>
     <w:rPr>
       <w:rFonts w:asciiTheme="majorHAnsi" w:eastAsiaTheme="majorEastAsia" w:hAnsiTheme="majorHAnsi" w:cstheme="majorBidi"/>
       <w:color w:val="0F4761" w:themeColor="accent1" w:themeShade="BF"/>
@@ -2389,8 +2310,7 @@
     <w:basedOn w:val="a0"/>
     <w:link w:val="2"/>
     <w:uiPriority w:val="9"/>
-    <w:semiHidden/>
-    <w:rsid w:val="00167CEA"/>
+    <w:rsid w:val="00B55428"/>
     <w:rPr>
       <w:rFonts w:asciiTheme="majorHAnsi" w:eastAsiaTheme="majorEastAsia" w:hAnsiTheme="majorHAnsi" w:cstheme="majorBidi"/>
       <w:color w:val="0F4761" w:themeColor="accent1" w:themeShade="BF"/>
@@ -2403,7 +2323,8 @@
     <w:basedOn w:val="a0"/>
     <w:link w:val="3"/>
     <w:uiPriority w:val="9"/>
-    <w:rsid w:val="00167CEA"/>
+    <w:semiHidden/>
+    <w:rsid w:val="00B55428"/>
     <w:rPr>
       <w:rFonts w:eastAsiaTheme="majorEastAsia" w:cstheme="majorBidi"/>
       <w:color w:val="0F4761" w:themeColor="accent1" w:themeShade="BF"/>
@@ -2417,7 +2338,7 @@
     <w:link w:val="4"/>
     <w:uiPriority w:val="9"/>
     <w:semiHidden/>
-    <w:rsid w:val="00167CEA"/>
+    <w:rsid w:val="00B55428"/>
     <w:rPr>
       <w:rFonts w:eastAsiaTheme="majorEastAsia" w:cstheme="majorBidi"/>
       <w:i/>
@@ -2431,7 +2352,7 @@
     <w:link w:val="5"/>
     <w:uiPriority w:val="9"/>
     <w:semiHidden/>
-    <w:rsid w:val="00167CEA"/>
+    <w:rsid w:val="00B55428"/>
     <w:rPr>
       <w:rFonts w:eastAsiaTheme="majorEastAsia" w:cstheme="majorBidi"/>
       <w:color w:val="0F4761" w:themeColor="accent1" w:themeShade="BF"/>
@@ -2443,7 +2364,7 @@
     <w:link w:val="6"/>
     <w:uiPriority w:val="9"/>
     <w:semiHidden/>
-    <w:rsid w:val="00167CEA"/>
+    <w:rsid w:val="00B55428"/>
     <w:rPr>
       <w:rFonts w:eastAsiaTheme="majorEastAsia" w:cstheme="majorBidi"/>
       <w:i/>
@@ -2457,7 +2378,7 @@
     <w:link w:val="7"/>
     <w:uiPriority w:val="9"/>
     <w:semiHidden/>
-    <w:rsid w:val="00167CEA"/>
+    <w:rsid w:val="00B55428"/>
     <w:rPr>
       <w:rFonts w:eastAsiaTheme="majorEastAsia" w:cstheme="majorBidi"/>
       <w:color w:val="595959" w:themeColor="text1" w:themeTint="A6"/>
@@ -2469,7 +2390,7 @@
     <w:link w:val="8"/>
     <w:uiPriority w:val="9"/>
     <w:semiHidden/>
-    <w:rsid w:val="00167CEA"/>
+    <w:rsid w:val="00B55428"/>
     <w:rPr>
       <w:rFonts w:eastAsiaTheme="majorEastAsia" w:cstheme="majorBidi"/>
       <w:i/>
@@ -2483,7 +2404,7 @@
     <w:link w:val="9"/>
     <w:uiPriority w:val="9"/>
     <w:semiHidden/>
-    <w:rsid w:val="00167CEA"/>
+    <w:rsid w:val="00B55428"/>
     <w:rPr>
       <w:rFonts w:eastAsiaTheme="majorEastAsia" w:cstheme="majorBidi"/>
       <w:color w:val="272727" w:themeColor="text1" w:themeTint="D8"/>
@@ -2496,7 +2417,7 @@
     <w:link w:val="a4"/>
     <w:uiPriority w:val="10"/>
     <w:qFormat/>
-    <w:rsid w:val="00167CEA"/>
+    <w:rsid w:val="00B55428"/>
     <w:pPr>
       <w:spacing w:after="80" w:line="240" w:lineRule="auto"/>
       <w:contextualSpacing/>
@@ -2514,7 +2435,7 @@
     <w:basedOn w:val="a0"/>
     <w:link w:val="a3"/>
     <w:uiPriority w:val="10"/>
-    <w:rsid w:val="00167CEA"/>
+    <w:rsid w:val="00B55428"/>
     <w:rPr>
       <w:rFonts w:asciiTheme="majorHAnsi" w:eastAsiaTheme="majorEastAsia" w:hAnsiTheme="majorHAnsi" w:cstheme="majorBidi"/>
       <w:spacing w:val="-10"/>
@@ -2530,7 +2451,7 @@
     <w:link w:val="a6"/>
     <w:uiPriority w:val="11"/>
     <w:qFormat/>
-    <w:rsid w:val="00167CEA"/>
+    <w:rsid w:val="00B55428"/>
     <w:pPr>
       <w:numPr>
         <w:ilvl w:val="1"/>
@@ -2549,7 +2470,7 @@
     <w:basedOn w:val="a0"/>
     <w:link w:val="a5"/>
     <w:uiPriority w:val="11"/>
-    <w:rsid w:val="00167CEA"/>
+    <w:rsid w:val="00B55428"/>
     <w:rPr>
       <w:rFonts w:eastAsiaTheme="majorEastAsia" w:cstheme="majorBidi"/>
       <w:color w:val="595959" w:themeColor="text1" w:themeTint="A6"/>
@@ -2565,7 +2486,7 @@
     <w:link w:val="22"/>
     <w:uiPriority w:val="29"/>
     <w:qFormat/>
-    <w:rsid w:val="00167CEA"/>
+    <w:rsid w:val="00B55428"/>
     <w:pPr>
       <w:spacing w:before="160"/>
       <w:jc w:val="center"/>
@@ -2581,7 +2502,7 @@
     <w:basedOn w:val="a0"/>
     <w:link w:val="21"/>
     <w:uiPriority w:val="29"/>
-    <w:rsid w:val="00167CEA"/>
+    <w:rsid w:val="00B55428"/>
     <w:rPr>
       <w:i/>
       <w:iCs/>
@@ -2593,7 +2514,7 @@
     <w:basedOn w:val="a"/>
     <w:uiPriority w:val="34"/>
     <w:qFormat/>
-    <w:rsid w:val="00167CEA"/>
+    <w:rsid w:val="00B55428"/>
     <w:pPr>
       <w:ind w:left="720"/>
       <w:contextualSpacing/>
@@ -2604,7 +2525,7 @@
     <w:basedOn w:val="a0"/>
     <w:uiPriority w:val="21"/>
     <w:qFormat/>
-    <w:rsid w:val="00167CEA"/>
+    <w:rsid w:val="00B55428"/>
     <w:rPr>
       <w:i/>
       <w:iCs/>
@@ -2618,7 +2539,7 @@
     <w:link w:val="aa"/>
     <w:uiPriority w:val="30"/>
     <w:qFormat/>
-    <w:rsid w:val="00167CEA"/>
+    <w:rsid w:val="00B55428"/>
     <w:pPr>
       <w:pBdr>
         <w:top w:val="single" w:sz="4" w:space="10" w:color="0F4761" w:themeColor="accent1" w:themeShade="BF"/>
@@ -2639,7 +2560,7 @@
     <w:basedOn w:val="a0"/>
     <w:link w:val="a9"/>
     <w:uiPriority w:val="30"/>
-    <w:rsid w:val="00167CEA"/>
+    <w:rsid w:val="00B55428"/>
     <w:rPr>
       <w:i/>
       <w:iCs/>
@@ -2651,7 +2572,7 @@
     <w:basedOn w:val="a0"/>
     <w:uiPriority w:val="32"/>
     <w:qFormat/>
-    <w:rsid w:val="00167CEA"/>
+    <w:rsid w:val="00B55428"/>
     <w:rPr>
       <w:b/>
       <w:bCs/>
@@ -2664,7 +2585,7 @@
     <w:name w:val="Table Grid"/>
     <w:basedOn w:val="a1"/>
     <w:uiPriority w:val="39"/>
-    <w:rsid w:val="00B060ED"/>
+    <w:rsid w:val="0082350B"/>
     <w:pPr>
       <w:spacing w:after="0" w:line="240" w:lineRule="auto"/>
     </w:pPr>
@@ -2685,7 +2606,7 @@
     <w:uiPriority w:val="99"/>
     <w:semiHidden/>
     <w:unhideWhenUsed/>
-    <w:rsid w:val="00B060ED"/>
+    <w:rsid w:val="0082350B"/>
     <w:rPr>
       <w:rFonts w:ascii="Courier New" w:eastAsia="Times New Roman" w:hAnsi="Courier New" w:cs="Courier New"/>
       <w:sz w:val="20"/>
@@ -2988,16 +2909,4 @@
     </a:ext>
   </a:extLst>
 </a:theme>
-</file>
-
-<file path=customXml/item1.xml><?xml version="1.0" encoding="utf-8"?>
-<b:Sources xmlns:b="http://schemas.openxmlformats.org/officeDocument/2006/bibliography" xmlns="http://schemas.openxmlformats.org/officeDocument/2006/bibliography" SelectedStyle="\APASixthEditionOfficeOnline.xsl" StyleName="APA" Version="6"/>
-</file>
-
-<file path=customXml/itemProps1.xml><?xml version="1.0" encoding="utf-8"?>
-<ds:datastoreItem xmlns:ds="http://schemas.openxmlformats.org/officeDocument/2006/customXml" ds:itemID="{C8F14983-679F-4164-BE93-F7C56D712B78}">
-  <ds:schemaRefs>
-    <ds:schemaRef ds:uri="http://schemas.openxmlformats.org/officeDocument/2006/bibliography"/>
-  </ds:schemaRefs>
-</ds:datastoreItem>
 </file>
--- a/Отчёт.docx
+++ b/Отчёт.docx
@@ -93,7 +93,7 @@
           <w:sz w:val="28"/>
           <w:szCs w:val="28"/>
         </w:rPr>
-        <w:t>5</w:t>
+        <w:t>6</w:t>
       </w:r>
     </w:p>
     <w:p>
@@ -115,11 +115,10 @@
           <w:sz w:val="28"/>
           <w:szCs w:val="28"/>
         </w:rPr>
-        <w:t>Разработка комплексных тестовых сценариев (Unit + Integration + Contract)</w:t>
-      </w:r>
-    </w:p>
-    <w:p>
-      <w:pPr>
+        <w:t xml:space="preserve">Разработка интеграционных и контрактных тестов для </w:t>
+      </w:r>
+      <w:proofErr w:type="spellStart"/>
+      <w:r>
         <w:rPr>
           <w:rFonts w:ascii="Times New Roman" w:hAnsi="Times New Roman" w:cs="Times New Roman"/>
           <w:b/>
@@ -127,146 +126,110 @@
           <w:sz w:val="28"/>
           <w:szCs w:val="28"/>
         </w:rPr>
-      </w:pPr>
-    </w:p>
-    <w:p>
-      <w:pPr>
-        <w:rPr>
-          <w:rFonts w:ascii="Times New Roman" w:hAnsi="Times New Roman" w:cs="Times New Roman"/>
-          <w:iCs/>
-          <w:sz w:val="28"/>
-          <w:szCs w:val="28"/>
-        </w:rPr>
-      </w:pPr>
-    </w:p>
-    <w:p>
-      <w:pPr>
-        <w:rPr>
-          <w:rFonts w:ascii="Times New Roman" w:hAnsi="Times New Roman" w:cs="Times New Roman"/>
-          <w:iCs/>
-          <w:sz w:val="28"/>
-          <w:szCs w:val="28"/>
-        </w:rPr>
-      </w:pPr>
-      <w:r>
-        <w:rPr>
-          <w:rFonts w:ascii="Times New Roman" w:hAnsi="Times New Roman" w:cs="Times New Roman"/>
-          <w:iCs/>
-          <w:sz w:val="28"/>
-          <w:szCs w:val="28"/>
-        </w:rPr>
-        <w:t xml:space="preserve">Цель: </w:t>
-      </w:r>
-      <w:r>
-        <w:rPr>
-          <w:rFonts w:ascii="Times New Roman" w:hAnsi="Times New Roman" w:cs="Times New Roman"/>
-          <w:iCs/>
-          <w:sz w:val="28"/>
-          <w:szCs w:val="28"/>
-        </w:rPr>
-        <w:t>р</w:t>
-      </w:r>
-      <w:r>
-        <w:rPr>
-          <w:rFonts w:ascii="Times New Roman" w:hAnsi="Times New Roman" w:cs="Times New Roman"/>
-          <w:iCs/>
-          <w:sz w:val="28"/>
-          <w:szCs w:val="28"/>
-        </w:rPr>
-        <w:t>азработать интеграционный тест для OrderRepository с использованием SQLAlchemy и SQLite in-memory, проверить корректность выполнения CRUD-операций и транзакционную целостность.</w:t>
-      </w:r>
-    </w:p>
-    <w:p>
-      <w:pPr>
-        <w:rPr>
-          <w:rFonts w:ascii="Times New Roman" w:hAnsi="Times New Roman" w:cs="Times New Roman"/>
-          <w:iCs/>
-          <w:sz w:val="28"/>
-          <w:szCs w:val="28"/>
-        </w:rPr>
-      </w:pPr>
-    </w:p>
-    <w:p>
-      <w:pPr>
-        <w:jc w:val="right"/>
-        <w:rPr>
-          <w:rFonts w:ascii="Times New Roman" w:hAnsi="Times New Roman" w:cs="Times New Roman"/>
-          <w:iCs/>
-          <w:sz w:val="28"/>
-          <w:szCs w:val="28"/>
-        </w:rPr>
-      </w:pPr>
-    </w:p>
-    <w:p>
-      <w:pPr>
-        <w:jc w:val="right"/>
-        <w:rPr>
-          <w:rFonts w:ascii="Times New Roman" w:hAnsi="Times New Roman" w:cs="Times New Roman"/>
-          <w:iCs/>
-          <w:sz w:val="28"/>
-          <w:szCs w:val="28"/>
-        </w:rPr>
-      </w:pPr>
-      <w:r>
-        <w:rPr>
-          <w:rFonts w:ascii="Times New Roman" w:hAnsi="Times New Roman" w:cs="Times New Roman"/>
-          <w:iCs/>
-          <w:sz w:val="28"/>
-          <w:szCs w:val="28"/>
-        </w:rPr>
-        <w:t>Выполнила: Аракчеева Екатерина,</w:t>
-      </w:r>
-    </w:p>
-    <w:p>
-      <w:pPr>
-        <w:jc w:val="right"/>
-        <w:rPr>
-          <w:rFonts w:ascii="Times New Roman" w:hAnsi="Times New Roman" w:cs="Times New Roman"/>
-          <w:iCs/>
-          <w:sz w:val="28"/>
-          <w:szCs w:val="28"/>
-        </w:rPr>
-      </w:pPr>
-      <w:r>
-        <w:rPr>
-          <w:rFonts w:ascii="Times New Roman" w:hAnsi="Times New Roman" w:cs="Times New Roman"/>
-          <w:iCs/>
-          <w:sz w:val="28"/>
-          <w:szCs w:val="28"/>
-        </w:rPr>
-        <w:t>Студентка 24-ИС.</w:t>
-      </w:r>
-    </w:p>
-    <w:p>
-      <w:pPr>
-        <w:jc w:val="right"/>
-        <w:rPr>
-          <w:rFonts w:ascii="Times New Roman" w:hAnsi="Times New Roman" w:cs="Times New Roman"/>
-          <w:iCs/>
-          <w:sz w:val="28"/>
-          <w:szCs w:val="28"/>
-        </w:rPr>
-      </w:pPr>
+        <w:t>микросервиса</w:t>
+      </w:r>
+      <w:proofErr w:type="spellEnd"/>
       <w:r>
         <w:rPr>
           <w:rFonts w:ascii="Times New Roman" w:hAnsi="Times New Roman" w:cs="Times New Roman"/>
           <w:b/>
           <w:bCs/>
-          <w:iCs/>
-          <w:sz w:val="28"/>
-          <w:szCs w:val="28"/>
-        </w:rPr>
-        <w:t>Руководитель:</w:t>
-      </w:r>
-      <w:r>
-        <w:rPr>
-          <w:rFonts w:ascii="Times New Roman" w:hAnsi="Times New Roman" w:cs="Times New Roman"/>
-          <w:iCs/>
-          <w:sz w:val="28"/>
-          <w:szCs w:val="28"/>
-        </w:rPr>
-        <w:t xml:space="preserve"> Александр Вениаминович Торопов</w:t>
-      </w:r>
+          <w:sz w:val="28"/>
+          <w:szCs w:val="28"/>
+        </w:rPr>
+        <w:t xml:space="preserve"> управления заказами</w:t>
+      </w:r>
+    </w:p>
+    <w:p>
+      <w:pPr>
+        <w:jc w:val="center"/>
+        <w:rPr>
+          <w:rFonts w:ascii="Times New Roman" w:hAnsi="Times New Roman" w:cs="Times New Roman"/>
+          <w:iCs/>
+          <w:sz w:val="28"/>
+          <w:szCs w:val="28"/>
+        </w:rPr>
+      </w:pPr>
+    </w:p>
+    <w:p>
+      <w:pPr>
+        <w:jc w:val="center"/>
+        <w:rPr>
+          <w:rFonts w:ascii="Times New Roman" w:hAnsi="Times New Roman" w:cs="Times New Roman"/>
+          <w:iCs/>
+          <w:sz w:val="28"/>
+          <w:szCs w:val="28"/>
+        </w:rPr>
+      </w:pPr>
+    </w:p>
+    <w:p>
+      <w:pPr>
+        <w:jc w:val="both"/>
+        <w:rPr>
+          <w:rFonts w:ascii="Times New Roman" w:hAnsi="Times New Roman" w:cs="Times New Roman"/>
+          <w:iCs/>
+          <w:sz w:val="28"/>
+          <w:szCs w:val="28"/>
+        </w:rPr>
+      </w:pPr>
+      <w:r>
+        <w:rPr>
+          <w:rFonts w:ascii="Times New Roman" w:hAnsi="Times New Roman" w:cs="Times New Roman"/>
+          <w:iCs/>
+          <w:sz w:val="28"/>
+          <w:szCs w:val="28"/>
+        </w:rPr>
+        <w:t xml:space="preserve">Цель: </w:t>
+      </w:r>
+      <w:r>
+        <w:rPr>
+          <w:rFonts w:ascii="Times New Roman" w:hAnsi="Times New Roman" w:cs="Times New Roman"/>
+          <w:iCs/>
+          <w:sz w:val="28"/>
+          <w:szCs w:val="28"/>
+        </w:rPr>
+        <w:t>р</w:t>
+      </w:r>
+      <w:r>
+        <w:rPr>
+          <w:rFonts w:ascii="Times New Roman" w:hAnsi="Times New Roman" w:cs="Times New Roman"/>
+          <w:iCs/>
+          <w:sz w:val="28"/>
+          <w:szCs w:val="28"/>
+        </w:rPr>
+        <w:t>азработать полноценный слой доступа к данным (репозиторий) для работы с заказами и их позициями, а также создать набор интеграционных и контрактных тестов, обеспечивающих корректность взаимодействия с базой данных и внешними API. В ходе выполнения работы студент закрепляет навыки</w:t>
+      </w:r>
+      <w:r>
+        <w:rPr>
+          <w:rFonts w:ascii="Times New Roman" w:hAnsi="Times New Roman" w:cs="Times New Roman"/>
+          <w:iCs/>
+          <w:sz w:val="28"/>
+          <w:szCs w:val="28"/>
+        </w:rPr>
+        <w:t>.</w:t>
+      </w:r>
+    </w:p>
+    <w:p>
+      <w:pPr>
+        <w:jc w:val="both"/>
+        <w:rPr>
+          <w:rFonts w:ascii="Times New Roman" w:hAnsi="Times New Roman" w:cs="Times New Roman"/>
+          <w:iCs/>
+          <w:sz w:val="28"/>
+          <w:szCs w:val="28"/>
+        </w:rPr>
+      </w:pPr>
+    </w:p>
+    <w:p>
+      <w:pPr>
+        <w:jc w:val="both"/>
+        <w:rPr>
+          <w:rFonts w:ascii="Times New Roman" w:hAnsi="Times New Roman" w:cs="Times New Roman"/>
+          <w:iCs/>
+          <w:sz w:val="28"/>
+          <w:szCs w:val="28"/>
+        </w:rPr>
+      </w:pPr>
     </w:p>
     <w:p>
       <w:pPr>
@@ -281,379 +244,280 @@
     </w:p>
     <w:p>
       <w:pPr>
-        <w:rPr>
-          <w:rFonts w:ascii="Times New Roman" w:hAnsi="Times New Roman" w:cs="Times New Roman"/>
-          <w:iCs/>
-          <w:sz w:val="28"/>
-          <w:szCs w:val="28"/>
-        </w:rPr>
-      </w:pPr>
-    </w:p>
-    <w:p>
-      <w:pPr>
-        <w:rPr>
-          <w:rFonts w:ascii="Times New Roman" w:hAnsi="Times New Roman" w:cs="Times New Roman"/>
-          <w:iCs/>
-          <w:sz w:val="28"/>
-          <w:szCs w:val="28"/>
-        </w:rPr>
-      </w:pPr>
-    </w:p>
-    <w:p>
-      <w:pPr>
-        <w:rPr>
-          <w:rFonts w:ascii="Times New Roman" w:hAnsi="Times New Roman" w:cs="Times New Roman"/>
-          <w:iCs/>
-          <w:sz w:val="28"/>
-          <w:szCs w:val="28"/>
-        </w:rPr>
-      </w:pPr>
-    </w:p>
-    <w:p>
-      <w:pPr>
-        <w:rPr>
-          <w:rFonts w:ascii="Times New Roman" w:hAnsi="Times New Roman" w:cs="Times New Roman"/>
-          <w:iCs/>
-          <w:sz w:val="28"/>
-          <w:szCs w:val="28"/>
-        </w:rPr>
-      </w:pPr>
-    </w:p>
-    <w:p>
-      <w:pPr>
-        <w:rPr>
-          <w:rFonts w:ascii="Times New Roman" w:hAnsi="Times New Roman" w:cs="Times New Roman"/>
-          <w:iCs/>
-          <w:sz w:val="28"/>
-          <w:szCs w:val="28"/>
-        </w:rPr>
-      </w:pPr>
-      <w:r>
-        <w:rPr>
-          <w:rFonts w:ascii="Times New Roman" w:hAnsi="Times New Roman" w:cs="Times New Roman"/>
-          <w:iCs/>
-          <w:sz w:val="28"/>
-          <w:szCs w:val="28"/>
-        </w:rPr>
-        <w:t>р.п. Красные Баки</w:t>
-      </w:r>
-    </w:p>
-    <w:p>
-      <w:pPr>
-        <w:rPr>
-          <w:rFonts w:ascii="Times New Roman" w:hAnsi="Times New Roman" w:cs="Times New Roman"/>
-          <w:iCs/>
-          <w:sz w:val="28"/>
-          <w:szCs w:val="28"/>
-        </w:rPr>
-      </w:pPr>
-      <w:r>
-        <w:rPr>
-          <w:rFonts w:ascii="Times New Roman" w:hAnsi="Times New Roman" w:cs="Times New Roman"/>
-          <w:iCs/>
-          <w:sz w:val="28"/>
-          <w:szCs w:val="28"/>
-        </w:rPr>
-        <w:t>2026 г.</w:t>
-      </w:r>
-    </w:p>
-    <w:p>
-      <w:r>
-        <w:br w:type="page"/>
-      </w:r>
-    </w:p>
-    <w:p>
-      <w:pPr>
-        <w:pStyle w:val="1"/>
-        <w:jc w:val="center"/>
+        <w:jc w:val="right"/>
+        <w:rPr>
+          <w:rFonts w:ascii="Times New Roman" w:hAnsi="Times New Roman" w:cs="Times New Roman"/>
+          <w:iCs/>
+          <w:sz w:val="28"/>
+          <w:szCs w:val="28"/>
+        </w:rPr>
+      </w:pPr>
+      <w:r>
+        <w:rPr>
+          <w:rFonts w:ascii="Times New Roman" w:hAnsi="Times New Roman" w:cs="Times New Roman"/>
+          <w:iCs/>
+          <w:sz w:val="28"/>
+          <w:szCs w:val="28"/>
+        </w:rPr>
+        <w:t>Выполнила: Аракчеева Екатерина,</w:t>
+      </w:r>
+    </w:p>
+    <w:p>
+      <w:pPr>
+        <w:jc w:val="right"/>
+        <w:rPr>
+          <w:rFonts w:ascii="Times New Roman" w:hAnsi="Times New Roman" w:cs="Times New Roman"/>
+          <w:iCs/>
+          <w:sz w:val="28"/>
+          <w:szCs w:val="28"/>
+        </w:rPr>
+      </w:pPr>
+      <w:r>
+        <w:rPr>
+          <w:rFonts w:ascii="Times New Roman" w:hAnsi="Times New Roman" w:cs="Times New Roman"/>
+          <w:iCs/>
+          <w:sz w:val="28"/>
+          <w:szCs w:val="28"/>
+        </w:rPr>
+        <w:t>Студентка 24-ИС.</w:t>
+      </w:r>
+    </w:p>
+    <w:p>
+      <w:pPr>
+        <w:jc w:val="right"/>
+        <w:rPr>
+          <w:rFonts w:ascii="Times New Roman" w:hAnsi="Times New Roman" w:cs="Times New Roman"/>
+          <w:iCs/>
+          <w:sz w:val="28"/>
+          <w:szCs w:val="28"/>
+        </w:rPr>
+      </w:pPr>
+      <w:r>
         <w:rPr>
           <w:rFonts w:ascii="Times New Roman" w:hAnsi="Times New Roman" w:cs="Times New Roman"/>
           <w:b/>
           <w:bCs/>
-          <w:color w:val="auto"/>
-          <w:sz w:val="32"/>
-          <w:szCs w:val="32"/>
-        </w:rPr>
-      </w:pPr>
-      <w:r>
+          <w:iCs/>
+          <w:sz w:val="28"/>
+          <w:szCs w:val="28"/>
+        </w:rPr>
+        <w:t>Руководитель:</w:t>
+      </w:r>
+      <w:r>
+        <w:rPr>
+          <w:rFonts w:ascii="Times New Roman" w:hAnsi="Times New Roman" w:cs="Times New Roman"/>
+          <w:iCs/>
+          <w:sz w:val="28"/>
+          <w:szCs w:val="28"/>
+        </w:rPr>
+        <w:t xml:space="preserve"> Александр Вениаминович Торопов</w:t>
+      </w:r>
+    </w:p>
+    <w:p>
+      <w:pPr>
+        <w:jc w:val="center"/>
+        <w:rPr>
+          <w:rFonts w:ascii="Times New Roman" w:hAnsi="Times New Roman" w:cs="Times New Roman"/>
+          <w:iCs/>
+          <w:sz w:val="28"/>
+          <w:szCs w:val="28"/>
+        </w:rPr>
+      </w:pPr>
+    </w:p>
+    <w:p>
+      <w:pPr>
+        <w:jc w:val="center"/>
+        <w:rPr>
+          <w:rFonts w:ascii="Times New Roman" w:hAnsi="Times New Roman" w:cs="Times New Roman"/>
+          <w:iCs/>
+          <w:sz w:val="28"/>
+          <w:szCs w:val="28"/>
+        </w:rPr>
+      </w:pPr>
+    </w:p>
+    <w:p>
+      <w:pPr>
+        <w:jc w:val="center"/>
+        <w:rPr>
+          <w:rFonts w:ascii="Times New Roman" w:hAnsi="Times New Roman" w:cs="Times New Roman"/>
+          <w:iCs/>
+          <w:sz w:val="28"/>
+          <w:szCs w:val="28"/>
+        </w:rPr>
+      </w:pPr>
+    </w:p>
+    <w:p>
+      <w:pPr>
+        <w:jc w:val="center"/>
+        <w:rPr>
+          <w:rFonts w:ascii="Times New Roman" w:hAnsi="Times New Roman" w:cs="Times New Roman"/>
+          <w:iCs/>
+          <w:sz w:val="28"/>
+          <w:szCs w:val="28"/>
+        </w:rPr>
+      </w:pPr>
+    </w:p>
+    <w:p>
+      <w:pPr>
+        <w:jc w:val="center"/>
+        <w:rPr>
+          <w:rFonts w:ascii="Times New Roman" w:hAnsi="Times New Roman" w:cs="Times New Roman"/>
+          <w:iCs/>
+          <w:sz w:val="28"/>
+          <w:szCs w:val="28"/>
+        </w:rPr>
+      </w:pPr>
+    </w:p>
+    <w:p>
+      <w:pPr>
+        <w:jc w:val="center"/>
+        <w:rPr>
+          <w:rFonts w:ascii="Times New Roman" w:hAnsi="Times New Roman" w:cs="Times New Roman"/>
+          <w:iCs/>
+          <w:sz w:val="28"/>
+          <w:szCs w:val="28"/>
+        </w:rPr>
+      </w:pPr>
+      <w:proofErr w:type="spellStart"/>
+      <w:r>
+        <w:rPr>
+          <w:rFonts w:ascii="Times New Roman" w:hAnsi="Times New Roman" w:cs="Times New Roman"/>
+          <w:iCs/>
+          <w:sz w:val="28"/>
+          <w:szCs w:val="28"/>
+        </w:rPr>
+        <w:t>р.п</w:t>
+      </w:r>
+      <w:proofErr w:type="spellEnd"/>
+      <w:r>
+        <w:rPr>
+          <w:rFonts w:ascii="Times New Roman" w:hAnsi="Times New Roman" w:cs="Times New Roman"/>
+          <w:iCs/>
+          <w:sz w:val="28"/>
+          <w:szCs w:val="28"/>
+        </w:rPr>
+        <w:t>. Красные Баки</w:t>
+      </w:r>
+    </w:p>
+    <w:p>
+      <w:pPr>
+        <w:jc w:val="center"/>
+        <w:rPr>
+          <w:rFonts w:ascii="Times New Roman" w:hAnsi="Times New Roman" w:cs="Times New Roman"/>
+          <w:iCs/>
+          <w:sz w:val="28"/>
+          <w:szCs w:val="28"/>
+        </w:rPr>
+      </w:pPr>
+      <w:r>
+        <w:rPr>
+          <w:rFonts w:ascii="Times New Roman" w:hAnsi="Times New Roman" w:cs="Times New Roman"/>
+          <w:iCs/>
+          <w:sz w:val="28"/>
+          <w:szCs w:val="28"/>
+        </w:rPr>
+        <w:t>2026 г.</w:t>
+      </w:r>
+    </w:p>
+    <w:p>
+      <w:pPr>
+        <w:jc w:val="center"/>
         <w:rPr>
           <w:rFonts w:ascii="Times New Roman" w:hAnsi="Times New Roman" w:cs="Times New Roman"/>
           <w:b/>
           <w:bCs/>
-          <w:color w:val="auto"/>
-          <w:sz w:val="32"/>
-          <w:szCs w:val="32"/>
-        </w:rPr>
-        <w:lastRenderedPageBreak/>
-        <w:t xml:space="preserve">1 </w:t>
-      </w:r>
+          <w:sz w:val="28"/>
+          <w:szCs w:val="28"/>
+        </w:rPr>
+      </w:pPr>
       <w:r>
         <w:rPr>
           <w:rFonts w:ascii="Times New Roman" w:hAnsi="Times New Roman" w:cs="Times New Roman"/>
           <w:b/>
           <w:bCs/>
-          <w:color w:val="auto"/>
-          <w:sz w:val="32"/>
-          <w:szCs w:val="32"/>
-        </w:rPr>
-        <w:t>Задание варианта</w:t>
+          <w:sz w:val="28"/>
+          <w:szCs w:val="28"/>
+        </w:rPr>
+        <w:lastRenderedPageBreak/>
+        <w:t>ТЕКСТ ЗАДАНИЯ</w:t>
       </w:r>
     </w:p>
     <w:p>
       <w:pPr>
         <w:spacing w:line="360" w:lineRule="auto"/>
         <w:ind w:firstLine="709"/>
-        <w:rPr>
-          <w:rFonts w:ascii="Times New Roman" w:hAnsi="Times New Roman" w:cs="Times New Roman"/>
-          <w:b/>
-          <w:bCs/>
-          <w:sz w:val="28"/>
-          <w:szCs w:val="28"/>
-        </w:rPr>
-      </w:pPr>
-      <w:r>
-        <w:rPr>
-          <w:rFonts w:ascii="Times New Roman" w:hAnsi="Times New Roman" w:cs="Times New Roman"/>
-          <w:b/>
-          <w:bCs/>
-          <w:sz w:val="28"/>
-          <w:szCs w:val="28"/>
-        </w:rPr>
-        <w:t>Вариант 1. Интеграционный тест репозитория (SQLAlchemy)</w:t>
+        <w:jc w:val="both"/>
+        <w:rPr>
+          <w:rFonts w:ascii="Times New Roman" w:hAnsi="Times New Roman" w:cs="Times New Roman"/>
+          <w:sz w:val="28"/>
+          <w:szCs w:val="28"/>
+        </w:rPr>
+      </w:pPr>
+      <w:r>
+        <w:rPr>
+          <w:rFonts w:ascii="Times New Roman" w:hAnsi="Times New Roman" w:cs="Times New Roman"/>
+          <w:sz w:val="28"/>
+          <w:szCs w:val="28"/>
+        </w:rPr>
+        <w:t>Вариант 1. Интеграционный тест репозитория (</w:t>
+      </w:r>
+      <w:proofErr w:type="spellStart"/>
+      <w:r>
+        <w:rPr>
+          <w:rFonts w:ascii="Times New Roman" w:hAnsi="Times New Roman" w:cs="Times New Roman"/>
+          <w:sz w:val="28"/>
+          <w:szCs w:val="28"/>
+        </w:rPr>
+        <w:t>SQLAlchemy</w:t>
+      </w:r>
+      <w:proofErr w:type="spellEnd"/>
+      <w:r>
+        <w:rPr>
+          <w:rFonts w:ascii="Times New Roman" w:hAnsi="Times New Roman" w:cs="Times New Roman"/>
+          <w:sz w:val="28"/>
+          <w:szCs w:val="28"/>
+        </w:rPr>
+        <w:t>)</w:t>
       </w:r>
     </w:p>
     <w:p>
       <w:pPr>
         <w:spacing w:line="360" w:lineRule="auto"/>
         <w:ind w:firstLine="709"/>
-        <w:rPr>
-          <w:rFonts w:ascii="Times New Roman" w:hAnsi="Times New Roman" w:cs="Times New Roman"/>
-          <w:sz w:val="28"/>
-          <w:szCs w:val="28"/>
-        </w:rPr>
-      </w:pPr>
-      <w:r>
-        <w:rPr>
-          <w:rFonts w:ascii="Times New Roman" w:hAnsi="Times New Roman" w:cs="Times New Roman"/>
-          <w:b/>
-          <w:bCs/>
-          <w:sz w:val="28"/>
-          <w:szCs w:val="28"/>
-        </w:rPr>
-        <w:t>Задача:</w:t>
-      </w:r>
-      <w:r>
-        <w:rPr>
-          <w:rFonts w:ascii="Times New Roman" w:hAnsi="Times New Roman" w:cs="Times New Roman"/>
-          <w:sz w:val="28"/>
-          <w:szCs w:val="28"/>
-        </w:rPr>
-        <w:t> </w:t>
-      </w:r>
-      <w:r>
-        <w:rPr>
-          <w:rFonts w:ascii="Times New Roman" w:hAnsi="Times New Roman" w:cs="Times New Roman"/>
-          <w:sz w:val="28"/>
-          <w:szCs w:val="28"/>
-        </w:rPr>
-        <w:t>р</w:t>
-      </w:r>
-      <w:r>
-        <w:rPr>
-          <w:rFonts w:ascii="Times New Roman" w:hAnsi="Times New Roman" w:cs="Times New Roman"/>
-          <w:sz w:val="28"/>
-          <w:szCs w:val="28"/>
-        </w:rPr>
-        <w:t>азработать интеграционный тест для OrderRepository.</w:t>
+        <w:jc w:val="both"/>
+        <w:rPr>
+          <w:rFonts w:ascii="Times New Roman" w:hAnsi="Times New Roman" w:cs="Times New Roman"/>
+          <w:sz w:val="28"/>
+          <w:szCs w:val="28"/>
+        </w:rPr>
+      </w:pPr>
+      <w:r>
+        <w:rPr>
+          <w:rFonts w:ascii="Times New Roman" w:hAnsi="Times New Roman" w:cs="Times New Roman"/>
+          <w:sz w:val="28"/>
+          <w:szCs w:val="28"/>
+        </w:rPr>
+        <w:t>Описание предметной области:</w:t>
       </w:r>
     </w:p>
     <w:p>
       <w:pPr>
         <w:spacing w:line="360" w:lineRule="auto"/>
         <w:ind w:firstLine="709"/>
-        <w:rPr>
-          <w:rFonts w:ascii="Times New Roman" w:hAnsi="Times New Roman" w:cs="Times New Roman"/>
-          <w:sz w:val="28"/>
-          <w:szCs w:val="28"/>
-          <w:lang w:val="en-US"/>
-        </w:rPr>
-      </w:pPr>
-      <w:r>
-        <w:rPr>
-          <w:rFonts w:ascii="Times New Roman" w:hAnsi="Times New Roman" w:cs="Times New Roman"/>
-          <w:b/>
-          <w:bCs/>
-          <w:sz w:val="28"/>
-          <w:szCs w:val="28"/>
-        </w:rPr>
-        <w:t>Условие</w:t>
-      </w:r>
-      <w:r>
-        <w:rPr>
-          <w:rFonts w:ascii="Times New Roman" w:hAnsi="Times New Roman" w:cs="Times New Roman"/>
-          <w:b/>
-          <w:bCs/>
-          <w:sz w:val="28"/>
-          <w:szCs w:val="28"/>
-          <w:lang w:val="en-US"/>
-        </w:rPr>
-        <w:t>:</w:t>
-      </w:r>
-      <w:r>
-        <w:rPr>
-          <w:rFonts w:ascii="Times New Roman" w:hAnsi="Times New Roman" w:cs="Times New Roman"/>
-          <w:sz w:val="28"/>
-          <w:szCs w:val="28"/>
-          <w:lang w:val="en-US"/>
-        </w:rPr>
-        <w:t> </w:t>
-      </w:r>
-      <w:r>
-        <w:rPr>
-          <w:rFonts w:ascii="Times New Roman" w:hAnsi="Times New Roman" w:cs="Times New Roman"/>
-          <w:sz w:val="28"/>
-          <w:szCs w:val="28"/>
-        </w:rPr>
-        <w:t>В</w:t>
-      </w:r>
-      <w:r>
-        <w:rPr>
-          <w:rFonts w:ascii="Times New Roman" w:hAnsi="Times New Roman" w:cs="Times New Roman"/>
-          <w:sz w:val="28"/>
-          <w:szCs w:val="28"/>
-          <w:lang w:val="en-US"/>
-        </w:rPr>
-        <w:t xml:space="preserve"> </w:t>
-      </w:r>
-      <w:r>
-        <w:rPr>
-          <w:rFonts w:ascii="Times New Roman" w:hAnsi="Times New Roman" w:cs="Times New Roman"/>
-          <w:sz w:val="28"/>
-          <w:szCs w:val="28"/>
-        </w:rPr>
-        <w:t>БД</w:t>
-      </w:r>
-      <w:r>
-        <w:rPr>
-          <w:rFonts w:ascii="Times New Roman" w:hAnsi="Times New Roman" w:cs="Times New Roman"/>
-          <w:sz w:val="28"/>
-          <w:szCs w:val="28"/>
-          <w:lang w:val="en-US"/>
-        </w:rPr>
-        <w:t xml:space="preserve"> </w:t>
-      </w:r>
-      <w:r>
-        <w:rPr>
-          <w:rFonts w:ascii="Times New Roman" w:hAnsi="Times New Roman" w:cs="Times New Roman"/>
-          <w:sz w:val="28"/>
-          <w:szCs w:val="28"/>
-        </w:rPr>
-        <w:t>есть</w:t>
-      </w:r>
-      <w:r>
-        <w:rPr>
-          <w:rFonts w:ascii="Times New Roman" w:hAnsi="Times New Roman" w:cs="Times New Roman"/>
-          <w:sz w:val="28"/>
-          <w:szCs w:val="28"/>
-          <w:lang w:val="en-US"/>
-        </w:rPr>
-        <w:t xml:space="preserve"> </w:t>
-      </w:r>
-      <w:r>
-        <w:rPr>
-          <w:rFonts w:ascii="Times New Roman" w:hAnsi="Times New Roman" w:cs="Times New Roman"/>
-          <w:sz w:val="28"/>
-          <w:szCs w:val="28"/>
-        </w:rPr>
-        <w:t>таблица</w:t>
-      </w:r>
-      <w:r>
-        <w:rPr>
-          <w:rFonts w:ascii="Times New Roman" w:hAnsi="Times New Roman" w:cs="Times New Roman"/>
-          <w:sz w:val="28"/>
-          <w:szCs w:val="28"/>
-          <w:lang w:val="en-US"/>
-        </w:rPr>
-        <w:t> orders </w:t>
-      </w:r>
-      <w:r>
-        <w:rPr>
-          <w:rFonts w:ascii="Times New Roman" w:hAnsi="Times New Roman" w:cs="Times New Roman"/>
-          <w:sz w:val="28"/>
-          <w:szCs w:val="28"/>
-        </w:rPr>
-        <w:t>с</w:t>
-      </w:r>
-      <w:r>
-        <w:rPr>
-          <w:rFonts w:ascii="Times New Roman" w:hAnsi="Times New Roman" w:cs="Times New Roman"/>
-          <w:sz w:val="28"/>
-          <w:szCs w:val="28"/>
-          <w:lang w:val="en-US"/>
-        </w:rPr>
-        <w:t xml:space="preserve"> </w:t>
-      </w:r>
-      <w:r>
-        <w:rPr>
-          <w:rFonts w:ascii="Times New Roman" w:hAnsi="Times New Roman" w:cs="Times New Roman"/>
-          <w:sz w:val="28"/>
-          <w:szCs w:val="28"/>
-        </w:rPr>
-        <w:t>полями</w:t>
-      </w:r>
-      <w:r>
-        <w:rPr>
-          <w:rFonts w:ascii="Times New Roman" w:hAnsi="Times New Roman" w:cs="Times New Roman"/>
-          <w:sz w:val="28"/>
-          <w:szCs w:val="28"/>
-          <w:lang w:val="en-US"/>
-        </w:rPr>
-        <w:t> id, status (PENDING, PAID, SHIPPED), created_at.</w:t>
-      </w:r>
-    </w:p>
-    <w:p>
-      <w:pPr>
-        <w:spacing w:line="360" w:lineRule="auto"/>
-        <w:ind w:firstLine="709"/>
-        <w:rPr>
-          <w:rFonts w:ascii="Times New Roman" w:hAnsi="Times New Roman" w:cs="Times New Roman"/>
-          <w:sz w:val="28"/>
-          <w:szCs w:val="28"/>
-        </w:rPr>
-      </w:pPr>
-      <w:r>
-        <w:rPr>
-          <w:rFonts w:ascii="Times New Roman" w:hAnsi="Times New Roman" w:cs="Times New Roman"/>
-          <w:b/>
-          <w:bCs/>
-          <w:sz w:val="28"/>
-          <w:szCs w:val="28"/>
-        </w:rPr>
-        <w:t>Требование:</w:t>
-      </w:r>
-      <w:r>
-        <w:rPr>
-          <w:rFonts w:ascii="Times New Roman" w:hAnsi="Times New Roman" w:cs="Times New Roman"/>
-          <w:sz w:val="28"/>
-          <w:szCs w:val="28"/>
-        </w:rPr>
-        <w:t> </w:t>
-      </w:r>
-      <w:r>
-        <w:rPr>
-          <w:rFonts w:ascii="Times New Roman" w:hAnsi="Times New Roman" w:cs="Times New Roman"/>
-          <w:sz w:val="28"/>
-          <w:szCs w:val="28"/>
-        </w:rPr>
-        <w:t>н</w:t>
-      </w:r>
-      <w:r>
-        <w:rPr>
-          <w:rFonts w:ascii="Times New Roman" w:hAnsi="Times New Roman" w:cs="Times New Roman"/>
-          <w:sz w:val="28"/>
-          <w:szCs w:val="28"/>
-        </w:rPr>
-        <w:t>аписать тест на pytest с фикстурой для БД (SQLite in-memory), который:</w:t>
+        <w:jc w:val="both"/>
+        <w:rPr>
+          <w:rFonts w:ascii="Times New Roman" w:hAnsi="Times New Roman" w:cs="Times New Roman"/>
+          <w:sz w:val="28"/>
+          <w:szCs w:val="28"/>
+        </w:rPr>
+      </w:pPr>
+      <w:r>
+        <w:rPr>
+          <w:rFonts w:ascii="Times New Roman" w:hAnsi="Times New Roman" w:cs="Times New Roman"/>
+          <w:sz w:val="28"/>
+          <w:szCs w:val="28"/>
+        </w:rPr>
+        <w:t>Система управления заказами. Основные сущности:</w:t>
       </w:r>
     </w:p>
     <w:p>
@@ -664,20 +528,111 @@
         </w:numPr>
         <w:spacing w:line="360" w:lineRule="auto"/>
         <w:ind w:firstLine="709"/>
-        <w:rPr>
-          <w:rFonts w:ascii="Times New Roman" w:hAnsi="Times New Roman" w:cs="Times New Roman"/>
-          <w:sz w:val="28"/>
-          <w:szCs w:val="28"/>
-        </w:rPr>
-      </w:pPr>
-      <w:r>
-        <w:rPr>
-          <w:rFonts w:ascii="Times New Roman" w:hAnsi="Times New Roman" w:cs="Times New Roman"/>
-          <w:sz w:val="28"/>
-          <w:szCs w:val="28"/>
-        </w:rPr>
-        <w:t>Поднимает тестовую БД через create_all().</w:t>
-      </w:r>
+        <w:jc w:val="both"/>
+        <w:rPr>
+          <w:rFonts w:ascii="Times New Roman" w:hAnsi="Times New Roman" w:cs="Times New Roman"/>
+          <w:sz w:val="28"/>
+          <w:szCs w:val="28"/>
+          <w:lang w:val="en-US"/>
+        </w:rPr>
+      </w:pPr>
+      <w:r>
+        <w:rPr>
+          <w:rFonts w:ascii="Times New Roman" w:hAnsi="Times New Roman" w:cs="Times New Roman"/>
+          <w:sz w:val="28"/>
+          <w:szCs w:val="28"/>
+          <w:lang w:val="en-US"/>
+        </w:rPr>
+        <w:t>Order (</w:t>
+      </w:r>
+      <w:r>
+        <w:rPr>
+          <w:rFonts w:ascii="Times New Roman" w:hAnsi="Times New Roman" w:cs="Times New Roman"/>
+          <w:sz w:val="28"/>
+          <w:szCs w:val="28"/>
+        </w:rPr>
+        <w:t>заказ</w:t>
+      </w:r>
+      <w:r>
+        <w:rPr>
+          <w:rFonts w:ascii="Times New Roman" w:hAnsi="Times New Roman" w:cs="Times New Roman"/>
+          <w:sz w:val="28"/>
+          <w:szCs w:val="28"/>
+          <w:lang w:val="en-US"/>
+        </w:rPr>
+        <w:t xml:space="preserve">): id, status (PENDING, PAID, SHIPPED, CANCELLED), </w:t>
+      </w:r>
+      <w:proofErr w:type="spellStart"/>
+      <w:r>
+        <w:rPr>
+          <w:rFonts w:ascii="Times New Roman" w:hAnsi="Times New Roman" w:cs="Times New Roman"/>
+          <w:sz w:val="28"/>
+          <w:szCs w:val="28"/>
+          <w:lang w:val="en-US"/>
+        </w:rPr>
+        <w:t>created_at</w:t>
+      </w:r>
+      <w:proofErr w:type="spellEnd"/>
+      <w:r>
+        <w:rPr>
+          <w:rFonts w:ascii="Times New Roman" w:hAnsi="Times New Roman" w:cs="Times New Roman"/>
+          <w:sz w:val="28"/>
+          <w:szCs w:val="28"/>
+          <w:lang w:val="en-US"/>
+        </w:rPr>
+        <w:t xml:space="preserve">, </w:t>
+      </w:r>
+      <w:proofErr w:type="spellStart"/>
+      <w:r>
+        <w:rPr>
+          <w:rFonts w:ascii="Times New Roman" w:hAnsi="Times New Roman" w:cs="Times New Roman"/>
+          <w:sz w:val="28"/>
+          <w:szCs w:val="28"/>
+          <w:lang w:val="en-US"/>
+        </w:rPr>
+        <w:t>customer_name</w:t>
+      </w:r>
+      <w:proofErr w:type="spellEnd"/>
+      <w:r>
+        <w:rPr>
+          <w:rFonts w:ascii="Times New Roman" w:hAnsi="Times New Roman" w:cs="Times New Roman"/>
+          <w:sz w:val="28"/>
+          <w:szCs w:val="28"/>
+          <w:lang w:val="en-US"/>
+        </w:rPr>
+        <w:t xml:space="preserve">, </w:t>
+      </w:r>
+      <w:proofErr w:type="spellStart"/>
+      <w:r>
+        <w:rPr>
+          <w:rFonts w:ascii="Times New Roman" w:hAnsi="Times New Roman" w:cs="Times New Roman"/>
+          <w:sz w:val="28"/>
+          <w:szCs w:val="28"/>
+          <w:lang w:val="en-US"/>
+        </w:rPr>
+        <w:t>delivery_address</w:t>
+      </w:r>
+      <w:proofErr w:type="spellEnd"/>
+      <w:r>
+        <w:rPr>
+          <w:rFonts w:ascii="Times New Roman" w:hAnsi="Times New Roman" w:cs="Times New Roman"/>
+          <w:sz w:val="28"/>
+          <w:szCs w:val="28"/>
+          <w:lang w:val="en-US"/>
+        </w:rPr>
+        <w:t xml:space="preserve">, </w:t>
+      </w:r>
+      <w:proofErr w:type="spellStart"/>
+      <w:r>
+        <w:rPr>
+          <w:rFonts w:ascii="Times New Roman" w:hAnsi="Times New Roman" w:cs="Times New Roman"/>
+          <w:sz w:val="28"/>
+          <w:szCs w:val="28"/>
+          <w:lang w:val="en-US"/>
+        </w:rPr>
+        <w:t>total_amount</w:t>
+      </w:r>
+      <w:proofErr w:type="spellEnd"/>
     </w:p>
     <w:p>
       <w:pPr>
@@ -687,29 +642,147 @@
         </w:numPr>
         <w:spacing w:line="360" w:lineRule="auto"/>
         <w:ind w:firstLine="709"/>
-        <w:rPr>
-          <w:rFonts w:ascii="Times New Roman" w:hAnsi="Times New Roman" w:cs="Times New Roman"/>
-          <w:sz w:val="28"/>
-          <w:szCs w:val="28"/>
-        </w:rPr>
-      </w:pPr>
-      <w:r>
-        <w:rPr>
-          <w:rFonts w:ascii="Times New Roman" w:hAnsi="Times New Roman" w:cs="Times New Roman"/>
-          <w:sz w:val="28"/>
-          <w:szCs w:val="28"/>
-        </w:rPr>
-        <w:t>Сохраняет заказ через репозиторий.</w:t>
-      </w:r>
-    </w:p>
-    <w:p>
-      <w:pPr>
-        <w:numPr>
-          <w:ilvl w:val="0"/>
-          <w:numId w:val="1"/>
-        </w:numPr>
+        <w:jc w:val="both"/>
+        <w:rPr>
+          <w:rFonts w:ascii="Times New Roman" w:hAnsi="Times New Roman" w:cs="Times New Roman"/>
+          <w:sz w:val="28"/>
+          <w:szCs w:val="28"/>
+          <w:lang w:val="en-US"/>
+        </w:rPr>
+      </w:pPr>
+      <w:proofErr w:type="spellStart"/>
+      <w:r>
+        <w:rPr>
+          <w:rFonts w:ascii="Times New Roman" w:hAnsi="Times New Roman" w:cs="Times New Roman"/>
+          <w:sz w:val="28"/>
+          <w:szCs w:val="28"/>
+          <w:lang w:val="en-US"/>
+        </w:rPr>
+        <w:t>OrderItem</w:t>
+      </w:r>
+      <w:proofErr w:type="spellEnd"/>
+      <w:r>
+        <w:rPr>
+          <w:rFonts w:ascii="Times New Roman" w:hAnsi="Times New Roman" w:cs="Times New Roman"/>
+          <w:sz w:val="28"/>
+          <w:szCs w:val="28"/>
+          <w:lang w:val="en-US"/>
+        </w:rPr>
+        <w:t xml:space="preserve"> (</w:t>
+      </w:r>
+      <w:r>
+        <w:rPr>
+          <w:rFonts w:ascii="Times New Roman" w:hAnsi="Times New Roman" w:cs="Times New Roman"/>
+          <w:sz w:val="28"/>
+          <w:szCs w:val="28"/>
+        </w:rPr>
+        <w:t>позиция</w:t>
+      </w:r>
+      <w:r>
+        <w:rPr>
+          <w:rFonts w:ascii="Times New Roman" w:hAnsi="Times New Roman" w:cs="Times New Roman"/>
+          <w:sz w:val="28"/>
+          <w:szCs w:val="28"/>
+          <w:lang w:val="en-US"/>
+        </w:rPr>
+        <w:t xml:space="preserve"> </w:t>
+      </w:r>
+      <w:r>
+        <w:rPr>
+          <w:rFonts w:ascii="Times New Roman" w:hAnsi="Times New Roman" w:cs="Times New Roman"/>
+          <w:sz w:val="28"/>
+          <w:szCs w:val="28"/>
+        </w:rPr>
+        <w:t>заказа</w:t>
+      </w:r>
+      <w:r>
+        <w:rPr>
+          <w:rFonts w:ascii="Times New Roman" w:hAnsi="Times New Roman" w:cs="Times New Roman"/>
+          <w:sz w:val="28"/>
+          <w:szCs w:val="28"/>
+          <w:lang w:val="en-US"/>
+        </w:rPr>
+        <w:t xml:space="preserve">): id, </w:t>
+      </w:r>
+      <w:proofErr w:type="spellStart"/>
+      <w:r>
+        <w:rPr>
+          <w:rFonts w:ascii="Times New Roman" w:hAnsi="Times New Roman" w:cs="Times New Roman"/>
+          <w:sz w:val="28"/>
+          <w:szCs w:val="28"/>
+          <w:lang w:val="en-US"/>
+        </w:rPr>
+        <w:t>order_id</w:t>
+      </w:r>
+      <w:proofErr w:type="spellEnd"/>
+      <w:r>
+        <w:rPr>
+          <w:rFonts w:ascii="Times New Roman" w:hAnsi="Times New Roman" w:cs="Times New Roman"/>
+          <w:sz w:val="28"/>
+          <w:szCs w:val="28"/>
+          <w:lang w:val="en-US"/>
+        </w:rPr>
+        <w:t xml:space="preserve"> (</w:t>
+      </w:r>
+      <w:r>
+        <w:rPr>
+          <w:rFonts w:ascii="Times New Roman" w:hAnsi="Times New Roman" w:cs="Times New Roman"/>
+          <w:sz w:val="28"/>
+          <w:szCs w:val="28"/>
+        </w:rPr>
+        <w:t>внешний</w:t>
+      </w:r>
+      <w:r>
+        <w:rPr>
+          <w:rFonts w:ascii="Times New Roman" w:hAnsi="Times New Roman" w:cs="Times New Roman"/>
+          <w:sz w:val="28"/>
+          <w:szCs w:val="28"/>
+          <w:lang w:val="en-US"/>
+        </w:rPr>
+        <w:t xml:space="preserve"> </w:t>
+      </w:r>
+      <w:r>
+        <w:rPr>
+          <w:rFonts w:ascii="Times New Roman" w:hAnsi="Times New Roman" w:cs="Times New Roman"/>
+          <w:sz w:val="28"/>
+          <w:szCs w:val="28"/>
+        </w:rPr>
+        <w:t>ключ</w:t>
+      </w:r>
+      <w:r>
+        <w:rPr>
+          <w:rFonts w:ascii="Times New Roman" w:hAnsi="Times New Roman" w:cs="Times New Roman"/>
+          <w:sz w:val="28"/>
+          <w:szCs w:val="28"/>
+          <w:lang w:val="en-US"/>
+        </w:rPr>
+        <w:t xml:space="preserve">), </w:t>
+      </w:r>
+      <w:proofErr w:type="spellStart"/>
+      <w:r>
+        <w:rPr>
+          <w:rFonts w:ascii="Times New Roman" w:hAnsi="Times New Roman" w:cs="Times New Roman"/>
+          <w:sz w:val="28"/>
+          <w:szCs w:val="28"/>
+          <w:lang w:val="en-US"/>
+        </w:rPr>
+        <w:t>product_name</w:t>
+      </w:r>
+      <w:proofErr w:type="spellEnd"/>
+      <w:r>
+        <w:rPr>
+          <w:rFonts w:ascii="Times New Roman" w:hAnsi="Times New Roman" w:cs="Times New Roman"/>
+          <w:sz w:val="28"/>
+          <w:szCs w:val="28"/>
+          <w:lang w:val="en-US"/>
+        </w:rPr>
+        <w:t>, quantity, price</w:t>
+      </w:r>
+    </w:p>
+    <w:p>
+      <w:pPr>
         <w:spacing w:line="360" w:lineRule="auto"/>
-        <w:ind w:firstLine="709"/>
+        <w:jc w:val="both"/>
         <w:rPr>
           <w:rFonts w:ascii="Times New Roman" w:hAnsi="Times New Roman" w:cs="Times New Roman"/>
           <w:sz w:val="28"/>
@@ -720,189 +793,18 @@
       <w:r>
         <w:rPr>
           <w:rFonts w:ascii="Times New Roman" w:hAnsi="Times New Roman" w:cs="Times New Roman"/>
-          <w:sz w:val="28"/>
-          <w:szCs w:val="28"/>
-        </w:rPr>
-        <w:t>Выполняет</w:t>
-      </w:r>
-      <w:r>
-        <w:rPr>
-          <w:rFonts w:ascii="Times New Roman" w:hAnsi="Times New Roman" w:cs="Times New Roman"/>
-          <w:sz w:val="28"/>
-          <w:szCs w:val="28"/>
-          <w:lang w:val="en-US"/>
-        </w:rPr>
-        <w:t xml:space="preserve"> </w:t>
-      </w:r>
-      <w:r>
-        <w:rPr>
-          <w:rFonts w:ascii="Times New Roman" w:hAnsi="Times New Roman" w:cs="Times New Roman"/>
-          <w:sz w:val="28"/>
-          <w:szCs w:val="28"/>
-        </w:rPr>
-        <w:t>запрос</w:t>
-      </w:r>
-      <w:r>
-        <w:rPr>
-          <w:rFonts w:ascii="Times New Roman" w:hAnsi="Times New Roman" w:cs="Times New Roman"/>
-          <w:sz w:val="28"/>
-          <w:szCs w:val="28"/>
-          <w:lang w:val="en-US"/>
-        </w:rPr>
-        <w:t> find_all_by_status("PENDING").</w:t>
-      </w:r>
-    </w:p>
-    <w:p>
-      <w:pPr>
-        <w:numPr>
-          <w:ilvl w:val="0"/>
-          <w:numId w:val="1"/>
-        </w:numPr>
-        <w:spacing w:line="360" w:lineRule="auto"/>
-        <w:ind w:firstLine="709"/>
-        <w:rPr>
-          <w:rFonts w:ascii="Times New Roman" w:hAnsi="Times New Roman" w:cs="Times New Roman"/>
-          <w:sz w:val="28"/>
-          <w:szCs w:val="28"/>
-        </w:rPr>
-      </w:pPr>
-      <w:r>
-        <w:rPr>
-          <w:rFonts w:ascii="Times New Roman" w:hAnsi="Times New Roman" w:cs="Times New Roman"/>
-          <w:sz w:val="28"/>
-          <w:szCs w:val="28"/>
-        </w:rPr>
-        <w:t>Проверяет, что транзакция корректно фиксируется.</w:t>
-      </w:r>
-    </w:p>
-    <w:p>
-      <w:pPr>
-        <w:rPr>
-          <w:rFonts w:ascii="Times New Roman" w:eastAsiaTheme="majorEastAsia" w:hAnsi="Times New Roman" w:cs="Times New Roman"/>
-          <w:b/>
-          <w:bCs/>
-          <w:sz w:val="32"/>
-          <w:szCs w:val="32"/>
-        </w:rPr>
-      </w:pPr>
-      <w:r>
-        <w:rPr>
-          <w:rFonts w:ascii="Times New Roman" w:hAnsi="Times New Roman" w:cs="Times New Roman"/>
-          <w:b/>
-          <w:bCs/>
-          <w:sz w:val="32"/>
-          <w:szCs w:val="32"/>
-        </w:rPr>
-        <w:br w:type="page"/>
-      </w:r>
-    </w:p>
-    <w:p>
-      <w:pPr>
-        <w:pStyle w:val="1"/>
-        <w:spacing w:line="360" w:lineRule="auto"/>
-        <w:jc w:val="center"/>
-        <w:rPr>
-          <w:rFonts w:ascii="Times New Roman" w:hAnsi="Times New Roman" w:cs="Times New Roman"/>
-          <w:b/>
-          <w:bCs/>
-          <w:color w:val="auto"/>
-          <w:sz w:val="32"/>
-          <w:szCs w:val="32"/>
-        </w:rPr>
-      </w:pPr>
-      <w:r>
-        <w:rPr>
-          <w:rFonts w:ascii="Times New Roman" w:hAnsi="Times New Roman" w:cs="Times New Roman"/>
-          <w:b/>
-          <w:bCs/>
-          <w:color w:val="auto"/>
-          <w:sz w:val="32"/>
-          <w:szCs w:val="32"/>
-        </w:rPr>
-        <w:lastRenderedPageBreak/>
-        <w:t>2 Анализ спецификации</w:t>
-      </w:r>
-    </w:p>
-    <w:p>
-      <w:pPr>
-        <w:spacing w:line="360" w:lineRule="auto"/>
-        <w:ind w:firstLine="709"/>
-        <w:rPr>
-          <w:rFonts w:ascii="Times New Roman" w:hAnsi="Times New Roman" w:cs="Times New Roman"/>
-          <w:sz w:val="28"/>
-          <w:szCs w:val="28"/>
-        </w:rPr>
-      </w:pPr>
-      <w:r>
-        <w:rPr>
-          <w:rFonts w:ascii="Times New Roman" w:hAnsi="Times New Roman" w:cs="Times New Roman"/>
-          <w:sz w:val="28"/>
-          <w:szCs w:val="28"/>
-        </w:rPr>
-        <w:t>Тип теста</w:t>
-      </w:r>
-    </w:p>
-    <w:p>
-      <w:pPr>
-        <w:spacing w:line="360" w:lineRule="auto"/>
-        <w:ind w:firstLine="709"/>
-        <w:rPr>
-          <w:rFonts w:ascii="Times New Roman" w:hAnsi="Times New Roman" w:cs="Times New Roman"/>
-          <w:sz w:val="28"/>
-          <w:szCs w:val="28"/>
-        </w:rPr>
-      </w:pPr>
-      <w:r>
-        <w:rPr>
-          <w:rFonts w:ascii="Times New Roman" w:hAnsi="Times New Roman" w:cs="Times New Roman"/>
-          <w:sz w:val="28"/>
-          <w:szCs w:val="28"/>
-        </w:rPr>
-        <w:t xml:space="preserve">Интеграционный тест </w:t>
-      </w:r>
-      <w:r>
-        <w:rPr>
-          <w:rFonts w:ascii="Times New Roman" w:hAnsi="Times New Roman" w:cs="Times New Roman"/>
-          <w:sz w:val="28"/>
-          <w:szCs w:val="28"/>
-        </w:rPr>
-        <w:t>-</w:t>
-      </w:r>
-      <w:r>
-        <w:rPr>
-          <w:rFonts w:ascii="Times New Roman" w:hAnsi="Times New Roman" w:cs="Times New Roman"/>
-          <w:sz w:val="28"/>
-          <w:szCs w:val="28"/>
-        </w:rPr>
-        <w:t xml:space="preserve"> тестируется взаимодействие репозитория с базой данных.</w:t>
-      </w:r>
-    </w:p>
-    <w:p>
-      <w:pPr>
-        <w:spacing w:line="360" w:lineRule="auto"/>
-        <w:ind w:firstLine="709"/>
-        <w:rPr>
-          <w:rFonts w:ascii="Times New Roman" w:hAnsi="Times New Roman" w:cs="Times New Roman"/>
           <w:i/>
           <w:iCs/>
           <w:sz w:val="28"/>
           <w:szCs w:val="28"/>
         </w:rPr>
-      </w:pPr>
-      <w:r>
-        <w:rPr>
-          <w:rFonts w:ascii="Times New Roman" w:hAnsi="Times New Roman" w:cs="Times New Roman"/>
-          <w:i/>
-          <w:iCs/>
-          <w:sz w:val="28"/>
-          <w:szCs w:val="28"/>
-        </w:rPr>
-        <w:t>Таблица 1 - Зависимости</w:t>
+        <w:t xml:space="preserve">Таблица 1 – Методы репозитория </w:t>
       </w:r>
     </w:p>
     <w:tbl>
       <w:tblPr>
-        <w:tblW w:w="9360" w:type="dxa"/>
+        <w:tblW w:w="10080" w:type="dxa"/>
+        <w:jc w:val="center"/>
         <w:tblBorders>
           <w:top w:val="single" w:sz="4" w:space="0" w:color="auto"/>
           <w:left w:val="single" w:sz="4" w:space="0" w:color="auto"/>
@@ -920,13 +822,13 @@
         <w:tblLook w:val="04A0" w:firstRow="1" w:lastRow="0" w:firstColumn="1" w:lastColumn="0" w:noHBand="0" w:noVBand="1"/>
       </w:tblPr>
       <w:tblGrid>
-        <w:gridCol w:w="3024"/>
-        <w:gridCol w:w="2567"/>
-        <w:gridCol w:w="3769"/>
+        <w:gridCol w:w="5027"/>
+        <w:gridCol w:w="5053"/>
       </w:tblGrid>
       <w:tr>
         <w:trPr>
           <w:tblHeader/>
+          <w:jc w:val="center"/>
         </w:trPr>
         <w:tc>
           <w:tcPr>
@@ -942,6 +844,7 @@
           </w:tcPr>
           <w:p>
             <w:pPr>
+              <w:spacing w:line="360" w:lineRule="auto"/>
               <w:jc w:val="center"/>
               <w:rPr>
                 <w:rFonts w:ascii="Times New Roman" w:hAnsi="Times New Roman" w:cs="Times New Roman"/>
@@ -959,110 +862,7 @@
                 <w:sz w:val="28"/>
                 <w:szCs w:val="28"/>
               </w:rPr>
-              <w:t>Зависимость</w:t>
-            </w:r>
-          </w:p>
-        </w:tc>
-        <w:tc>
-          <w:tcPr>
-            <w:tcW w:w="0" w:type="auto"/>
-            <w:tcMar>
-              <w:top w:w="150" w:type="dxa"/>
-              <w:left w:w="240" w:type="dxa"/>
-              <w:bottom w:w="150" w:type="dxa"/>
-              <w:right w:w="240" w:type="dxa"/>
-            </w:tcMar>
-            <w:vAlign w:val="center"/>
-            <w:hideMark/>
-          </w:tcPr>
-          <w:p>
-            <w:pPr>
-              <w:jc w:val="center"/>
-              <w:rPr>
-                <w:rFonts w:ascii="Times New Roman" w:hAnsi="Times New Roman" w:cs="Times New Roman"/>
-                <w:b/>
-                <w:bCs/>
-                <w:sz w:val="28"/>
-                <w:szCs w:val="28"/>
-              </w:rPr>
-            </w:pPr>
-            <w:r>
-              <w:rPr>
-                <w:rFonts w:ascii="Times New Roman" w:hAnsi="Times New Roman" w:cs="Times New Roman"/>
-                <w:b/>
-                <w:bCs/>
-                <w:sz w:val="28"/>
-                <w:szCs w:val="28"/>
-              </w:rPr>
-              <w:t>Тип</w:t>
-            </w:r>
-          </w:p>
-        </w:tc>
-        <w:tc>
-          <w:tcPr>
-            <w:tcW w:w="0" w:type="auto"/>
-            <w:tcMar>
-              <w:top w:w="150" w:type="dxa"/>
-              <w:left w:w="240" w:type="dxa"/>
-              <w:bottom w:w="150" w:type="dxa"/>
-              <w:right w:w="240" w:type="dxa"/>
-            </w:tcMar>
-            <w:vAlign w:val="center"/>
-            <w:hideMark/>
-          </w:tcPr>
-          <w:p>
-            <w:pPr>
-              <w:jc w:val="center"/>
-              <w:rPr>
-                <w:rFonts w:ascii="Times New Roman" w:hAnsi="Times New Roman" w:cs="Times New Roman"/>
-                <w:b/>
-                <w:bCs/>
-                <w:sz w:val="28"/>
-                <w:szCs w:val="28"/>
-              </w:rPr>
-            </w:pPr>
-            <w:r>
-              <w:rPr>
-                <w:rFonts w:ascii="Times New Roman" w:hAnsi="Times New Roman" w:cs="Times New Roman"/>
-                <w:b/>
-                <w:bCs/>
-                <w:sz w:val="28"/>
-                <w:szCs w:val="28"/>
-              </w:rPr>
-              <w:t>Назначение</w:t>
-            </w:r>
-          </w:p>
-        </w:tc>
-      </w:tr>
-      <w:tr>
-        <w:tc>
-          <w:tcPr>
-            <w:tcW w:w="0" w:type="auto"/>
-            <w:tcMar>
-              <w:top w:w="150" w:type="dxa"/>
-              <w:left w:w="0" w:type="dxa"/>
-              <w:bottom w:w="150" w:type="dxa"/>
-              <w:right w:w="240" w:type="dxa"/>
-            </w:tcMar>
-            <w:vAlign w:val="center"/>
-            <w:hideMark/>
-          </w:tcPr>
-          <w:p>
-            <w:pPr>
-              <w:spacing w:line="360" w:lineRule="auto"/>
-              <w:rPr>
-                <w:rFonts w:ascii="Times New Roman" w:hAnsi="Times New Roman" w:cs="Times New Roman"/>
-                <w:sz w:val="28"/>
-                <w:szCs w:val="28"/>
-              </w:rPr>
-            </w:pPr>
-            <w:r>
-              <w:rPr>
-                <w:rFonts w:ascii="Times New Roman" w:hAnsi="Times New Roman" w:cs="Times New Roman"/>
-                <w:sz w:val="28"/>
-                <w:szCs w:val="28"/>
-              </w:rPr>
-              <w:t>SQLAlchemy</w:t>
+              <w:t>Метод</w:t>
             </w:r>
           </w:p>
         </w:tc>
@@ -1081,8 +881,11 @@
           <w:p>
             <w:pPr>
               <w:spacing w:line="360" w:lineRule="auto"/>
-              <w:rPr>
-                <w:rFonts w:ascii="Times New Roman" w:hAnsi="Times New Roman" w:cs="Times New Roman"/>
+              <w:jc w:val="center"/>
+              <w:rPr>
+                <w:rFonts w:ascii="Times New Roman" w:hAnsi="Times New Roman" w:cs="Times New Roman"/>
+                <w:b/>
+                <w:bCs/>
                 <w:sz w:val="28"/>
                 <w:szCs w:val="28"/>
               </w:rPr>
@@ -1090,10 +893,77 @@
             <w:r>
               <w:rPr>
                 <w:rFonts w:ascii="Times New Roman" w:hAnsi="Times New Roman" w:cs="Times New Roman"/>
-                <w:sz w:val="28"/>
-                <w:szCs w:val="28"/>
-              </w:rPr>
-              <w:t>ORM</w:t>
+                <w:b/>
+                <w:bCs/>
+                <w:sz w:val="28"/>
+                <w:szCs w:val="28"/>
+              </w:rPr>
+              <w:t>Описание</w:t>
+            </w:r>
+          </w:p>
+        </w:tc>
+      </w:tr>
+      <w:tr>
+        <w:trPr>
+          <w:jc w:val="center"/>
+        </w:trPr>
+        <w:tc>
+          <w:tcPr>
+            <w:tcW w:w="0" w:type="auto"/>
+            <w:tcMar>
+              <w:top w:w="150" w:type="dxa"/>
+              <w:left w:w="0" w:type="dxa"/>
+              <w:bottom w:w="150" w:type="dxa"/>
+              <w:right w:w="240" w:type="dxa"/>
+            </w:tcMar>
+            <w:vAlign w:val="center"/>
+            <w:hideMark/>
+          </w:tcPr>
+          <w:p>
+            <w:pPr>
+              <w:spacing w:line="360" w:lineRule="auto"/>
+              <w:jc w:val="both"/>
+              <w:rPr>
+                <w:rFonts w:ascii="Times New Roman" w:hAnsi="Times New Roman" w:cs="Times New Roman"/>
+                <w:sz w:val="28"/>
+                <w:szCs w:val="28"/>
+              </w:rPr>
+            </w:pPr>
+            <w:proofErr w:type="spellStart"/>
+            <w:r>
+              <w:rPr>
+                <w:rFonts w:ascii="Times New Roman" w:hAnsi="Times New Roman" w:cs="Times New Roman"/>
+                <w:sz w:val="28"/>
+                <w:szCs w:val="28"/>
+              </w:rPr>
+              <w:t>create</w:t>
+            </w:r>
+            <w:proofErr w:type="spellEnd"/>
+            <w:r>
+              <w:rPr>
+                <w:rFonts w:ascii="Times New Roman" w:hAnsi="Times New Roman" w:cs="Times New Roman"/>
+                <w:sz w:val="28"/>
+                <w:szCs w:val="28"/>
+              </w:rPr>
+              <w:t>(</w:t>
+            </w:r>
+            <w:proofErr w:type="spellStart"/>
+            <w:r>
+              <w:rPr>
+                <w:rFonts w:ascii="Times New Roman" w:hAnsi="Times New Roman" w:cs="Times New Roman"/>
+                <w:sz w:val="28"/>
+                <w:szCs w:val="28"/>
+              </w:rPr>
+              <w:t>order_data</w:t>
+            </w:r>
+            <w:proofErr w:type="spellEnd"/>
+            <w:r>
+              <w:rPr>
+                <w:rFonts w:ascii="Times New Roman" w:hAnsi="Times New Roman" w:cs="Times New Roman"/>
+                <w:sz w:val="28"/>
+                <w:szCs w:val="28"/>
+              </w:rPr>
+              <w:t>)</w:t>
             </w:r>
           </w:p>
         </w:tc>
@@ -1112,6 +982,7 @@
           <w:p>
             <w:pPr>
               <w:spacing w:line="360" w:lineRule="auto"/>
+              <w:jc w:val="both"/>
               <w:rPr>
                 <w:rFonts w:ascii="Times New Roman" w:hAnsi="Times New Roman" w:cs="Times New Roman"/>
                 <w:sz w:val="28"/>
@@ -1124,12 +995,15 @@
                 <w:sz w:val="28"/>
                 <w:szCs w:val="28"/>
               </w:rPr>
-              <w:t>Работа с базой данных</w:t>
+              <w:t>Создаёт заказ и связанные позиции</w:t>
             </w:r>
           </w:p>
         </w:tc>
       </w:tr>
       <w:tr>
+        <w:trPr>
+          <w:jc w:val="center"/>
+        </w:trPr>
         <w:tc>
           <w:tcPr>
             <w:tcW w:w="0" w:type="auto"/>
@@ -1145,50 +1019,53 @@
           <w:p>
             <w:pPr>
               <w:spacing w:line="360" w:lineRule="auto"/>
-              <w:rPr>
-                <w:rFonts w:ascii="Times New Roman" w:hAnsi="Times New Roman" w:cs="Times New Roman"/>
-                <w:sz w:val="28"/>
-                <w:szCs w:val="28"/>
+              <w:jc w:val="both"/>
+              <w:rPr>
+                <w:rFonts w:ascii="Times New Roman" w:hAnsi="Times New Roman" w:cs="Times New Roman"/>
+                <w:sz w:val="28"/>
+                <w:szCs w:val="28"/>
+                <w:lang w:val="en-US"/>
               </w:rPr>
             </w:pPr>
-            <w:r>
-              <w:rPr>
-                <w:rFonts w:ascii="Times New Roman" w:hAnsi="Times New Roman" w:cs="Times New Roman"/>
-                <w:sz w:val="28"/>
-                <w:szCs w:val="28"/>
-              </w:rPr>
-              <w:t>SQLite in-memory</w:t>
-            </w:r>
-          </w:p>
-        </w:tc>
-        <w:tc>
-          <w:tcPr>
-            <w:tcW w:w="0" w:type="auto"/>
-            <w:tcMar>
-              <w:top w:w="150" w:type="dxa"/>
-              <w:left w:w="240" w:type="dxa"/>
-              <w:bottom w:w="150" w:type="dxa"/>
-              <w:right w:w="240" w:type="dxa"/>
-            </w:tcMar>
-            <w:vAlign w:val="center"/>
-            <w:hideMark/>
-          </w:tcPr>
-          <w:p>
-            <w:pPr>
-              <w:spacing w:line="360" w:lineRule="auto"/>
-              <w:rPr>
-                <w:rFonts w:ascii="Times New Roman" w:hAnsi="Times New Roman" w:cs="Times New Roman"/>
-                <w:sz w:val="28"/>
-                <w:szCs w:val="28"/>
-              </w:rPr>
-            </w:pPr>
-            <w:r>
-              <w:rPr>
-                <w:rFonts w:ascii="Times New Roman" w:hAnsi="Times New Roman" w:cs="Times New Roman"/>
-                <w:sz w:val="28"/>
-                <w:szCs w:val="28"/>
-              </w:rPr>
-              <w:t>БД</w:t>
+            <w:proofErr w:type="spellStart"/>
+            <w:r>
+              <w:rPr>
+                <w:rFonts w:ascii="Times New Roman" w:hAnsi="Times New Roman" w:cs="Times New Roman"/>
+                <w:sz w:val="28"/>
+                <w:szCs w:val="28"/>
+                <w:lang w:val="en-US"/>
+              </w:rPr>
+              <w:t>find_by_id</w:t>
+            </w:r>
+            <w:proofErr w:type="spellEnd"/>
+            <w:r>
+              <w:rPr>
+                <w:rFonts w:ascii="Times New Roman" w:hAnsi="Times New Roman" w:cs="Times New Roman"/>
+                <w:sz w:val="28"/>
+                <w:szCs w:val="28"/>
+                <w:lang w:val="en-US"/>
+              </w:rPr>
+              <w:t>(</w:t>
+            </w:r>
+            <w:proofErr w:type="spellStart"/>
+            <w:r>
+              <w:rPr>
+                <w:rFonts w:ascii="Times New Roman" w:hAnsi="Times New Roman" w:cs="Times New Roman"/>
+                <w:sz w:val="28"/>
+                <w:szCs w:val="28"/>
+                <w:lang w:val="en-US"/>
+              </w:rPr>
+              <w:t>order_id</w:t>
+            </w:r>
+            <w:proofErr w:type="spellEnd"/>
+            <w:r>
+              <w:rPr>
+                <w:rFonts w:ascii="Times New Roman" w:hAnsi="Times New Roman" w:cs="Times New Roman"/>
+                <w:sz w:val="28"/>
+                <w:szCs w:val="28"/>
+                <w:lang w:val="en-US"/>
+              </w:rPr>
+              <w:t>)</w:t>
             </w:r>
           </w:p>
         </w:tc>
@@ -1207,6 +1084,7 @@
           <w:p>
             <w:pPr>
               <w:spacing w:line="360" w:lineRule="auto"/>
+              <w:jc w:val="both"/>
               <w:rPr>
                 <w:rFonts w:ascii="Times New Roman" w:hAnsi="Times New Roman" w:cs="Times New Roman"/>
                 <w:sz w:val="28"/>
@@ -1219,12 +1097,15 @@
                 <w:sz w:val="28"/>
                 <w:szCs w:val="28"/>
               </w:rPr>
-              <w:t>Тестовая база данных</w:t>
+              <w:t>Возвращает заказ по ID</w:t>
             </w:r>
           </w:p>
         </w:tc>
       </w:tr>
       <w:tr>
+        <w:trPr>
+          <w:jc w:val="center"/>
+        </w:trPr>
         <w:tc>
           <w:tcPr>
             <w:tcW w:w="0" w:type="auto"/>
@@ -1240,50 +1121,33 @@
           <w:p>
             <w:pPr>
               <w:spacing w:line="360" w:lineRule="auto"/>
-              <w:rPr>
-                <w:rFonts w:ascii="Times New Roman" w:hAnsi="Times New Roman" w:cs="Times New Roman"/>
-                <w:sz w:val="28"/>
-                <w:szCs w:val="28"/>
+              <w:jc w:val="both"/>
+              <w:rPr>
+                <w:rFonts w:ascii="Times New Roman" w:hAnsi="Times New Roman" w:cs="Times New Roman"/>
+                <w:sz w:val="28"/>
+                <w:szCs w:val="28"/>
+                <w:lang w:val="en-US"/>
               </w:rPr>
             </w:pPr>
-            <w:r>
-              <w:rPr>
-                <w:rFonts w:ascii="Times New Roman" w:hAnsi="Times New Roman" w:cs="Times New Roman"/>
-                <w:sz w:val="28"/>
-                <w:szCs w:val="28"/>
-              </w:rPr>
-              <w:t>OrderRepository</w:t>
-            </w:r>
-          </w:p>
-        </w:tc>
-        <w:tc>
-          <w:tcPr>
-            <w:tcW w:w="0" w:type="auto"/>
-            <w:tcMar>
-              <w:top w:w="150" w:type="dxa"/>
-              <w:left w:w="240" w:type="dxa"/>
-              <w:bottom w:w="150" w:type="dxa"/>
-              <w:right w:w="240" w:type="dxa"/>
-            </w:tcMar>
-            <w:vAlign w:val="center"/>
-            <w:hideMark/>
-          </w:tcPr>
-          <w:p>
-            <w:pPr>
-              <w:spacing w:line="360" w:lineRule="auto"/>
-              <w:rPr>
-                <w:rFonts w:ascii="Times New Roman" w:hAnsi="Times New Roman" w:cs="Times New Roman"/>
-                <w:sz w:val="28"/>
-                <w:szCs w:val="28"/>
-              </w:rPr>
-            </w:pPr>
-            <w:r>
-              <w:rPr>
-                <w:rFonts w:ascii="Times New Roman" w:hAnsi="Times New Roman" w:cs="Times New Roman"/>
-                <w:sz w:val="28"/>
-                <w:szCs w:val="28"/>
-              </w:rPr>
-              <w:t>Репозиторий</w:t>
+            <w:proofErr w:type="spellStart"/>
+            <w:r>
+              <w:rPr>
+                <w:rFonts w:ascii="Times New Roman" w:hAnsi="Times New Roman" w:cs="Times New Roman"/>
+                <w:sz w:val="28"/>
+                <w:szCs w:val="28"/>
+                <w:lang w:val="en-US"/>
+              </w:rPr>
+              <w:t>find_all_by_status</w:t>
+            </w:r>
+            <w:proofErr w:type="spellEnd"/>
+            <w:r>
+              <w:rPr>
+                <w:rFonts w:ascii="Times New Roman" w:hAnsi="Times New Roman" w:cs="Times New Roman"/>
+                <w:sz w:val="28"/>
+                <w:szCs w:val="28"/>
+                <w:lang w:val="en-US"/>
+              </w:rPr>
+              <w:t>(status)</w:t>
             </w:r>
           </w:p>
         </w:tc>
@@ -1302,6 +1166,7 @@
           <w:p>
             <w:pPr>
               <w:spacing w:line="360" w:lineRule="auto"/>
+              <w:jc w:val="both"/>
               <w:rPr>
                 <w:rFonts w:ascii="Times New Roman" w:hAnsi="Times New Roman" w:cs="Times New Roman"/>
                 <w:sz w:val="28"/>
@@ -1314,12 +1179,15 @@
                 <w:sz w:val="28"/>
                 <w:szCs w:val="28"/>
               </w:rPr>
-              <w:t>Тестируемый класс</w:t>
+              <w:t>Возвращает заказы по статусу</w:t>
             </w:r>
           </w:p>
         </w:tc>
       </w:tr>
       <w:tr>
+        <w:trPr>
+          <w:jc w:val="center"/>
+        </w:trPr>
         <w:tc>
           <w:tcPr>
             <w:tcW w:w="0" w:type="auto"/>
@@ -1335,50 +1203,84 @@
           <w:p>
             <w:pPr>
               <w:spacing w:line="360" w:lineRule="auto"/>
-              <w:rPr>
-                <w:rFonts w:ascii="Times New Roman" w:hAnsi="Times New Roman" w:cs="Times New Roman"/>
-                <w:sz w:val="28"/>
-                <w:szCs w:val="28"/>
+              <w:jc w:val="both"/>
+              <w:rPr>
+                <w:rFonts w:ascii="Times New Roman" w:hAnsi="Times New Roman" w:cs="Times New Roman"/>
+                <w:sz w:val="28"/>
+                <w:szCs w:val="28"/>
+                <w:lang w:val="en-US"/>
               </w:rPr>
             </w:pPr>
-            <w:r>
-              <w:rPr>
-                <w:rFonts w:ascii="Times New Roman" w:hAnsi="Times New Roman" w:cs="Times New Roman"/>
-                <w:sz w:val="28"/>
-                <w:szCs w:val="28"/>
-              </w:rPr>
-              <w:t>Order</w:t>
-            </w:r>
-          </w:p>
-        </w:tc>
-        <w:tc>
-          <w:tcPr>
-            <w:tcW w:w="0" w:type="auto"/>
-            <w:tcMar>
-              <w:top w:w="150" w:type="dxa"/>
-              <w:left w:w="240" w:type="dxa"/>
-              <w:bottom w:w="150" w:type="dxa"/>
-              <w:right w:w="240" w:type="dxa"/>
-            </w:tcMar>
-            <w:vAlign w:val="center"/>
-            <w:hideMark/>
-          </w:tcPr>
-          <w:p>
-            <w:pPr>
-              <w:spacing w:line="360" w:lineRule="auto"/>
-              <w:rPr>
-                <w:rFonts w:ascii="Times New Roman" w:hAnsi="Times New Roman" w:cs="Times New Roman"/>
-                <w:sz w:val="28"/>
-                <w:szCs w:val="28"/>
-              </w:rPr>
-            </w:pPr>
-            <w:r>
-              <w:rPr>
-                <w:rFonts w:ascii="Times New Roman" w:hAnsi="Times New Roman" w:cs="Times New Roman"/>
-                <w:sz w:val="28"/>
-                <w:szCs w:val="28"/>
-              </w:rPr>
-              <w:t>Модель</w:t>
+            <w:proofErr w:type="spellStart"/>
+            <w:r>
+              <w:rPr>
+                <w:rFonts w:ascii="Times New Roman" w:hAnsi="Times New Roman" w:cs="Times New Roman"/>
+                <w:sz w:val="28"/>
+                <w:szCs w:val="28"/>
+                <w:lang w:val="en-US"/>
+              </w:rPr>
+              <w:t>update_</w:t>
+            </w:r>
+            <w:proofErr w:type="gramStart"/>
+            <w:r>
+              <w:rPr>
+                <w:rFonts w:ascii="Times New Roman" w:hAnsi="Times New Roman" w:cs="Times New Roman"/>
+                <w:sz w:val="28"/>
+                <w:szCs w:val="28"/>
+                <w:lang w:val="en-US"/>
+              </w:rPr>
+              <w:t>status</w:t>
+            </w:r>
+            <w:proofErr w:type="spellEnd"/>
+            <w:r>
+              <w:rPr>
+                <w:rFonts w:ascii="Times New Roman" w:hAnsi="Times New Roman" w:cs="Times New Roman"/>
+                <w:sz w:val="28"/>
+                <w:szCs w:val="28"/>
+                <w:lang w:val="en-US"/>
+              </w:rPr>
+              <w:t>(</w:t>
+            </w:r>
+            <w:proofErr w:type="spellStart"/>
+            <w:proofErr w:type="gramEnd"/>
+            <w:r>
+              <w:rPr>
+                <w:rFonts w:ascii="Times New Roman" w:hAnsi="Times New Roman" w:cs="Times New Roman"/>
+                <w:sz w:val="28"/>
+                <w:szCs w:val="28"/>
+                <w:lang w:val="en-US"/>
+              </w:rPr>
+              <w:t>order_id</w:t>
+            </w:r>
+            <w:proofErr w:type="spellEnd"/>
+            <w:r>
+              <w:rPr>
+                <w:rFonts w:ascii="Times New Roman" w:hAnsi="Times New Roman" w:cs="Times New Roman"/>
+                <w:sz w:val="28"/>
+                <w:szCs w:val="28"/>
+                <w:lang w:val="en-US"/>
+              </w:rPr>
+              <w:t xml:space="preserve">, </w:t>
+            </w:r>
+            <w:proofErr w:type="spellStart"/>
+            <w:r>
+              <w:rPr>
+                <w:rFonts w:ascii="Times New Roman" w:hAnsi="Times New Roman" w:cs="Times New Roman"/>
+                <w:sz w:val="28"/>
+                <w:szCs w:val="28"/>
+                <w:lang w:val="en-US"/>
+              </w:rPr>
+              <w:t>new_status</w:t>
+            </w:r>
+            <w:proofErr w:type="spellEnd"/>
+            <w:r>
+              <w:rPr>
+                <w:rFonts w:ascii="Times New Roman" w:hAnsi="Times New Roman" w:cs="Times New Roman"/>
+                <w:sz w:val="28"/>
+                <w:szCs w:val="28"/>
+                <w:lang w:val="en-US"/>
+              </w:rPr>
+              <w:t>)</w:t>
             </w:r>
           </w:p>
         </w:tc>
@@ -1397,6 +1299,7 @@
           <w:p>
             <w:pPr>
               <w:spacing w:line="360" w:lineRule="auto"/>
+              <w:jc w:val="both"/>
               <w:rPr>
                 <w:rFonts w:ascii="Times New Roman" w:hAnsi="Times New Roman" w:cs="Times New Roman"/>
                 <w:sz w:val="28"/>
@@ -1409,23 +1312,445 @@
                 <w:sz w:val="28"/>
                 <w:szCs w:val="28"/>
               </w:rPr>
-              <w:t>Сущность заказа</w:t>
+              <w:t>Обновляет статус заказа</w:t>
+            </w:r>
+          </w:p>
+        </w:tc>
+      </w:tr>
+      <w:tr>
+        <w:trPr>
+          <w:jc w:val="center"/>
+        </w:trPr>
+        <w:tc>
+          <w:tcPr>
+            <w:tcW w:w="0" w:type="auto"/>
+            <w:tcMar>
+              <w:top w:w="150" w:type="dxa"/>
+              <w:left w:w="0" w:type="dxa"/>
+              <w:bottom w:w="150" w:type="dxa"/>
+              <w:right w:w="240" w:type="dxa"/>
+            </w:tcMar>
+            <w:vAlign w:val="center"/>
+            <w:hideMark/>
+          </w:tcPr>
+          <w:p>
+            <w:pPr>
+              <w:spacing w:line="360" w:lineRule="auto"/>
+              <w:jc w:val="both"/>
+              <w:rPr>
+                <w:rFonts w:ascii="Times New Roman" w:hAnsi="Times New Roman" w:cs="Times New Roman"/>
+                <w:sz w:val="28"/>
+                <w:szCs w:val="28"/>
+              </w:rPr>
+            </w:pPr>
+            <w:proofErr w:type="spellStart"/>
+            <w:r>
+              <w:rPr>
+                <w:rFonts w:ascii="Times New Roman" w:hAnsi="Times New Roman" w:cs="Times New Roman"/>
+                <w:sz w:val="28"/>
+                <w:szCs w:val="28"/>
+              </w:rPr>
+              <w:t>delete</w:t>
+            </w:r>
+            <w:proofErr w:type="spellEnd"/>
+            <w:r>
+              <w:rPr>
+                <w:rFonts w:ascii="Times New Roman" w:hAnsi="Times New Roman" w:cs="Times New Roman"/>
+                <w:sz w:val="28"/>
+                <w:szCs w:val="28"/>
+              </w:rPr>
+              <w:t>(</w:t>
+            </w:r>
+            <w:proofErr w:type="spellStart"/>
+            <w:r>
+              <w:rPr>
+                <w:rFonts w:ascii="Times New Roman" w:hAnsi="Times New Roman" w:cs="Times New Roman"/>
+                <w:sz w:val="28"/>
+                <w:szCs w:val="28"/>
+              </w:rPr>
+              <w:t>order_id</w:t>
+            </w:r>
+            <w:proofErr w:type="spellEnd"/>
+            <w:r>
+              <w:rPr>
+                <w:rFonts w:ascii="Times New Roman" w:hAnsi="Times New Roman" w:cs="Times New Roman"/>
+                <w:sz w:val="28"/>
+                <w:szCs w:val="28"/>
+              </w:rPr>
+              <w:t>)</w:t>
+            </w:r>
+          </w:p>
+        </w:tc>
+        <w:tc>
+          <w:tcPr>
+            <w:tcW w:w="0" w:type="auto"/>
+            <w:tcMar>
+              <w:top w:w="150" w:type="dxa"/>
+              <w:left w:w="240" w:type="dxa"/>
+              <w:bottom w:w="150" w:type="dxa"/>
+              <w:right w:w="0" w:type="dxa"/>
+            </w:tcMar>
+            <w:vAlign w:val="center"/>
+            <w:hideMark/>
+          </w:tcPr>
+          <w:p>
+            <w:pPr>
+              <w:spacing w:line="360" w:lineRule="auto"/>
+              <w:jc w:val="both"/>
+              <w:rPr>
+                <w:rFonts w:ascii="Times New Roman" w:hAnsi="Times New Roman" w:cs="Times New Roman"/>
+                <w:sz w:val="28"/>
+                <w:szCs w:val="28"/>
+              </w:rPr>
+            </w:pPr>
+            <w:r>
+              <w:rPr>
+                <w:rFonts w:ascii="Times New Roman" w:hAnsi="Times New Roman" w:cs="Times New Roman"/>
+                <w:sz w:val="28"/>
+                <w:szCs w:val="28"/>
+              </w:rPr>
+              <w:t>Удаляет заказ и позиции</w:t>
+            </w:r>
+          </w:p>
+        </w:tc>
+      </w:tr>
+      <w:tr>
+        <w:trPr>
+          <w:jc w:val="center"/>
+        </w:trPr>
+        <w:tc>
+          <w:tcPr>
+            <w:tcW w:w="0" w:type="auto"/>
+            <w:tcMar>
+              <w:top w:w="150" w:type="dxa"/>
+              <w:left w:w="0" w:type="dxa"/>
+              <w:bottom w:w="150" w:type="dxa"/>
+              <w:right w:w="240" w:type="dxa"/>
+            </w:tcMar>
+            <w:vAlign w:val="center"/>
+            <w:hideMark/>
+          </w:tcPr>
+          <w:p>
+            <w:pPr>
+              <w:spacing w:line="360" w:lineRule="auto"/>
+              <w:jc w:val="both"/>
+              <w:rPr>
+                <w:rFonts w:ascii="Times New Roman" w:hAnsi="Times New Roman" w:cs="Times New Roman"/>
+                <w:sz w:val="28"/>
+                <w:szCs w:val="28"/>
+                <w:lang w:val="en-US"/>
+              </w:rPr>
+            </w:pPr>
+            <w:proofErr w:type="spellStart"/>
+            <w:r>
+              <w:rPr>
+                <w:rFonts w:ascii="Times New Roman" w:hAnsi="Times New Roman" w:cs="Times New Roman"/>
+                <w:sz w:val="28"/>
+                <w:szCs w:val="28"/>
+                <w:lang w:val="en-US"/>
+              </w:rPr>
+              <w:t>find_by_date_</w:t>
+            </w:r>
+            <w:proofErr w:type="gramStart"/>
+            <w:r>
+              <w:rPr>
+                <w:rFonts w:ascii="Times New Roman" w:hAnsi="Times New Roman" w:cs="Times New Roman"/>
+                <w:sz w:val="28"/>
+                <w:szCs w:val="28"/>
+                <w:lang w:val="en-US"/>
+              </w:rPr>
+              <w:t>range</w:t>
+            </w:r>
+            <w:proofErr w:type="spellEnd"/>
+            <w:r>
+              <w:rPr>
+                <w:rFonts w:ascii="Times New Roman" w:hAnsi="Times New Roman" w:cs="Times New Roman"/>
+                <w:sz w:val="28"/>
+                <w:szCs w:val="28"/>
+                <w:lang w:val="en-US"/>
+              </w:rPr>
+              <w:t>(</w:t>
+            </w:r>
+            <w:proofErr w:type="gramEnd"/>
+            <w:r>
+              <w:rPr>
+                <w:rFonts w:ascii="Times New Roman" w:hAnsi="Times New Roman" w:cs="Times New Roman"/>
+                <w:sz w:val="28"/>
+                <w:szCs w:val="28"/>
+                <w:lang w:val="en-US"/>
+              </w:rPr>
+              <w:t>start, end)</w:t>
+            </w:r>
+          </w:p>
+        </w:tc>
+        <w:tc>
+          <w:tcPr>
+            <w:tcW w:w="0" w:type="auto"/>
+            <w:tcMar>
+              <w:top w:w="150" w:type="dxa"/>
+              <w:left w:w="240" w:type="dxa"/>
+              <w:bottom w:w="150" w:type="dxa"/>
+              <w:right w:w="0" w:type="dxa"/>
+            </w:tcMar>
+            <w:vAlign w:val="center"/>
+            <w:hideMark/>
+          </w:tcPr>
+          <w:p>
+            <w:pPr>
+              <w:spacing w:line="360" w:lineRule="auto"/>
+              <w:jc w:val="both"/>
+              <w:rPr>
+                <w:rFonts w:ascii="Times New Roman" w:hAnsi="Times New Roman" w:cs="Times New Roman"/>
+                <w:sz w:val="28"/>
+                <w:szCs w:val="28"/>
+              </w:rPr>
+            </w:pPr>
+            <w:r>
+              <w:rPr>
+                <w:rFonts w:ascii="Times New Roman" w:hAnsi="Times New Roman" w:cs="Times New Roman"/>
+                <w:sz w:val="28"/>
+                <w:szCs w:val="28"/>
+              </w:rPr>
+              <w:t>Поиск по диапазону дат</w:t>
+            </w:r>
+          </w:p>
+        </w:tc>
+      </w:tr>
+      <w:tr>
+        <w:trPr>
+          <w:jc w:val="center"/>
+        </w:trPr>
+        <w:tc>
+          <w:tcPr>
+            <w:tcW w:w="0" w:type="auto"/>
+            <w:tcMar>
+              <w:top w:w="150" w:type="dxa"/>
+              <w:left w:w="0" w:type="dxa"/>
+              <w:bottom w:w="150" w:type="dxa"/>
+              <w:right w:w="240" w:type="dxa"/>
+            </w:tcMar>
+            <w:vAlign w:val="center"/>
+            <w:hideMark/>
+          </w:tcPr>
+          <w:p>
+            <w:pPr>
+              <w:spacing w:line="360" w:lineRule="auto"/>
+              <w:jc w:val="both"/>
+              <w:rPr>
+                <w:rFonts w:ascii="Times New Roman" w:hAnsi="Times New Roman" w:cs="Times New Roman"/>
+                <w:sz w:val="28"/>
+                <w:szCs w:val="28"/>
+                <w:lang w:val="en-US"/>
+              </w:rPr>
+            </w:pPr>
+            <w:proofErr w:type="spellStart"/>
+            <w:r>
+              <w:rPr>
+                <w:rFonts w:ascii="Times New Roman" w:hAnsi="Times New Roman" w:cs="Times New Roman"/>
+                <w:sz w:val="28"/>
+                <w:szCs w:val="28"/>
+                <w:lang w:val="en-US"/>
+              </w:rPr>
+              <w:t>get_total_amount_for_order</w:t>
+            </w:r>
+            <w:proofErr w:type="spellEnd"/>
+            <w:r>
+              <w:rPr>
+                <w:rFonts w:ascii="Times New Roman" w:hAnsi="Times New Roman" w:cs="Times New Roman"/>
+                <w:sz w:val="28"/>
+                <w:szCs w:val="28"/>
+                <w:lang w:val="en-US"/>
+              </w:rPr>
+              <w:t>(</w:t>
+            </w:r>
+            <w:proofErr w:type="spellStart"/>
+            <w:r>
+              <w:rPr>
+                <w:rFonts w:ascii="Times New Roman" w:hAnsi="Times New Roman" w:cs="Times New Roman"/>
+                <w:sz w:val="28"/>
+                <w:szCs w:val="28"/>
+                <w:lang w:val="en-US"/>
+              </w:rPr>
+              <w:t>order_id</w:t>
+            </w:r>
+            <w:proofErr w:type="spellEnd"/>
+            <w:r>
+              <w:rPr>
+                <w:rFonts w:ascii="Times New Roman" w:hAnsi="Times New Roman" w:cs="Times New Roman"/>
+                <w:sz w:val="28"/>
+                <w:szCs w:val="28"/>
+                <w:lang w:val="en-US"/>
+              </w:rPr>
+              <w:t>)</w:t>
+            </w:r>
+          </w:p>
+        </w:tc>
+        <w:tc>
+          <w:tcPr>
+            <w:tcW w:w="0" w:type="auto"/>
+            <w:tcMar>
+              <w:top w:w="150" w:type="dxa"/>
+              <w:left w:w="240" w:type="dxa"/>
+              <w:bottom w:w="150" w:type="dxa"/>
+              <w:right w:w="0" w:type="dxa"/>
+            </w:tcMar>
+            <w:vAlign w:val="center"/>
+            <w:hideMark/>
+          </w:tcPr>
+          <w:p>
+            <w:pPr>
+              <w:spacing w:line="360" w:lineRule="auto"/>
+              <w:jc w:val="both"/>
+              <w:rPr>
+                <w:rFonts w:ascii="Times New Roman" w:hAnsi="Times New Roman" w:cs="Times New Roman"/>
+                <w:sz w:val="28"/>
+                <w:szCs w:val="28"/>
+              </w:rPr>
+            </w:pPr>
+            <w:r>
+              <w:rPr>
+                <w:rFonts w:ascii="Times New Roman" w:hAnsi="Times New Roman" w:cs="Times New Roman"/>
+                <w:sz w:val="28"/>
+                <w:szCs w:val="28"/>
+              </w:rPr>
+              <w:t>Сумма всех позиций</w:t>
+            </w:r>
+          </w:p>
+        </w:tc>
+      </w:tr>
+      <w:tr>
+        <w:trPr>
+          <w:jc w:val="center"/>
+        </w:trPr>
+        <w:tc>
+          <w:tcPr>
+            <w:tcW w:w="0" w:type="auto"/>
+            <w:tcMar>
+              <w:top w:w="150" w:type="dxa"/>
+              <w:left w:w="0" w:type="dxa"/>
+              <w:bottom w:w="150" w:type="dxa"/>
+              <w:right w:w="240" w:type="dxa"/>
+            </w:tcMar>
+            <w:vAlign w:val="center"/>
+            <w:hideMark/>
+          </w:tcPr>
+          <w:p>
+            <w:pPr>
+              <w:spacing w:line="360" w:lineRule="auto"/>
+              <w:jc w:val="both"/>
+              <w:rPr>
+                <w:rFonts w:ascii="Times New Roman" w:hAnsi="Times New Roman" w:cs="Times New Roman"/>
+                <w:sz w:val="28"/>
+                <w:szCs w:val="28"/>
+                <w:lang w:val="en-US"/>
+              </w:rPr>
+            </w:pPr>
+            <w:proofErr w:type="spellStart"/>
+            <w:r>
+              <w:rPr>
+                <w:rFonts w:ascii="Times New Roman" w:hAnsi="Times New Roman" w:cs="Times New Roman"/>
+                <w:sz w:val="28"/>
+                <w:szCs w:val="28"/>
+                <w:lang w:val="en-US"/>
+              </w:rPr>
+              <w:t>calculate_delivery_cost</w:t>
+            </w:r>
+            <w:proofErr w:type="spellEnd"/>
+            <w:r>
+              <w:rPr>
+                <w:rFonts w:ascii="Times New Roman" w:hAnsi="Times New Roman" w:cs="Times New Roman"/>
+                <w:sz w:val="28"/>
+                <w:szCs w:val="28"/>
+                <w:lang w:val="en-US"/>
+              </w:rPr>
+              <w:t>(</w:t>
+            </w:r>
+            <w:proofErr w:type="spellStart"/>
+            <w:r>
+              <w:rPr>
+                <w:rFonts w:ascii="Times New Roman" w:hAnsi="Times New Roman" w:cs="Times New Roman"/>
+                <w:sz w:val="28"/>
+                <w:szCs w:val="28"/>
+                <w:lang w:val="en-US"/>
+              </w:rPr>
+              <w:t>order_id</w:t>
+            </w:r>
+            <w:proofErr w:type="spellEnd"/>
+            <w:r>
+              <w:rPr>
+                <w:rFonts w:ascii="Times New Roman" w:hAnsi="Times New Roman" w:cs="Times New Roman"/>
+                <w:sz w:val="28"/>
+                <w:szCs w:val="28"/>
+                <w:lang w:val="en-US"/>
+              </w:rPr>
+              <w:t>)</w:t>
+            </w:r>
+          </w:p>
+        </w:tc>
+        <w:tc>
+          <w:tcPr>
+            <w:tcW w:w="0" w:type="auto"/>
+            <w:tcMar>
+              <w:top w:w="150" w:type="dxa"/>
+              <w:left w:w="240" w:type="dxa"/>
+              <w:bottom w:w="150" w:type="dxa"/>
+              <w:right w:w="0" w:type="dxa"/>
+            </w:tcMar>
+            <w:vAlign w:val="center"/>
+            <w:hideMark/>
+          </w:tcPr>
+          <w:p>
+            <w:pPr>
+              <w:spacing w:line="360" w:lineRule="auto"/>
+              <w:jc w:val="both"/>
+              <w:rPr>
+                <w:rFonts w:ascii="Times New Roman" w:hAnsi="Times New Roman" w:cs="Times New Roman"/>
+                <w:sz w:val="28"/>
+                <w:szCs w:val="28"/>
+              </w:rPr>
+            </w:pPr>
+            <w:r>
+              <w:rPr>
+                <w:rFonts w:ascii="Times New Roman" w:hAnsi="Times New Roman" w:cs="Times New Roman"/>
+                <w:sz w:val="28"/>
+                <w:szCs w:val="28"/>
+              </w:rPr>
+              <w:t>Расчёт доставки через внешний API</w:t>
             </w:r>
           </w:p>
         </w:tc>
       </w:tr>
     </w:tbl>
-    <w:p/>
-    <w:p/>
-    <w:p>
-      <w:r>
-        <w:rPr>
-          <w:lang w:val="en-US"/>
-        </w:rPr>
+    <w:p>
+      <w:pPr>
+        <w:rPr>
+          <w:rFonts w:ascii="Times New Roman" w:hAnsi="Times New Roman" w:cs="Times New Roman"/>
+          <w:sz w:val="28"/>
+          <w:szCs w:val="28"/>
+        </w:rPr>
+      </w:pPr>
+    </w:p>
+    <w:p>
+      <w:pPr>
+        <w:jc w:val="center"/>
+        <w:rPr>
+          <w:rFonts w:ascii="Times New Roman" w:hAnsi="Times New Roman" w:cs="Times New Roman"/>
+          <w:sz w:val="28"/>
+          <w:szCs w:val="28"/>
+        </w:rPr>
+      </w:pPr>
+      <w:r>
+        <w:rPr>
+          <w:rFonts w:ascii="Times New Roman" w:hAnsi="Times New Roman" w:cs="Times New Roman"/>
+          <w:noProof/>
+          <w:sz w:val="28"/>
+          <w:szCs w:val="28"/>
+        </w:rPr>
+        <w:lastRenderedPageBreak/>
         <w:drawing>
-          <wp:inline distT="0" distB="0" distL="0" distR="0" wp14:anchorId="5E4751C9" wp14:editId="23AD509B">
-            <wp:extent cx="5940425" cy="1982470"/>
-            <wp:effectExtent l="0" t="0" r="3175" b="0"/>
+          <wp:inline distT="0" distB="0" distL="0" distR="0" wp14:anchorId="64815636" wp14:editId="50D550F3">
+            <wp:extent cx="5515745" cy="3467584"/>
+            <wp:effectExtent l="0" t="0" r="8890" b="0"/>
             <wp:docPr id="1" name="Рисунок 1"/>
             <wp:cNvGraphicFramePr>
               <a:graphicFrameLocks xmlns:a="http://schemas.openxmlformats.org/drawingml/2006/main" noChangeAspect="1"/>
@@ -1438,7 +1763,7 @@
                     <pic:cNvPicPr/>
                   </pic:nvPicPr>
                   <pic:blipFill>
-                    <a:blip r:embed="rId8"/>
+                    <a:blip r:embed="rId5"/>
                     <a:stretch>
                       <a:fillRect/>
                     </a:stretch>
@@ -1446,7 +1771,7 @@
                   <pic:spPr>
                     <a:xfrm>
                       <a:off x="0" y="0"/>
-                      <a:ext cx="5940425" cy="1982470"/>
+                      <a:ext cx="5515745" cy="3467584"/>
                     </a:xfrm>
                     <a:prstGeom prst="rect">
                       <a:avLst/>
@@ -1461,12 +1786,14 @@
     </w:p>
     <w:p>
       <w:pPr>
+        <w:spacing w:line="360" w:lineRule="auto"/>
         <w:rPr>
           <w:rFonts w:ascii="Times New Roman" w:hAnsi="Times New Roman" w:cs="Times New Roman"/>
           <w:i/>
           <w:iCs/>
           <w:sz w:val="28"/>
           <w:szCs w:val="28"/>
+          <w:lang w:val="en-US"/>
         </w:rPr>
       </w:pPr>
       <w:r>
@@ -1477,9 +1804,12 @@
           <w:sz w:val="28"/>
           <w:szCs w:val="28"/>
         </w:rPr>
-        <w:t xml:space="preserve">Рисунок 1 </w:t>
-      </w:r>
-      <w:r>
+        <w:t xml:space="preserve">Рисунок 1 - Результат выполнения тестов </w:t>
+      </w:r>
+    </w:p>
+    <w:p>
+      <w:pPr>
+        <w:jc w:val="center"/>
         <w:rPr>
           <w:rFonts w:ascii="Times New Roman" w:hAnsi="Times New Roman" w:cs="Times New Roman"/>
           <w:i/>
@@ -1487,8 +1817,7 @@
           <w:sz w:val="28"/>
           <w:szCs w:val="28"/>
         </w:rPr>
-        <w:t>-</w:t>
-      </w:r>
+      </w:pPr>
       <w:r>
         <w:rPr>
           <w:rFonts w:ascii="Times New Roman" w:hAnsi="Times New Roman" w:cs="Times New Roman"/>
@@ -1496,12 +1825,48 @@
           <w:iCs/>
           <w:sz w:val="28"/>
           <w:szCs w:val="28"/>
-        </w:rPr>
-        <w:t xml:space="preserve"> Результат выполнения тестов</w:t>
-      </w:r>
-    </w:p>
-    <w:p>
-      <w:pPr>
+          <w:lang w:val="en-US"/>
+        </w:rPr>
+        <w:drawing>
+          <wp:inline distT="0" distB="0" distL="0" distR="0" wp14:anchorId="73F9EC1E" wp14:editId="55E42DD6">
+            <wp:extent cx="5487166" cy="2105319"/>
+            <wp:effectExtent l="0" t="0" r="0" b="9525"/>
+            <wp:docPr id="2" name="Рисунок 2"/>
+            <wp:cNvGraphicFramePr>
+              <a:graphicFrameLocks xmlns:a="http://schemas.openxmlformats.org/drawingml/2006/main" noChangeAspect="1"/>
+            </wp:cNvGraphicFramePr>
+            <a:graphic xmlns:a="http://schemas.openxmlformats.org/drawingml/2006/main">
+              <a:graphicData uri="http://schemas.openxmlformats.org/drawingml/2006/picture">
+                <pic:pic xmlns:pic="http://schemas.openxmlformats.org/drawingml/2006/picture">
+                  <pic:nvPicPr>
+                    <pic:cNvPr id="1" name=""/>
+                    <pic:cNvPicPr/>
+                  </pic:nvPicPr>
+                  <pic:blipFill>
+                    <a:blip r:embed="rId6"/>
+                    <a:stretch>
+                      <a:fillRect/>
+                    </a:stretch>
+                  </pic:blipFill>
+                  <pic:spPr>
+                    <a:xfrm>
+                      <a:off x="0" y="0"/>
+                      <a:ext cx="5487166" cy="2105319"/>
+                    </a:xfrm>
+                    <a:prstGeom prst="rect">
+                      <a:avLst/>
+                    </a:prstGeom>
+                  </pic:spPr>
+                </pic:pic>
+              </a:graphicData>
+            </a:graphic>
+          </wp:inline>
+        </w:drawing>
+      </w:r>
+    </w:p>
+    <w:p>
+      <w:pPr>
+        <w:spacing w:line="360" w:lineRule="auto"/>
         <w:rPr>
           <w:rFonts w:ascii="Times New Roman" w:hAnsi="Times New Roman" w:cs="Times New Roman"/>
           <w:i/>
@@ -1510,26 +1875,15 @@
           <w:szCs w:val="28"/>
         </w:rPr>
       </w:pPr>
-    </w:p>
-    <w:p>
-      <w:pPr>
-        <w:rPr>
-          <w:rFonts w:ascii="Times New Roman" w:eastAsiaTheme="majorEastAsia" w:hAnsi="Times New Roman" w:cs="Times New Roman"/>
-          <w:b/>
-          <w:bCs/>
-          <w:sz w:val="32"/>
-          <w:szCs w:val="32"/>
-        </w:rPr>
-      </w:pPr>
-      <w:r>
-        <w:rPr>
-          <w:rFonts w:ascii="Times New Roman" w:hAnsi="Times New Roman" w:cs="Times New Roman"/>
-          <w:b/>
-          <w:bCs/>
-          <w:sz w:val="32"/>
-          <w:szCs w:val="32"/>
-        </w:rPr>
-        <w:br w:type="page"/>
+      <w:r>
+        <w:rPr>
+          <w:rFonts w:ascii="Times New Roman" w:hAnsi="Times New Roman" w:cs="Times New Roman"/>
+          <w:i/>
+          <w:iCs/>
+          <w:sz w:val="28"/>
+          <w:szCs w:val="28"/>
+        </w:rPr>
+        <w:t>Рисунок 2 – Отчёт о покрытии</w:t>
       </w:r>
     </w:p>
     <w:p>
@@ -1542,8 +1896,8 @@
           <w:b/>
           <w:bCs/>
           <w:color w:val="auto"/>
-          <w:sz w:val="32"/>
-          <w:szCs w:val="32"/>
+          <w:sz w:val="28"/>
+          <w:szCs w:val="28"/>
         </w:rPr>
       </w:pPr>
       <w:r>
@@ -1552,10 +1906,9 @@
           <w:b/>
           <w:bCs/>
           <w:color w:val="auto"/>
-          <w:sz w:val="32"/>
-          <w:szCs w:val="32"/>
-        </w:rPr>
-        <w:lastRenderedPageBreak/>
+          <w:sz w:val="28"/>
+          <w:szCs w:val="28"/>
+        </w:rPr>
         <w:t>ВЫВОД</w:t>
       </w:r>
     </w:p>
@@ -1575,7 +1928,25 @@
           <w:sz w:val="28"/>
           <w:szCs w:val="28"/>
         </w:rPr>
-        <w:t>В ходе выполнения практической работы был разработан интеграционный тест для репозитория OrderRepository с использованием SQLAlchemy и SQLite in-memory. Мною была создана модель данных Order и реализован репозиторий с методами сохранения, поиска по статусу, получения по ID и обновления статуса. Для тестирования настроена фикстура с тестовой базой данных SQLite, работающей в оперативной памяти, что позволило выполнять тесты изолированно и без влияния на основную базу данных.</w:t>
+        <w:t xml:space="preserve">В ходе выполнения практической работы была разработана система управления заказами с использованием </w:t>
+      </w:r>
+      <w:proofErr w:type="spellStart"/>
+      <w:r>
+        <w:rPr>
+          <w:rFonts w:ascii="Times New Roman" w:hAnsi="Times New Roman" w:cs="Times New Roman"/>
+          <w:sz w:val="28"/>
+          <w:szCs w:val="28"/>
+        </w:rPr>
+        <w:t>SQLAlchemy</w:t>
+      </w:r>
+      <w:proofErr w:type="spellEnd"/>
+      <w:r>
+        <w:rPr>
+          <w:rFonts w:ascii="Times New Roman" w:hAnsi="Times New Roman" w:cs="Times New Roman"/>
+          <w:sz w:val="28"/>
+          <w:szCs w:val="28"/>
+        </w:rPr>
+        <w:t xml:space="preserve"> и реализован полный набор интеграционных и контрактных тестов.</w:t>
       </w:r>
     </w:p>
     <w:p>
@@ -1594,7 +1965,70 @@
           <w:sz w:val="28"/>
           <w:szCs w:val="28"/>
         </w:rPr>
-        <w:t>Написаны четыре теста, покрывающие основные сценарии работы репозитория: поиск заказов по статусу, сохранение нового заказа с проверкой транзакционной фиксации, обновление статуса существующего заказа и поиск при отсутствии записей. Все тесты построены по принципу Arrange-Act-Assert и успешно проходят.</w:t>
+        <w:t xml:space="preserve">Мною были созданы две модели данных: </w:t>
+      </w:r>
+      <w:proofErr w:type="spellStart"/>
+      <w:r>
+        <w:rPr>
+          <w:rFonts w:ascii="Times New Roman" w:hAnsi="Times New Roman" w:cs="Times New Roman"/>
+          <w:sz w:val="28"/>
+          <w:szCs w:val="28"/>
+        </w:rPr>
+        <w:t>Order</w:t>
+      </w:r>
+      <w:proofErr w:type="spellEnd"/>
+      <w:r>
+        <w:rPr>
+          <w:rFonts w:ascii="Times New Roman" w:hAnsi="Times New Roman" w:cs="Times New Roman"/>
+          <w:sz w:val="28"/>
+          <w:szCs w:val="28"/>
+        </w:rPr>
+        <w:t xml:space="preserve"> (заказ) и </w:t>
+      </w:r>
+      <w:proofErr w:type="spellStart"/>
+      <w:r>
+        <w:rPr>
+          <w:rFonts w:ascii="Times New Roman" w:hAnsi="Times New Roman" w:cs="Times New Roman"/>
+          <w:sz w:val="28"/>
+          <w:szCs w:val="28"/>
+        </w:rPr>
+        <w:t>OrderItem</w:t>
+      </w:r>
+      <w:proofErr w:type="spellEnd"/>
+      <w:r>
+        <w:rPr>
+          <w:rFonts w:ascii="Times New Roman" w:hAnsi="Times New Roman" w:cs="Times New Roman"/>
+          <w:sz w:val="28"/>
+          <w:szCs w:val="28"/>
+        </w:rPr>
+        <w:t xml:space="preserve"> (позиция заказа) с отношением один-ко-многим. Реализован репозиторий </w:t>
+      </w:r>
+      <w:proofErr w:type="spellStart"/>
+      <w:r>
+        <w:rPr>
+          <w:rFonts w:ascii="Times New Roman" w:hAnsi="Times New Roman" w:cs="Times New Roman"/>
+          <w:sz w:val="28"/>
+          <w:szCs w:val="28"/>
+        </w:rPr>
+        <w:t>OrderRepository</w:t>
+      </w:r>
+      <w:proofErr w:type="spellEnd"/>
+      <w:r>
+        <w:rPr>
+          <w:rFonts w:ascii="Times New Roman" w:hAnsi="Times New Roman" w:cs="Times New Roman"/>
+          <w:sz w:val="28"/>
+          <w:szCs w:val="28"/>
+        </w:rPr>
+        <w:t xml:space="preserve"> с методами создания, поиска, обновления статуса, удаления </w:t>
+      </w:r>
+      <w:r>
+        <w:rPr>
+          <w:rFonts w:ascii="Times New Roman" w:hAnsi="Times New Roman" w:cs="Times New Roman"/>
+          <w:sz w:val="28"/>
+          <w:szCs w:val="28"/>
+        </w:rPr>
+        <w:lastRenderedPageBreak/>
+        <w:t>заказов, поиска по диапазону дат, подсчёта суммы заказа и расчёта стоимости доставки через внешний API.</w:t>
       </w:r>
     </w:p>
     <w:p>
@@ -1613,7 +2047,79 @@
           <w:sz w:val="28"/>
           <w:szCs w:val="28"/>
         </w:rPr>
-        <w:t>В процессе работы возникли трудности с настройкой виртуального окружения и активацией PowerShell, а также с импортом SQLAlchemy, которые были успешно устранены. Покрытие кода тестами составило 100%.</w:t>
+        <w:t xml:space="preserve">Написаны 15 тестов, покрывающих основные сценарии работы репозитория: создание заказа с позициями, поиск по ID и статусу, обновление статуса, удаление, поиск по датам, подсчёт суммы, </w:t>
+      </w:r>
+      <w:proofErr w:type="spellStart"/>
+      <w:r>
+        <w:rPr>
+          <w:rFonts w:ascii="Times New Roman" w:hAnsi="Times New Roman" w:cs="Times New Roman"/>
+          <w:sz w:val="28"/>
+          <w:szCs w:val="28"/>
+        </w:rPr>
+        <w:t>транзакционность</w:t>
+      </w:r>
+      <w:proofErr w:type="spellEnd"/>
+      <w:r>
+        <w:rPr>
+          <w:rFonts w:ascii="Times New Roman" w:hAnsi="Times New Roman" w:cs="Times New Roman"/>
+          <w:sz w:val="28"/>
+          <w:szCs w:val="28"/>
+        </w:rPr>
+        <w:t xml:space="preserve">, а также контрактные тесты для внешнего API с использованием </w:t>
+      </w:r>
+      <w:proofErr w:type="spellStart"/>
+      <w:r>
+        <w:rPr>
+          <w:rFonts w:ascii="Times New Roman" w:hAnsi="Times New Roman" w:cs="Times New Roman"/>
+          <w:sz w:val="28"/>
+          <w:szCs w:val="28"/>
+        </w:rPr>
+        <w:t>pytest-httpx</w:t>
+      </w:r>
+      <w:proofErr w:type="spellEnd"/>
+      <w:r>
+        <w:rPr>
+          <w:rFonts w:ascii="Times New Roman" w:hAnsi="Times New Roman" w:cs="Times New Roman"/>
+          <w:sz w:val="28"/>
+          <w:szCs w:val="28"/>
+        </w:rPr>
+        <w:t xml:space="preserve">. Все тесты построены по принципу </w:t>
+      </w:r>
+      <w:proofErr w:type="spellStart"/>
+      <w:r>
+        <w:rPr>
+          <w:rFonts w:ascii="Times New Roman" w:hAnsi="Times New Roman" w:cs="Times New Roman"/>
+          <w:sz w:val="28"/>
+          <w:szCs w:val="28"/>
+        </w:rPr>
+        <w:t>Arrange</w:t>
+      </w:r>
+      <w:proofErr w:type="spellEnd"/>
+      <w:r>
+        <w:rPr>
+          <w:rFonts w:ascii="Times New Roman" w:hAnsi="Times New Roman" w:cs="Times New Roman"/>
+          <w:sz w:val="28"/>
+          <w:szCs w:val="28"/>
+        </w:rPr>
+        <w:t>-Act-</w:t>
+      </w:r>
+      <w:proofErr w:type="spellStart"/>
+      <w:r>
+        <w:rPr>
+          <w:rFonts w:ascii="Times New Roman" w:hAnsi="Times New Roman" w:cs="Times New Roman"/>
+          <w:sz w:val="28"/>
+          <w:szCs w:val="28"/>
+        </w:rPr>
+        <w:t>Assert</w:t>
+      </w:r>
+      <w:proofErr w:type="spellEnd"/>
+      <w:r>
+        <w:rPr>
+          <w:rFonts w:ascii="Times New Roman" w:hAnsi="Times New Roman" w:cs="Times New Roman"/>
+          <w:sz w:val="28"/>
+          <w:szCs w:val="28"/>
+        </w:rPr>
+        <w:t xml:space="preserve"> и успешно проходят.</w:t>
       </w:r>
     </w:p>
     <w:p>
@@ -1632,123 +2138,184 @@
           <w:sz w:val="28"/>
           <w:szCs w:val="28"/>
         </w:rPr>
-        <w:t>Таким образом, практическая работа выполнена в полном объёме. Мною были освоены навыки написания интеграционных тестов для репозиториев с использованием SQLAlchemy, работы с тестовыми базами данных, а также анализа покрытия кода тестами с помощью pytest-cov. Полученные знания могут быть применены для тестирования слоя доступа к данным в реальных проектах.</w:t>
-      </w:r>
+        <w:t xml:space="preserve">В процессе работы возникли трудности с настройкой виртуального окружения и выбором правильного интерпретатора в VS Code, которые были успешно устранены. Также была добавлена валидация в модели </w:t>
+      </w:r>
+      <w:proofErr w:type="spellStart"/>
+      <w:r>
+        <w:rPr>
+          <w:rFonts w:ascii="Times New Roman" w:hAnsi="Times New Roman" w:cs="Times New Roman"/>
+          <w:sz w:val="28"/>
+          <w:szCs w:val="28"/>
+        </w:rPr>
+        <w:t>OrderItem</w:t>
+      </w:r>
+      <w:proofErr w:type="spellEnd"/>
+      <w:r>
+        <w:rPr>
+          <w:rFonts w:ascii="Times New Roman" w:hAnsi="Times New Roman" w:cs="Times New Roman"/>
+          <w:sz w:val="28"/>
+          <w:szCs w:val="28"/>
+        </w:rPr>
+        <w:t xml:space="preserve"> для обеспечения корректности данных. Покрытие кода тестами составило 100%.</w:t>
+      </w:r>
+    </w:p>
+    <w:p>
+      <w:pPr>
+        <w:spacing w:line="360" w:lineRule="auto"/>
+        <w:ind w:firstLine="709"/>
+        <w:rPr>
+          <w:rFonts w:ascii="Times New Roman" w:hAnsi="Times New Roman" w:cs="Times New Roman"/>
+          <w:sz w:val="28"/>
+          <w:szCs w:val="28"/>
+        </w:rPr>
+      </w:pPr>
+      <w:r>
+        <w:rPr>
+          <w:rFonts w:ascii="Times New Roman" w:hAnsi="Times New Roman" w:cs="Times New Roman"/>
+          <w:sz w:val="28"/>
+          <w:szCs w:val="28"/>
+        </w:rPr>
+        <w:t xml:space="preserve">Таким образом, практическая работа выполнена в полном объёме. Мною были освоены навыки проектирования моделей </w:t>
+      </w:r>
+      <w:proofErr w:type="spellStart"/>
+      <w:r>
+        <w:rPr>
+          <w:rFonts w:ascii="Times New Roman" w:hAnsi="Times New Roman" w:cs="Times New Roman"/>
+          <w:sz w:val="28"/>
+          <w:szCs w:val="28"/>
+        </w:rPr>
+        <w:t>SQLAlchemy</w:t>
+      </w:r>
+      <w:proofErr w:type="spellEnd"/>
+      <w:r>
+        <w:rPr>
+          <w:rFonts w:ascii="Times New Roman" w:hAnsi="Times New Roman" w:cs="Times New Roman"/>
+          <w:sz w:val="28"/>
+          <w:szCs w:val="28"/>
+        </w:rPr>
+        <w:t xml:space="preserve"> и отношений, реализации паттерна Репозиторий, написания интеграционных тестов с использованием </w:t>
+      </w:r>
+      <w:proofErr w:type="spellStart"/>
+      <w:r>
+        <w:rPr>
+          <w:rFonts w:ascii="Times New Roman" w:hAnsi="Times New Roman" w:cs="Times New Roman"/>
+          <w:sz w:val="28"/>
+          <w:szCs w:val="28"/>
+        </w:rPr>
+        <w:t>pytest</w:t>
+      </w:r>
+      <w:proofErr w:type="spellEnd"/>
+      <w:r>
+        <w:rPr>
+          <w:rFonts w:ascii="Times New Roman" w:hAnsi="Times New Roman" w:cs="Times New Roman"/>
+          <w:sz w:val="28"/>
+          <w:szCs w:val="28"/>
+        </w:rPr>
+        <w:t xml:space="preserve"> и </w:t>
+      </w:r>
+      <w:proofErr w:type="spellStart"/>
+      <w:r>
+        <w:rPr>
+          <w:rFonts w:ascii="Times New Roman" w:hAnsi="Times New Roman" w:cs="Times New Roman"/>
+          <w:sz w:val="28"/>
+          <w:szCs w:val="28"/>
+        </w:rPr>
+        <w:t>SQLite</w:t>
+      </w:r>
+      <w:proofErr w:type="spellEnd"/>
+      <w:r>
+        <w:rPr>
+          <w:rFonts w:ascii="Times New Roman" w:hAnsi="Times New Roman" w:cs="Times New Roman"/>
+          <w:sz w:val="28"/>
+          <w:szCs w:val="28"/>
+        </w:rPr>
+        <w:t xml:space="preserve"> </w:t>
+      </w:r>
+      <w:proofErr w:type="spellStart"/>
+      <w:r>
+        <w:rPr>
+          <w:rFonts w:ascii="Times New Roman" w:hAnsi="Times New Roman" w:cs="Times New Roman"/>
+          <w:sz w:val="28"/>
+          <w:szCs w:val="28"/>
+        </w:rPr>
+        <w:t>in-memory</w:t>
+      </w:r>
+      <w:proofErr w:type="spellEnd"/>
+      <w:r>
+        <w:rPr>
+          <w:rFonts w:ascii="Times New Roman" w:hAnsi="Times New Roman" w:cs="Times New Roman"/>
+          <w:sz w:val="28"/>
+          <w:szCs w:val="28"/>
+        </w:rPr>
+        <w:t xml:space="preserve">, параметризации тестов, </w:t>
+      </w:r>
+      <w:proofErr w:type="spellStart"/>
+      <w:r>
+        <w:rPr>
+          <w:rFonts w:ascii="Times New Roman" w:hAnsi="Times New Roman" w:cs="Times New Roman"/>
+          <w:sz w:val="28"/>
+          <w:szCs w:val="28"/>
+        </w:rPr>
+        <w:t>мокирования</w:t>
+      </w:r>
+      <w:proofErr w:type="spellEnd"/>
+      <w:r>
+        <w:rPr>
+          <w:rFonts w:ascii="Times New Roman" w:hAnsi="Times New Roman" w:cs="Times New Roman"/>
+          <w:sz w:val="28"/>
+          <w:szCs w:val="28"/>
+        </w:rPr>
+        <w:t xml:space="preserve"> внешних HTTP-запросов с помощью </w:t>
+      </w:r>
+      <w:proofErr w:type="spellStart"/>
+      <w:r>
+        <w:rPr>
+          <w:rFonts w:ascii="Times New Roman" w:hAnsi="Times New Roman" w:cs="Times New Roman"/>
+          <w:sz w:val="28"/>
+          <w:szCs w:val="28"/>
+        </w:rPr>
+        <w:t>pytest-httpx</w:t>
+      </w:r>
+      <w:proofErr w:type="spellEnd"/>
+      <w:r>
+        <w:rPr>
+          <w:rFonts w:ascii="Times New Roman" w:hAnsi="Times New Roman" w:cs="Times New Roman"/>
+          <w:sz w:val="28"/>
+          <w:szCs w:val="28"/>
+        </w:rPr>
+        <w:t xml:space="preserve"> и анализа покрытия кода тестами с помощью coverage.py. Полученные знания могут быть применены для тестирования слоя доступа к данным и внешних интеграций в реальных проектах.</w:t>
+      </w:r>
+    </w:p>
+    <w:p>
+      <w:pPr>
+        <w:spacing w:line="360" w:lineRule="auto"/>
+        <w:rPr>
+          <w:rFonts w:ascii="Times New Roman" w:hAnsi="Times New Roman" w:cs="Times New Roman"/>
+          <w:sz w:val="28"/>
+          <w:szCs w:val="28"/>
+        </w:rPr>
+      </w:pPr>
     </w:p>
     <w:sectPr>
-      <w:footerReference w:type="default" r:id="rId9"/>
       <w:pgSz w:w="11906" w:h="16838"/>
       <w:pgMar w:top="1134" w:right="850" w:bottom="1134" w:left="1701" w:header="708" w:footer="708" w:gutter="0"/>
       <w:cols w:space="708"/>
-      <w:titlePg/>
       <w:docGrid w:linePitch="360"/>
     </w:sectPr>
   </w:body>
 </w:document>
 </file>
 
-<file path=word/endnotes.xml><?xml version="1.0" encoding="utf-8"?>
-<w:endnotes xmlns:wpc="http://schemas.microsoft.com/office/word/2010/wordprocessingCanvas" xmlns:cx="http://schemas.microsoft.com/office/drawing/2014/chartex" xmlns:cx1="http://schemas.microsoft.com/office/drawing/2015/9/8/chartex" xmlns:cx2="http://schemas.microsoft.com/office/drawing/2015/10/21/chartex" xmlns:cx3="http://schemas.microsoft.com/office/drawing/2016/5/9/chartex" xmlns:cx4="http://schemas.microsoft.com/office/drawing/2016/5/10/chartex" xmlns:cx5="http://schemas.microsoft.com/office/drawing/2016/5/11/chartex" xmlns:cx6="http://schemas.microsoft.com/office/drawing/2016/5/12/chartex" xmlns:cx7="http://schemas.microsoft.com/office/drawing/2016/5/13/chartex" xmlns:cx8="http://schemas.microsoft.com/office/drawing/2016/5/14/chartex" xmlns:mc="http://schemas.openxmlformats.org/markup-compatibility/2006" xmlns:aink="http://schemas.microsoft.com/office/drawing/2016/ink" xmlns:am3d="http://schemas.microsoft.com/office/drawing/2017/model3d" xmlns:o="urn:schemas-microsoft-com:office:office" xmlns:oel="http://schemas.microsoft.com/office/2019/extlst" xmlns:r="http://schemas.openxmlformats.org/officeDocument/2006/relationships" xmlns:m="http://schemas.openxmlformats.org/officeDocument/2006/math" xmlns:v="urn:schemas-microsoft-com:vml" xmlns:wp14="http://schemas.microsoft.com/office/word/2010/wordprocessingDrawing" xmlns:wp="http://schemas.openxmlformats.org/drawingml/2006/wordprocessingDrawing" xmlns:w10="urn:schemas-microsoft-com:office:word" xmlns:w="http://schemas.openxmlformats.org/wordprocessingml/2006/main" xmlns:w14="http://schemas.microsoft.com/office/word/2010/wordml" xmlns:w15="http://schemas.microsoft.com/office/word/2012/wordml" xmlns:w16cex="http://schemas.microsoft.com/office/word/2018/wordml/cex" xmlns:w16cid="http://schemas.microsoft.com/office/word/2016/wordml/cid" xmlns:w16="http://schemas.microsoft.com/office/word/2018/wordml" xmlns:w16sdtdh="http://schemas.microsoft.com/office/word/2020/wordml/sdtdatahash" xmlns:w16se="http://schemas.microsoft.com/office/word/2015/wordml/symex" xmlns:wpg="http://schemas.microsoft.com/office/word/2010/wordprocessingGroup" xmlns:wpi="http://schemas.microsoft.com/office/word/2010/wordprocessingInk" xmlns:wne="http://schemas.microsoft.com/office/word/2006/wordml" xmlns:wps="http://schemas.microsoft.com/office/word/2010/wordprocessingShape" mc:Ignorable="w14 w15 w16se w16cid w16 w16cex w16sdtdh wp14">
-  <w:endnote w:type="separator" w:id="-1">
-    <w:p>
-      <w:pPr>
-        <w:spacing w:after="0" w:line="240" w:lineRule="auto"/>
-      </w:pPr>
-      <w:r>
-        <w:separator/>
-      </w:r>
-    </w:p>
-  </w:endnote>
-  <w:endnote w:type="continuationSeparator" w:id="0">
-    <w:p>
-      <w:pPr>
-        <w:spacing w:after="0" w:line="240" w:lineRule="auto"/>
-      </w:pPr>
-      <w:r>
-        <w:continuationSeparator/>
-      </w:r>
-    </w:p>
-  </w:endnote>
-</w:endnotes>
-</file>
-
-<file path=word/footer1.xml><?xml version="1.0" encoding="utf-8"?>
-<w:ftr xmlns:wpc="http://schemas.microsoft.com/office/word/2010/wordprocessingCanvas" xmlns:cx="http://schemas.microsoft.com/office/drawing/2014/chartex" xmlns:cx1="http://schemas.microsoft.com/office/drawing/2015/9/8/chartex" xmlns:cx2="http://schemas.microsoft.com/office/drawing/2015/10/21/chartex" xmlns:cx3="http://schemas.microsoft.com/office/drawing/2016/5/9/chartex" xmlns:cx4="http://schemas.microsoft.com/office/drawing/2016/5/10/chartex" xmlns:cx5="http://schemas.microsoft.com/office/drawing/2016/5/11/chartex" xmlns:cx6="http://schemas.microsoft.com/office/drawing/2016/5/12/chartex" xmlns:cx7="http://schemas.microsoft.com/office/drawing/2016/5/13/chartex" xmlns:cx8="http://schemas.microsoft.com/office/drawing/2016/5/14/chartex" xmlns:mc="http://schemas.openxmlformats.org/markup-compatibility/2006" xmlns:aink="http://schemas.microsoft.com/office/drawing/2016/ink" xmlns:am3d="http://schemas.microsoft.com/office/drawing/2017/model3d" xmlns:o="urn:schemas-microsoft-com:office:office" xmlns:oel="http://schemas.microsoft.com/office/2019/extlst" xmlns:r="http://schemas.openxmlformats.org/officeDocument/2006/relationships" xmlns:m="http://schemas.openxmlformats.org/officeDocument/2006/math" xmlns:v="urn:schemas-microsoft-com:vml" xmlns:wp14="http://schemas.microsoft.com/office/word/2010/wordprocessingDrawing" xmlns:wp="http://schemas.openxmlformats.org/drawingml/2006/wordprocessingDrawing" xmlns:w10="urn:schemas-microsoft-com:office:word" xmlns:w="http://schemas.openxmlformats.org/wordprocessingml/2006/main" xmlns:w14="http://schemas.microsoft.com/office/word/2010/wordml" xmlns:w15="http://schemas.microsoft.com/office/word/2012/wordml" xmlns:w16cex="http://schemas.microsoft.com/office/word/2018/wordml/cex" xmlns:w16cid="http://schemas.microsoft.com/office/word/2016/wordml/cid" xmlns:w16="http://schemas.microsoft.com/office/word/2018/wordml" xmlns:w16sdtdh="http://schemas.microsoft.com/office/word/2020/wordml/sdtdatahash" xmlns:w16se="http://schemas.microsoft.com/office/word/2015/wordml/symex" xmlns:wpg="http://schemas.microsoft.com/office/word/2010/wordprocessingGroup" xmlns:wpi="http://schemas.microsoft.com/office/word/2010/wordprocessingInk" xmlns:wne="http://schemas.microsoft.com/office/word/2006/wordml" xmlns:wps="http://schemas.microsoft.com/office/word/2010/wordprocessingShape" mc:Ignorable="w14 w15 w16se w16cid w16 w16cex w16sdtdh wp14">
-  <w:sdt>
-    <w:sdtPr>
-      <w:id w:val="770205917"/>
-      <w:docPartObj>
-        <w:docPartGallery w:val="Page Numbers (Bottom of Page)"/>
-        <w:docPartUnique/>
-      </w:docPartObj>
-    </w:sdtPr>
-    <w:sdtContent>
-      <w:p>
-        <w:pPr>
-          <w:pStyle w:val="ae"/>
-          <w:jc w:val="center"/>
-        </w:pPr>
-        <w:r>
-          <w:fldChar w:fldCharType="begin"/>
-        </w:r>
-        <w:r>
-          <w:instrText>PAGE   \* MERGEFORMAT</w:instrText>
-        </w:r>
-        <w:r>
-          <w:fldChar w:fldCharType="separate"/>
-        </w:r>
-        <w:r>
-          <w:t>2</w:t>
-        </w:r>
-        <w:r>
-          <w:fldChar w:fldCharType="end"/>
-        </w:r>
-      </w:p>
-    </w:sdtContent>
-  </w:sdt>
-  <w:p>
-    <w:pPr>
-      <w:pStyle w:val="ae"/>
-    </w:pPr>
-  </w:p>
-</w:ftr>
-</file>
-
-<file path=word/footnotes.xml><?xml version="1.0" encoding="utf-8"?>
-<w:footnotes xmlns:wpc="http://schemas.microsoft.com/office/word/2010/wordprocessingCanvas" xmlns:cx="http://schemas.microsoft.com/office/drawing/2014/chartex" xmlns:cx1="http://schemas.microsoft.com/office/drawing/2015/9/8/chartex" xmlns:cx2="http://schemas.microsoft.com/office/drawing/2015/10/21/chartex" xmlns:cx3="http://schemas.microsoft.com/office/drawing/2016/5/9/chartex" xmlns:cx4="http://schemas.microsoft.com/office/drawing/2016/5/10/chartex" xmlns:cx5="http://schemas.microsoft.com/office/drawing/2016/5/11/chartex" xmlns:cx6="http://schemas.microsoft.com/office/drawing/2016/5/12/chartex" xmlns:cx7="http://schemas.microsoft.com/office/drawing/2016/5/13/chartex" xmlns:cx8="http://schemas.microsoft.com/office/drawing/2016/5/14/chartex" xmlns:mc="http://schemas.openxmlformats.org/markup-compatibility/2006" xmlns:aink="http://schemas.microsoft.com/office/drawing/2016/ink" xmlns:am3d="http://schemas.microsoft.com/office/drawing/2017/model3d" xmlns:o="urn:schemas-microsoft-com:office:office" xmlns:oel="http://schemas.microsoft.com/office/2019/extlst" xmlns:r="http://schemas.openxmlformats.org/officeDocument/2006/relationships" xmlns:m="http://schemas.openxmlformats.org/officeDocument/2006/math" xmlns:v="urn:schemas-microsoft-com:vml" xmlns:wp14="http://schemas.microsoft.com/office/word/2010/wordprocessingDrawing" xmlns:wp="http://schemas.openxmlformats.org/drawingml/2006/wordprocessingDrawing" xmlns:w10="urn:schemas-microsoft-com:office:word" xmlns:w="http://schemas.openxmlformats.org/wordprocessingml/2006/main" xmlns:w14="http://schemas.microsoft.com/office/word/2010/wordml" xmlns:w15="http://schemas.microsoft.com/office/word/2012/wordml" xmlns:w16cex="http://schemas.microsoft.com/office/word/2018/wordml/cex" xmlns:w16cid="http://schemas.microsoft.com/office/word/2016/wordml/cid" xmlns:w16="http://schemas.microsoft.com/office/word/2018/wordml" xmlns:w16sdtdh="http://schemas.microsoft.com/office/word/2020/wordml/sdtdatahash" xmlns:w16se="http://schemas.microsoft.com/office/word/2015/wordml/symex" xmlns:wpg="http://schemas.microsoft.com/office/word/2010/wordprocessingGroup" xmlns:wpi="http://schemas.microsoft.com/office/word/2010/wordprocessingInk" xmlns:wne="http://schemas.microsoft.com/office/word/2006/wordml" xmlns:wps="http://schemas.microsoft.com/office/word/2010/wordprocessingShape" mc:Ignorable="w14 w15 w16se w16cid w16 w16cex w16sdtdh wp14">
-  <w:footnote w:type="separator" w:id="-1">
-    <w:p>
-      <w:pPr>
-        <w:spacing w:after="0" w:line="240" w:lineRule="auto"/>
-      </w:pPr>
-      <w:r>
-        <w:separator/>
-      </w:r>
-    </w:p>
-  </w:footnote>
-  <w:footnote w:type="continuationSeparator" w:id="0">
-    <w:p>
-      <w:pPr>
-        <w:spacing w:after="0" w:line="240" w:lineRule="auto"/>
-      </w:pPr>
-      <w:r>
-        <w:continuationSeparator/>
-      </w:r>
-    </w:p>
-  </w:footnote>
-</w:footnotes>
-</file>
-
 <file path=word/numbering.xml><?xml version="1.0" encoding="utf-8"?>
 <w:numbering xmlns:wpc="http://schemas.microsoft.com/office/word/2010/wordprocessingCanvas" xmlns:cx="http://schemas.microsoft.com/office/drawing/2014/chartex" xmlns:cx1="http://schemas.microsoft.com/office/drawing/2015/9/8/chartex" xmlns:cx2="http://schemas.microsoft.com/office/drawing/2015/10/21/chartex" xmlns:cx3="http://schemas.microsoft.com/office/drawing/2016/5/9/chartex" xmlns:cx4="http://schemas.microsoft.com/office/drawing/2016/5/10/chartex" xmlns:cx5="http://schemas.microsoft.com/office/drawing/2016/5/11/chartex" xmlns:cx6="http://schemas.microsoft.com/office/drawing/2016/5/12/chartex" xmlns:cx7="http://schemas.microsoft.com/office/drawing/2016/5/13/chartex" xmlns:cx8="http://schemas.microsoft.com/office/drawing/2016/5/14/chartex" xmlns:mc="http://schemas.openxmlformats.org/markup-compatibility/2006" xmlns:aink="http://schemas.microsoft.com/office/drawing/2016/ink" xmlns:am3d="http://schemas.microsoft.com/office/drawing/2017/model3d" xmlns:o="urn:schemas-microsoft-com:office:office" xmlns:oel="http://schemas.microsoft.com/office/2019/extlst" xmlns:r="http://schemas.openxmlformats.org/officeDocument/2006/relationships" xmlns:m="http://schemas.openxmlformats.org/officeDocument/2006/math" xmlns:v="urn:schemas-microsoft-com:vml" xmlns:wp14="http://schemas.microsoft.com/office/word/2010/wordprocessingDrawing" xmlns:wp="http://schemas.openxmlformats.org/drawingml/2006/wordprocessingDrawing" xmlns:w10="urn:schemas-microsoft-com:office:word" xmlns:w="http://schemas.openxmlformats.org/wordprocessingml/2006/main" xmlns:w14="http://schemas.microsoft.com/office/word/2010/wordml" xmlns:w15="http://schemas.microsoft.com/office/word/2012/wordml" xmlns:w16cex="http://schemas.microsoft.com/office/word/2018/wordml/cex" xmlns:w16cid="http://schemas.microsoft.com/office/word/2016/wordml/cid" xmlns:w16="http://schemas.microsoft.com/office/word/2018/wordml" xmlns:w16sdtdh="http://schemas.microsoft.com/office/word/2020/wordml/sdtdatahash" xmlns:w16se="http://schemas.microsoft.com/office/word/2015/wordml/symex" xmlns:wpg="http://schemas.microsoft.com/office/word/2010/wordprocessingGroup" xmlns:wpi="http://schemas.microsoft.com/office/word/2010/wordprocessingInk" xmlns:wne="http://schemas.microsoft.com/office/word/2006/wordml" xmlns:wps="http://schemas.microsoft.com/office/word/2010/wordprocessingShape" mc:Ignorable="w14 w15 w16se w16cid w16 w16cex w16sdtdh wp14">
   <w:abstractNum w:abstractNumId="0" w15:restartNumberingAfterBreak="0">
-    <w:nsid w:val="7C6C190C"/>
+    <w:nsid w:val="2C5E519F"/>
     <w:multiLevelType w:val="multilevel"/>
-    <w:tmpl w:val="3022D236"/>
+    <w:tmpl w:val="F8961318"/>
     <w:lvl w:ilvl="0">
       <w:start w:val="1"/>
-      <w:numFmt w:val="decimal"/>
-      <w:lvlText w:val="%1."/>
+      <w:numFmt w:val="bullet"/>
+      <w:lvlText w:val=""/>
       <w:lvlJc w:val="left"/>
       <w:pPr>
         <w:tabs>
@@ -1756,11 +2323,15 @@
         </w:tabs>
         <w:ind w:left="720" w:hanging="360"/>
       </w:pPr>
+      <w:rPr>
+        <w:rFonts w:ascii="Symbol" w:hAnsi="Symbol" w:hint="default"/>
+        <w:sz w:val="20"/>
+      </w:rPr>
     </w:lvl>
-    <w:lvl w:ilvl="1">
+    <w:lvl w:ilvl="1" w:tentative="1">
       <w:start w:val="1"/>
-      <w:numFmt w:val="decimal"/>
-      <w:lvlText w:val="%2."/>
+      <w:numFmt w:val="bullet"/>
+      <w:lvlText w:val="o"/>
       <w:lvlJc w:val="left"/>
       <w:pPr>
         <w:tabs>
@@ -1768,11 +2339,15 @@
         </w:tabs>
         <w:ind w:left="1440" w:hanging="360"/>
       </w:pPr>
+      <w:rPr>
+        <w:rFonts w:ascii="Courier New" w:hAnsi="Courier New" w:hint="default"/>
+        <w:sz w:val="20"/>
+      </w:rPr>
     </w:lvl>
-    <w:lvl w:ilvl="2">
+    <w:lvl w:ilvl="2" w:tentative="1">
       <w:start w:val="1"/>
-      <w:numFmt w:val="decimal"/>
-      <w:lvlText w:val="%3."/>
+      <w:numFmt w:val="bullet"/>
+      <w:lvlText w:val=""/>
       <w:lvlJc w:val="left"/>
       <w:pPr>
         <w:tabs>
@@ -1780,11 +2355,15 @@
         </w:tabs>
         <w:ind w:left="2160" w:hanging="360"/>
       </w:pPr>
+      <w:rPr>
+        <w:rFonts w:ascii="Wingdings" w:hAnsi="Wingdings" w:hint="default"/>
+        <w:sz w:val="20"/>
+      </w:rPr>
     </w:lvl>
-    <w:lvl w:ilvl="3">
+    <w:lvl w:ilvl="3" w:tentative="1">
       <w:start w:val="1"/>
-      <w:numFmt w:val="decimal"/>
-      <w:lvlText w:val="%4."/>
+      <w:numFmt w:val="bullet"/>
+      <w:lvlText w:val=""/>
       <w:lvlJc w:val="left"/>
       <w:pPr>
         <w:tabs>
@@ -1792,11 +2371,15 @@
         </w:tabs>
         <w:ind w:left="2880" w:hanging="360"/>
       </w:pPr>
+      <w:rPr>
+        <w:rFonts w:ascii="Wingdings" w:hAnsi="Wingdings" w:hint="default"/>
+        <w:sz w:val="20"/>
+      </w:rPr>
     </w:lvl>
-    <w:lvl w:ilvl="4">
+    <w:lvl w:ilvl="4" w:tentative="1">
       <w:start w:val="1"/>
-      <w:numFmt w:val="decimal"/>
-      <w:lvlText w:val="%5."/>
+      <w:numFmt w:val="bullet"/>
+      <w:lvlText w:val=""/>
       <w:lvlJc w:val="left"/>
       <w:pPr>
         <w:tabs>
@@ -1804,11 +2387,15 @@
         </w:tabs>
         <w:ind w:left="3600" w:hanging="360"/>
       </w:pPr>
+      <w:rPr>
+        <w:rFonts w:ascii="Wingdings" w:hAnsi="Wingdings" w:hint="default"/>
+        <w:sz w:val="20"/>
+      </w:rPr>
     </w:lvl>
-    <w:lvl w:ilvl="5">
+    <w:lvl w:ilvl="5" w:tentative="1">
       <w:start w:val="1"/>
-      <w:numFmt w:val="decimal"/>
-      <w:lvlText w:val="%6."/>
+      <w:numFmt w:val="bullet"/>
+      <w:lvlText w:val=""/>
       <w:lvlJc w:val="left"/>
       <w:pPr>
         <w:tabs>
@@ -1816,11 +2403,15 @@
         </w:tabs>
         <w:ind w:left="4320" w:hanging="360"/>
       </w:pPr>
+      <w:rPr>
+        <w:rFonts w:ascii="Wingdings" w:hAnsi="Wingdings" w:hint="default"/>
+        <w:sz w:val="20"/>
+      </w:rPr>
     </w:lvl>
-    <w:lvl w:ilvl="6">
+    <w:lvl w:ilvl="6" w:tentative="1">
       <w:start w:val="1"/>
-      <w:numFmt w:val="decimal"/>
-      <w:lvlText w:val="%7."/>
+      <w:numFmt w:val="bullet"/>
+      <w:lvlText w:val=""/>
       <w:lvlJc w:val="left"/>
       <w:pPr>
         <w:tabs>
@@ -1828,11 +2419,15 @@
         </w:tabs>
         <w:ind w:left="5040" w:hanging="360"/>
       </w:pPr>
+      <w:rPr>
+        <w:rFonts w:ascii="Wingdings" w:hAnsi="Wingdings" w:hint="default"/>
+        <w:sz w:val="20"/>
+      </w:rPr>
     </w:lvl>
-    <w:lvl w:ilvl="7">
+    <w:lvl w:ilvl="7" w:tentative="1">
       <w:start w:val="1"/>
-      <w:numFmt w:val="decimal"/>
-      <w:lvlText w:val="%8."/>
+      <w:numFmt w:val="bullet"/>
+      <w:lvlText w:val=""/>
       <w:lvlJc w:val="left"/>
       <w:pPr>
         <w:tabs>
@@ -1840,11 +2435,15 @@
         </w:tabs>
         <w:ind w:left="5760" w:hanging="360"/>
       </w:pPr>
+      <w:rPr>
+        <w:rFonts w:ascii="Wingdings" w:hAnsi="Wingdings" w:hint="default"/>
+        <w:sz w:val="20"/>
+      </w:rPr>
     </w:lvl>
-    <w:lvl w:ilvl="8">
+    <w:lvl w:ilvl="8" w:tentative="1">
       <w:start w:val="1"/>
-      <w:numFmt w:val="decimal"/>
-      <w:lvlText w:val="%9."/>
+      <w:numFmt w:val="bullet"/>
+      <w:lvlText w:val=""/>
       <w:lvlJc w:val="left"/>
       <w:pPr>
         <w:tabs>
@@ -1852,37 +2451,14 @@
         </w:tabs>
         <w:ind w:left="6480" w:hanging="360"/>
       </w:pPr>
+      <w:rPr>
+        <w:rFonts w:ascii="Wingdings" w:hAnsi="Wingdings" w:hint="default"/>
+        <w:sz w:val="20"/>
+      </w:rPr>
     </w:lvl>
   </w:abstractNum>
-  <w:num w:numId="1" w16cid:durableId="1440370924">
+  <w:num w:numId="1" w16cid:durableId="2111316923">
     <w:abstractNumId w:val="0"/>
-    <w:lvlOverride w:ilvl="0">
-      <w:startOverride w:val="1"/>
-    </w:lvlOverride>
-    <w:lvlOverride w:ilvl="1">
-      <w:startOverride w:val="1"/>
-    </w:lvlOverride>
-    <w:lvlOverride w:ilvl="2">
-      <w:startOverride w:val="1"/>
-    </w:lvlOverride>
-    <w:lvlOverride w:ilvl="3">
-      <w:startOverride w:val="1"/>
-    </w:lvlOverride>
-    <w:lvlOverride w:ilvl="4">
-      <w:startOverride w:val="1"/>
-    </w:lvlOverride>
-    <w:lvlOverride w:ilvl="5">
-      <w:startOverride w:val="1"/>
-    </w:lvlOverride>
-    <w:lvlOverride w:ilvl="6">
-      <w:startOverride w:val="1"/>
-    </w:lvlOverride>
-    <w:lvlOverride w:ilvl="7">
-      <w:startOverride w:val="1"/>
-    </w:lvlOverride>
-    <w:lvlOverride w:ilvl="8">
-      <w:startOverride w:val="1"/>
-    </w:lvlOverride>
   </w:num>
 </w:numbering>
 </file>
@@ -2295,7 +2871,7 @@
     <w:link w:val="10"/>
     <w:uiPriority w:val="9"/>
     <w:qFormat/>
-    <w:rsid w:val="00B4499C"/>
+    <w:rsid w:val="00E36095"/>
     <w:pPr>
       <w:keepNext/>
       <w:keepLines/>
@@ -2318,7 +2894,7 @@
     <w:semiHidden/>
     <w:unhideWhenUsed/>
     <w:qFormat/>
-    <w:rsid w:val="00B4499C"/>
+    <w:rsid w:val="00E36095"/>
     <w:pPr>
       <w:keepNext/>
       <w:keepLines/>
@@ -2341,7 +2917,7 @@
     <w:semiHidden/>
     <w:unhideWhenUsed/>
     <w:qFormat/>
-    <w:rsid w:val="00B4499C"/>
+    <w:rsid w:val="00E36095"/>
     <w:pPr>
       <w:keepNext/>
       <w:keepLines/>
@@ -2364,7 +2940,7 @@
     <w:semiHidden/>
     <w:unhideWhenUsed/>
     <w:qFormat/>
-    <w:rsid w:val="00B4499C"/>
+    <w:rsid w:val="00E36095"/>
     <w:pPr>
       <w:keepNext/>
       <w:keepLines/>
@@ -2387,7 +2963,7 @@
     <w:semiHidden/>
     <w:unhideWhenUsed/>
     <w:qFormat/>
-    <w:rsid w:val="00B4499C"/>
+    <w:rsid w:val="00E36095"/>
     <w:pPr>
       <w:keepNext/>
       <w:keepLines/>
@@ -2408,7 +2984,7 @@
     <w:semiHidden/>
     <w:unhideWhenUsed/>
     <w:qFormat/>
-    <w:rsid w:val="00B4499C"/>
+    <w:rsid w:val="00E36095"/>
     <w:pPr>
       <w:keepNext/>
       <w:keepLines/>
@@ -2431,7 +3007,7 @@
     <w:semiHidden/>
     <w:unhideWhenUsed/>
     <w:qFormat/>
-    <w:rsid w:val="00B4499C"/>
+    <w:rsid w:val="00E36095"/>
     <w:pPr>
       <w:keepNext/>
       <w:keepLines/>
@@ -2452,7 +3028,7 @@
     <w:semiHidden/>
     <w:unhideWhenUsed/>
     <w:qFormat/>
-    <w:rsid w:val="00B4499C"/>
+    <w:rsid w:val="00E36095"/>
     <w:pPr>
       <w:keepNext/>
       <w:keepLines/>
@@ -2475,7 +3051,7 @@
     <w:semiHidden/>
     <w:unhideWhenUsed/>
     <w:qFormat/>
-    <w:rsid w:val="00B4499C"/>
+    <w:rsid w:val="00E36095"/>
     <w:pPr>
       <w:keepNext/>
       <w:keepLines/>
@@ -2518,7 +3094,7 @@
     <w:basedOn w:val="a0"/>
     <w:link w:val="1"/>
     <w:uiPriority w:val="9"/>
-    <w:rsid w:val="00B4499C"/>
+    <w:rsid w:val="00E36095"/>
     <w:rPr>
       <w:rFonts w:asciiTheme="majorHAnsi" w:eastAsiaTheme="majorEastAsia" w:hAnsiTheme="majorHAnsi" w:cstheme="majorBidi"/>
       <w:color w:val="0F4761" w:themeColor="accent1" w:themeShade="BF"/>
@@ -2532,7 +3108,7 @@
     <w:link w:val="2"/>
     <w:uiPriority w:val="9"/>
     <w:semiHidden/>
-    <w:rsid w:val="00B4499C"/>
+    <w:rsid w:val="00E36095"/>
     <w:rPr>
       <w:rFonts w:asciiTheme="majorHAnsi" w:eastAsiaTheme="majorEastAsia" w:hAnsiTheme="majorHAnsi" w:cstheme="majorBidi"/>
       <w:color w:val="0F4761" w:themeColor="accent1" w:themeShade="BF"/>
@@ -2546,7 +3122,7 @@
     <w:link w:val="3"/>
     <w:uiPriority w:val="9"/>
     <w:semiHidden/>
-    <w:rsid w:val="00B4499C"/>
+    <w:rsid w:val="00E36095"/>
     <w:rPr>
       <w:rFonts w:eastAsiaTheme="majorEastAsia" w:cstheme="majorBidi"/>
       <w:color w:val="0F4761" w:themeColor="accent1" w:themeShade="BF"/>
@@ -2560,7 +3136,7 @@
     <w:link w:val="4"/>
     <w:uiPriority w:val="9"/>
     <w:semiHidden/>
-    <w:rsid w:val="00B4499C"/>
+    <w:rsid w:val="00E36095"/>
     <w:rPr>
       <w:rFonts w:eastAsiaTheme="majorEastAsia" w:cstheme="majorBidi"/>
       <w:i/>
@@ -2574,7 +3150,7 @@
     <w:link w:val="5"/>
     <w:uiPriority w:val="9"/>
     <w:semiHidden/>
-    <w:rsid w:val="00B4499C"/>
+    <w:rsid w:val="00E36095"/>
     <w:rPr>
       <w:rFonts w:eastAsiaTheme="majorEastAsia" w:cstheme="majorBidi"/>
       <w:color w:val="0F4761" w:themeColor="accent1" w:themeShade="BF"/>
@@ -2586,7 +3162,7 @@
     <w:link w:val="6"/>
     <w:uiPriority w:val="9"/>
     <w:semiHidden/>
-    <w:rsid w:val="00B4499C"/>
+    <w:rsid w:val="00E36095"/>
     <w:rPr>
       <w:rFonts w:eastAsiaTheme="majorEastAsia" w:cstheme="majorBidi"/>
       <w:i/>
@@ -2600,7 +3176,7 @@
     <w:link w:val="7"/>
     <w:uiPriority w:val="9"/>
     <w:semiHidden/>
-    <w:rsid w:val="00B4499C"/>
+    <w:rsid w:val="00E36095"/>
     <w:rPr>
       <w:rFonts w:eastAsiaTheme="majorEastAsia" w:cstheme="majorBidi"/>
       <w:color w:val="595959" w:themeColor="text1" w:themeTint="A6"/>
@@ -2612,7 +3188,7 @@
     <w:link w:val="8"/>
     <w:uiPriority w:val="9"/>
     <w:semiHidden/>
-    <w:rsid w:val="00B4499C"/>
+    <w:rsid w:val="00E36095"/>
     <w:rPr>
       <w:rFonts w:eastAsiaTheme="majorEastAsia" w:cstheme="majorBidi"/>
       <w:i/>
@@ -2626,7 +3202,7 @@
     <w:link w:val="9"/>
     <w:uiPriority w:val="9"/>
     <w:semiHidden/>
-    <w:rsid w:val="00B4499C"/>
+    <w:rsid w:val="00E36095"/>
     <w:rPr>
       <w:rFonts w:eastAsiaTheme="majorEastAsia" w:cstheme="majorBidi"/>
       <w:color w:val="272727" w:themeColor="text1" w:themeTint="D8"/>
@@ -2639,7 +3215,7 @@
     <w:link w:val="a4"/>
     <w:uiPriority w:val="10"/>
     <w:qFormat/>
-    <w:rsid w:val="00B4499C"/>
+    <w:rsid w:val="00E36095"/>
     <w:pPr>
       <w:spacing w:after="80" w:line="240" w:lineRule="auto"/>
       <w:contextualSpacing/>
@@ -2657,7 +3233,7 @@
     <w:basedOn w:val="a0"/>
     <w:link w:val="a3"/>
     <w:uiPriority w:val="10"/>
-    <w:rsid w:val="00B4499C"/>
+    <w:rsid w:val="00E36095"/>
     <w:rPr>
       <w:rFonts w:asciiTheme="majorHAnsi" w:eastAsiaTheme="majorEastAsia" w:hAnsiTheme="majorHAnsi" w:cstheme="majorBidi"/>
       <w:spacing w:val="-10"/>
@@ -2673,7 +3249,7 @@
     <w:link w:val="a6"/>
     <w:uiPriority w:val="11"/>
     <w:qFormat/>
-    <w:rsid w:val="00B4499C"/>
+    <w:rsid w:val="00E36095"/>
     <w:pPr>
       <w:numPr>
         <w:ilvl w:val="1"/>
@@ -2692,7 +3268,7 @@
     <w:basedOn w:val="a0"/>
     <w:link w:val="a5"/>
     <w:uiPriority w:val="11"/>
-    <w:rsid w:val="00B4499C"/>
+    <w:rsid w:val="00E36095"/>
     <w:rPr>
       <w:rFonts w:eastAsiaTheme="majorEastAsia" w:cstheme="majorBidi"/>
       <w:color w:val="595959" w:themeColor="text1" w:themeTint="A6"/>
@@ -2708,7 +3284,7 @@
     <w:link w:val="22"/>
     <w:uiPriority w:val="29"/>
     <w:qFormat/>
-    <w:rsid w:val="00B4499C"/>
+    <w:rsid w:val="00E36095"/>
     <w:pPr>
       <w:spacing w:before="160"/>
       <w:jc w:val="center"/>
@@ -2724,7 +3300,7 @@
     <w:basedOn w:val="a0"/>
     <w:link w:val="21"/>
     <w:uiPriority w:val="29"/>
-    <w:rsid w:val="00B4499C"/>
+    <w:rsid w:val="00E36095"/>
     <w:rPr>
       <w:i/>
       <w:iCs/>
@@ -2736,7 +3312,7 @@
     <w:basedOn w:val="a"/>
     <w:uiPriority w:val="34"/>
     <w:qFormat/>
-    <w:rsid w:val="00B4499C"/>
+    <w:rsid w:val="00E36095"/>
     <w:pPr>
       <w:ind w:left="720"/>
       <w:contextualSpacing/>
@@ -2747,7 +3323,7 @@
     <w:basedOn w:val="a0"/>
     <w:uiPriority w:val="21"/>
     <w:qFormat/>
-    <w:rsid w:val="00B4499C"/>
+    <w:rsid w:val="00E36095"/>
     <w:rPr>
       <w:i/>
       <w:iCs/>
@@ -2761,7 +3337,7 @@
     <w:link w:val="aa"/>
     <w:uiPriority w:val="30"/>
     <w:qFormat/>
-    <w:rsid w:val="00B4499C"/>
+    <w:rsid w:val="00E36095"/>
     <w:pPr>
       <w:pBdr>
         <w:top w:val="single" w:sz="4" w:space="10" w:color="0F4761" w:themeColor="accent1" w:themeShade="BF"/>
@@ -2782,7 +3358,7 @@
     <w:basedOn w:val="a0"/>
     <w:link w:val="a9"/>
     <w:uiPriority w:val="30"/>
-    <w:rsid w:val="00B4499C"/>
+    <w:rsid w:val="00E36095"/>
     <w:rPr>
       <w:i/>
       <w:iCs/>
@@ -2794,114 +3370,13 @@
     <w:basedOn w:val="a0"/>
     <w:uiPriority w:val="32"/>
     <w:qFormat/>
-    <w:rsid w:val="00B4499C"/>
+    <w:rsid w:val="00E36095"/>
     <w:rPr>
       <w:b/>
       <w:bCs/>
       <w:smallCaps/>
       <w:color w:val="0F4761" w:themeColor="accent1" w:themeShade="BF"/>
       <w:spacing w:val="5"/>
-    </w:rPr>
-  </w:style>
-  <w:style w:type="paragraph" w:customStyle="1" w:styleId="ds-markdown-paragraph">
-    <w:name w:val="ds-markdown-paragraph"/>
-    <w:basedOn w:val="a"/>
-    <w:rsid w:val="00341293"/>
-    <w:pPr>
-      <w:spacing w:before="100" w:beforeAutospacing="1" w:after="100" w:afterAutospacing="1" w:line="240" w:lineRule="auto"/>
-    </w:pPr>
-    <w:rPr>
-      <w:rFonts w:ascii="Times New Roman" w:eastAsia="Times New Roman" w:hAnsi="Times New Roman" w:cs="Times New Roman"/>
-      <w:kern w:val="0"/>
-      <w:lang w:eastAsia="ru-RU"/>
-      <w14:ligatures w14:val="none"/>
-    </w:rPr>
-  </w:style>
-  <w:style w:type="paragraph" w:styleId="ac">
-    <w:name w:val="header"/>
-    <w:basedOn w:val="a"/>
-    <w:link w:val="ad"/>
-    <w:uiPriority w:val="99"/>
-    <w:unhideWhenUsed/>
-    <w:rsid w:val="009A422F"/>
-    <w:pPr>
-      <w:tabs>
-        <w:tab w:val="center" w:pos="4677"/>
-        <w:tab w:val="right" w:pos="9355"/>
-      </w:tabs>
-      <w:spacing w:after="0" w:line="240" w:lineRule="auto"/>
-    </w:pPr>
-  </w:style>
-  <w:style w:type="character" w:customStyle="1" w:styleId="ad">
-    <w:name w:val="Верхний колонтитул Знак"/>
-    <w:basedOn w:val="a0"/>
-    <w:link w:val="ac"/>
-    <w:uiPriority w:val="99"/>
-    <w:rsid w:val="009A422F"/>
-  </w:style>
-  <w:style w:type="paragraph" w:styleId="ae">
-    <w:name w:val="footer"/>
-    <w:basedOn w:val="a"/>
-    <w:link w:val="af"/>
-    <w:uiPriority w:val="99"/>
-    <w:unhideWhenUsed/>
-    <w:rsid w:val="009A422F"/>
-    <w:pPr>
-      <w:tabs>
-        <w:tab w:val="center" w:pos="4677"/>
-        <w:tab w:val="right" w:pos="9355"/>
-      </w:tabs>
-      <w:spacing w:after="0" w:line="240" w:lineRule="auto"/>
-    </w:pPr>
-  </w:style>
-  <w:style w:type="character" w:customStyle="1" w:styleId="af">
-    <w:name w:val="Нижний колонтитул Знак"/>
-    <w:basedOn w:val="a0"/>
-    <w:link w:val="ae"/>
-    <w:uiPriority w:val="99"/>
-    <w:rsid w:val="009A422F"/>
-  </w:style>
-  <w:style w:type="paragraph" w:styleId="af0">
-    <w:name w:val="TOC Heading"/>
-    <w:basedOn w:val="1"/>
-    <w:next w:val="a"/>
-    <w:uiPriority w:val="39"/>
-    <w:unhideWhenUsed/>
-    <w:qFormat/>
-    <w:rsid w:val="009A422F"/>
-    <w:pPr>
-      <w:spacing w:before="240" w:after="0" w:line="259" w:lineRule="auto"/>
-      <w:outlineLvl w:val="9"/>
-    </w:pPr>
-    <w:rPr>
-      <w:kern w:val="0"/>
-      <w:sz w:val="32"/>
-      <w:szCs w:val="32"/>
-      <w:lang w:eastAsia="ru-RU"/>
-      <w14:ligatures w14:val="none"/>
-    </w:rPr>
-  </w:style>
-  <w:style w:type="paragraph" w:styleId="11">
-    <w:name w:val="toc 1"/>
-    <w:basedOn w:val="a"/>
-    <w:next w:val="a"/>
-    <w:autoRedefine/>
-    <w:uiPriority w:val="39"/>
-    <w:unhideWhenUsed/>
-    <w:rsid w:val="009A422F"/>
-    <w:pPr>
-      <w:spacing w:after="100"/>
-    </w:pPr>
-  </w:style>
-  <w:style w:type="character" w:styleId="af1">
-    <w:name w:val="Hyperlink"/>
-    <w:basedOn w:val="a0"/>
-    <w:uiPriority w:val="99"/>
-    <w:unhideWhenUsed/>
-    <w:rsid w:val="009A422F"/>
-    <w:rPr>
-      <w:color w:val="467886" w:themeColor="hyperlink"/>
-      <w:u w:val="single"/>
     </w:rPr>
   </w:style>
 </w:styles>
@@ -3200,16 +3675,4 @@
     </a:ext>
   </a:extLst>
 </a:theme>
-</file>
-
-<file path=customXml/item1.xml><?xml version="1.0" encoding="utf-8"?>
-<b:Sources xmlns:b="http://schemas.openxmlformats.org/officeDocument/2006/bibliography" xmlns="http://schemas.openxmlformats.org/officeDocument/2006/bibliography" SelectedStyle="\APASixthEditionOfficeOnline.xsl" StyleName="APA" Version="6"/>
-</file>
-
-<file path=customXml/itemProps1.xml><?xml version="1.0" encoding="utf-8"?>
-<ds:datastoreItem xmlns:ds="http://schemas.openxmlformats.org/officeDocument/2006/customXml" ds:itemID="{79786FA7-11E7-49E5-B1DE-8EB2FFA11C3F}">
-  <ds:schemaRefs>
-    <ds:schemaRef ds:uri="http://schemas.openxmlformats.org/officeDocument/2006/bibliography"/>
-  </ds:schemaRefs>
-</ds:datastoreItem>
 </file>
--- a/Отчёт.docx
+++ b/Отчёт.docx
@@ -44,7 +44,6 @@
     </w:p>
     <w:p>
       <w:pPr>
-        <w:jc w:val="center"/>
         <w:rPr>
           <w:rFonts w:ascii="Times New Roman" w:hAnsi="Times New Roman" w:cs="Times New Roman"/>
           <w:b/>
@@ -57,7 +56,6 @@
     </w:p>
     <w:p>
       <w:pPr>
-        <w:jc w:val="center"/>
         <w:rPr>
           <w:rFonts w:ascii="Times New Roman" w:hAnsi="Times New Roman" w:cs="Times New Roman"/>
           <w:b/>
@@ -93,7 +91,7 @@
           <w:sz w:val="28"/>
           <w:szCs w:val="28"/>
         </w:rPr>
-        <w:t>6</w:t>
+        <w:t>7</w:t>
       </w:r>
     </w:p>
     <w:p>
@@ -115,10 +113,12 @@
           <w:sz w:val="28"/>
           <w:szCs w:val="28"/>
         </w:rPr>
-        <w:t xml:space="preserve">Разработка интеграционных и контрактных тестов для </w:t>
-      </w:r>
-      <w:proofErr w:type="spellStart"/>
-      <w:r>
+        <w:t>Комплексное тестирование и валидация программного обеспечения с использованием готовых тестовых наборов</w:t>
+      </w:r>
+    </w:p>
+    <w:p>
+      <w:pPr>
+        <w:jc w:val="both"/>
         <w:rPr>
           <w:rFonts w:ascii="Times New Roman" w:hAnsi="Times New Roman" w:cs="Times New Roman"/>
           <w:b/>
@@ -126,10 +126,11 @@
           <w:sz w:val="28"/>
           <w:szCs w:val="28"/>
         </w:rPr>
-        <w:t>микросервиса</w:t>
-      </w:r>
-      <w:proofErr w:type="spellEnd"/>
-      <w:r>
+      </w:pPr>
+    </w:p>
+    <w:p>
+      <w:pPr>
+        <w:jc w:val="both"/>
         <w:rPr>
           <w:rFonts w:ascii="Times New Roman" w:hAnsi="Times New Roman" w:cs="Times New Roman"/>
           <w:b/>
@@ -137,12 +138,11 @@
           <w:sz w:val="28"/>
           <w:szCs w:val="28"/>
         </w:rPr>
-        <w:t xml:space="preserve"> управления заказами</w:t>
-      </w:r>
-    </w:p>
-    <w:p>
-      <w:pPr>
-        <w:jc w:val="center"/>
+      </w:pPr>
+    </w:p>
+    <w:p>
+      <w:pPr>
+        <w:jc w:val="both"/>
         <w:rPr>
           <w:rFonts w:ascii="Times New Roman" w:hAnsi="Times New Roman" w:cs="Times New Roman"/>
           <w:iCs/>
@@ -153,7 +153,7 @@
     </w:p>
     <w:p>
       <w:pPr>
-        <w:jc w:val="center"/>
+        <w:jc w:val="both"/>
         <w:rPr>
           <w:rFonts w:ascii="Times New Roman" w:hAnsi="Times New Roman" w:cs="Times New Roman"/>
           <w:iCs/>
@@ -161,6 +161,60 @@
           <w:szCs w:val="28"/>
         </w:rPr>
       </w:pPr>
+      <w:r>
+        <w:rPr>
+          <w:rFonts w:ascii="Times New Roman" w:hAnsi="Times New Roman" w:cs="Times New Roman"/>
+          <w:iCs/>
+          <w:sz w:val="28"/>
+          <w:szCs w:val="28"/>
+        </w:rPr>
+        <w:t>Цель</w:t>
+      </w:r>
+      <w:r>
+        <w:rPr>
+          <w:rFonts w:ascii="Times New Roman" w:hAnsi="Times New Roman" w:cs="Times New Roman"/>
+          <w:iCs/>
+          <w:sz w:val="28"/>
+          <w:szCs w:val="28"/>
+        </w:rPr>
+        <w:t>:</w:t>
+      </w:r>
+      <w:r>
+        <w:rPr>
+          <w:rFonts w:ascii="Times New Roman" w:hAnsi="Times New Roman" w:cs="Times New Roman"/>
+          <w:iCs/>
+          <w:sz w:val="28"/>
+          <w:szCs w:val="28"/>
+        </w:rPr>
+        <w:t xml:space="preserve"> п</w:t>
+      </w:r>
+      <w:r>
+        <w:rPr>
+          <w:rFonts w:ascii="Times New Roman" w:hAnsi="Times New Roman" w:cs="Times New Roman"/>
+          <w:iCs/>
+          <w:sz w:val="28"/>
+          <w:szCs w:val="28"/>
+        </w:rPr>
+        <w:t>ровести комплексный анализ качества программного продукта</w:t>
+      </w:r>
+      <w:r>
+        <w:rPr>
+          <w:rFonts w:ascii="Times New Roman" w:hAnsi="Times New Roman" w:cs="Times New Roman"/>
+          <w:iCs/>
+          <w:sz w:val="28"/>
+          <w:szCs w:val="28"/>
+        </w:rPr>
+        <w:t xml:space="preserve"> </w:t>
+      </w:r>
+      <w:r>
+        <w:rPr>
+          <w:rFonts w:ascii="Times New Roman" w:hAnsi="Times New Roman" w:cs="Times New Roman"/>
+          <w:iCs/>
+          <w:sz w:val="28"/>
+          <w:szCs w:val="28"/>
+        </w:rPr>
+        <w:t>с использованием готовых тестовых наборов, выявить и исправить ошибки, улучшить покрытие кода тестами и оценить качество тестов через мутационное тестирование</w:t>
+      </w:r>
     </w:p>
     <w:p>
       <w:pPr>
@@ -172,115 +226,39 @@
           <w:szCs w:val="28"/>
         </w:rPr>
       </w:pPr>
-      <w:r>
+    </w:p>
+    <w:p>
+      <w:pPr>
+        <w:jc w:val="both"/>
         <w:rPr>
           <w:rFonts w:ascii="Times New Roman" w:hAnsi="Times New Roman" w:cs="Times New Roman"/>
           <w:iCs/>
           <w:sz w:val="28"/>
           <w:szCs w:val="28"/>
         </w:rPr>
-        <w:t xml:space="preserve">Цель: </w:t>
-      </w:r>
-      <w:r>
+      </w:pPr>
+    </w:p>
+    <w:p>
+      <w:pPr>
+        <w:jc w:val="right"/>
         <w:rPr>
           <w:rFonts w:ascii="Times New Roman" w:hAnsi="Times New Roman" w:cs="Times New Roman"/>
           <w:iCs/>
           <w:sz w:val="28"/>
           <w:szCs w:val="28"/>
         </w:rPr>
-        <w:t>р</w:t>
-      </w:r>
-      <w:r>
+      </w:pPr>
+    </w:p>
+    <w:p>
+      <w:pPr>
+        <w:jc w:val="right"/>
         <w:rPr>
           <w:rFonts w:ascii="Times New Roman" w:hAnsi="Times New Roman" w:cs="Times New Roman"/>
           <w:iCs/>
           <w:sz w:val="28"/>
           <w:szCs w:val="28"/>
         </w:rPr>
-        <w:t>азработать полноценный слой доступа к данным (репозиторий) для работы с заказами и их позициями, а также создать набор интеграционных и контрактных тестов, обеспечивающих корректность взаимодействия с базой данных и внешними API. В ходе выполнения работы студент закрепляет навыки</w:t>
-      </w:r>
-      <w:r>
-        <w:rPr>
-          <w:rFonts w:ascii="Times New Roman" w:hAnsi="Times New Roman" w:cs="Times New Roman"/>
-          <w:iCs/>
-          <w:sz w:val="28"/>
-          <w:szCs w:val="28"/>
-        </w:rPr>
-        <w:t>.</w:t>
-      </w:r>
-    </w:p>
-    <w:p>
-      <w:pPr>
-        <w:jc w:val="both"/>
-        <w:rPr>
-          <w:rFonts w:ascii="Times New Roman" w:hAnsi="Times New Roman" w:cs="Times New Roman"/>
-          <w:iCs/>
-          <w:sz w:val="28"/>
-          <w:szCs w:val="28"/>
-        </w:rPr>
-      </w:pPr>
-    </w:p>
-    <w:p>
-      <w:pPr>
-        <w:jc w:val="both"/>
-        <w:rPr>
-          <w:rFonts w:ascii="Times New Roman" w:hAnsi="Times New Roman" w:cs="Times New Roman"/>
-          <w:iCs/>
-          <w:sz w:val="28"/>
-          <w:szCs w:val="28"/>
-        </w:rPr>
-      </w:pPr>
-    </w:p>
-    <w:p>
-      <w:pPr>
-        <w:jc w:val="right"/>
-        <w:rPr>
-          <w:rFonts w:ascii="Times New Roman" w:hAnsi="Times New Roman" w:cs="Times New Roman"/>
-          <w:iCs/>
-          <w:sz w:val="28"/>
-          <w:szCs w:val="28"/>
-        </w:rPr>
-      </w:pPr>
-    </w:p>
-    <w:p>
-      <w:pPr>
-        <w:jc w:val="right"/>
-        <w:rPr>
-          <w:rFonts w:ascii="Times New Roman" w:hAnsi="Times New Roman" w:cs="Times New Roman"/>
-          <w:iCs/>
-          <w:sz w:val="28"/>
-          <w:szCs w:val="28"/>
-        </w:rPr>
-      </w:pPr>
-      <w:r>
-        <w:rPr>
-          <w:rFonts w:ascii="Times New Roman" w:hAnsi="Times New Roman" w:cs="Times New Roman"/>
-          <w:iCs/>
-          <w:sz w:val="28"/>
-          <w:szCs w:val="28"/>
-        </w:rPr>
-        <w:t>Выполнила: Аракчеева Екатерина,</w:t>
-      </w:r>
-    </w:p>
-    <w:p>
-      <w:pPr>
-        <w:jc w:val="right"/>
-        <w:rPr>
-          <w:rFonts w:ascii="Times New Roman" w:hAnsi="Times New Roman" w:cs="Times New Roman"/>
-          <w:iCs/>
-          <w:sz w:val="28"/>
-          <w:szCs w:val="28"/>
-        </w:rPr>
-      </w:pPr>
-      <w:r>
-        <w:rPr>
-          <w:rFonts w:ascii="Times New Roman" w:hAnsi="Times New Roman" w:cs="Times New Roman"/>
-          <w:iCs/>
-          <w:sz w:val="28"/>
-          <w:szCs w:val="28"/>
-        </w:rPr>
-        <w:t>Студентка 24-ИС.</w:t>
-      </w:r>
+      </w:pPr>
     </w:p>
     <w:p>
       <w:pPr>
@@ -301,7 +279,7 @@
           <w:sz w:val="28"/>
           <w:szCs w:val="28"/>
         </w:rPr>
-        <w:t>Руководитель:</w:t>
+        <w:t>Выполнила:</w:t>
       </w:r>
       <w:r>
         <w:rPr>
@@ -310,12 +288,12 @@
           <w:sz w:val="28"/>
           <w:szCs w:val="28"/>
         </w:rPr>
-        <w:t xml:space="preserve"> Александр Вениаминович Торопов</w:t>
-      </w:r>
-    </w:p>
-    <w:p>
-      <w:pPr>
-        <w:jc w:val="center"/>
+        <w:t xml:space="preserve"> Аракчеева Екатерина,</w:t>
+      </w:r>
+    </w:p>
+    <w:p>
+      <w:pPr>
+        <w:jc w:val="right"/>
         <w:rPr>
           <w:rFonts w:ascii="Times New Roman" w:hAnsi="Times New Roman" w:cs="Times New Roman"/>
           <w:iCs/>
@@ -323,21 +301,19 @@
           <w:szCs w:val="28"/>
         </w:rPr>
       </w:pPr>
-    </w:p>
-    <w:p>
-      <w:pPr>
-        <w:jc w:val="center"/>
+      <w:r>
         <w:rPr>
           <w:rFonts w:ascii="Times New Roman" w:hAnsi="Times New Roman" w:cs="Times New Roman"/>
           <w:iCs/>
           <w:sz w:val="28"/>
           <w:szCs w:val="28"/>
         </w:rPr>
-      </w:pPr>
-    </w:p>
-    <w:p>
-      <w:pPr>
-        <w:jc w:val="center"/>
+        <w:t>Студентка 24-ИС.</w:t>
+      </w:r>
+    </w:p>
+    <w:p>
+      <w:pPr>
+        <w:jc w:val="right"/>
         <w:rPr>
           <w:rFonts w:ascii="Times New Roman" w:hAnsi="Times New Roman" w:cs="Times New Roman"/>
           <w:iCs/>
@@ -345,179 +321,746 @@
           <w:szCs w:val="28"/>
         </w:rPr>
       </w:pPr>
-    </w:p>
-    <w:p>
-      <w:pPr>
-        <w:jc w:val="center"/>
-        <w:rPr>
-          <w:rFonts w:ascii="Times New Roman" w:hAnsi="Times New Roman" w:cs="Times New Roman"/>
-          <w:iCs/>
-          <w:sz w:val="28"/>
-          <w:szCs w:val="28"/>
-        </w:rPr>
-      </w:pPr>
-    </w:p>
-    <w:p>
-      <w:pPr>
-        <w:jc w:val="center"/>
-        <w:rPr>
-          <w:rFonts w:ascii="Times New Roman" w:hAnsi="Times New Roman" w:cs="Times New Roman"/>
-          <w:iCs/>
-          <w:sz w:val="28"/>
-          <w:szCs w:val="28"/>
-        </w:rPr>
-      </w:pPr>
-    </w:p>
-    <w:p>
-      <w:pPr>
-        <w:jc w:val="center"/>
-        <w:rPr>
-          <w:rFonts w:ascii="Times New Roman" w:hAnsi="Times New Roman" w:cs="Times New Roman"/>
-          <w:iCs/>
-          <w:sz w:val="28"/>
-          <w:szCs w:val="28"/>
-        </w:rPr>
-      </w:pPr>
-      <w:proofErr w:type="spellStart"/>
-      <w:r>
-        <w:rPr>
-          <w:rFonts w:ascii="Times New Roman" w:hAnsi="Times New Roman" w:cs="Times New Roman"/>
-          <w:iCs/>
-          <w:sz w:val="28"/>
-          <w:szCs w:val="28"/>
-        </w:rPr>
-        <w:t>р.п</w:t>
-      </w:r>
-      <w:proofErr w:type="spellEnd"/>
-      <w:r>
-        <w:rPr>
-          <w:rFonts w:ascii="Times New Roman" w:hAnsi="Times New Roman" w:cs="Times New Roman"/>
-          <w:iCs/>
-          <w:sz w:val="28"/>
-          <w:szCs w:val="28"/>
-        </w:rPr>
-        <w:t>. Красные Баки</w:t>
-      </w:r>
-    </w:p>
-    <w:p>
-      <w:pPr>
-        <w:jc w:val="center"/>
-        <w:rPr>
-          <w:rFonts w:ascii="Times New Roman" w:hAnsi="Times New Roman" w:cs="Times New Roman"/>
-          <w:iCs/>
-          <w:sz w:val="28"/>
-          <w:szCs w:val="28"/>
-        </w:rPr>
-      </w:pPr>
-      <w:r>
-        <w:rPr>
-          <w:rFonts w:ascii="Times New Roman" w:hAnsi="Times New Roman" w:cs="Times New Roman"/>
-          <w:iCs/>
-          <w:sz w:val="28"/>
-          <w:szCs w:val="28"/>
-        </w:rPr>
-        <w:t>2026 г.</w:t>
-      </w:r>
-    </w:p>
-    <w:p>
-      <w:pPr>
-        <w:jc w:val="center"/>
+      <w:r>
         <w:rPr>
           <w:rFonts w:ascii="Times New Roman" w:hAnsi="Times New Roman" w:cs="Times New Roman"/>
           <w:b/>
           <w:bCs/>
-          <w:sz w:val="28"/>
-          <w:szCs w:val="28"/>
-        </w:rPr>
-      </w:pPr>
-      <w:r>
+          <w:iCs/>
+          <w:sz w:val="28"/>
+          <w:szCs w:val="28"/>
+        </w:rPr>
+        <w:t>Руководитель:</w:t>
+      </w:r>
+      <w:r>
+        <w:rPr>
+          <w:rFonts w:ascii="Times New Roman" w:hAnsi="Times New Roman" w:cs="Times New Roman"/>
+          <w:iCs/>
+          <w:sz w:val="28"/>
+          <w:szCs w:val="28"/>
+        </w:rPr>
+        <w:t xml:space="preserve"> Александр Вениаминович Торопов</w:t>
+      </w:r>
+    </w:p>
+    <w:p>
+      <w:pPr>
+        <w:rPr>
+          <w:rFonts w:ascii="Times New Roman" w:hAnsi="Times New Roman" w:cs="Times New Roman"/>
+          <w:iCs/>
+          <w:sz w:val="28"/>
+          <w:szCs w:val="28"/>
+        </w:rPr>
+      </w:pPr>
+    </w:p>
+    <w:p>
+      <w:pPr>
+        <w:rPr>
+          <w:rFonts w:ascii="Times New Roman" w:hAnsi="Times New Roman" w:cs="Times New Roman"/>
+          <w:iCs/>
+          <w:sz w:val="28"/>
+          <w:szCs w:val="28"/>
+        </w:rPr>
+      </w:pPr>
+    </w:p>
+    <w:p>
+      <w:pPr>
+        <w:rPr>
+          <w:rFonts w:ascii="Times New Roman" w:hAnsi="Times New Roman" w:cs="Times New Roman"/>
+          <w:iCs/>
+          <w:sz w:val="28"/>
+          <w:szCs w:val="28"/>
+        </w:rPr>
+      </w:pPr>
+    </w:p>
+    <w:p>
+      <w:pPr>
+        <w:rPr>
+          <w:rFonts w:ascii="Times New Roman" w:hAnsi="Times New Roman" w:cs="Times New Roman"/>
+          <w:iCs/>
+          <w:sz w:val="28"/>
+          <w:szCs w:val="28"/>
+        </w:rPr>
+      </w:pPr>
+      <w:r>
+        <w:rPr>
+          <w:rFonts w:ascii="Times New Roman" w:hAnsi="Times New Roman" w:cs="Times New Roman"/>
+          <w:iCs/>
+          <w:sz w:val="28"/>
+          <w:szCs w:val="28"/>
+        </w:rPr>
+        <w:t>р.п. Красные Баки</w:t>
+      </w:r>
+    </w:p>
+    <w:p>
+      <w:pPr>
+        <w:rPr>
+          <w:rFonts w:ascii="Times New Roman" w:hAnsi="Times New Roman" w:cs="Times New Roman"/>
+          <w:iCs/>
+          <w:sz w:val="28"/>
+          <w:szCs w:val="28"/>
+        </w:rPr>
+      </w:pPr>
+      <w:r>
+        <w:rPr>
+          <w:rFonts w:ascii="Times New Roman" w:hAnsi="Times New Roman" w:cs="Times New Roman"/>
+          <w:iCs/>
+          <w:sz w:val="28"/>
+          <w:szCs w:val="28"/>
+        </w:rPr>
+        <w:t>2026 г.</w:t>
+      </w:r>
+    </w:p>
+    <w:p>
+      <w:pPr>
+        <w:pStyle w:val="1"/>
+        <w:spacing w:line="360" w:lineRule="auto"/>
+        <w:jc w:val="center"/>
         <w:rPr>
           <w:rFonts w:ascii="Times New Roman" w:hAnsi="Times New Roman" w:cs="Times New Roman"/>
           <w:b/>
           <w:bCs/>
-          <w:sz w:val="28"/>
-          <w:szCs w:val="28"/>
+          <w:color w:val="auto"/>
+          <w:sz w:val="32"/>
+          <w:szCs w:val="32"/>
+        </w:rPr>
+      </w:pPr>
+      <w:r>
+        <w:rPr>
+          <w:rFonts w:ascii="Times New Roman" w:hAnsi="Times New Roman" w:cs="Times New Roman"/>
+          <w:b/>
+          <w:bCs/>
+          <w:color w:val="auto"/>
+          <w:sz w:val="32"/>
+          <w:szCs w:val="32"/>
         </w:rPr>
         <w:lastRenderedPageBreak/>
-        <w:t>ТЕКСТ ЗАДАНИЯ</w:t>
-      </w:r>
+        <w:t>СОДЕРЖАНИЕ</w:t>
+      </w:r>
+    </w:p>
+    <w:sdt>
+      <w:sdtPr>
+        <w:rPr>
+          <w:rFonts w:ascii="Times New Roman" w:hAnsi="Times New Roman" w:cs="Times New Roman"/>
+        </w:rPr>
+        <w:id w:val="1125423223"/>
+        <w:docPartObj>
+          <w:docPartGallery w:val="Table of Contents"/>
+          <w:docPartUnique/>
+        </w:docPartObj>
+      </w:sdtPr>
+      <w:sdtEndPr>
+        <w:rPr>
+          <w:rFonts w:eastAsiaTheme="minorHAnsi"/>
+          <w:b/>
+          <w:bCs/>
+          <w:color w:val="auto"/>
+          <w:kern w:val="2"/>
+          <w:sz w:val="24"/>
+          <w:szCs w:val="24"/>
+          <w:lang w:eastAsia="en-US"/>
+          <w14:ligatures w14:val="standardContextual"/>
+        </w:rPr>
+      </w:sdtEndPr>
+      <w:sdtContent>
+        <w:p>
+          <w:pPr>
+            <w:pStyle w:val="af0"/>
+            <w:spacing w:line="360" w:lineRule="auto"/>
+            <w:rPr>
+              <w:rFonts w:ascii="Times New Roman" w:hAnsi="Times New Roman" w:cs="Times New Roman"/>
+              <w:sz w:val="28"/>
+              <w:szCs w:val="28"/>
+            </w:rPr>
+          </w:pPr>
+        </w:p>
+        <w:p>
+          <w:pPr>
+            <w:pStyle w:val="11"/>
+            <w:tabs>
+              <w:tab w:val="right" w:leader="dot" w:pos="9345"/>
+            </w:tabs>
+            <w:spacing w:line="360" w:lineRule="auto"/>
+            <w:rPr>
+              <w:rFonts w:ascii="Times New Roman" w:eastAsiaTheme="minorEastAsia" w:hAnsi="Times New Roman" w:cs="Times New Roman"/>
+              <w:noProof/>
+              <w:sz w:val="28"/>
+              <w:szCs w:val="28"/>
+              <w:lang w:eastAsia="ru-RU"/>
+            </w:rPr>
+          </w:pPr>
+          <w:r>
+            <w:rPr>
+              <w:rFonts w:ascii="Times New Roman" w:hAnsi="Times New Roman" w:cs="Times New Roman"/>
+              <w:sz w:val="28"/>
+              <w:szCs w:val="28"/>
+            </w:rPr>
+            <w:fldChar w:fldCharType="begin"/>
+          </w:r>
+          <w:r>
+            <w:rPr>
+              <w:rFonts w:ascii="Times New Roman" w:hAnsi="Times New Roman" w:cs="Times New Roman"/>
+              <w:sz w:val="28"/>
+              <w:szCs w:val="28"/>
+            </w:rPr>
+            <w:instrText xml:space="preserve"> TOC \o "1-3" \h \z \u </w:instrText>
+          </w:r>
+          <w:r>
+            <w:rPr>
+              <w:rFonts w:ascii="Times New Roman" w:hAnsi="Times New Roman" w:cs="Times New Roman"/>
+              <w:sz w:val="28"/>
+              <w:szCs w:val="28"/>
+            </w:rPr>
+            <w:fldChar w:fldCharType="separate"/>
+          </w:r>
+          <w:hyperlink w:anchor="_Toc233286590" w:history="1">
+            <w:r>
+              <w:rPr>
+                <w:rStyle w:val="af1"/>
+                <w:rFonts w:ascii="Times New Roman" w:hAnsi="Times New Roman" w:cs="Times New Roman"/>
+                <w:b/>
+                <w:bCs/>
+                <w:noProof/>
+                <w:sz w:val="28"/>
+                <w:szCs w:val="28"/>
+              </w:rPr>
+              <w:t>АНАЛИЗ ЗАНЯТИЯ</w:t>
+            </w:r>
+            <w:r>
+              <w:rPr>
+                <w:rFonts w:ascii="Times New Roman" w:hAnsi="Times New Roman" w:cs="Times New Roman"/>
+                <w:noProof/>
+                <w:webHidden/>
+                <w:sz w:val="28"/>
+                <w:szCs w:val="28"/>
+              </w:rPr>
+              <w:tab/>
+            </w:r>
+            <w:r>
+              <w:rPr>
+                <w:rFonts w:ascii="Times New Roman" w:hAnsi="Times New Roman" w:cs="Times New Roman"/>
+                <w:noProof/>
+                <w:webHidden/>
+                <w:sz w:val="28"/>
+                <w:szCs w:val="28"/>
+              </w:rPr>
+              <w:fldChar w:fldCharType="begin"/>
+            </w:r>
+            <w:r>
+              <w:rPr>
+                <w:rFonts w:ascii="Times New Roman" w:hAnsi="Times New Roman" w:cs="Times New Roman"/>
+                <w:noProof/>
+                <w:webHidden/>
+                <w:sz w:val="28"/>
+                <w:szCs w:val="28"/>
+              </w:rPr>
+              <w:instrText xml:space="preserve"> PAGEREF _Toc233286590 \h </w:instrText>
+            </w:r>
+            <w:r>
+              <w:rPr>
+                <w:rFonts w:ascii="Times New Roman" w:hAnsi="Times New Roman" w:cs="Times New Roman"/>
+                <w:noProof/>
+                <w:webHidden/>
+                <w:sz w:val="28"/>
+                <w:szCs w:val="28"/>
+              </w:rPr>
+            </w:r>
+            <w:r>
+              <w:rPr>
+                <w:rFonts w:ascii="Times New Roman" w:hAnsi="Times New Roman" w:cs="Times New Roman"/>
+                <w:noProof/>
+                <w:webHidden/>
+                <w:sz w:val="28"/>
+                <w:szCs w:val="28"/>
+              </w:rPr>
+              <w:fldChar w:fldCharType="separate"/>
+            </w:r>
+            <w:r>
+              <w:rPr>
+                <w:rFonts w:ascii="Times New Roman" w:hAnsi="Times New Roman" w:cs="Times New Roman"/>
+                <w:noProof/>
+                <w:webHidden/>
+                <w:sz w:val="28"/>
+                <w:szCs w:val="28"/>
+              </w:rPr>
+              <w:t>3</w:t>
+            </w:r>
+            <w:r>
+              <w:rPr>
+                <w:rFonts w:ascii="Times New Roman" w:hAnsi="Times New Roman" w:cs="Times New Roman"/>
+                <w:noProof/>
+                <w:webHidden/>
+                <w:sz w:val="28"/>
+                <w:szCs w:val="28"/>
+              </w:rPr>
+              <w:fldChar w:fldCharType="end"/>
+            </w:r>
+          </w:hyperlink>
+        </w:p>
+        <w:p>
+          <w:pPr>
+            <w:pStyle w:val="11"/>
+            <w:tabs>
+              <w:tab w:val="right" w:leader="dot" w:pos="9345"/>
+            </w:tabs>
+            <w:spacing w:line="360" w:lineRule="auto"/>
+            <w:rPr>
+              <w:rFonts w:ascii="Times New Roman" w:eastAsiaTheme="minorEastAsia" w:hAnsi="Times New Roman" w:cs="Times New Roman"/>
+              <w:noProof/>
+              <w:sz w:val="28"/>
+              <w:szCs w:val="28"/>
+              <w:lang w:eastAsia="ru-RU"/>
+            </w:rPr>
+          </w:pPr>
+          <w:hyperlink w:anchor="_Toc233286591" w:history="1">
+            <w:r>
+              <w:rPr>
+                <w:rStyle w:val="af1"/>
+                <w:rFonts w:ascii="Times New Roman" w:hAnsi="Times New Roman" w:cs="Times New Roman"/>
+                <w:b/>
+                <w:bCs/>
+                <w:noProof/>
+                <w:sz w:val="28"/>
+                <w:szCs w:val="28"/>
+              </w:rPr>
+              <w:t>ИСХОДНЫЙ КОД С ОШИБКАМИ</w:t>
+            </w:r>
+            <w:r>
+              <w:rPr>
+                <w:rStyle w:val="af1"/>
+                <w:rFonts w:ascii="Times New Roman" w:hAnsi="Times New Roman" w:cs="Times New Roman"/>
+                <w:b/>
+                <w:bCs/>
+                <w:noProof/>
+                <w:sz w:val="28"/>
+                <w:szCs w:val="28"/>
+                <w:lang w:val="en-US"/>
+              </w:rPr>
+              <w:t>:</w:t>
+            </w:r>
+            <w:r>
+              <w:rPr>
+                <w:rFonts w:ascii="Times New Roman" w:hAnsi="Times New Roman" w:cs="Times New Roman"/>
+                <w:noProof/>
+                <w:webHidden/>
+                <w:sz w:val="28"/>
+                <w:szCs w:val="28"/>
+              </w:rPr>
+              <w:tab/>
+            </w:r>
+            <w:r>
+              <w:rPr>
+                <w:rFonts w:ascii="Times New Roman" w:hAnsi="Times New Roman" w:cs="Times New Roman"/>
+                <w:noProof/>
+                <w:webHidden/>
+                <w:sz w:val="28"/>
+                <w:szCs w:val="28"/>
+              </w:rPr>
+              <w:fldChar w:fldCharType="begin"/>
+            </w:r>
+            <w:r>
+              <w:rPr>
+                <w:rFonts w:ascii="Times New Roman" w:hAnsi="Times New Roman" w:cs="Times New Roman"/>
+                <w:noProof/>
+                <w:webHidden/>
+                <w:sz w:val="28"/>
+                <w:szCs w:val="28"/>
+              </w:rPr>
+              <w:instrText xml:space="preserve"> PAGEREF _Toc233286591 \h </w:instrText>
+            </w:r>
+            <w:r>
+              <w:rPr>
+                <w:rFonts w:ascii="Times New Roman" w:hAnsi="Times New Roman" w:cs="Times New Roman"/>
+                <w:noProof/>
+                <w:webHidden/>
+                <w:sz w:val="28"/>
+                <w:szCs w:val="28"/>
+              </w:rPr>
+            </w:r>
+            <w:r>
+              <w:rPr>
+                <w:rFonts w:ascii="Times New Roman" w:hAnsi="Times New Roman" w:cs="Times New Roman"/>
+                <w:noProof/>
+                <w:webHidden/>
+                <w:sz w:val="28"/>
+                <w:szCs w:val="28"/>
+              </w:rPr>
+              <w:fldChar w:fldCharType="separate"/>
+            </w:r>
+            <w:r>
+              <w:rPr>
+                <w:rFonts w:ascii="Times New Roman" w:hAnsi="Times New Roman" w:cs="Times New Roman"/>
+                <w:noProof/>
+                <w:webHidden/>
+                <w:sz w:val="28"/>
+                <w:szCs w:val="28"/>
+              </w:rPr>
+              <w:t>4</w:t>
+            </w:r>
+            <w:r>
+              <w:rPr>
+                <w:rFonts w:ascii="Times New Roman" w:hAnsi="Times New Roman" w:cs="Times New Roman"/>
+                <w:noProof/>
+                <w:webHidden/>
+                <w:sz w:val="28"/>
+                <w:szCs w:val="28"/>
+              </w:rPr>
+              <w:fldChar w:fldCharType="end"/>
+            </w:r>
+          </w:hyperlink>
+        </w:p>
+        <w:p>
+          <w:pPr>
+            <w:pStyle w:val="11"/>
+            <w:tabs>
+              <w:tab w:val="right" w:leader="dot" w:pos="9345"/>
+            </w:tabs>
+            <w:spacing w:line="360" w:lineRule="auto"/>
+            <w:rPr>
+              <w:rFonts w:ascii="Times New Roman" w:eastAsiaTheme="minorEastAsia" w:hAnsi="Times New Roman" w:cs="Times New Roman"/>
+              <w:noProof/>
+              <w:sz w:val="28"/>
+              <w:szCs w:val="28"/>
+              <w:lang w:eastAsia="ru-RU"/>
+            </w:rPr>
+          </w:pPr>
+          <w:hyperlink w:anchor="_Toc233286592" w:history="1">
+            <w:r>
+              <w:rPr>
+                <w:rStyle w:val="af1"/>
+                <w:rFonts w:ascii="Times New Roman" w:hAnsi="Times New Roman" w:cs="Times New Roman"/>
+                <w:b/>
+                <w:bCs/>
+                <w:noProof/>
+                <w:sz w:val="28"/>
+                <w:szCs w:val="28"/>
+              </w:rPr>
+              <w:t>РЕЗУЛЬТАТЫ ТЕСТИРОВАНИЯ</w:t>
+            </w:r>
+            <w:r>
+              <w:rPr>
+                <w:rFonts w:ascii="Times New Roman" w:hAnsi="Times New Roman" w:cs="Times New Roman"/>
+                <w:noProof/>
+                <w:webHidden/>
+                <w:sz w:val="28"/>
+                <w:szCs w:val="28"/>
+              </w:rPr>
+              <w:tab/>
+            </w:r>
+            <w:r>
+              <w:rPr>
+                <w:rFonts w:ascii="Times New Roman" w:hAnsi="Times New Roman" w:cs="Times New Roman"/>
+                <w:noProof/>
+                <w:webHidden/>
+                <w:sz w:val="28"/>
+                <w:szCs w:val="28"/>
+              </w:rPr>
+              <w:fldChar w:fldCharType="begin"/>
+            </w:r>
+            <w:r>
+              <w:rPr>
+                <w:rFonts w:ascii="Times New Roman" w:hAnsi="Times New Roman" w:cs="Times New Roman"/>
+                <w:noProof/>
+                <w:webHidden/>
+                <w:sz w:val="28"/>
+                <w:szCs w:val="28"/>
+              </w:rPr>
+              <w:instrText xml:space="preserve"> PAGEREF _Toc233286592 \h </w:instrText>
+            </w:r>
+            <w:r>
+              <w:rPr>
+                <w:rFonts w:ascii="Times New Roman" w:hAnsi="Times New Roman" w:cs="Times New Roman"/>
+                <w:noProof/>
+                <w:webHidden/>
+                <w:sz w:val="28"/>
+                <w:szCs w:val="28"/>
+              </w:rPr>
+            </w:r>
+            <w:r>
+              <w:rPr>
+                <w:rFonts w:ascii="Times New Roman" w:hAnsi="Times New Roman" w:cs="Times New Roman"/>
+                <w:noProof/>
+                <w:webHidden/>
+                <w:sz w:val="28"/>
+                <w:szCs w:val="28"/>
+              </w:rPr>
+              <w:fldChar w:fldCharType="separate"/>
+            </w:r>
+            <w:r>
+              <w:rPr>
+                <w:rFonts w:ascii="Times New Roman" w:hAnsi="Times New Roman" w:cs="Times New Roman"/>
+                <w:noProof/>
+                <w:webHidden/>
+                <w:sz w:val="28"/>
+                <w:szCs w:val="28"/>
+              </w:rPr>
+              <w:t>6</w:t>
+            </w:r>
+            <w:r>
+              <w:rPr>
+                <w:rFonts w:ascii="Times New Roman" w:hAnsi="Times New Roman" w:cs="Times New Roman"/>
+                <w:noProof/>
+                <w:webHidden/>
+                <w:sz w:val="28"/>
+                <w:szCs w:val="28"/>
+              </w:rPr>
+              <w:fldChar w:fldCharType="end"/>
+            </w:r>
+          </w:hyperlink>
+        </w:p>
+        <w:p>
+          <w:pPr>
+            <w:pStyle w:val="11"/>
+            <w:tabs>
+              <w:tab w:val="right" w:leader="dot" w:pos="9345"/>
+            </w:tabs>
+            <w:spacing w:line="360" w:lineRule="auto"/>
+            <w:rPr>
+              <w:rFonts w:ascii="Times New Roman" w:eastAsiaTheme="minorEastAsia" w:hAnsi="Times New Roman" w:cs="Times New Roman"/>
+              <w:noProof/>
+              <w:sz w:val="28"/>
+              <w:szCs w:val="28"/>
+              <w:lang w:eastAsia="ru-RU"/>
+            </w:rPr>
+          </w:pPr>
+          <w:hyperlink w:anchor="_Toc233286593" w:history="1">
+            <w:r>
+              <w:rPr>
+                <w:rStyle w:val="af1"/>
+                <w:rFonts w:ascii="Times New Roman" w:hAnsi="Times New Roman" w:cs="Times New Roman"/>
+                <w:b/>
+                <w:bCs/>
+                <w:noProof/>
+                <w:sz w:val="28"/>
+                <w:szCs w:val="28"/>
+              </w:rPr>
+              <w:t>ВЫВОД</w:t>
+            </w:r>
+            <w:r>
+              <w:rPr>
+                <w:rFonts w:ascii="Times New Roman" w:hAnsi="Times New Roman" w:cs="Times New Roman"/>
+                <w:noProof/>
+                <w:webHidden/>
+                <w:sz w:val="28"/>
+                <w:szCs w:val="28"/>
+              </w:rPr>
+              <w:tab/>
+            </w:r>
+            <w:r>
+              <w:rPr>
+                <w:rFonts w:ascii="Times New Roman" w:hAnsi="Times New Roman" w:cs="Times New Roman"/>
+                <w:noProof/>
+                <w:webHidden/>
+                <w:sz w:val="28"/>
+                <w:szCs w:val="28"/>
+              </w:rPr>
+              <w:fldChar w:fldCharType="begin"/>
+            </w:r>
+            <w:r>
+              <w:rPr>
+                <w:rFonts w:ascii="Times New Roman" w:hAnsi="Times New Roman" w:cs="Times New Roman"/>
+                <w:noProof/>
+                <w:webHidden/>
+                <w:sz w:val="28"/>
+                <w:szCs w:val="28"/>
+              </w:rPr>
+              <w:instrText xml:space="preserve"> PAGEREF _Toc233286593 \h </w:instrText>
+            </w:r>
+            <w:r>
+              <w:rPr>
+                <w:rFonts w:ascii="Times New Roman" w:hAnsi="Times New Roman" w:cs="Times New Roman"/>
+                <w:noProof/>
+                <w:webHidden/>
+                <w:sz w:val="28"/>
+                <w:szCs w:val="28"/>
+              </w:rPr>
+            </w:r>
+            <w:r>
+              <w:rPr>
+                <w:rFonts w:ascii="Times New Roman" w:hAnsi="Times New Roman" w:cs="Times New Roman"/>
+                <w:noProof/>
+                <w:webHidden/>
+                <w:sz w:val="28"/>
+                <w:szCs w:val="28"/>
+              </w:rPr>
+              <w:fldChar w:fldCharType="separate"/>
+            </w:r>
+            <w:r>
+              <w:rPr>
+                <w:rFonts w:ascii="Times New Roman" w:hAnsi="Times New Roman" w:cs="Times New Roman"/>
+                <w:noProof/>
+                <w:webHidden/>
+                <w:sz w:val="28"/>
+                <w:szCs w:val="28"/>
+              </w:rPr>
+              <w:t>8</w:t>
+            </w:r>
+            <w:r>
+              <w:rPr>
+                <w:rFonts w:ascii="Times New Roman" w:hAnsi="Times New Roman" w:cs="Times New Roman"/>
+                <w:noProof/>
+                <w:webHidden/>
+                <w:sz w:val="28"/>
+                <w:szCs w:val="28"/>
+              </w:rPr>
+              <w:fldChar w:fldCharType="end"/>
+            </w:r>
+          </w:hyperlink>
+        </w:p>
+        <w:p>
+          <w:pPr>
+            <w:spacing w:line="360" w:lineRule="auto"/>
+            <w:rPr>
+              <w:rFonts w:ascii="Times New Roman" w:hAnsi="Times New Roman" w:cs="Times New Roman"/>
+            </w:rPr>
+          </w:pPr>
+          <w:r>
+            <w:rPr>
+              <w:rFonts w:ascii="Times New Roman" w:hAnsi="Times New Roman" w:cs="Times New Roman"/>
+              <w:b/>
+              <w:bCs/>
+              <w:sz w:val="28"/>
+              <w:szCs w:val="28"/>
+            </w:rPr>
+            <w:fldChar w:fldCharType="end"/>
+          </w:r>
+        </w:p>
+      </w:sdtContent>
+    </w:sdt>
+    <w:p>
+      <w:pPr>
+        <w:spacing w:line="360" w:lineRule="auto"/>
+        <w:rPr>
+          <w:rFonts w:ascii="Times New Roman" w:hAnsi="Times New Roman" w:cs="Times New Roman"/>
+          <w:iCs/>
+          <w:sz w:val="28"/>
+          <w:szCs w:val="28"/>
+        </w:rPr>
+      </w:pPr>
+      <w:r>
+        <w:rPr>
+          <w:rFonts w:ascii="Times New Roman" w:hAnsi="Times New Roman" w:cs="Times New Roman"/>
+          <w:iCs/>
+          <w:sz w:val="28"/>
+          <w:szCs w:val="28"/>
+        </w:rPr>
+        <w:br w:type="page"/>
+      </w:r>
+    </w:p>
+    <w:p>
+      <w:pPr>
+        <w:pStyle w:val="1"/>
+        <w:spacing w:line="360" w:lineRule="auto"/>
+        <w:jc w:val="center"/>
+        <w:rPr>
+          <w:rFonts w:ascii="Times New Roman" w:hAnsi="Times New Roman" w:cs="Times New Roman"/>
+          <w:b/>
+          <w:bCs/>
+          <w:color w:val="auto"/>
+          <w:sz w:val="32"/>
+          <w:szCs w:val="32"/>
+        </w:rPr>
+      </w:pPr>
+      <w:bookmarkStart w:id="0" w:name="_Toc233286590"/>
+      <w:r>
+        <w:rPr>
+          <w:rFonts w:ascii="Times New Roman" w:hAnsi="Times New Roman" w:cs="Times New Roman"/>
+          <w:b/>
+          <w:bCs/>
+          <w:color w:val="auto"/>
+          <w:sz w:val="32"/>
+          <w:szCs w:val="32"/>
+        </w:rPr>
+        <w:lastRenderedPageBreak/>
+        <w:t>АНАЛИЗ ЗАНЯТИЯ</w:t>
+      </w:r>
+      <w:bookmarkEnd w:id="0"/>
     </w:p>
     <w:p>
       <w:pPr>
         <w:spacing w:line="360" w:lineRule="auto"/>
         <w:ind w:firstLine="709"/>
-        <w:jc w:val="both"/>
-        <w:rPr>
-          <w:rFonts w:ascii="Times New Roman" w:hAnsi="Times New Roman" w:cs="Times New Roman"/>
-          <w:sz w:val="28"/>
-          <w:szCs w:val="28"/>
-        </w:rPr>
-      </w:pPr>
-      <w:r>
-        <w:rPr>
-          <w:rFonts w:ascii="Times New Roman" w:hAnsi="Times New Roman" w:cs="Times New Roman"/>
-          <w:sz w:val="28"/>
-          <w:szCs w:val="28"/>
-        </w:rPr>
-        <w:t>Вариант 1. Интеграционный тест репозитория (</w:t>
-      </w:r>
-      <w:proofErr w:type="spellStart"/>
-      <w:r>
-        <w:rPr>
-          <w:rFonts w:ascii="Times New Roman" w:hAnsi="Times New Roman" w:cs="Times New Roman"/>
-          <w:sz w:val="28"/>
-          <w:szCs w:val="28"/>
-        </w:rPr>
-        <w:t>SQLAlchemy</w:t>
-      </w:r>
-      <w:proofErr w:type="spellEnd"/>
-      <w:r>
-        <w:rPr>
-          <w:rFonts w:ascii="Times New Roman" w:hAnsi="Times New Roman" w:cs="Times New Roman"/>
-          <w:sz w:val="28"/>
-          <w:szCs w:val="28"/>
-        </w:rPr>
-        <w:t>)</w:t>
+        <w:rPr>
+          <w:rFonts w:ascii="Times New Roman" w:hAnsi="Times New Roman" w:cs="Times New Roman"/>
+          <w:iCs/>
+          <w:sz w:val="28"/>
+          <w:szCs w:val="28"/>
+        </w:rPr>
+      </w:pPr>
+      <w:r>
+        <w:rPr>
+          <w:rFonts w:ascii="Times New Roman" w:hAnsi="Times New Roman" w:cs="Times New Roman"/>
+          <w:b/>
+          <w:bCs/>
+          <w:sz w:val="28"/>
+          <w:szCs w:val="28"/>
+        </w:rPr>
+        <w:t>Вариант 1: calculator.py</w:t>
       </w:r>
     </w:p>
     <w:p>
       <w:pPr>
         <w:spacing w:line="360" w:lineRule="auto"/>
         <w:ind w:firstLine="709"/>
-        <w:jc w:val="both"/>
-        <w:rPr>
-          <w:rFonts w:ascii="Times New Roman" w:hAnsi="Times New Roman" w:cs="Times New Roman"/>
-          <w:sz w:val="28"/>
-          <w:szCs w:val="28"/>
-        </w:rPr>
-      </w:pPr>
-      <w:r>
-        <w:rPr>
-          <w:rFonts w:ascii="Times New Roman" w:hAnsi="Times New Roman" w:cs="Times New Roman"/>
-          <w:sz w:val="28"/>
-          <w:szCs w:val="28"/>
-        </w:rPr>
-        <w:t>Описание предметной области:</w:t>
+        <w:rPr>
+          <w:rFonts w:ascii="Times New Roman" w:hAnsi="Times New Roman" w:cs="Times New Roman"/>
+          <w:sz w:val="28"/>
+          <w:szCs w:val="28"/>
+        </w:rPr>
+      </w:pPr>
+      <w:r>
+        <w:rPr>
+          <w:rFonts w:ascii="Times New Roman" w:hAnsi="Times New Roman" w:cs="Times New Roman"/>
+          <w:b/>
+          <w:bCs/>
+          <w:sz w:val="28"/>
+          <w:szCs w:val="28"/>
+        </w:rPr>
+        <w:t>Модуль:</w:t>
+      </w:r>
+      <w:r>
+        <w:rPr>
+          <w:rFonts w:ascii="Times New Roman" w:hAnsi="Times New Roman" w:cs="Times New Roman"/>
+          <w:sz w:val="28"/>
+          <w:szCs w:val="28"/>
+        </w:rPr>
+        <w:t xml:space="preserve"> calculator.py </w:t>
+      </w:r>
+      <w:r>
+        <w:rPr>
+          <w:rFonts w:ascii="Times New Roman" w:hAnsi="Times New Roman" w:cs="Times New Roman"/>
+          <w:sz w:val="28"/>
+          <w:szCs w:val="28"/>
+        </w:rPr>
+        <w:t>-</w:t>
+      </w:r>
+      <w:r>
+        <w:rPr>
+          <w:rFonts w:ascii="Times New Roman" w:hAnsi="Times New Roman" w:cs="Times New Roman"/>
+          <w:sz w:val="28"/>
+          <w:szCs w:val="28"/>
+        </w:rPr>
+        <w:t>математические расчёты в системе бронирования</w:t>
       </w:r>
     </w:p>
     <w:p>
       <w:pPr>
         <w:spacing w:line="360" w:lineRule="auto"/>
         <w:ind w:firstLine="709"/>
-        <w:jc w:val="both"/>
-        <w:rPr>
-          <w:rFonts w:ascii="Times New Roman" w:hAnsi="Times New Roman" w:cs="Times New Roman"/>
-          <w:sz w:val="28"/>
-          <w:szCs w:val="28"/>
-        </w:rPr>
-      </w:pPr>
-      <w:r>
-        <w:rPr>
-          <w:rFonts w:ascii="Times New Roman" w:hAnsi="Times New Roman" w:cs="Times New Roman"/>
-          <w:sz w:val="28"/>
-          <w:szCs w:val="28"/>
-        </w:rPr>
-        <w:t>Система управления заказами. Основные сущности:</w:t>
+        <w:rPr>
+          <w:rFonts w:ascii="Times New Roman" w:hAnsi="Times New Roman" w:cs="Times New Roman"/>
+          <w:sz w:val="28"/>
+          <w:szCs w:val="28"/>
+        </w:rPr>
+      </w:pPr>
+      <w:r>
+        <w:rPr>
+          <w:rFonts w:ascii="Times New Roman" w:hAnsi="Times New Roman" w:cs="Times New Roman"/>
+          <w:b/>
+          <w:bCs/>
+          <w:sz w:val="28"/>
+          <w:szCs w:val="28"/>
+        </w:rPr>
+        <w:t>Функции:</w:t>
       </w:r>
     </w:p>
     <w:p>
@@ -528,111 +1071,56 @@
         </w:numPr>
         <w:spacing w:line="360" w:lineRule="auto"/>
         <w:ind w:firstLine="709"/>
-        <w:jc w:val="both"/>
-        <w:rPr>
-          <w:rFonts w:ascii="Times New Roman" w:hAnsi="Times New Roman" w:cs="Times New Roman"/>
-          <w:sz w:val="28"/>
-          <w:szCs w:val="28"/>
-          <w:lang w:val="en-US"/>
-        </w:rPr>
-      </w:pPr>
-      <w:r>
-        <w:rPr>
-          <w:rFonts w:ascii="Times New Roman" w:hAnsi="Times New Roman" w:cs="Times New Roman"/>
-          <w:sz w:val="28"/>
-          <w:szCs w:val="28"/>
-          <w:lang w:val="en-US"/>
-        </w:rPr>
-        <w:t>Order (</w:t>
-      </w:r>
-      <w:r>
-        <w:rPr>
-          <w:rFonts w:ascii="Times New Roman" w:hAnsi="Times New Roman" w:cs="Times New Roman"/>
-          <w:sz w:val="28"/>
-          <w:szCs w:val="28"/>
-        </w:rPr>
-        <w:t>заказ</w:t>
-      </w:r>
-      <w:r>
-        <w:rPr>
-          <w:rFonts w:ascii="Times New Roman" w:hAnsi="Times New Roman" w:cs="Times New Roman"/>
-          <w:sz w:val="28"/>
-          <w:szCs w:val="28"/>
-          <w:lang w:val="en-US"/>
-        </w:rPr>
-        <w:t xml:space="preserve">): id, status (PENDING, PAID, SHIPPED, CANCELLED), </w:t>
-      </w:r>
-      <w:proofErr w:type="spellStart"/>
-      <w:r>
-        <w:rPr>
-          <w:rFonts w:ascii="Times New Roman" w:hAnsi="Times New Roman" w:cs="Times New Roman"/>
-          <w:sz w:val="28"/>
-          <w:szCs w:val="28"/>
-          <w:lang w:val="en-US"/>
-        </w:rPr>
-        <w:t>created_at</w:t>
-      </w:r>
-      <w:proofErr w:type="spellEnd"/>
-      <w:r>
-        <w:rPr>
-          <w:rFonts w:ascii="Times New Roman" w:hAnsi="Times New Roman" w:cs="Times New Roman"/>
-          <w:sz w:val="28"/>
-          <w:szCs w:val="28"/>
-          <w:lang w:val="en-US"/>
-        </w:rPr>
-        <w:t xml:space="preserve">, </w:t>
-      </w:r>
-      <w:proofErr w:type="spellStart"/>
-      <w:r>
-        <w:rPr>
-          <w:rFonts w:ascii="Times New Roman" w:hAnsi="Times New Roman" w:cs="Times New Roman"/>
-          <w:sz w:val="28"/>
-          <w:szCs w:val="28"/>
-          <w:lang w:val="en-US"/>
-        </w:rPr>
-        <w:t>customer_name</w:t>
-      </w:r>
-      <w:proofErr w:type="spellEnd"/>
-      <w:r>
-        <w:rPr>
-          <w:rFonts w:ascii="Times New Roman" w:hAnsi="Times New Roman" w:cs="Times New Roman"/>
-          <w:sz w:val="28"/>
-          <w:szCs w:val="28"/>
-          <w:lang w:val="en-US"/>
-        </w:rPr>
-        <w:t xml:space="preserve">, </w:t>
-      </w:r>
-      <w:proofErr w:type="spellStart"/>
-      <w:r>
-        <w:rPr>
-          <w:rFonts w:ascii="Times New Roman" w:hAnsi="Times New Roman" w:cs="Times New Roman"/>
-          <w:sz w:val="28"/>
-          <w:szCs w:val="28"/>
-          <w:lang w:val="en-US"/>
-        </w:rPr>
-        <w:t>delivery_address</w:t>
-      </w:r>
-      <w:proofErr w:type="spellEnd"/>
-      <w:r>
-        <w:rPr>
-          <w:rFonts w:ascii="Times New Roman" w:hAnsi="Times New Roman" w:cs="Times New Roman"/>
-          <w:sz w:val="28"/>
-          <w:szCs w:val="28"/>
-          <w:lang w:val="en-US"/>
-        </w:rPr>
-        <w:t xml:space="preserve">, </w:t>
-      </w:r>
-      <w:proofErr w:type="spellStart"/>
-      <w:r>
-        <w:rPr>
-          <w:rFonts w:ascii="Times New Roman" w:hAnsi="Times New Roman" w:cs="Times New Roman"/>
-          <w:sz w:val="28"/>
-          <w:szCs w:val="28"/>
-          <w:lang w:val="en-US"/>
-        </w:rPr>
-        <w:t>total_amount</w:t>
-      </w:r>
-      <w:proofErr w:type="spellEnd"/>
+        <w:rPr>
+          <w:rFonts w:ascii="Times New Roman" w:hAnsi="Times New Roman" w:cs="Times New Roman"/>
+          <w:sz w:val="28"/>
+          <w:szCs w:val="28"/>
+          <w:lang w:val="en-US"/>
+        </w:rPr>
+      </w:pPr>
+      <w:r>
+        <w:rPr>
+          <w:rFonts w:ascii="Times New Roman" w:hAnsi="Times New Roman" w:cs="Times New Roman"/>
+          <w:sz w:val="28"/>
+          <w:szCs w:val="28"/>
+          <w:lang w:val="en-US"/>
+        </w:rPr>
+        <w:t>calculate_discount(price, nights, is_vip) </w:t>
+      </w:r>
+      <w:r>
+        <w:rPr>
+          <w:rFonts w:ascii="Times New Roman" w:hAnsi="Times New Roman" w:cs="Times New Roman"/>
+          <w:sz w:val="28"/>
+          <w:szCs w:val="28"/>
+          <w:lang w:val="en-US"/>
+        </w:rPr>
+        <w:t>-</w:t>
+      </w:r>
+      <w:r>
+        <w:rPr>
+          <w:rFonts w:ascii="Times New Roman" w:hAnsi="Times New Roman" w:cs="Times New Roman"/>
+          <w:sz w:val="28"/>
+          <w:szCs w:val="28"/>
+        </w:rPr>
+        <w:t>расчёт</w:t>
+      </w:r>
+      <w:r>
+        <w:rPr>
+          <w:rFonts w:ascii="Times New Roman" w:hAnsi="Times New Roman" w:cs="Times New Roman"/>
+          <w:sz w:val="28"/>
+          <w:szCs w:val="28"/>
+          <w:lang w:val="en-US"/>
+        </w:rPr>
+        <w:t xml:space="preserve"> </w:t>
+      </w:r>
+      <w:r>
+        <w:rPr>
+          <w:rFonts w:ascii="Times New Roman" w:hAnsi="Times New Roman" w:cs="Times New Roman"/>
+          <w:sz w:val="28"/>
+          <w:szCs w:val="28"/>
+        </w:rPr>
+        <w:t>скидки</w:t>
+      </w:r>
     </w:p>
     <w:p>
       <w:pPr>
@@ -642,41 +1130,38 @@
         </w:numPr>
         <w:spacing w:line="360" w:lineRule="auto"/>
         <w:ind w:firstLine="709"/>
-        <w:jc w:val="both"/>
-        <w:rPr>
-          <w:rFonts w:ascii="Times New Roman" w:hAnsi="Times New Roman" w:cs="Times New Roman"/>
-          <w:sz w:val="28"/>
-          <w:szCs w:val="28"/>
-          <w:lang w:val="en-US"/>
-        </w:rPr>
-      </w:pPr>
-      <w:proofErr w:type="spellStart"/>
-      <w:r>
-        <w:rPr>
-          <w:rFonts w:ascii="Times New Roman" w:hAnsi="Times New Roman" w:cs="Times New Roman"/>
-          <w:sz w:val="28"/>
-          <w:szCs w:val="28"/>
-          <w:lang w:val="en-US"/>
-        </w:rPr>
-        <w:t>OrderItem</w:t>
-      </w:r>
-      <w:proofErr w:type="spellEnd"/>
-      <w:r>
-        <w:rPr>
-          <w:rFonts w:ascii="Times New Roman" w:hAnsi="Times New Roman" w:cs="Times New Roman"/>
-          <w:sz w:val="28"/>
-          <w:szCs w:val="28"/>
-          <w:lang w:val="en-US"/>
-        </w:rPr>
-        <w:t xml:space="preserve"> (</w:t>
-      </w:r>
-      <w:r>
-        <w:rPr>
-          <w:rFonts w:ascii="Times New Roman" w:hAnsi="Times New Roman" w:cs="Times New Roman"/>
-          <w:sz w:val="28"/>
-          <w:szCs w:val="28"/>
-        </w:rPr>
-        <w:t>позиция</w:t>
+        <w:rPr>
+          <w:rFonts w:ascii="Times New Roman" w:hAnsi="Times New Roman" w:cs="Times New Roman"/>
+          <w:sz w:val="28"/>
+          <w:szCs w:val="28"/>
+          <w:lang w:val="en-US"/>
+        </w:rPr>
+      </w:pPr>
+      <w:r>
+        <w:rPr>
+          <w:rFonts w:ascii="Times New Roman" w:hAnsi="Times New Roman" w:cs="Times New Roman"/>
+          <w:sz w:val="28"/>
+          <w:szCs w:val="28"/>
+          <w:lang w:val="en-US"/>
+        </w:rPr>
+        <w:t>calculate_total_with_tax(price, tax_rate) </w:t>
+      </w:r>
+      <w:r>
+        <w:rPr>
+          <w:rFonts w:ascii="Times New Roman" w:hAnsi="Times New Roman" w:cs="Times New Roman"/>
+          <w:sz w:val="28"/>
+          <w:szCs w:val="28"/>
+          <w:lang w:val="en-US"/>
+        </w:rPr>
+        <w:t>-</w:t>
+      </w:r>
+      <w:r>
+        <w:rPr>
+          <w:rFonts w:ascii="Times New Roman" w:hAnsi="Times New Roman" w:cs="Times New Roman"/>
+          <w:sz w:val="28"/>
+          <w:szCs w:val="28"/>
+        </w:rPr>
+        <w:t>расчёт</w:t>
       </w:r>
       <w:r>
         <w:rPr>
@@ -693,44 +1178,7 @@
           <w:sz w:val="28"/>
           <w:szCs w:val="28"/>
         </w:rPr>
-        <w:t>заказа</w:t>
-      </w:r>
-      <w:r>
-        <w:rPr>
-          <w:rFonts w:ascii="Times New Roman" w:hAnsi="Times New Roman" w:cs="Times New Roman"/>
-          <w:sz w:val="28"/>
-          <w:szCs w:val="28"/>
-          <w:lang w:val="en-US"/>
-        </w:rPr>
-        <w:t xml:space="preserve">): id, </w:t>
-      </w:r>
-      <w:proofErr w:type="spellStart"/>
-      <w:r>
-        <w:rPr>
-          <w:rFonts w:ascii="Times New Roman" w:hAnsi="Times New Roman" w:cs="Times New Roman"/>
-          <w:sz w:val="28"/>
-          <w:szCs w:val="28"/>
-          <w:lang w:val="en-US"/>
-        </w:rPr>
-        <w:t>order_id</w:t>
-      </w:r>
-      <w:proofErr w:type="spellEnd"/>
-      <w:r>
-        <w:rPr>
-          <w:rFonts w:ascii="Times New Roman" w:hAnsi="Times New Roman" w:cs="Times New Roman"/>
-          <w:sz w:val="28"/>
-          <w:szCs w:val="28"/>
-          <w:lang w:val="en-US"/>
-        </w:rPr>
-        <w:t xml:space="preserve"> (</w:t>
-      </w:r>
-      <w:r>
-        <w:rPr>
-          <w:rFonts w:ascii="Times New Roman" w:hAnsi="Times New Roman" w:cs="Times New Roman"/>
-          <w:sz w:val="28"/>
-          <w:szCs w:val="28"/>
-        </w:rPr>
-        <w:t>внешний</w:t>
+        <w:t>стоимости</w:t>
       </w:r>
       <w:r>
         <w:rPr>
@@ -747,50 +1195,192 @@
           <w:sz w:val="28"/>
           <w:szCs w:val="28"/>
         </w:rPr>
-        <w:t>ключ</w:t>
-      </w:r>
-      <w:r>
-        <w:rPr>
-          <w:rFonts w:ascii="Times New Roman" w:hAnsi="Times New Roman" w:cs="Times New Roman"/>
-          <w:sz w:val="28"/>
-          <w:szCs w:val="28"/>
-          <w:lang w:val="en-US"/>
-        </w:rPr>
-        <w:t xml:space="preserve">), </w:t>
-      </w:r>
-      <w:proofErr w:type="spellStart"/>
-      <w:r>
-        <w:rPr>
-          <w:rFonts w:ascii="Times New Roman" w:hAnsi="Times New Roman" w:cs="Times New Roman"/>
-          <w:sz w:val="28"/>
-          <w:szCs w:val="28"/>
-          <w:lang w:val="en-US"/>
-        </w:rPr>
-        <w:t>product_name</w:t>
-      </w:r>
-      <w:proofErr w:type="spellEnd"/>
-      <w:r>
-        <w:rPr>
-          <w:rFonts w:ascii="Times New Roman" w:hAnsi="Times New Roman" w:cs="Times New Roman"/>
-          <w:sz w:val="28"/>
-          <w:szCs w:val="28"/>
-          <w:lang w:val="en-US"/>
-        </w:rPr>
-        <w:t>, quantity, price</w:t>
-      </w:r>
-    </w:p>
-    <w:p>
-      <w:pPr>
+        <w:t>с</w:t>
+      </w:r>
+      <w:r>
+        <w:rPr>
+          <w:rFonts w:ascii="Times New Roman" w:hAnsi="Times New Roman" w:cs="Times New Roman"/>
+          <w:sz w:val="28"/>
+          <w:szCs w:val="28"/>
+          <w:lang w:val="en-US"/>
+        </w:rPr>
+        <w:t xml:space="preserve"> </w:t>
+      </w:r>
+      <w:r>
+        <w:rPr>
+          <w:rFonts w:ascii="Times New Roman" w:hAnsi="Times New Roman" w:cs="Times New Roman"/>
+          <w:sz w:val="28"/>
+          <w:szCs w:val="28"/>
+        </w:rPr>
+        <w:t>налогом</w:t>
+      </w:r>
+    </w:p>
+    <w:p>
+      <w:pPr>
+        <w:numPr>
+          <w:ilvl w:val="0"/>
+          <w:numId w:val="1"/>
+        </w:numPr>
         <w:spacing w:line="360" w:lineRule="auto"/>
-        <w:jc w:val="both"/>
-        <w:rPr>
-          <w:rFonts w:ascii="Times New Roman" w:hAnsi="Times New Roman" w:cs="Times New Roman"/>
-          <w:sz w:val="28"/>
-          <w:szCs w:val="28"/>
-          <w:lang w:val="en-US"/>
-        </w:rPr>
-      </w:pPr>
-      <w:r>
+        <w:ind w:firstLine="709"/>
+        <w:rPr>
+          <w:rFonts w:ascii="Times New Roman" w:hAnsi="Times New Roman" w:cs="Times New Roman"/>
+          <w:sz w:val="28"/>
+          <w:szCs w:val="28"/>
+          <w:lang w:val="en-US"/>
+        </w:rPr>
+      </w:pPr>
+      <w:r>
+        <w:rPr>
+          <w:rFonts w:ascii="Times New Roman" w:hAnsi="Times New Roman" w:cs="Times New Roman"/>
+          <w:sz w:val="28"/>
+          <w:szCs w:val="28"/>
+          <w:lang w:val="en-US"/>
+        </w:rPr>
+        <w:t>calculate_average_rating(ratings) </w:t>
+      </w:r>
+      <w:r>
+        <w:rPr>
+          <w:rFonts w:ascii="Times New Roman" w:hAnsi="Times New Roman" w:cs="Times New Roman"/>
+          <w:sz w:val="28"/>
+          <w:szCs w:val="28"/>
+          <w:lang w:val="en-US"/>
+        </w:rPr>
+        <w:t>-</w:t>
+      </w:r>
+      <w:r>
+        <w:rPr>
+          <w:rFonts w:ascii="Times New Roman" w:hAnsi="Times New Roman" w:cs="Times New Roman"/>
+          <w:sz w:val="28"/>
+          <w:szCs w:val="28"/>
+        </w:rPr>
+        <w:t>расчёт</w:t>
+      </w:r>
+      <w:r>
+        <w:rPr>
+          <w:rFonts w:ascii="Times New Roman" w:hAnsi="Times New Roman" w:cs="Times New Roman"/>
+          <w:sz w:val="28"/>
+          <w:szCs w:val="28"/>
+          <w:lang w:val="en-US"/>
+        </w:rPr>
+        <w:t xml:space="preserve"> </w:t>
+      </w:r>
+      <w:r>
+        <w:rPr>
+          <w:rFonts w:ascii="Times New Roman" w:hAnsi="Times New Roman" w:cs="Times New Roman"/>
+          <w:sz w:val="28"/>
+          <w:szCs w:val="28"/>
+        </w:rPr>
+        <w:t>среднего</w:t>
+      </w:r>
+      <w:r>
+        <w:rPr>
+          <w:rFonts w:ascii="Times New Roman" w:hAnsi="Times New Roman" w:cs="Times New Roman"/>
+          <w:sz w:val="28"/>
+          <w:szCs w:val="28"/>
+          <w:lang w:val="en-US"/>
+        </w:rPr>
+        <w:t xml:space="preserve"> </w:t>
+      </w:r>
+      <w:r>
+        <w:rPr>
+          <w:rFonts w:ascii="Times New Roman" w:hAnsi="Times New Roman" w:cs="Times New Roman"/>
+          <w:sz w:val="28"/>
+          <w:szCs w:val="28"/>
+        </w:rPr>
+        <w:t>рейтинга</w:t>
+      </w:r>
+    </w:p>
+    <w:p>
+      <w:pPr>
+        <w:numPr>
+          <w:ilvl w:val="0"/>
+          <w:numId w:val="1"/>
+        </w:numPr>
+        <w:spacing w:line="360" w:lineRule="auto"/>
+        <w:ind w:firstLine="709"/>
+        <w:rPr>
+          <w:rFonts w:ascii="Times New Roman" w:hAnsi="Times New Roman" w:cs="Times New Roman"/>
+          <w:sz w:val="28"/>
+          <w:szCs w:val="28"/>
+          <w:lang w:val="en-US"/>
+        </w:rPr>
+      </w:pPr>
+      <w:r>
+        <w:rPr>
+          <w:rFonts w:ascii="Times New Roman" w:hAnsi="Times New Roman" w:cs="Times New Roman"/>
+          <w:sz w:val="28"/>
+          <w:szCs w:val="28"/>
+          <w:lang w:val="en-US"/>
+        </w:rPr>
+        <w:t>is_room_available(bookings, check_in, check_out, room_id) </w:t>
+      </w:r>
+      <w:r>
+        <w:rPr>
+          <w:rFonts w:ascii="Times New Roman" w:hAnsi="Times New Roman" w:cs="Times New Roman"/>
+          <w:sz w:val="28"/>
+          <w:szCs w:val="28"/>
+          <w:lang w:val="en-US"/>
+        </w:rPr>
+        <w:t>-</w:t>
+      </w:r>
+      <w:r>
+        <w:rPr>
+          <w:rFonts w:ascii="Times New Roman" w:hAnsi="Times New Roman" w:cs="Times New Roman"/>
+          <w:sz w:val="28"/>
+          <w:szCs w:val="28"/>
+        </w:rPr>
+        <w:t>проверка</w:t>
+      </w:r>
+      <w:r>
+        <w:rPr>
+          <w:rFonts w:ascii="Times New Roman" w:hAnsi="Times New Roman" w:cs="Times New Roman"/>
+          <w:sz w:val="28"/>
+          <w:szCs w:val="28"/>
+          <w:lang w:val="en-US"/>
+        </w:rPr>
+        <w:t xml:space="preserve"> </w:t>
+      </w:r>
+      <w:r>
+        <w:rPr>
+          <w:rFonts w:ascii="Times New Roman" w:hAnsi="Times New Roman" w:cs="Times New Roman"/>
+          <w:sz w:val="28"/>
+          <w:szCs w:val="28"/>
+        </w:rPr>
+        <w:t>доступности</w:t>
+      </w:r>
+      <w:r>
+        <w:rPr>
+          <w:rFonts w:ascii="Times New Roman" w:hAnsi="Times New Roman" w:cs="Times New Roman"/>
+          <w:sz w:val="28"/>
+          <w:szCs w:val="28"/>
+          <w:lang w:val="en-US"/>
+        </w:rPr>
+        <w:t xml:space="preserve"> </w:t>
+      </w:r>
+      <w:r>
+        <w:rPr>
+          <w:rFonts w:ascii="Times New Roman" w:hAnsi="Times New Roman" w:cs="Times New Roman"/>
+          <w:sz w:val="28"/>
+          <w:szCs w:val="28"/>
+        </w:rPr>
+        <w:t>номера</w:t>
+      </w:r>
+    </w:p>
+    <w:p>
+      <w:pPr>
+        <w:spacing w:line="360" w:lineRule="auto"/>
+        <w:rPr>
+          <w:rFonts w:ascii="Times New Roman" w:hAnsi="Times New Roman" w:cs="Times New Roman"/>
+          <w:sz w:val="28"/>
+          <w:szCs w:val="28"/>
+          <w:lang w:val="en-US"/>
+        </w:rPr>
+      </w:pPr>
+    </w:p>
+    <w:p>
+      <w:pPr>
+        <w:spacing w:line="360" w:lineRule="auto"/>
         <w:rPr>
           <w:rFonts w:ascii="Times New Roman" w:hAnsi="Times New Roman" w:cs="Times New Roman"/>
           <w:i/>
@@ -798,12 +1388,31 @@
           <w:sz w:val="28"/>
           <w:szCs w:val="28"/>
         </w:rPr>
-        <w:t xml:space="preserve">Таблица 1 – Методы репозитория </w:t>
+      </w:pPr>
+      <w:r>
+        <w:rPr>
+          <w:rFonts w:ascii="Times New Roman" w:hAnsi="Times New Roman" w:cs="Times New Roman"/>
+          <w:i/>
+          <w:iCs/>
+          <w:sz w:val="28"/>
+          <w:szCs w:val="28"/>
+        </w:rPr>
+        <w:t xml:space="preserve">Таблица 1 - </w:t>
+      </w:r>
+      <w:r>
+        <w:rPr>
+          <w:rFonts w:ascii="Times New Roman" w:hAnsi="Times New Roman" w:cs="Times New Roman"/>
+          <w:i/>
+          <w:iCs/>
+          <w:sz w:val="28"/>
+          <w:szCs w:val="28"/>
+        </w:rPr>
+        <w:t>Выявленные ошибки</w:t>
       </w:r>
     </w:p>
     <w:tbl>
       <w:tblPr>
-        <w:tblW w:w="10080" w:type="dxa"/>
+        <w:tblW w:w="0" w:type="auto"/>
         <w:jc w:val="center"/>
         <w:tblBorders>
           <w:top w:val="single" w:sz="4" w:space="0" w:color="auto"/>
@@ -822,8 +1431,10 @@
         <w:tblLook w:val="04A0" w:firstRow="1" w:lastRow="0" w:firstColumn="1" w:lastColumn="0" w:noHBand="0" w:noVBand="1"/>
       </w:tblPr>
       <w:tblGrid>
-        <w:gridCol w:w="5027"/>
-        <w:gridCol w:w="5053"/>
+        <w:gridCol w:w="522"/>
+        <w:gridCol w:w="3485"/>
+        <w:gridCol w:w="2862"/>
+        <w:gridCol w:w="2476"/>
       </w:tblGrid>
       <w:tr>
         <w:trPr>
@@ -845,7 +1456,7 @@
           <w:p>
             <w:pPr>
               <w:spacing w:line="360" w:lineRule="auto"/>
-              <w:jc w:val="center"/>
+              <w:jc w:val="both"/>
               <w:rPr>
                 <w:rFonts w:ascii="Times New Roman" w:hAnsi="Times New Roman" w:cs="Times New Roman"/>
                 <w:b/>
@@ -862,7 +1473,7 @@
                 <w:sz w:val="28"/>
                 <w:szCs w:val="28"/>
               </w:rPr>
-              <w:t>Метод</w:t>
+              <w:t>№</w:t>
             </w:r>
           </w:p>
         </w:tc>
@@ -881,7 +1492,79 @@
           <w:p>
             <w:pPr>
               <w:spacing w:line="360" w:lineRule="auto"/>
-              <w:jc w:val="center"/>
+              <w:jc w:val="both"/>
+              <w:rPr>
+                <w:rFonts w:ascii="Times New Roman" w:hAnsi="Times New Roman" w:cs="Times New Roman"/>
+                <w:b/>
+                <w:bCs/>
+                <w:sz w:val="28"/>
+                <w:szCs w:val="28"/>
+              </w:rPr>
+            </w:pPr>
+            <w:r>
+              <w:rPr>
+                <w:rFonts w:ascii="Times New Roman" w:hAnsi="Times New Roman" w:cs="Times New Roman"/>
+                <w:b/>
+                <w:bCs/>
+                <w:sz w:val="28"/>
+                <w:szCs w:val="28"/>
+              </w:rPr>
+              <w:t>Ошибка</w:t>
+            </w:r>
+          </w:p>
+        </w:tc>
+        <w:tc>
+          <w:tcPr>
+            <w:tcW w:w="0" w:type="auto"/>
+            <w:tcMar>
+              <w:top w:w="150" w:type="dxa"/>
+              <w:left w:w="240" w:type="dxa"/>
+              <w:bottom w:w="150" w:type="dxa"/>
+              <w:right w:w="240" w:type="dxa"/>
+            </w:tcMar>
+            <w:vAlign w:val="center"/>
+            <w:hideMark/>
+          </w:tcPr>
+          <w:p>
+            <w:pPr>
+              <w:spacing w:line="360" w:lineRule="auto"/>
+              <w:jc w:val="both"/>
+              <w:rPr>
+                <w:rFonts w:ascii="Times New Roman" w:hAnsi="Times New Roman" w:cs="Times New Roman"/>
+                <w:b/>
+                <w:bCs/>
+                <w:sz w:val="28"/>
+                <w:szCs w:val="28"/>
+              </w:rPr>
+            </w:pPr>
+            <w:r>
+              <w:rPr>
+                <w:rFonts w:ascii="Times New Roman" w:hAnsi="Times New Roman" w:cs="Times New Roman"/>
+                <w:b/>
+                <w:bCs/>
+                <w:sz w:val="28"/>
+                <w:szCs w:val="28"/>
+              </w:rPr>
+              <w:t>Строка</w:t>
+            </w:r>
+          </w:p>
+        </w:tc>
+        <w:tc>
+          <w:tcPr>
+            <w:tcW w:w="0" w:type="auto"/>
+            <w:tcMar>
+              <w:top w:w="150" w:type="dxa"/>
+              <w:left w:w="240" w:type="dxa"/>
+              <w:bottom w:w="150" w:type="dxa"/>
+              <w:right w:w="240" w:type="dxa"/>
+            </w:tcMar>
+            <w:vAlign w:val="center"/>
+            <w:hideMark/>
+          </w:tcPr>
+          <w:p>
+            <w:pPr>
+              <w:spacing w:line="360" w:lineRule="auto"/>
+              <w:jc w:val="both"/>
               <w:rPr>
                 <w:rFonts w:ascii="Times New Roman" w:hAnsi="Times New Roman" w:cs="Times New Roman"/>
                 <w:b/>
@@ -929,41 +1612,77 @@
                 <w:szCs w:val="28"/>
               </w:rPr>
             </w:pPr>
-            <w:proofErr w:type="spellStart"/>
             <w:r>
               <w:rPr>
                 <w:rFonts w:ascii="Times New Roman" w:hAnsi="Times New Roman" w:cs="Times New Roman"/>
                 <w:sz w:val="28"/>
                 <w:szCs w:val="28"/>
               </w:rPr>
-              <w:t>create</w:t>
+              <w:t>1</w:t>
             </w:r>
-            <w:proofErr w:type="spellEnd"/>
+          </w:p>
+        </w:tc>
+        <w:tc>
+          <w:tcPr>
+            <w:tcW w:w="0" w:type="auto"/>
+            <w:tcMar>
+              <w:top w:w="150" w:type="dxa"/>
+              <w:left w:w="240" w:type="dxa"/>
+              <w:bottom w:w="150" w:type="dxa"/>
+              <w:right w:w="240" w:type="dxa"/>
+            </w:tcMar>
+            <w:vAlign w:val="center"/>
+            <w:hideMark/>
+          </w:tcPr>
+          <w:p>
+            <w:pPr>
+              <w:spacing w:line="360" w:lineRule="auto"/>
+              <w:jc w:val="both"/>
+              <w:rPr>
+                <w:rFonts w:ascii="Times New Roman" w:hAnsi="Times New Roman" w:cs="Times New Roman"/>
+                <w:sz w:val="28"/>
+                <w:szCs w:val="28"/>
+              </w:rPr>
+            </w:pPr>
             <w:r>
               <w:rPr>
                 <w:rFonts w:ascii="Times New Roman" w:hAnsi="Times New Roman" w:cs="Times New Roman"/>
                 <w:sz w:val="28"/>
                 <w:szCs w:val="28"/>
               </w:rPr>
-              <w:t>(</w:t>
+              <w:t>Неправильная формула скидки</w:t>
             </w:r>
-            <w:proofErr w:type="spellStart"/>
+          </w:p>
+        </w:tc>
+        <w:tc>
+          <w:tcPr>
+            <w:tcW w:w="0" w:type="auto"/>
+            <w:tcMar>
+              <w:top w:w="150" w:type="dxa"/>
+              <w:left w:w="240" w:type="dxa"/>
+              <w:bottom w:w="150" w:type="dxa"/>
+              <w:right w:w="240" w:type="dxa"/>
+            </w:tcMar>
+            <w:vAlign w:val="center"/>
+            <w:hideMark/>
+          </w:tcPr>
+          <w:p>
+            <w:pPr>
+              <w:spacing w:line="360" w:lineRule="auto"/>
+              <w:jc w:val="both"/>
+              <w:rPr>
+                <w:rFonts w:ascii="Times New Roman" w:hAnsi="Times New Roman" w:cs="Times New Roman"/>
+                <w:sz w:val="28"/>
+                <w:szCs w:val="28"/>
+              </w:rPr>
+            </w:pPr>
             <w:r>
               <w:rPr>
                 <w:rFonts w:ascii="Times New Roman" w:hAnsi="Times New Roman" w:cs="Times New Roman"/>
                 <w:sz w:val="28"/>
                 <w:szCs w:val="28"/>
               </w:rPr>
-              <w:t>order_data</w:t>
-            </w:r>
-            <w:proofErr w:type="spellEnd"/>
-            <w:r>
-              <w:rPr>
-                <w:rFonts w:ascii="Times New Roman" w:hAnsi="Times New Roman" w:cs="Times New Roman"/>
-                <w:sz w:val="28"/>
-                <w:szCs w:val="28"/>
-              </w:rPr>
-              <w:t>)</w:t>
+              <w:t>return price * total_discount</w:t>
             </w:r>
           </w:p>
         </w:tc>
@@ -995,7 +1714,7 @@
                 <w:sz w:val="28"/>
                 <w:szCs w:val="28"/>
               </w:rPr>
-              <w:t>Создаёт заказ и связанные позиции</w:t>
+              <w:t>Забыли разделить на 100</w:t>
             </w:r>
           </w:p>
         </w:tc>
@@ -1024,48 +1743,79 @@
                 <w:rFonts w:ascii="Times New Roman" w:hAnsi="Times New Roman" w:cs="Times New Roman"/>
                 <w:sz w:val="28"/>
                 <w:szCs w:val="28"/>
-                <w:lang w:val="en-US"/>
               </w:rPr>
             </w:pPr>
-            <w:proofErr w:type="spellStart"/>
             <w:r>
               <w:rPr>
                 <w:rFonts w:ascii="Times New Roman" w:hAnsi="Times New Roman" w:cs="Times New Roman"/>
                 <w:sz w:val="28"/>
                 <w:szCs w:val="28"/>
-                <w:lang w:val="en-US"/>
-              </w:rPr>
-              <w:t>find_by_id</w:t>
+              </w:rPr>
+              <w:t>2</w:t>
             </w:r>
-            <w:proofErr w:type="spellEnd"/>
+          </w:p>
+        </w:tc>
+        <w:tc>
+          <w:tcPr>
+            <w:tcW w:w="0" w:type="auto"/>
+            <w:tcMar>
+              <w:top w:w="150" w:type="dxa"/>
+              <w:left w:w="240" w:type="dxa"/>
+              <w:bottom w:w="150" w:type="dxa"/>
+              <w:right w:w="240" w:type="dxa"/>
+            </w:tcMar>
+            <w:vAlign w:val="center"/>
+            <w:hideMark/>
+          </w:tcPr>
+          <w:p>
+            <w:pPr>
+              <w:spacing w:line="360" w:lineRule="auto"/>
+              <w:jc w:val="both"/>
+              <w:rPr>
+                <w:rFonts w:ascii="Times New Roman" w:hAnsi="Times New Roman" w:cs="Times New Roman"/>
+                <w:sz w:val="28"/>
+                <w:szCs w:val="28"/>
+              </w:rPr>
+            </w:pPr>
             <w:r>
               <w:rPr>
                 <w:rFonts w:ascii="Times New Roman" w:hAnsi="Times New Roman" w:cs="Times New Roman"/>
                 <w:sz w:val="28"/>
                 <w:szCs w:val="28"/>
-                <w:lang w:val="en-US"/>
-              </w:rPr>
-              <w:t>(</w:t>
+              </w:rPr>
+              <w:t>Неправильное условие пересечения</w:t>
             </w:r>
-            <w:proofErr w:type="spellStart"/>
+          </w:p>
+        </w:tc>
+        <w:tc>
+          <w:tcPr>
+            <w:tcW w:w="0" w:type="auto"/>
+            <w:tcMar>
+              <w:top w:w="150" w:type="dxa"/>
+              <w:left w:w="240" w:type="dxa"/>
+              <w:bottom w:w="150" w:type="dxa"/>
+              <w:right w:w="240" w:type="dxa"/>
+            </w:tcMar>
+            <w:vAlign w:val="center"/>
+            <w:hideMark/>
+          </w:tcPr>
+          <w:p>
+            <w:pPr>
+              <w:spacing w:line="360" w:lineRule="auto"/>
+              <w:jc w:val="both"/>
+              <w:rPr>
+                <w:rFonts w:ascii="Times New Roman" w:hAnsi="Times New Roman" w:cs="Times New Roman"/>
+                <w:sz w:val="28"/>
+                <w:szCs w:val="28"/>
+              </w:rPr>
+            </w:pPr>
             <w:r>
               <w:rPr>
                 <w:rFonts w:ascii="Times New Roman" w:hAnsi="Times New Roman" w:cs="Times New Roman"/>
                 <w:sz w:val="28"/>
                 <w:szCs w:val="28"/>
-                <w:lang w:val="en-US"/>
-              </w:rPr>
-              <w:t>order_id</w:t>
-            </w:r>
-            <w:proofErr w:type="spellEnd"/>
-            <w:r>
-              <w:rPr>
-                <w:rFonts w:ascii="Times New Roman" w:hAnsi="Times New Roman" w:cs="Times New Roman"/>
-                <w:sz w:val="28"/>
-                <w:szCs w:val="28"/>
-                <w:lang w:val="en-US"/>
-              </w:rPr>
-              <w:t>)</w:t>
+              </w:rPr>
+              <w:t>&lt;= и &gt;=</w:t>
             </w:r>
           </w:p>
         </w:tc>
@@ -1097,625 +1847,7 @@
                 <w:sz w:val="28"/>
                 <w:szCs w:val="28"/>
               </w:rPr>
-              <w:t>Возвращает заказ по ID</w:t>
-            </w:r>
-          </w:p>
-        </w:tc>
-      </w:tr>
-      <w:tr>
-        <w:trPr>
-          <w:jc w:val="center"/>
-        </w:trPr>
-        <w:tc>
-          <w:tcPr>
-            <w:tcW w:w="0" w:type="auto"/>
-            <w:tcMar>
-              <w:top w:w="150" w:type="dxa"/>
-              <w:left w:w="0" w:type="dxa"/>
-              <w:bottom w:w="150" w:type="dxa"/>
-              <w:right w:w="240" w:type="dxa"/>
-            </w:tcMar>
-            <w:vAlign w:val="center"/>
-            <w:hideMark/>
-          </w:tcPr>
-          <w:p>
-            <w:pPr>
-              <w:spacing w:line="360" w:lineRule="auto"/>
-              <w:jc w:val="both"/>
-              <w:rPr>
-                <w:rFonts w:ascii="Times New Roman" w:hAnsi="Times New Roman" w:cs="Times New Roman"/>
-                <w:sz w:val="28"/>
-                <w:szCs w:val="28"/>
-                <w:lang w:val="en-US"/>
-              </w:rPr>
-            </w:pPr>
-            <w:proofErr w:type="spellStart"/>
-            <w:r>
-              <w:rPr>
-                <w:rFonts w:ascii="Times New Roman" w:hAnsi="Times New Roman" w:cs="Times New Roman"/>
-                <w:sz w:val="28"/>
-                <w:szCs w:val="28"/>
-                <w:lang w:val="en-US"/>
-              </w:rPr>
-              <w:t>find_all_by_status</w:t>
-            </w:r>
-            <w:proofErr w:type="spellEnd"/>
-            <w:r>
-              <w:rPr>
-                <w:rFonts w:ascii="Times New Roman" w:hAnsi="Times New Roman" w:cs="Times New Roman"/>
-                <w:sz w:val="28"/>
-                <w:szCs w:val="28"/>
-                <w:lang w:val="en-US"/>
-              </w:rPr>
-              <w:t>(status)</w:t>
-            </w:r>
-          </w:p>
-        </w:tc>
-        <w:tc>
-          <w:tcPr>
-            <w:tcW w:w="0" w:type="auto"/>
-            <w:tcMar>
-              <w:top w:w="150" w:type="dxa"/>
-              <w:left w:w="240" w:type="dxa"/>
-              <w:bottom w:w="150" w:type="dxa"/>
-              <w:right w:w="0" w:type="dxa"/>
-            </w:tcMar>
-            <w:vAlign w:val="center"/>
-            <w:hideMark/>
-          </w:tcPr>
-          <w:p>
-            <w:pPr>
-              <w:spacing w:line="360" w:lineRule="auto"/>
-              <w:jc w:val="both"/>
-              <w:rPr>
-                <w:rFonts w:ascii="Times New Roman" w:hAnsi="Times New Roman" w:cs="Times New Roman"/>
-                <w:sz w:val="28"/>
-                <w:szCs w:val="28"/>
-              </w:rPr>
-            </w:pPr>
-            <w:r>
-              <w:rPr>
-                <w:rFonts w:ascii="Times New Roman" w:hAnsi="Times New Roman" w:cs="Times New Roman"/>
-                <w:sz w:val="28"/>
-                <w:szCs w:val="28"/>
-              </w:rPr>
-              <w:t>Возвращает заказы по статусу</w:t>
-            </w:r>
-          </w:p>
-        </w:tc>
-      </w:tr>
-      <w:tr>
-        <w:trPr>
-          <w:jc w:val="center"/>
-        </w:trPr>
-        <w:tc>
-          <w:tcPr>
-            <w:tcW w:w="0" w:type="auto"/>
-            <w:tcMar>
-              <w:top w:w="150" w:type="dxa"/>
-              <w:left w:w="0" w:type="dxa"/>
-              <w:bottom w:w="150" w:type="dxa"/>
-              <w:right w:w="240" w:type="dxa"/>
-            </w:tcMar>
-            <w:vAlign w:val="center"/>
-            <w:hideMark/>
-          </w:tcPr>
-          <w:p>
-            <w:pPr>
-              <w:spacing w:line="360" w:lineRule="auto"/>
-              <w:jc w:val="both"/>
-              <w:rPr>
-                <w:rFonts w:ascii="Times New Roman" w:hAnsi="Times New Roman" w:cs="Times New Roman"/>
-                <w:sz w:val="28"/>
-                <w:szCs w:val="28"/>
-                <w:lang w:val="en-US"/>
-              </w:rPr>
-            </w:pPr>
-            <w:proofErr w:type="spellStart"/>
-            <w:r>
-              <w:rPr>
-                <w:rFonts w:ascii="Times New Roman" w:hAnsi="Times New Roman" w:cs="Times New Roman"/>
-                <w:sz w:val="28"/>
-                <w:szCs w:val="28"/>
-                <w:lang w:val="en-US"/>
-              </w:rPr>
-              <w:t>update_</w:t>
-            </w:r>
-            <w:proofErr w:type="gramStart"/>
-            <w:r>
-              <w:rPr>
-                <w:rFonts w:ascii="Times New Roman" w:hAnsi="Times New Roman" w:cs="Times New Roman"/>
-                <w:sz w:val="28"/>
-                <w:szCs w:val="28"/>
-                <w:lang w:val="en-US"/>
-              </w:rPr>
-              <w:t>status</w:t>
-            </w:r>
-            <w:proofErr w:type="spellEnd"/>
-            <w:r>
-              <w:rPr>
-                <w:rFonts w:ascii="Times New Roman" w:hAnsi="Times New Roman" w:cs="Times New Roman"/>
-                <w:sz w:val="28"/>
-                <w:szCs w:val="28"/>
-                <w:lang w:val="en-US"/>
-              </w:rPr>
-              <w:t>(</w:t>
-            </w:r>
-            <w:proofErr w:type="spellStart"/>
-            <w:proofErr w:type="gramEnd"/>
-            <w:r>
-              <w:rPr>
-                <w:rFonts w:ascii="Times New Roman" w:hAnsi="Times New Roman" w:cs="Times New Roman"/>
-                <w:sz w:val="28"/>
-                <w:szCs w:val="28"/>
-                <w:lang w:val="en-US"/>
-              </w:rPr>
-              <w:t>order_id</w:t>
-            </w:r>
-            <w:proofErr w:type="spellEnd"/>
-            <w:r>
-              <w:rPr>
-                <w:rFonts w:ascii="Times New Roman" w:hAnsi="Times New Roman" w:cs="Times New Roman"/>
-                <w:sz w:val="28"/>
-                <w:szCs w:val="28"/>
-                <w:lang w:val="en-US"/>
-              </w:rPr>
-              <w:t xml:space="preserve">, </w:t>
-            </w:r>
-            <w:proofErr w:type="spellStart"/>
-            <w:r>
-              <w:rPr>
-                <w:rFonts w:ascii="Times New Roman" w:hAnsi="Times New Roman" w:cs="Times New Roman"/>
-                <w:sz w:val="28"/>
-                <w:szCs w:val="28"/>
-                <w:lang w:val="en-US"/>
-              </w:rPr>
-              <w:t>new_status</w:t>
-            </w:r>
-            <w:proofErr w:type="spellEnd"/>
-            <w:r>
-              <w:rPr>
-                <w:rFonts w:ascii="Times New Roman" w:hAnsi="Times New Roman" w:cs="Times New Roman"/>
-                <w:sz w:val="28"/>
-                <w:szCs w:val="28"/>
-                <w:lang w:val="en-US"/>
-              </w:rPr>
-              <w:t>)</w:t>
-            </w:r>
-          </w:p>
-        </w:tc>
-        <w:tc>
-          <w:tcPr>
-            <w:tcW w:w="0" w:type="auto"/>
-            <w:tcMar>
-              <w:top w:w="150" w:type="dxa"/>
-              <w:left w:w="240" w:type="dxa"/>
-              <w:bottom w:w="150" w:type="dxa"/>
-              <w:right w:w="0" w:type="dxa"/>
-            </w:tcMar>
-            <w:vAlign w:val="center"/>
-            <w:hideMark/>
-          </w:tcPr>
-          <w:p>
-            <w:pPr>
-              <w:spacing w:line="360" w:lineRule="auto"/>
-              <w:jc w:val="both"/>
-              <w:rPr>
-                <w:rFonts w:ascii="Times New Roman" w:hAnsi="Times New Roman" w:cs="Times New Roman"/>
-                <w:sz w:val="28"/>
-                <w:szCs w:val="28"/>
-              </w:rPr>
-            </w:pPr>
-            <w:r>
-              <w:rPr>
-                <w:rFonts w:ascii="Times New Roman" w:hAnsi="Times New Roman" w:cs="Times New Roman"/>
-                <w:sz w:val="28"/>
-                <w:szCs w:val="28"/>
-              </w:rPr>
-              <w:t>Обновляет статус заказа</w:t>
-            </w:r>
-          </w:p>
-        </w:tc>
-      </w:tr>
-      <w:tr>
-        <w:trPr>
-          <w:jc w:val="center"/>
-        </w:trPr>
-        <w:tc>
-          <w:tcPr>
-            <w:tcW w:w="0" w:type="auto"/>
-            <w:tcMar>
-              <w:top w:w="150" w:type="dxa"/>
-              <w:left w:w="0" w:type="dxa"/>
-              <w:bottom w:w="150" w:type="dxa"/>
-              <w:right w:w="240" w:type="dxa"/>
-            </w:tcMar>
-            <w:vAlign w:val="center"/>
-            <w:hideMark/>
-          </w:tcPr>
-          <w:p>
-            <w:pPr>
-              <w:spacing w:line="360" w:lineRule="auto"/>
-              <w:jc w:val="both"/>
-              <w:rPr>
-                <w:rFonts w:ascii="Times New Roman" w:hAnsi="Times New Roman" w:cs="Times New Roman"/>
-                <w:sz w:val="28"/>
-                <w:szCs w:val="28"/>
-              </w:rPr>
-            </w:pPr>
-            <w:proofErr w:type="spellStart"/>
-            <w:r>
-              <w:rPr>
-                <w:rFonts w:ascii="Times New Roman" w:hAnsi="Times New Roman" w:cs="Times New Roman"/>
-                <w:sz w:val="28"/>
-                <w:szCs w:val="28"/>
-              </w:rPr>
-              <w:t>delete</w:t>
-            </w:r>
-            <w:proofErr w:type="spellEnd"/>
-            <w:r>
-              <w:rPr>
-                <w:rFonts w:ascii="Times New Roman" w:hAnsi="Times New Roman" w:cs="Times New Roman"/>
-                <w:sz w:val="28"/>
-                <w:szCs w:val="28"/>
-              </w:rPr>
-              <w:t>(</w:t>
-            </w:r>
-            <w:proofErr w:type="spellStart"/>
-            <w:r>
-              <w:rPr>
-                <w:rFonts w:ascii="Times New Roman" w:hAnsi="Times New Roman" w:cs="Times New Roman"/>
-                <w:sz w:val="28"/>
-                <w:szCs w:val="28"/>
-              </w:rPr>
-              <w:t>order_id</w:t>
-            </w:r>
-            <w:proofErr w:type="spellEnd"/>
-            <w:r>
-              <w:rPr>
-                <w:rFonts w:ascii="Times New Roman" w:hAnsi="Times New Roman" w:cs="Times New Roman"/>
-                <w:sz w:val="28"/>
-                <w:szCs w:val="28"/>
-              </w:rPr>
-              <w:t>)</w:t>
-            </w:r>
-          </w:p>
-        </w:tc>
-        <w:tc>
-          <w:tcPr>
-            <w:tcW w:w="0" w:type="auto"/>
-            <w:tcMar>
-              <w:top w:w="150" w:type="dxa"/>
-              <w:left w:w="240" w:type="dxa"/>
-              <w:bottom w:w="150" w:type="dxa"/>
-              <w:right w:w="0" w:type="dxa"/>
-            </w:tcMar>
-            <w:vAlign w:val="center"/>
-            <w:hideMark/>
-          </w:tcPr>
-          <w:p>
-            <w:pPr>
-              <w:spacing w:line="360" w:lineRule="auto"/>
-              <w:jc w:val="both"/>
-              <w:rPr>
-                <w:rFonts w:ascii="Times New Roman" w:hAnsi="Times New Roman" w:cs="Times New Roman"/>
-                <w:sz w:val="28"/>
-                <w:szCs w:val="28"/>
-              </w:rPr>
-            </w:pPr>
-            <w:r>
-              <w:rPr>
-                <w:rFonts w:ascii="Times New Roman" w:hAnsi="Times New Roman" w:cs="Times New Roman"/>
-                <w:sz w:val="28"/>
-                <w:szCs w:val="28"/>
-              </w:rPr>
-              <w:t>Удаляет заказ и позиции</w:t>
-            </w:r>
-          </w:p>
-        </w:tc>
-      </w:tr>
-      <w:tr>
-        <w:trPr>
-          <w:jc w:val="center"/>
-        </w:trPr>
-        <w:tc>
-          <w:tcPr>
-            <w:tcW w:w="0" w:type="auto"/>
-            <w:tcMar>
-              <w:top w:w="150" w:type="dxa"/>
-              <w:left w:w="0" w:type="dxa"/>
-              <w:bottom w:w="150" w:type="dxa"/>
-              <w:right w:w="240" w:type="dxa"/>
-            </w:tcMar>
-            <w:vAlign w:val="center"/>
-            <w:hideMark/>
-          </w:tcPr>
-          <w:p>
-            <w:pPr>
-              <w:spacing w:line="360" w:lineRule="auto"/>
-              <w:jc w:val="both"/>
-              <w:rPr>
-                <w:rFonts w:ascii="Times New Roman" w:hAnsi="Times New Roman" w:cs="Times New Roman"/>
-                <w:sz w:val="28"/>
-                <w:szCs w:val="28"/>
-                <w:lang w:val="en-US"/>
-              </w:rPr>
-            </w:pPr>
-            <w:proofErr w:type="spellStart"/>
-            <w:r>
-              <w:rPr>
-                <w:rFonts w:ascii="Times New Roman" w:hAnsi="Times New Roman" w:cs="Times New Roman"/>
-                <w:sz w:val="28"/>
-                <w:szCs w:val="28"/>
-                <w:lang w:val="en-US"/>
-              </w:rPr>
-              <w:t>find_by_date_</w:t>
-            </w:r>
-            <w:proofErr w:type="gramStart"/>
-            <w:r>
-              <w:rPr>
-                <w:rFonts w:ascii="Times New Roman" w:hAnsi="Times New Roman" w:cs="Times New Roman"/>
-                <w:sz w:val="28"/>
-                <w:szCs w:val="28"/>
-                <w:lang w:val="en-US"/>
-              </w:rPr>
-              <w:t>range</w:t>
-            </w:r>
-            <w:proofErr w:type="spellEnd"/>
-            <w:r>
-              <w:rPr>
-                <w:rFonts w:ascii="Times New Roman" w:hAnsi="Times New Roman" w:cs="Times New Roman"/>
-                <w:sz w:val="28"/>
-                <w:szCs w:val="28"/>
-                <w:lang w:val="en-US"/>
-              </w:rPr>
-              <w:t>(</w:t>
-            </w:r>
-            <w:proofErr w:type="gramEnd"/>
-            <w:r>
-              <w:rPr>
-                <w:rFonts w:ascii="Times New Roman" w:hAnsi="Times New Roman" w:cs="Times New Roman"/>
-                <w:sz w:val="28"/>
-                <w:szCs w:val="28"/>
-                <w:lang w:val="en-US"/>
-              </w:rPr>
-              <w:t>start, end)</w:t>
-            </w:r>
-          </w:p>
-        </w:tc>
-        <w:tc>
-          <w:tcPr>
-            <w:tcW w:w="0" w:type="auto"/>
-            <w:tcMar>
-              <w:top w:w="150" w:type="dxa"/>
-              <w:left w:w="240" w:type="dxa"/>
-              <w:bottom w:w="150" w:type="dxa"/>
-              <w:right w:w="0" w:type="dxa"/>
-            </w:tcMar>
-            <w:vAlign w:val="center"/>
-            <w:hideMark/>
-          </w:tcPr>
-          <w:p>
-            <w:pPr>
-              <w:spacing w:line="360" w:lineRule="auto"/>
-              <w:jc w:val="both"/>
-              <w:rPr>
-                <w:rFonts w:ascii="Times New Roman" w:hAnsi="Times New Roman" w:cs="Times New Roman"/>
-                <w:sz w:val="28"/>
-                <w:szCs w:val="28"/>
-              </w:rPr>
-            </w:pPr>
-            <w:r>
-              <w:rPr>
-                <w:rFonts w:ascii="Times New Roman" w:hAnsi="Times New Roman" w:cs="Times New Roman"/>
-                <w:sz w:val="28"/>
-                <w:szCs w:val="28"/>
-              </w:rPr>
-              <w:t>Поиск по диапазону дат</w:t>
-            </w:r>
-          </w:p>
-        </w:tc>
-      </w:tr>
-      <w:tr>
-        <w:trPr>
-          <w:jc w:val="center"/>
-        </w:trPr>
-        <w:tc>
-          <w:tcPr>
-            <w:tcW w:w="0" w:type="auto"/>
-            <w:tcMar>
-              <w:top w:w="150" w:type="dxa"/>
-              <w:left w:w="0" w:type="dxa"/>
-              <w:bottom w:w="150" w:type="dxa"/>
-              <w:right w:w="240" w:type="dxa"/>
-            </w:tcMar>
-            <w:vAlign w:val="center"/>
-            <w:hideMark/>
-          </w:tcPr>
-          <w:p>
-            <w:pPr>
-              <w:spacing w:line="360" w:lineRule="auto"/>
-              <w:jc w:val="both"/>
-              <w:rPr>
-                <w:rFonts w:ascii="Times New Roman" w:hAnsi="Times New Roman" w:cs="Times New Roman"/>
-                <w:sz w:val="28"/>
-                <w:szCs w:val="28"/>
-                <w:lang w:val="en-US"/>
-              </w:rPr>
-            </w:pPr>
-            <w:proofErr w:type="spellStart"/>
-            <w:r>
-              <w:rPr>
-                <w:rFonts w:ascii="Times New Roman" w:hAnsi="Times New Roman" w:cs="Times New Roman"/>
-                <w:sz w:val="28"/>
-                <w:szCs w:val="28"/>
-                <w:lang w:val="en-US"/>
-              </w:rPr>
-              <w:t>get_total_amount_for_order</w:t>
-            </w:r>
-            <w:proofErr w:type="spellEnd"/>
-            <w:r>
-              <w:rPr>
-                <w:rFonts w:ascii="Times New Roman" w:hAnsi="Times New Roman" w:cs="Times New Roman"/>
-                <w:sz w:val="28"/>
-                <w:szCs w:val="28"/>
-                <w:lang w:val="en-US"/>
-              </w:rPr>
-              <w:t>(</w:t>
-            </w:r>
-            <w:proofErr w:type="spellStart"/>
-            <w:r>
-              <w:rPr>
-                <w:rFonts w:ascii="Times New Roman" w:hAnsi="Times New Roman" w:cs="Times New Roman"/>
-                <w:sz w:val="28"/>
-                <w:szCs w:val="28"/>
-                <w:lang w:val="en-US"/>
-              </w:rPr>
-              <w:t>order_id</w:t>
-            </w:r>
-            <w:proofErr w:type="spellEnd"/>
-            <w:r>
-              <w:rPr>
-                <w:rFonts w:ascii="Times New Roman" w:hAnsi="Times New Roman" w:cs="Times New Roman"/>
-                <w:sz w:val="28"/>
-                <w:szCs w:val="28"/>
-                <w:lang w:val="en-US"/>
-              </w:rPr>
-              <w:t>)</w:t>
-            </w:r>
-          </w:p>
-        </w:tc>
-        <w:tc>
-          <w:tcPr>
-            <w:tcW w:w="0" w:type="auto"/>
-            <w:tcMar>
-              <w:top w:w="150" w:type="dxa"/>
-              <w:left w:w="240" w:type="dxa"/>
-              <w:bottom w:w="150" w:type="dxa"/>
-              <w:right w:w="0" w:type="dxa"/>
-            </w:tcMar>
-            <w:vAlign w:val="center"/>
-            <w:hideMark/>
-          </w:tcPr>
-          <w:p>
-            <w:pPr>
-              <w:spacing w:line="360" w:lineRule="auto"/>
-              <w:jc w:val="both"/>
-              <w:rPr>
-                <w:rFonts w:ascii="Times New Roman" w:hAnsi="Times New Roman" w:cs="Times New Roman"/>
-                <w:sz w:val="28"/>
-                <w:szCs w:val="28"/>
-              </w:rPr>
-            </w:pPr>
-            <w:r>
-              <w:rPr>
-                <w:rFonts w:ascii="Times New Roman" w:hAnsi="Times New Roman" w:cs="Times New Roman"/>
-                <w:sz w:val="28"/>
-                <w:szCs w:val="28"/>
-              </w:rPr>
-              <w:t>Сумма всех позиций</w:t>
-            </w:r>
-          </w:p>
-        </w:tc>
-      </w:tr>
-      <w:tr>
-        <w:trPr>
-          <w:jc w:val="center"/>
-        </w:trPr>
-        <w:tc>
-          <w:tcPr>
-            <w:tcW w:w="0" w:type="auto"/>
-            <w:tcMar>
-              <w:top w:w="150" w:type="dxa"/>
-              <w:left w:w="0" w:type="dxa"/>
-              <w:bottom w:w="150" w:type="dxa"/>
-              <w:right w:w="240" w:type="dxa"/>
-            </w:tcMar>
-            <w:vAlign w:val="center"/>
-            <w:hideMark/>
-          </w:tcPr>
-          <w:p>
-            <w:pPr>
-              <w:spacing w:line="360" w:lineRule="auto"/>
-              <w:jc w:val="both"/>
-              <w:rPr>
-                <w:rFonts w:ascii="Times New Roman" w:hAnsi="Times New Roman" w:cs="Times New Roman"/>
-                <w:sz w:val="28"/>
-                <w:szCs w:val="28"/>
-                <w:lang w:val="en-US"/>
-              </w:rPr>
-            </w:pPr>
-            <w:proofErr w:type="spellStart"/>
-            <w:r>
-              <w:rPr>
-                <w:rFonts w:ascii="Times New Roman" w:hAnsi="Times New Roman" w:cs="Times New Roman"/>
-                <w:sz w:val="28"/>
-                <w:szCs w:val="28"/>
-                <w:lang w:val="en-US"/>
-              </w:rPr>
-              <w:t>calculate_delivery_cost</w:t>
-            </w:r>
-            <w:proofErr w:type="spellEnd"/>
-            <w:r>
-              <w:rPr>
-                <w:rFonts w:ascii="Times New Roman" w:hAnsi="Times New Roman" w:cs="Times New Roman"/>
-                <w:sz w:val="28"/>
-                <w:szCs w:val="28"/>
-                <w:lang w:val="en-US"/>
-              </w:rPr>
-              <w:t>(</w:t>
-            </w:r>
-            <w:proofErr w:type="spellStart"/>
-            <w:r>
-              <w:rPr>
-                <w:rFonts w:ascii="Times New Roman" w:hAnsi="Times New Roman" w:cs="Times New Roman"/>
-                <w:sz w:val="28"/>
-                <w:szCs w:val="28"/>
-                <w:lang w:val="en-US"/>
-              </w:rPr>
-              <w:t>order_id</w:t>
-            </w:r>
-            <w:proofErr w:type="spellEnd"/>
-            <w:r>
-              <w:rPr>
-                <w:rFonts w:ascii="Times New Roman" w:hAnsi="Times New Roman" w:cs="Times New Roman"/>
-                <w:sz w:val="28"/>
-                <w:szCs w:val="28"/>
-                <w:lang w:val="en-US"/>
-              </w:rPr>
-              <w:t>)</w:t>
-            </w:r>
-          </w:p>
-        </w:tc>
-        <w:tc>
-          <w:tcPr>
-            <w:tcW w:w="0" w:type="auto"/>
-            <w:tcMar>
-              <w:top w:w="150" w:type="dxa"/>
-              <w:left w:w="240" w:type="dxa"/>
-              <w:bottom w:w="150" w:type="dxa"/>
-              <w:right w:w="0" w:type="dxa"/>
-            </w:tcMar>
-            <w:vAlign w:val="center"/>
-            <w:hideMark/>
-          </w:tcPr>
-          <w:p>
-            <w:pPr>
-              <w:spacing w:line="360" w:lineRule="auto"/>
-              <w:jc w:val="both"/>
-              <w:rPr>
-                <w:rFonts w:ascii="Times New Roman" w:hAnsi="Times New Roman" w:cs="Times New Roman"/>
-                <w:sz w:val="28"/>
-                <w:szCs w:val="28"/>
-              </w:rPr>
-            </w:pPr>
-            <w:r>
-              <w:rPr>
-                <w:rFonts w:ascii="Times New Roman" w:hAnsi="Times New Roman" w:cs="Times New Roman"/>
-                <w:sz w:val="28"/>
-                <w:szCs w:val="28"/>
-              </w:rPr>
-              <w:t>Расчёт доставки через внешний API</w:t>
+              <w:t>Должно быть &lt;</w:t>
             </w:r>
           </w:p>
         </w:tc>
@@ -1723,18 +1855,1091 @@
     </w:tbl>
     <w:p>
       <w:pPr>
-        <w:rPr>
-          <w:rFonts w:ascii="Times New Roman" w:hAnsi="Times New Roman" w:cs="Times New Roman"/>
-          <w:sz w:val="28"/>
-          <w:szCs w:val="28"/>
-        </w:rPr>
-      </w:pPr>
-    </w:p>
-    <w:p>
-      <w:pPr>
+        <w:spacing w:line="360" w:lineRule="auto"/>
+        <w:rPr>
+          <w:rFonts w:ascii="Times New Roman" w:hAnsi="Times New Roman" w:cs="Times New Roman"/>
+          <w:sz w:val="28"/>
+          <w:szCs w:val="28"/>
+        </w:rPr>
+      </w:pPr>
+    </w:p>
+    <w:p>
+      <w:pPr>
+        <w:rPr>
+          <w:rFonts w:ascii="Times New Roman" w:hAnsi="Times New Roman" w:cs="Times New Roman"/>
+          <w:sz w:val="28"/>
+          <w:szCs w:val="28"/>
+        </w:rPr>
+      </w:pPr>
+      <w:r>
+        <w:rPr>
+          <w:rFonts w:ascii="Times New Roman" w:hAnsi="Times New Roman" w:cs="Times New Roman"/>
+          <w:sz w:val="28"/>
+          <w:szCs w:val="28"/>
+        </w:rPr>
+        <w:br w:type="page"/>
+      </w:r>
+    </w:p>
+    <w:p>
+      <w:pPr>
+        <w:pStyle w:val="1"/>
+        <w:spacing w:line="360" w:lineRule="auto"/>
         <w:jc w:val="center"/>
         <w:rPr>
           <w:rFonts w:ascii="Times New Roman" w:hAnsi="Times New Roman" w:cs="Times New Roman"/>
+          <w:b/>
+          <w:bCs/>
+          <w:color w:val="auto"/>
+          <w:sz w:val="32"/>
+          <w:szCs w:val="32"/>
+          <w:lang w:val="en-US"/>
+        </w:rPr>
+      </w:pPr>
+      <w:bookmarkStart w:id="1" w:name="_Toc233286591"/>
+      <w:r>
+        <w:rPr>
+          <w:rFonts w:ascii="Times New Roman" w:hAnsi="Times New Roman" w:cs="Times New Roman"/>
+          <w:b/>
+          <w:bCs/>
+          <w:color w:val="auto"/>
+          <w:sz w:val="32"/>
+          <w:szCs w:val="32"/>
+        </w:rPr>
+        <w:lastRenderedPageBreak/>
+        <w:t>И</w:t>
+      </w:r>
+      <w:r>
+        <w:rPr>
+          <w:rFonts w:ascii="Times New Roman" w:hAnsi="Times New Roman" w:cs="Times New Roman"/>
+          <w:b/>
+          <w:bCs/>
+          <w:color w:val="auto"/>
+          <w:sz w:val="32"/>
+          <w:szCs w:val="32"/>
+        </w:rPr>
+        <w:t>СХОДНЫЙ КОД С ОШИБКАМИ</w:t>
+      </w:r>
+      <w:r>
+        <w:rPr>
+          <w:rFonts w:ascii="Times New Roman" w:hAnsi="Times New Roman" w:cs="Times New Roman"/>
+          <w:b/>
+          <w:bCs/>
+          <w:color w:val="auto"/>
+          <w:sz w:val="32"/>
+          <w:szCs w:val="32"/>
+          <w:lang w:val="en-US"/>
+        </w:rPr>
+        <w:t>:</w:t>
+      </w:r>
+      <w:bookmarkEnd w:id="1"/>
+    </w:p>
+    <w:p>
+      <w:pPr>
+        <w:rPr>
+          <w:rFonts w:ascii="Times New Roman" w:hAnsi="Times New Roman" w:cs="Times New Roman"/>
+          <w:sz w:val="28"/>
+          <w:szCs w:val="28"/>
+          <w:lang w:val="en-US"/>
+        </w:rPr>
+      </w:pPr>
+      <w:r>
+        <w:rPr>
+          <w:rFonts w:ascii="Times New Roman" w:hAnsi="Times New Roman" w:cs="Times New Roman"/>
+          <w:sz w:val="28"/>
+          <w:szCs w:val="28"/>
+          <w:lang w:val="en-US"/>
+        </w:rPr>
+        <w:t>def calculate_discount(price: float, nights: int, is_vip: bool = False) -&gt; float:</w:t>
+      </w:r>
+    </w:p>
+    <w:p>
+      <w:pPr>
+        <w:rPr>
+          <w:rFonts w:ascii="Times New Roman" w:hAnsi="Times New Roman" w:cs="Times New Roman"/>
+          <w:sz w:val="28"/>
+          <w:szCs w:val="28"/>
+        </w:rPr>
+      </w:pPr>
+      <w:r>
+        <w:rPr>
+          <w:rFonts w:ascii="Times New Roman" w:hAnsi="Times New Roman" w:cs="Times New Roman"/>
+          <w:sz w:val="28"/>
+          <w:szCs w:val="28"/>
+          <w:lang w:val="en-US"/>
+        </w:rPr>
+        <w:t xml:space="preserve">    </w:t>
+      </w:r>
+      <w:r>
+        <w:rPr>
+          <w:rFonts w:ascii="Times New Roman" w:hAnsi="Times New Roman" w:cs="Times New Roman"/>
+          <w:sz w:val="28"/>
+          <w:szCs w:val="28"/>
+        </w:rPr>
+        <w:t>"""</w:t>
+      </w:r>
+    </w:p>
+    <w:p>
+      <w:pPr>
+        <w:rPr>
+          <w:rFonts w:ascii="Times New Roman" w:hAnsi="Times New Roman" w:cs="Times New Roman"/>
+          <w:sz w:val="28"/>
+          <w:szCs w:val="28"/>
+        </w:rPr>
+      </w:pPr>
+      <w:r>
+        <w:rPr>
+          <w:rFonts w:ascii="Times New Roman" w:hAnsi="Times New Roman" w:cs="Times New Roman"/>
+          <w:sz w:val="28"/>
+          <w:szCs w:val="28"/>
+        </w:rPr>
+        <w:t>    Рассчитать скидку на бронирование</w:t>
+      </w:r>
+    </w:p>
+    <w:p>
+      <w:pPr>
+        <w:rPr>
+          <w:rFonts w:ascii="Times New Roman" w:hAnsi="Times New Roman" w:cs="Times New Roman"/>
+          <w:sz w:val="28"/>
+          <w:szCs w:val="28"/>
+        </w:rPr>
+      </w:pPr>
+      <w:r>
+        <w:rPr>
+          <w:rFonts w:ascii="Times New Roman" w:hAnsi="Times New Roman" w:cs="Times New Roman"/>
+          <w:sz w:val="28"/>
+          <w:szCs w:val="28"/>
+        </w:rPr>
+        <w:t>    Условия:</w:t>
+      </w:r>
+    </w:p>
+    <w:p>
+      <w:pPr>
+        <w:rPr>
+          <w:rFonts w:ascii="Times New Roman" w:hAnsi="Times New Roman" w:cs="Times New Roman"/>
+          <w:sz w:val="28"/>
+          <w:szCs w:val="28"/>
+        </w:rPr>
+      </w:pPr>
+      <w:r>
+        <w:rPr>
+          <w:rFonts w:ascii="Times New Roman" w:hAnsi="Times New Roman" w:cs="Times New Roman"/>
+          <w:sz w:val="28"/>
+          <w:szCs w:val="28"/>
+        </w:rPr>
+        <w:t>    Базовый процент: 10% за каждые 3 ночи</w:t>
+      </w:r>
+    </w:p>
+    <w:p>
+      <w:pPr>
+        <w:rPr>
+          <w:rFonts w:ascii="Times New Roman" w:hAnsi="Times New Roman" w:cs="Times New Roman"/>
+          <w:sz w:val="28"/>
+          <w:szCs w:val="28"/>
+        </w:rPr>
+      </w:pPr>
+      <w:r>
+        <w:rPr>
+          <w:rFonts w:ascii="Times New Roman" w:hAnsi="Times New Roman" w:cs="Times New Roman"/>
+          <w:sz w:val="28"/>
+          <w:szCs w:val="28"/>
+        </w:rPr>
+        <w:t>    VIP-клиенты: дополнительно 5%</w:t>
+      </w:r>
+    </w:p>
+    <w:p>
+      <w:pPr>
+        <w:rPr>
+          <w:rFonts w:ascii="Times New Roman" w:hAnsi="Times New Roman" w:cs="Times New Roman"/>
+          <w:sz w:val="28"/>
+          <w:szCs w:val="28"/>
+          <w:lang w:val="en-US"/>
+        </w:rPr>
+      </w:pPr>
+      <w:r>
+        <w:rPr>
+          <w:rFonts w:ascii="Times New Roman" w:hAnsi="Times New Roman" w:cs="Times New Roman"/>
+          <w:sz w:val="28"/>
+          <w:szCs w:val="28"/>
+        </w:rPr>
+        <w:t>    Максимальная</w:t>
+      </w:r>
+      <w:r>
+        <w:rPr>
+          <w:rFonts w:ascii="Times New Roman" w:hAnsi="Times New Roman" w:cs="Times New Roman"/>
+          <w:sz w:val="28"/>
+          <w:szCs w:val="28"/>
+          <w:lang w:val="en-US"/>
+        </w:rPr>
+        <w:t xml:space="preserve"> </w:t>
+      </w:r>
+      <w:r>
+        <w:rPr>
+          <w:rFonts w:ascii="Times New Roman" w:hAnsi="Times New Roman" w:cs="Times New Roman"/>
+          <w:sz w:val="28"/>
+          <w:szCs w:val="28"/>
+        </w:rPr>
+        <w:t>скидка</w:t>
+      </w:r>
+      <w:r>
+        <w:rPr>
+          <w:rFonts w:ascii="Times New Roman" w:hAnsi="Times New Roman" w:cs="Times New Roman"/>
+          <w:sz w:val="28"/>
+          <w:szCs w:val="28"/>
+          <w:lang w:val="en-US"/>
+        </w:rPr>
+        <w:t>: 50%</w:t>
+      </w:r>
+    </w:p>
+    <w:p>
+      <w:pPr>
+        <w:rPr>
+          <w:rFonts w:ascii="Times New Roman" w:hAnsi="Times New Roman" w:cs="Times New Roman"/>
+          <w:sz w:val="28"/>
+          <w:szCs w:val="28"/>
+          <w:lang w:val="en-US"/>
+        </w:rPr>
+      </w:pPr>
+      <w:r>
+        <w:rPr>
+          <w:rFonts w:ascii="Times New Roman" w:hAnsi="Times New Roman" w:cs="Times New Roman"/>
+          <w:sz w:val="28"/>
+          <w:szCs w:val="28"/>
+          <w:lang w:val="en-US"/>
+        </w:rPr>
+        <w:t>    """</w:t>
+      </w:r>
+    </w:p>
+    <w:p>
+      <w:pPr>
+        <w:rPr>
+          <w:rFonts w:ascii="Times New Roman" w:hAnsi="Times New Roman" w:cs="Times New Roman"/>
+          <w:sz w:val="28"/>
+          <w:szCs w:val="28"/>
+          <w:lang w:val="en-US"/>
+        </w:rPr>
+      </w:pPr>
+      <w:r>
+        <w:rPr>
+          <w:rFonts w:ascii="Times New Roman" w:hAnsi="Times New Roman" w:cs="Times New Roman"/>
+          <w:sz w:val="28"/>
+          <w:szCs w:val="28"/>
+          <w:lang w:val="en-US"/>
+        </w:rPr>
+        <w:t>    if price &lt;= 0 or nights &lt;= 0:</w:t>
+      </w:r>
+    </w:p>
+    <w:p>
+      <w:pPr>
+        <w:rPr>
+          <w:rFonts w:ascii="Times New Roman" w:hAnsi="Times New Roman" w:cs="Times New Roman"/>
+          <w:sz w:val="28"/>
+          <w:szCs w:val="28"/>
+          <w:lang w:val="en-US"/>
+        </w:rPr>
+      </w:pPr>
+      <w:r>
+        <w:rPr>
+          <w:rFonts w:ascii="Times New Roman" w:hAnsi="Times New Roman" w:cs="Times New Roman"/>
+          <w:sz w:val="28"/>
+          <w:szCs w:val="28"/>
+          <w:lang w:val="en-US"/>
+        </w:rPr>
+        <w:t>        return 0.0</w:t>
+      </w:r>
+    </w:p>
+    <w:p>
+      <w:pPr>
+        <w:rPr>
+          <w:rFonts w:ascii="Times New Roman" w:hAnsi="Times New Roman" w:cs="Times New Roman"/>
+          <w:sz w:val="28"/>
+          <w:szCs w:val="28"/>
+          <w:lang w:val="en-US"/>
+        </w:rPr>
+      </w:pPr>
+      <w:r>
+        <w:rPr>
+          <w:rFonts w:ascii="Times New Roman" w:hAnsi="Times New Roman" w:cs="Times New Roman"/>
+          <w:sz w:val="28"/>
+          <w:szCs w:val="28"/>
+          <w:lang w:val="en-US"/>
+        </w:rPr>
+        <w:t xml:space="preserve">    </w:t>
+      </w:r>
+    </w:p>
+    <w:p>
+      <w:pPr>
+        <w:rPr>
+          <w:rFonts w:ascii="Times New Roman" w:hAnsi="Times New Roman" w:cs="Times New Roman"/>
+          <w:sz w:val="28"/>
+          <w:szCs w:val="28"/>
+          <w:lang w:val="en-US"/>
+        </w:rPr>
+      </w:pPr>
+      <w:r>
+        <w:rPr>
+          <w:rFonts w:ascii="Times New Roman" w:hAnsi="Times New Roman" w:cs="Times New Roman"/>
+          <w:sz w:val="28"/>
+          <w:szCs w:val="28"/>
+          <w:lang w:val="en-US"/>
+        </w:rPr>
+        <w:t>    base_discount = (nights // 3) * 10</w:t>
+      </w:r>
+    </w:p>
+    <w:p>
+      <w:pPr>
+        <w:rPr>
+          <w:rFonts w:ascii="Times New Roman" w:hAnsi="Times New Roman" w:cs="Times New Roman"/>
+          <w:sz w:val="28"/>
+          <w:szCs w:val="28"/>
+          <w:lang w:val="en-US"/>
+        </w:rPr>
+      </w:pPr>
+      <w:r>
+        <w:rPr>
+          <w:rFonts w:ascii="Times New Roman" w:hAnsi="Times New Roman" w:cs="Times New Roman"/>
+          <w:sz w:val="28"/>
+          <w:szCs w:val="28"/>
+          <w:lang w:val="en-US"/>
+        </w:rPr>
+        <w:t>    vip_bonus = 5 if is_vip else 0</w:t>
+      </w:r>
+    </w:p>
+    <w:p>
+      <w:pPr>
+        <w:rPr>
+          <w:rFonts w:ascii="Times New Roman" w:hAnsi="Times New Roman" w:cs="Times New Roman"/>
+          <w:sz w:val="28"/>
+          <w:szCs w:val="28"/>
+          <w:lang w:val="en-US"/>
+        </w:rPr>
+      </w:pPr>
+      <w:r>
+        <w:rPr>
+          <w:rFonts w:ascii="Times New Roman" w:hAnsi="Times New Roman" w:cs="Times New Roman"/>
+          <w:sz w:val="28"/>
+          <w:szCs w:val="28"/>
+          <w:lang w:val="en-US"/>
+        </w:rPr>
+        <w:t>    total_discount = min(base_discount + vip_bonus, 50)</w:t>
+      </w:r>
+    </w:p>
+    <w:p>
+      <w:pPr>
+        <w:rPr>
+          <w:rFonts w:ascii="Times New Roman" w:hAnsi="Times New Roman" w:cs="Times New Roman"/>
+          <w:sz w:val="28"/>
+          <w:szCs w:val="28"/>
+          <w:lang w:val="en-US"/>
+        </w:rPr>
+      </w:pPr>
+      <w:r>
+        <w:rPr>
+          <w:rFonts w:ascii="Times New Roman" w:hAnsi="Times New Roman" w:cs="Times New Roman"/>
+          <w:sz w:val="28"/>
+          <w:szCs w:val="28"/>
+          <w:lang w:val="en-US"/>
+        </w:rPr>
+        <w:t xml:space="preserve">    </w:t>
+      </w:r>
+    </w:p>
+    <w:p>
+      <w:pPr>
+        <w:rPr>
+          <w:rFonts w:ascii="Times New Roman" w:hAnsi="Times New Roman" w:cs="Times New Roman"/>
+          <w:sz w:val="28"/>
+          <w:szCs w:val="28"/>
+          <w:lang w:val="en-US"/>
+        </w:rPr>
+      </w:pPr>
+      <w:r>
+        <w:rPr>
+          <w:rFonts w:ascii="Times New Roman" w:hAnsi="Times New Roman" w:cs="Times New Roman"/>
+          <w:sz w:val="28"/>
+          <w:szCs w:val="28"/>
+          <w:lang w:val="en-US"/>
+        </w:rPr>
+        <w:t xml:space="preserve">    # </w:t>
+      </w:r>
+      <w:r>
+        <w:rPr>
+          <w:rFonts w:ascii="Times New Roman" w:hAnsi="Times New Roman" w:cs="Times New Roman"/>
+          <w:sz w:val="28"/>
+          <w:szCs w:val="28"/>
+        </w:rPr>
+        <w:t>ошибка</w:t>
+      </w:r>
+      <w:r>
+        <w:rPr>
+          <w:rFonts w:ascii="Times New Roman" w:hAnsi="Times New Roman" w:cs="Times New Roman"/>
+          <w:sz w:val="28"/>
+          <w:szCs w:val="28"/>
+          <w:lang w:val="en-US"/>
+        </w:rPr>
+        <w:t xml:space="preserve"> 1: </w:t>
+      </w:r>
+      <w:r>
+        <w:rPr>
+          <w:rFonts w:ascii="Times New Roman" w:hAnsi="Times New Roman" w:cs="Times New Roman"/>
+          <w:sz w:val="28"/>
+          <w:szCs w:val="28"/>
+        </w:rPr>
+        <w:t>забыли</w:t>
+      </w:r>
+      <w:r>
+        <w:rPr>
+          <w:rFonts w:ascii="Times New Roman" w:hAnsi="Times New Roman" w:cs="Times New Roman"/>
+          <w:sz w:val="28"/>
+          <w:szCs w:val="28"/>
+          <w:lang w:val="en-US"/>
+        </w:rPr>
+        <w:t xml:space="preserve"> </w:t>
+      </w:r>
+      <w:r>
+        <w:rPr>
+          <w:rFonts w:ascii="Times New Roman" w:hAnsi="Times New Roman" w:cs="Times New Roman"/>
+          <w:sz w:val="28"/>
+          <w:szCs w:val="28"/>
+        </w:rPr>
+        <w:t>разделить</w:t>
+      </w:r>
+      <w:r>
+        <w:rPr>
+          <w:rFonts w:ascii="Times New Roman" w:hAnsi="Times New Roman" w:cs="Times New Roman"/>
+          <w:sz w:val="28"/>
+          <w:szCs w:val="28"/>
+          <w:lang w:val="en-US"/>
+        </w:rPr>
+        <w:t xml:space="preserve"> </w:t>
+      </w:r>
+      <w:r>
+        <w:rPr>
+          <w:rFonts w:ascii="Times New Roman" w:hAnsi="Times New Roman" w:cs="Times New Roman"/>
+          <w:sz w:val="28"/>
+          <w:szCs w:val="28"/>
+        </w:rPr>
+        <w:t>на</w:t>
+      </w:r>
+      <w:r>
+        <w:rPr>
+          <w:rFonts w:ascii="Times New Roman" w:hAnsi="Times New Roman" w:cs="Times New Roman"/>
+          <w:sz w:val="28"/>
+          <w:szCs w:val="28"/>
+          <w:lang w:val="en-US"/>
+        </w:rPr>
+        <w:t xml:space="preserve"> 100</w:t>
+      </w:r>
+    </w:p>
+    <w:p>
+      <w:pPr>
+        <w:rPr>
+          <w:rFonts w:ascii="Times New Roman" w:hAnsi="Times New Roman" w:cs="Times New Roman"/>
+          <w:sz w:val="28"/>
+          <w:szCs w:val="28"/>
+        </w:rPr>
+      </w:pPr>
+      <w:r>
+        <w:rPr>
+          <w:rFonts w:ascii="Times New Roman" w:hAnsi="Times New Roman" w:cs="Times New Roman"/>
+          <w:sz w:val="28"/>
+          <w:szCs w:val="28"/>
+          <w:lang w:val="en-US"/>
+        </w:rPr>
+        <w:t xml:space="preserve">    </w:t>
+      </w:r>
+      <w:r>
+        <w:rPr>
+          <w:rFonts w:ascii="Times New Roman" w:hAnsi="Times New Roman" w:cs="Times New Roman"/>
+          <w:sz w:val="28"/>
+          <w:szCs w:val="28"/>
+        </w:rPr>
+        <w:t>return price * total_discount</w:t>
+      </w:r>
+    </w:p>
+    <w:p>
+      <w:pPr>
+        <w:rPr>
+          <w:rFonts w:ascii="Times New Roman" w:hAnsi="Times New Roman" w:cs="Times New Roman"/>
+          <w:sz w:val="28"/>
+          <w:szCs w:val="28"/>
+          <w:lang w:val="en-US"/>
+        </w:rPr>
+      </w:pPr>
+    </w:p>
+    <w:p>
+      <w:pPr>
+        <w:rPr>
+          <w:rFonts w:ascii="Times New Roman" w:hAnsi="Times New Roman" w:cs="Times New Roman"/>
+          <w:sz w:val="28"/>
+          <w:szCs w:val="28"/>
+          <w:lang w:val="en-US"/>
+        </w:rPr>
+      </w:pPr>
+      <w:r>
+        <w:rPr>
+          <w:rFonts w:ascii="Times New Roman" w:hAnsi="Times New Roman" w:cs="Times New Roman"/>
+          <w:sz w:val="28"/>
+          <w:szCs w:val="28"/>
+          <w:lang w:val="en-US"/>
+        </w:rPr>
+        <w:t>def calculate_total_with_tax(price: float, tax_rate: float = 0.18) -&gt; float:</w:t>
+      </w:r>
+    </w:p>
+    <w:p>
+      <w:pPr>
+        <w:rPr>
+          <w:rFonts w:ascii="Times New Roman" w:hAnsi="Times New Roman" w:cs="Times New Roman"/>
+          <w:sz w:val="28"/>
+          <w:szCs w:val="28"/>
+        </w:rPr>
+      </w:pPr>
+      <w:r>
+        <w:rPr>
+          <w:rFonts w:ascii="Times New Roman" w:hAnsi="Times New Roman" w:cs="Times New Roman"/>
+          <w:sz w:val="28"/>
+          <w:szCs w:val="28"/>
+          <w:lang w:val="en-US"/>
+        </w:rPr>
+        <w:t xml:space="preserve">    </w:t>
+      </w:r>
+      <w:r>
+        <w:rPr>
+          <w:rFonts w:ascii="Times New Roman" w:hAnsi="Times New Roman" w:cs="Times New Roman"/>
+          <w:sz w:val="28"/>
+          <w:szCs w:val="28"/>
+        </w:rPr>
+        <w:t>#Рассчитать стоимость с налогом</w:t>
+      </w:r>
+    </w:p>
+    <w:p>
+      <w:pPr>
+        <w:rPr>
+          <w:rFonts w:ascii="Times New Roman" w:hAnsi="Times New Roman" w:cs="Times New Roman"/>
+          <w:sz w:val="28"/>
+          <w:szCs w:val="28"/>
+        </w:rPr>
+      </w:pPr>
+      <w:r>
+        <w:rPr>
+          <w:rFonts w:ascii="Times New Roman" w:hAnsi="Times New Roman" w:cs="Times New Roman"/>
+          <w:sz w:val="28"/>
+          <w:szCs w:val="28"/>
+        </w:rPr>
+        <w:t>    if price &lt; 0:</w:t>
+      </w:r>
+    </w:p>
+    <w:p>
+      <w:pPr>
+        <w:rPr>
+          <w:rFonts w:ascii="Times New Roman" w:hAnsi="Times New Roman" w:cs="Times New Roman"/>
+          <w:sz w:val="28"/>
+          <w:szCs w:val="28"/>
+          <w:lang w:val="en-US"/>
+        </w:rPr>
+      </w:pPr>
+      <w:r>
+        <w:rPr>
+          <w:rFonts w:ascii="Times New Roman" w:hAnsi="Times New Roman" w:cs="Times New Roman"/>
+          <w:sz w:val="28"/>
+          <w:szCs w:val="28"/>
+        </w:rPr>
+        <w:t xml:space="preserve">        </w:t>
+      </w:r>
+      <w:r>
+        <w:rPr>
+          <w:rFonts w:ascii="Times New Roman" w:hAnsi="Times New Roman" w:cs="Times New Roman"/>
+          <w:sz w:val="28"/>
+          <w:szCs w:val="28"/>
+          <w:lang w:val="en-US"/>
+        </w:rPr>
+        <w:t>return 0.0</w:t>
+      </w:r>
+    </w:p>
+    <w:p>
+      <w:pPr>
+        <w:rPr>
+          <w:rFonts w:ascii="Times New Roman" w:hAnsi="Times New Roman" w:cs="Times New Roman"/>
+          <w:sz w:val="28"/>
+          <w:szCs w:val="28"/>
+          <w:lang w:val="en-US"/>
+        </w:rPr>
+      </w:pPr>
+      <w:r>
+        <w:rPr>
+          <w:rFonts w:ascii="Times New Roman" w:hAnsi="Times New Roman" w:cs="Times New Roman"/>
+          <w:sz w:val="28"/>
+          <w:szCs w:val="28"/>
+          <w:lang w:val="en-US"/>
+        </w:rPr>
+        <w:t>    return round(price * (1 + tax_rate), 2)</w:t>
+      </w:r>
+    </w:p>
+    <w:p>
+      <w:pPr>
+        <w:rPr>
+          <w:rFonts w:ascii="Times New Roman" w:hAnsi="Times New Roman" w:cs="Times New Roman"/>
+          <w:sz w:val="28"/>
+          <w:szCs w:val="28"/>
+          <w:lang w:val="en-US"/>
+        </w:rPr>
+      </w:pPr>
+    </w:p>
+    <w:p>
+      <w:pPr>
+        <w:rPr>
+          <w:rFonts w:ascii="Times New Roman" w:hAnsi="Times New Roman" w:cs="Times New Roman"/>
+          <w:sz w:val="28"/>
+          <w:szCs w:val="28"/>
+          <w:lang w:val="en-US"/>
+        </w:rPr>
+      </w:pPr>
+      <w:r>
+        <w:rPr>
+          <w:rFonts w:ascii="Times New Roman" w:hAnsi="Times New Roman" w:cs="Times New Roman"/>
+          <w:sz w:val="28"/>
+          <w:szCs w:val="28"/>
+          <w:lang w:val="en-US"/>
+        </w:rPr>
+        <w:t>def calculate_average_rating(ratings: list) -&gt; float:</w:t>
+      </w:r>
+    </w:p>
+    <w:p>
+      <w:pPr>
+        <w:rPr>
+          <w:rFonts w:ascii="Times New Roman" w:hAnsi="Times New Roman" w:cs="Times New Roman"/>
+          <w:sz w:val="28"/>
+          <w:szCs w:val="28"/>
+        </w:rPr>
+      </w:pPr>
+      <w:r>
+        <w:rPr>
+          <w:rFonts w:ascii="Times New Roman" w:hAnsi="Times New Roman" w:cs="Times New Roman"/>
+          <w:sz w:val="28"/>
+          <w:szCs w:val="28"/>
+          <w:lang w:val="en-US"/>
+        </w:rPr>
+        <w:t xml:space="preserve">    </w:t>
+      </w:r>
+      <w:r>
+        <w:rPr>
+          <w:rFonts w:ascii="Times New Roman" w:hAnsi="Times New Roman" w:cs="Times New Roman"/>
+          <w:sz w:val="28"/>
+          <w:szCs w:val="28"/>
+        </w:rPr>
+        <w:t>#Рассчитать средний рейтинг отеля</w:t>
+      </w:r>
+    </w:p>
+    <w:p>
+      <w:pPr>
+        <w:rPr>
+          <w:rFonts w:ascii="Times New Roman" w:hAnsi="Times New Roman" w:cs="Times New Roman"/>
+          <w:sz w:val="28"/>
+          <w:szCs w:val="28"/>
+        </w:rPr>
+      </w:pPr>
+      <w:r>
+        <w:rPr>
+          <w:rFonts w:ascii="Times New Roman" w:hAnsi="Times New Roman" w:cs="Times New Roman"/>
+          <w:sz w:val="28"/>
+          <w:szCs w:val="28"/>
+        </w:rPr>
+        <w:lastRenderedPageBreak/>
+        <w:t>    if not ratings:</w:t>
+      </w:r>
+    </w:p>
+    <w:p>
+      <w:pPr>
+        <w:rPr>
+          <w:rFonts w:ascii="Times New Roman" w:hAnsi="Times New Roman" w:cs="Times New Roman"/>
+          <w:sz w:val="28"/>
+          <w:szCs w:val="28"/>
+          <w:lang w:val="en-US"/>
+        </w:rPr>
+      </w:pPr>
+      <w:r>
+        <w:rPr>
+          <w:rFonts w:ascii="Times New Roman" w:hAnsi="Times New Roman" w:cs="Times New Roman"/>
+          <w:sz w:val="28"/>
+          <w:szCs w:val="28"/>
+        </w:rPr>
+        <w:t xml:space="preserve">        </w:t>
+      </w:r>
+      <w:r>
+        <w:rPr>
+          <w:rFonts w:ascii="Times New Roman" w:hAnsi="Times New Roman" w:cs="Times New Roman"/>
+          <w:sz w:val="28"/>
+          <w:szCs w:val="28"/>
+          <w:lang w:val="en-US"/>
+        </w:rPr>
+        <w:t>return 0.0</w:t>
+      </w:r>
+    </w:p>
+    <w:p>
+      <w:pPr>
+        <w:rPr>
+          <w:rFonts w:ascii="Times New Roman" w:hAnsi="Times New Roman" w:cs="Times New Roman"/>
+          <w:sz w:val="28"/>
+          <w:szCs w:val="28"/>
+          <w:lang w:val="en-US"/>
+        </w:rPr>
+      </w:pPr>
+      <w:r>
+        <w:rPr>
+          <w:rFonts w:ascii="Times New Roman" w:hAnsi="Times New Roman" w:cs="Times New Roman"/>
+          <w:sz w:val="28"/>
+          <w:szCs w:val="28"/>
+          <w:lang w:val="en-US"/>
+        </w:rPr>
+        <w:t>    total = sum(ratings)</w:t>
+      </w:r>
+    </w:p>
+    <w:p>
+      <w:pPr>
+        <w:rPr>
+          <w:rFonts w:ascii="Times New Roman" w:hAnsi="Times New Roman" w:cs="Times New Roman"/>
+          <w:sz w:val="28"/>
+          <w:szCs w:val="28"/>
+          <w:lang w:val="en-US"/>
+        </w:rPr>
+      </w:pPr>
+      <w:r>
+        <w:rPr>
+          <w:rFonts w:ascii="Times New Roman" w:hAnsi="Times New Roman" w:cs="Times New Roman"/>
+          <w:sz w:val="28"/>
+          <w:szCs w:val="28"/>
+          <w:lang w:val="en-US"/>
+        </w:rPr>
+        <w:t>    return total / len(ratings)</w:t>
+      </w:r>
+    </w:p>
+    <w:p>
+      <w:pPr>
+        <w:rPr>
+          <w:rFonts w:ascii="Times New Roman" w:hAnsi="Times New Roman" w:cs="Times New Roman"/>
+          <w:sz w:val="28"/>
+          <w:szCs w:val="28"/>
+          <w:lang w:val="en-US"/>
+        </w:rPr>
+      </w:pPr>
+    </w:p>
+    <w:p>
+      <w:pPr>
+        <w:rPr>
+          <w:rFonts w:ascii="Times New Roman" w:hAnsi="Times New Roman" w:cs="Times New Roman"/>
+          <w:sz w:val="28"/>
+          <w:szCs w:val="28"/>
+          <w:lang w:val="en-US"/>
+        </w:rPr>
+      </w:pPr>
+      <w:r>
+        <w:rPr>
+          <w:rFonts w:ascii="Times New Roman" w:hAnsi="Times New Roman" w:cs="Times New Roman"/>
+          <w:sz w:val="28"/>
+          <w:szCs w:val="28"/>
+          <w:lang w:val="en-US"/>
+        </w:rPr>
+        <w:t>def is_room_available(bookings: list, check_in, check_out, room_id: int) -&gt; bool:</w:t>
+      </w:r>
+    </w:p>
+    <w:p>
+      <w:pPr>
+        <w:rPr>
+          <w:rFonts w:ascii="Times New Roman" w:hAnsi="Times New Roman" w:cs="Times New Roman"/>
+          <w:sz w:val="28"/>
+          <w:szCs w:val="28"/>
+        </w:rPr>
+      </w:pPr>
+      <w:r>
+        <w:rPr>
+          <w:rFonts w:ascii="Times New Roman" w:hAnsi="Times New Roman" w:cs="Times New Roman"/>
+          <w:sz w:val="28"/>
+          <w:szCs w:val="28"/>
+          <w:lang w:val="en-US"/>
+        </w:rPr>
+        <w:t xml:space="preserve">    </w:t>
+      </w:r>
+      <w:r>
+        <w:rPr>
+          <w:rFonts w:ascii="Times New Roman" w:hAnsi="Times New Roman" w:cs="Times New Roman"/>
+          <w:sz w:val="28"/>
+          <w:szCs w:val="28"/>
+        </w:rPr>
+        <w:t>#Проверить доступность номера на даты</w:t>
+      </w:r>
+    </w:p>
+    <w:p>
+      <w:pPr>
+        <w:rPr>
+          <w:rFonts w:ascii="Times New Roman" w:hAnsi="Times New Roman" w:cs="Times New Roman"/>
+          <w:sz w:val="28"/>
+          <w:szCs w:val="28"/>
+        </w:rPr>
+      </w:pPr>
+      <w:r>
+        <w:rPr>
+          <w:rFonts w:ascii="Times New Roman" w:hAnsi="Times New Roman" w:cs="Times New Roman"/>
+          <w:sz w:val="28"/>
+          <w:szCs w:val="28"/>
+        </w:rPr>
+        <w:t>    for booking in bookings:</w:t>
+      </w:r>
+    </w:p>
+    <w:p>
+      <w:pPr>
+        <w:rPr>
+          <w:rFonts w:ascii="Times New Roman" w:hAnsi="Times New Roman" w:cs="Times New Roman"/>
+          <w:sz w:val="28"/>
+          <w:szCs w:val="28"/>
+          <w:lang w:val="en-US"/>
+        </w:rPr>
+      </w:pPr>
+      <w:r>
+        <w:rPr>
+          <w:rFonts w:ascii="Times New Roman" w:hAnsi="Times New Roman" w:cs="Times New Roman"/>
+          <w:sz w:val="28"/>
+          <w:szCs w:val="28"/>
+        </w:rPr>
+        <w:t xml:space="preserve">        </w:t>
+      </w:r>
+      <w:r>
+        <w:rPr>
+          <w:rFonts w:ascii="Times New Roman" w:hAnsi="Times New Roman" w:cs="Times New Roman"/>
+          <w:sz w:val="28"/>
+          <w:szCs w:val="28"/>
+          <w:lang w:val="en-US"/>
+        </w:rPr>
+        <w:t>if booking['room_id'] != room_id:</w:t>
+      </w:r>
+    </w:p>
+    <w:p>
+      <w:pPr>
+        <w:rPr>
+          <w:rFonts w:ascii="Times New Roman" w:hAnsi="Times New Roman" w:cs="Times New Roman"/>
+          <w:sz w:val="28"/>
+          <w:szCs w:val="28"/>
+          <w:lang w:val="en-US"/>
+        </w:rPr>
+      </w:pPr>
+      <w:r>
+        <w:rPr>
+          <w:rFonts w:ascii="Times New Roman" w:hAnsi="Times New Roman" w:cs="Times New Roman"/>
+          <w:sz w:val="28"/>
+          <w:szCs w:val="28"/>
+          <w:lang w:val="en-US"/>
+        </w:rPr>
+        <w:t>            continue</w:t>
+      </w:r>
+    </w:p>
+    <w:p>
+      <w:pPr>
+        <w:rPr>
+          <w:rFonts w:ascii="Times New Roman" w:hAnsi="Times New Roman" w:cs="Times New Roman"/>
+          <w:sz w:val="28"/>
+          <w:szCs w:val="28"/>
+          <w:lang w:val="en-US"/>
+        </w:rPr>
+      </w:pPr>
+      <w:r>
+        <w:rPr>
+          <w:rFonts w:ascii="Times New Roman" w:hAnsi="Times New Roman" w:cs="Times New Roman"/>
+          <w:sz w:val="28"/>
+          <w:szCs w:val="28"/>
+          <w:lang w:val="en-US"/>
+        </w:rPr>
+        <w:t>        #</w:t>
+      </w:r>
+      <w:r>
+        <w:rPr>
+          <w:rFonts w:ascii="Times New Roman" w:hAnsi="Times New Roman" w:cs="Times New Roman"/>
+          <w:sz w:val="28"/>
+          <w:szCs w:val="28"/>
+        </w:rPr>
+        <w:t>Ошибка</w:t>
+      </w:r>
+      <w:r>
+        <w:rPr>
+          <w:rFonts w:ascii="Times New Roman" w:hAnsi="Times New Roman" w:cs="Times New Roman"/>
+          <w:sz w:val="28"/>
+          <w:szCs w:val="28"/>
+          <w:lang w:val="en-US"/>
+        </w:rPr>
+        <w:t xml:space="preserve"> 2:</w:t>
+      </w:r>
+      <w:r>
+        <w:rPr>
+          <w:rFonts w:ascii="Times New Roman" w:hAnsi="Times New Roman" w:cs="Times New Roman"/>
+          <w:sz w:val="28"/>
+          <w:szCs w:val="28"/>
+        </w:rPr>
+        <w:t>неправильное</w:t>
+      </w:r>
+      <w:r>
+        <w:rPr>
+          <w:rFonts w:ascii="Times New Roman" w:hAnsi="Times New Roman" w:cs="Times New Roman"/>
+          <w:sz w:val="28"/>
+          <w:szCs w:val="28"/>
+          <w:lang w:val="en-US"/>
+        </w:rPr>
+        <w:t xml:space="preserve"> </w:t>
+      </w:r>
+      <w:r>
+        <w:rPr>
+          <w:rFonts w:ascii="Times New Roman" w:hAnsi="Times New Roman" w:cs="Times New Roman"/>
+          <w:sz w:val="28"/>
+          <w:szCs w:val="28"/>
+        </w:rPr>
+        <w:t>условие</w:t>
+      </w:r>
+      <w:r>
+        <w:rPr>
+          <w:rFonts w:ascii="Times New Roman" w:hAnsi="Times New Roman" w:cs="Times New Roman"/>
+          <w:sz w:val="28"/>
+          <w:szCs w:val="28"/>
+          <w:lang w:val="en-US"/>
+        </w:rPr>
+        <w:t xml:space="preserve"> </w:t>
+      </w:r>
+      <w:r>
+        <w:rPr>
+          <w:rFonts w:ascii="Times New Roman" w:hAnsi="Times New Roman" w:cs="Times New Roman"/>
+          <w:sz w:val="28"/>
+          <w:szCs w:val="28"/>
+        </w:rPr>
+        <w:t>пересечения</w:t>
+      </w:r>
+    </w:p>
+    <w:p>
+      <w:pPr>
+        <w:rPr>
+          <w:rFonts w:ascii="Times New Roman" w:hAnsi="Times New Roman" w:cs="Times New Roman"/>
+          <w:sz w:val="28"/>
+          <w:szCs w:val="28"/>
+          <w:lang w:val="en-US"/>
+        </w:rPr>
+      </w:pPr>
+      <w:r>
+        <w:rPr>
+          <w:rFonts w:ascii="Times New Roman" w:hAnsi="Times New Roman" w:cs="Times New Roman"/>
+          <w:sz w:val="28"/>
+          <w:szCs w:val="28"/>
+          <w:lang w:val="en-US"/>
+        </w:rPr>
+        <w:t xml:space="preserve">        </w:t>
+      </w:r>
+      <w:r>
+        <w:rPr>
+          <w:rFonts w:ascii="Times New Roman" w:hAnsi="Times New Roman" w:cs="Times New Roman"/>
+          <w:sz w:val="28"/>
+          <w:szCs w:val="28"/>
+          <w:lang w:val="en-US"/>
+        </w:rPr>
+        <w:t>if booking['check_in'] &lt;= check_out and booking['check_out'] &gt;= check_in:</w:t>
+      </w:r>
+    </w:p>
+    <w:p>
+      <w:pPr>
+        <w:rPr>
+          <w:rFonts w:ascii="Times New Roman" w:hAnsi="Times New Roman" w:cs="Times New Roman"/>
+          <w:sz w:val="28"/>
+          <w:szCs w:val="28"/>
+        </w:rPr>
+      </w:pPr>
+      <w:r>
+        <w:rPr>
+          <w:rFonts w:ascii="Times New Roman" w:hAnsi="Times New Roman" w:cs="Times New Roman"/>
+          <w:sz w:val="28"/>
+          <w:szCs w:val="28"/>
+          <w:lang w:val="en-US"/>
+        </w:rPr>
+        <w:t xml:space="preserve">            </w:t>
+      </w:r>
+      <w:r>
+        <w:rPr>
+          <w:rFonts w:ascii="Times New Roman" w:hAnsi="Times New Roman" w:cs="Times New Roman"/>
+          <w:sz w:val="28"/>
+          <w:szCs w:val="28"/>
+        </w:rPr>
+        <w:t>return False</w:t>
+      </w:r>
+    </w:p>
+    <w:p>
+      <w:pPr>
+        <w:rPr>
+          <w:rFonts w:ascii="Times New Roman" w:hAnsi="Times New Roman" w:cs="Times New Roman"/>
+          <w:sz w:val="28"/>
+          <w:szCs w:val="28"/>
+        </w:rPr>
+      </w:pPr>
+      <w:r>
+        <w:rPr>
+          <w:rFonts w:ascii="Times New Roman" w:hAnsi="Times New Roman" w:cs="Times New Roman"/>
+          <w:sz w:val="28"/>
+          <w:szCs w:val="28"/>
+        </w:rPr>
+        <w:t>    return True</w:t>
+      </w:r>
+    </w:p>
+    <w:p>
+      <w:pPr>
+        <w:rPr>
+          <w:rFonts w:ascii="Times New Roman" w:hAnsi="Times New Roman" w:cs="Times New Roman"/>
+          <w:sz w:val="28"/>
+          <w:szCs w:val="28"/>
+        </w:rPr>
+      </w:pPr>
+      <w:r>
+        <w:rPr>
+          <w:rFonts w:ascii="Times New Roman" w:hAnsi="Times New Roman" w:cs="Times New Roman"/>
+          <w:sz w:val="28"/>
+          <w:szCs w:val="28"/>
+        </w:rPr>
+        <w:br w:type="page"/>
+      </w:r>
+    </w:p>
+    <w:p>
+      <w:pPr>
+        <w:pStyle w:val="1"/>
+        <w:jc w:val="center"/>
+        <w:rPr>
+          <w:rFonts w:ascii="Times New Roman" w:hAnsi="Times New Roman" w:cs="Times New Roman"/>
+          <w:b/>
+          <w:bCs/>
+          <w:color w:val="auto"/>
+          <w:sz w:val="32"/>
+          <w:szCs w:val="32"/>
+        </w:rPr>
+      </w:pPr>
+      <w:bookmarkStart w:id="2" w:name="_Toc233286592"/>
+      <w:r>
+        <w:rPr>
+          <w:rFonts w:ascii="Times New Roman" w:hAnsi="Times New Roman" w:cs="Times New Roman"/>
+          <w:b/>
+          <w:bCs/>
+          <w:color w:val="auto"/>
+          <w:sz w:val="32"/>
+          <w:szCs w:val="32"/>
+        </w:rPr>
+        <w:lastRenderedPageBreak/>
+        <w:t>Р</w:t>
+      </w:r>
+      <w:r>
+        <w:rPr>
+          <w:rFonts w:ascii="Times New Roman" w:hAnsi="Times New Roman" w:cs="Times New Roman"/>
+          <w:b/>
+          <w:bCs/>
+          <w:color w:val="auto"/>
+          <w:sz w:val="32"/>
+          <w:szCs w:val="32"/>
+        </w:rPr>
+        <w:t>ЕЗУЛЬТАТЫ ТЕСТИРОВАНИЯ</w:t>
+      </w:r>
+      <w:bookmarkEnd w:id="2"/>
+    </w:p>
+    <w:p/>
+    <w:p>
+      <w:pPr>
+        <w:spacing w:line="360" w:lineRule="auto"/>
+        <w:rPr>
+          <w:rFonts w:ascii="Times New Roman" w:hAnsi="Times New Roman" w:cs="Times New Roman"/>
           <w:sz w:val="28"/>
           <w:szCs w:val="28"/>
         </w:rPr>
@@ -1746,11 +2951,10 @@
           <w:sz w:val="28"/>
           <w:szCs w:val="28"/>
         </w:rPr>
-        <w:lastRenderedPageBreak/>
         <w:drawing>
-          <wp:inline distT="0" distB="0" distL="0" distR="0" wp14:anchorId="64815636" wp14:editId="50D550F3">
-            <wp:extent cx="5515745" cy="3467584"/>
-            <wp:effectExtent l="0" t="0" r="8890" b="0"/>
+          <wp:inline distT="0" distB="0" distL="0" distR="0" wp14:anchorId="653F0555" wp14:editId="029FA444">
+            <wp:extent cx="5940425" cy="3535680"/>
+            <wp:effectExtent l="0" t="0" r="3175" b="7620"/>
             <wp:docPr id="1" name="Рисунок 1"/>
             <wp:cNvGraphicFramePr>
               <a:graphicFrameLocks xmlns:a="http://schemas.openxmlformats.org/drawingml/2006/main" noChangeAspect="1"/>
@@ -1763,7 +2967,7 @@
                     <pic:cNvPicPr/>
                   </pic:nvPicPr>
                   <pic:blipFill>
-                    <a:blip r:embed="rId5"/>
+                    <a:blip r:embed="rId8"/>
                     <a:stretch>
                       <a:fillRect/>
                     </a:stretch>
@@ -1771,7 +2975,7 @@
                   <pic:spPr>
                     <a:xfrm>
                       <a:off x="0" y="0"/>
-                      <a:ext cx="5515745" cy="3467584"/>
+                      <a:ext cx="5940425" cy="3535680"/>
                     </a:xfrm>
                     <a:prstGeom prst="rect">
                       <a:avLst/>
@@ -1793,7 +2997,6 @@
           <w:iCs/>
           <w:sz w:val="28"/>
           <w:szCs w:val="28"/>
-          <w:lang w:val="en-US"/>
         </w:rPr>
       </w:pPr>
       <w:r>
@@ -1804,33 +3007,30 @@
           <w:sz w:val="28"/>
           <w:szCs w:val="28"/>
         </w:rPr>
-        <w:t xml:space="preserve">Рисунок 1 - Результат выполнения тестов </w:t>
-      </w:r>
-    </w:p>
-    <w:p>
-      <w:pPr>
-        <w:jc w:val="center"/>
-        <w:rPr>
-          <w:rFonts w:ascii="Times New Roman" w:hAnsi="Times New Roman" w:cs="Times New Roman"/>
-          <w:i/>
-          <w:iCs/>
-          <w:sz w:val="28"/>
-          <w:szCs w:val="28"/>
-        </w:rPr>
-      </w:pPr>
-      <w:r>
-        <w:rPr>
-          <w:rFonts w:ascii="Times New Roman" w:hAnsi="Times New Roman" w:cs="Times New Roman"/>
-          <w:i/>
-          <w:iCs/>
+        <w:t>Рисунок 1 – результаты тестирования до исправления</w:t>
+      </w:r>
+    </w:p>
+    <w:p>
+      <w:pPr>
+        <w:spacing w:line="360" w:lineRule="auto"/>
+        <w:rPr>
+          <w:rFonts w:ascii="Times New Roman" w:hAnsi="Times New Roman" w:cs="Times New Roman"/>
+          <w:sz w:val="28"/>
+          <w:szCs w:val="28"/>
+        </w:rPr>
+      </w:pPr>
+      <w:r>
+        <w:rPr>
+          <w:rFonts w:ascii="Times New Roman" w:hAnsi="Times New Roman" w:cs="Times New Roman"/>
+          <w:noProof/>
           <w:sz w:val="28"/>
           <w:szCs w:val="28"/>
           <w:lang w:val="en-US"/>
         </w:rPr>
         <w:drawing>
-          <wp:inline distT="0" distB="0" distL="0" distR="0" wp14:anchorId="73F9EC1E" wp14:editId="55E42DD6">
-            <wp:extent cx="5487166" cy="2105319"/>
-            <wp:effectExtent l="0" t="0" r="0" b="9525"/>
+          <wp:inline distT="0" distB="0" distL="0" distR="0" wp14:anchorId="7153E22C" wp14:editId="26E06E2E">
+            <wp:extent cx="5940425" cy="1271905"/>
+            <wp:effectExtent l="0" t="0" r="3175" b="4445"/>
             <wp:docPr id="2" name="Рисунок 2"/>
             <wp:cNvGraphicFramePr>
               <a:graphicFrameLocks xmlns:a="http://schemas.openxmlformats.org/drawingml/2006/main" noChangeAspect="1"/>
@@ -1843,7 +3043,7 @@
                     <pic:cNvPicPr/>
                   </pic:nvPicPr>
                   <pic:blipFill>
-                    <a:blip r:embed="rId6"/>
+                    <a:blip r:embed="rId9"/>
                     <a:stretch>
                       <a:fillRect/>
                     </a:stretch>
@@ -1851,7 +3051,7 @@
                   <pic:spPr>
                     <a:xfrm>
                       <a:off x="0" y="0"/>
-                      <a:ext cx="5487166" cy="2105319"/>
+                      <a:ext cx="5940425" cy="1271905"/>
                     </a:xfrm>
                     <a:prstGeom prst="rect">
                       <a:avLst/>
@@ -1883,7 +3083,264 @@
           <w:sz w:val="28"/>
           <w:szCs w:val="28"/>
         </w:rPr>
-        <w:t>Рисунок 2 – Отчёт о покрытии</w:t>
+        <w:t>Рисунок 2 – упавшие тесты</w:t>
+      </w:r>
+    </w:p>
+    <w:p>
+      <w:pPr>
+        <w:spacing w:line="360" w:lineRule="auto"/>
+        <w:rPr>
+          <w:rFonts w:ascii="Times New Roman" w:hAnsi="Times New Roman" w:cs="Times New Roman"/>
+          <w:sz w:val="28"/>
+          <w:szCs w:val="28"/>
+        </w:rPr>
+      </w:pPr>
+      <w:r>
+        <w:rPr>
+          <w:rFonts w:ascii="Times New Roman" w:hAnsi="Times New Roman" w:cs="Times New Roman"/>
+          <w:noProof/>
+          <w:sz w:val="28"/>
+          <w:szCs w:val="28"/>
+          <w:lang w:val="en-US"/>
+        </w:rPr>
+        <w:lastRenderedPageBreak/>
+        <w:drawing>
+          <wp:inline distT="0" distB="0" distL="0" distR="0" wp14:anchorId="3A241334" wp14:editId="7CCD58CB">
+            <wp:extent cx="5940425" cy="2988310"/>
+            <wp:effectExtent l="0" t="0" r="3175" b="2540"/>
+            <wp:docPr id="3" name="Рисунок 3"/>
+            <wp:cNvGraphicFramePr>
+              <a:graphicFrameLocks xmlns:a="http://schemas.openxmlformats.org/drawingml/2006/main" noChangeAspect="1"/>
+            </wp:cNvGraphicFramePr>
+            <a:graphic xmlns:a="http://schemas.openxmlformats.org/drawingml/2006/main">
+              <a:graphicData uri="http://schemas.openxmlformats.org/drawingml/2006/picture">
+                <pic:pic xmlns:pic="http://schemas.openxmlformats.org/drawingml/2006/picture">
+                  <pic:nvPicPr>
+                    <pic:cNvPr id="1" name=""/>
+                    <pic:cNvPicPr/>
+                  </pic:nvPicPr>
+                  <pic:blipFill>
+                    <a:blip r:embed="rId10"/>
+                    <a:stretch>
+                      <a:fillRect/>
+                    </a:stretch>
+                  </pic:blipFill>
+                  <pic:spPr>
+                    <a:xfrm>
+                      <a:off x="0" y="0"/>
+                      <a:ext cx="5940425" cy="2988310"/>
+                    </a:xfrm>
+                    <a:prstGeom prst="rect">
+                      <a:avLst/>
+                    </a:prstGeom>
+                  </pic:spPr>
+                </pic:pic>
+              </a:graphicData>
+            </a:graphic>
+          </wp:inline>
+        </w:drawing>
+      </w:r>
+    </w:p>
+    <w:p>
+      <w:pPr>
+        <w:spacing w:line="360" w:lineRule="auto"/>
+        <w:rPr>
+          <w:rFonts w:ascii="Times New Roman" w:hAnsi="Times New Roman" w:cs="Times New Roman"/>
+          <w:i/>
+          <w:iCs/>
+          <w:sz w:val="28"/>
+          <w:szCs w:val="28"/>
+        </w:rPr>
+      </w:pPr>
+      <w:r>
+        <w:rPr>
+          <w:rFonts w:ascii="Times New Roman" w:hAnsi="Times New Roman" w:cs="Times New Roman"/>
+          <w:i/>
+          <w:iCs/>
+          <w:sz w:val="28"/>
+          <w:szCs w:val="28"/>
+        </w:rPr>
+        <w:t>Рисунок 3 – результаты тестирования после исправления</w:t>
+      </w:r>
+    </w:p>
+    <w:p>
+      <w:pPr>
+        <w:rPr>
+          <w:rFonts w:ascii="Times New Roman" w:hAnsi="Times New Roman" w:cs="Times New Roman"/>
+          <w:sz w:val="28"/>
+          <w:szCs w:val="28"/>
+        </w:rPr>
+      </w:pPr>
+      <w:r>
+        <w:rPr>
+          <w:rFonts w:ascii="Times New Roman" w:hAnsi="Times New Roman" w:cs="Times New Roman"/>
+          <w:noProof/>
+          <w:sz w:val="28"/>
+          <w:szCs w:val="28"/>
+          <w:lang w:val="en-US"/>
+        </w:rPr>
+        <w:drawing>
+          <wp:inline distT="0" distB="0" distL="0" distR="0" wp14:anchorId="4AF53641" wp14:editId="3C2F2C3D">
+            <wp:extent cx="4448796" cy="1314633"/>
+            <wp:effectExtent l="0" t="0" r="9525" b="0"/>
+            <wp:docPr id="4" name="Рисунок 4"/>
+            <wp:cNvGraphicFramePr>
+              <a:graphicFrameLocks xmlns:a="http://schemas.openxmlformats.org/drawingml/2006/main" noChangeAspect="1"/>
+            </wp:cNvGraphicFramePr>
+            <a:graphic xmlns:a="http://schemas.openxmlformats.org/drawingml/2006/main">
+              <a:graphicData uri="http://schemas.openxmlformats.org/drawingml/2006/picture">
+                <pic:pic xmlns:pic="http://schemas.openxmlformats.org/drawingml/2006/picture">
+                  <pic:nvPicPr>
+                    <pic:cNvPr id="1" name=""/>
+                    <pic:cNvPicPr/>
+                  </pic:nvPicPr>
+                  <pic:blipFill>
+                    <a:blip r:embed="rId11"/>
+                    <a:stretch>
+                      <a:fillRect/>
+                    </a:stretch>
+                  </pic:blipFill>
+                  <pic:spPr>
+                    <a:xfrm>
+                      <a:off x="0" y="0"/>
+                      <a:ext cx="4448796" cy="1314633"/>
+                    </a:xfrm>
+                    <a:prstGeom prst="rect">
+                      <a:avLst/>
+                    </a:prstGeom>
+                  </pic:spPr>
+                </pic:pic>
+              </a:graphicData>
+            </a:graphic>
+          </wp:inline>
+        </w:drawing>
+      </w:r>
+    </w:p>
+    <w:p>
+      <w:pPr>
+        <w:rPr>
+          <w:rFonts w:ascii="Times New Roman" w:hAnsi="Times New Roman" w:cs="Times New Roman"/>
+          <w:i/>
+          <w:iCs/>
+          <w:sz w:val="28"/>
+          <w:szCs w:val="28"/>
+        </w:rPr>
+      </w:pPr>
+      <w:r>
+        <w:rPr>
+          <w:rFonts w:ascii="Times New Roman" w:hAnsi="Times New Roman" w:cs="Times New Roman"/>
+          <w:i/>
+          <w:iCs/>
+          <w:sz w:val="28"/>
+          <w:szCs w:val="28"/>
+        </w:rPr>
+        <w:t>Рисунок 4 - Анализ покрытия до добавления тестов</w:t>
+      </w:r>
+    </w:p>
+    <w:p>
+      <w:pPr>
+        <w:rPr>
+          <w:rFonts w:ascii="Times New Roman" w:hAnsi="Times New Roman" w:cs="Times New Roman"/>
+          <w:sz w:val="28"/>
+          <w:szCs w:val="28"/>
+        </w:rPr>
+      </w:pPr>
+      <w:r>
+        <w:rPr>
+          <w:rFonts w:ascii="Times New Roman" w:hAnsi="Times New Roman" w:cs="Times New Roman"/>
+          <w:noProof/>
+          <w:sz w:val="28"/>
+          <w:szCs w:val="28"/>
+          <w:lang w:val="en-US"/>
+        </w:rPr>
+        <w:drawing>
+          <wp:inline distT="0" distB="0" distL="0" distR="0" wp14:anchorId="46CA25A7" wp14:editId="541360E7">
+            <wp:extent cx="4763165" cy="1409897"/>
+            <wp:effectExtent l="0" t="0" r="0" b="0"/>
+            <wp:docPr id="5" name="Рисунок 5"/>
+            <wp:cNvGraphicFramePr>
+              <a:graphicFrameLocks xmlns:a="http://schemas.openxmlformats.org/drawingml/2006/main" noChangeAspect="1"/>
+            </wp:cNvGraphicFramePr>
+            <a:graphic xmlns:a="http://schemas.openxmlformats.org/drawingml/2006/main">
+              <a:graphicData uri="http://schemas.openxmlformats.org/drawingml/2006/picture">
+                <pic:pic xmlns:pic="http://schemas.openxmlformats.org/drawingml/2006/picture">
+                  <pic:nvPicPr>
+                    <pic:cNvPr id="1" name=""/>
+                    <pic:cNvPicPr/>
+                  </pic:nvPicPr>
+                  <pic:blipFill>
+                    <a:blip r:embed="rId12"/>
+                    <a:stretch>
+                      <a:fillRect/>
+                    </a:stretch>
+                  </pic:blipFill>
+                  <pic:spPr>
+                    <a:xfrm>
+                      <a:off x="0" y="0"/>
+                      <a:ext cx="4763165" cy="1409897"/>
+                    </a:xfrm>
+                    <a:prstGeom prst="rect">
+                      <a:avLst/>
+                    </a:prstGeom>
+                  </pic:spPr>
+                </pic:pic>
+              </a:graphicData>
+            </a:graphic>
+          </wp:inline>
+        </w:drawing>
+      </w:r>
+    </w:p>
+    <w:p>
+      <w:pPr>
+        <w:rPr>
+          <w:rFonts w:ascii="Times New Roman" w:hAnsi="Times New Roman" w:cs="Times New Roman"/>
+          <w:i/>
+          <w:iCs/>
+          <w:sz w:val="28"/>
+          <w:szCs w:val="28"/>
+        </w:rPr>
+      </w:pPr>
+      <w:r>
+        <w:rPr>
+          <w:rFonts w:ascii="Times New Roman" w:hAnsi="Times New Roman" w:cs="Times New Roman"/>
+          <w:i/>
+          <w:iCs/>
+          <w:sz w:val="28"/>
+          <w:szCs w:val="28"/>
+        </w:rPr>
+        <w:t>Рисунок 5 – Анализ покрытия после добавления тестов</w:t>
+      </w:r>
+    </w:p>
+    <w:p>
+      <w:pPr>
+        <w:rPr>
+          <w:rFonts w:ascii="Times New Roman" w:hAnsi="Times New Roman" w:cs="Times New Roman"/>
+          <w:i/>
+          <w:iCs/>
+          <w:sz w:val="28"/>
+          <w:szCs w:val="28"/>
+        </w:rPr>
+      </w:pPr>
+    </w:p>
+    <w:p>
+      <w:pPr>
+        <w:rPr>
+          <w:rFonts w:ascii="Times New Roman" w:eastAsiaTheme="majorEastAsia" w:hAnsi="Times New Roman" w:cs="Times New Roman"/>
+          <w:b/>
+          <w:bCs/>
+          <w:sz w:val="32"/>
+          <w:szCs w:val="32"/>
+        </w:rPr>
+      </w:pPr>
+      <w:r>
+        <w:rPr>
+          <w:rFonts w:ascii="Times New Roman" w:hAnsi="Times New Roman" w:cs="Times New Roman"/>
+          <w:b/>
+          <w:bCs/>
+          <w:sz w:val="32"/>
+          <w:szCs w:val="32"/>
+        </w:rPr>
+        <w:br w:type="page"/>
       </w:r>
     </w:p>
     <w:p>
@@ -1896,21 +3353,24 @@
           <w:b/>
           <w:bCs/>
           <w:color w:val="auto"/>
-          <w:sz w:val="28"/>
-          <w:szCs w:val="28"/>
-        </w:rPr>
-      </w:pPr>
+          <w:sz w:val="32"/>
+          <w:szCs w:val="32"/>
+        </w:rPr>
+      </w:pPr>
+      <w:bookmarkStart w:id="3" w:name="_Toc233286593"/>
       <w:r>
         <w:rPr>
           <w:rFonts w:ascii="Times New Roman" w:hAnsi="Times New Roman" w:cs="Times New Roman"/>
           <w:b/>
           <w:bCs/>
           <w:color w:val="auto"/>
-          <w:sz w:val="28"/>
-          <w:szCs w:val="28"/>
-        </w:rPr>
+          <w:sz w:val="32"/>
+          <w:szCs w:val="32"/>
+        </w:rPr>
+        <w:lastRenderedPageBreak/>
         <w:t>ВЫВОД</w:t>
       </w:r>
+      <w:bookmarkEnd w:id="3"/>
     </w:p>
     <w:p>
       <w:pPr>
@@ -1928,25 +3388,7 @@
           <w:sz w:val="28"/>
           <w:szCs w:val="28"/>
         </w:rPr>
-        <w:t xml:space="preserve">В ходе выполнения практической работы была разработана система управления заказами с использованием </w:t>
-      </w:r>
-      <w:proofErr w:type="spellStart"/>
-      <w:r>
-        <w:rPr>
-          <w:rFonts w:ascii="Times New Roman" w:hAnsi="Times New Roman" w:cs="Times New Roman"/>
-          <w:sz w:val="28"/>
-          <w:szCs w:val="28"/>
-        </w:rPr>
-        <w:t>SQLAlchemy</w:t>
-      </w:r>
-      <w:proofErr w:type="spellEnd"/>
-      <w:r>
-        <w:rPr>
-          <w:rFonts w:ascii="Times New Roman" w:hAnsi="Times New Roman" w:cs="Times New Roman"/>
-          <w:sz w:val="28"/>
-          <w:szCs w:val="28"/>
-        </w:rPr>
-        <w:t xml:space="preserve"> и реализован полный набор интеграционных и контрактных тестов.</w:t>
+        <w:t>В ходе выполнения практической работы был проведён комплексный анализ качества программного продукта (модуль calculator.py). Мною были запущены имеющиеся тесты, проанализированы результаты и выявлены 7 упавших тестов, что позволило локализовать две ошибки в коде: неправильная формула расчёта скидки и неверное условие пересечения дат при проверке доступности номера.</w:t>
       </w:r>
     </w:p>
     <w:p>
@@ -1965,70 +3407,7 @@
           <w:sz w:val="28"/>
           <w:szCs w:val="28"/>
         </w:rPr>
-        <w:t xml:space="preserve">Мною были созданы две модели данных: </w:t>
-      </w:r>
-      <w:proofErr w:type="spellStart"/>
-      <w:r>
-        <w:rPr>
-          <w:rFonts w:ascii="Times New Roman" w:hAnsi="Times New Roman" w:cs="Times New Roman"/>
-          <w:sz w:val="28"/>
-          <w:szCs w:val="28"/>
-        </w:rPr>
-        <w:t>Order</w:t>
-      </w:r>
-      <w:proofErr w:type="spellEnd"/>
-      <w:r>
-        <w:rPr>
-          <w:rFonts w:ascii="Times New Roman" w:hAnsi="Times New Roman" w:cs="Times New Roman"/>
-          <w:sz w:val="28"/>
-          <w:szCs w:val="28"/>
-        </w:rPr>
-        <w:t xml:space="preserve"> (заказ) и </w:t>
-      </w:r>
-      <w:proofErr w:type="spellStart"/>
-      <w:r>
-        <w:rPr>
-          <w:rFonts w:ascii="Times New Roman" w:hAnsi="Times New Roman" w:cs="Times New Roman"/>
-          <w:sz w:val="28"/>
-          <w:szCs w:val="28"/>
-        </w:rPr>
-        <w:t>OrderItem</w:t>
-      </w:r>
-      <w:proofErr w:type="spellEnd"/>
-      <w:r>
-        <w:rPr>
-          <w:rFonts w:ascii="Times New Roman" w:hAnsi="Times New Roman" w:cs="Times New Roman"/>
-          <w:sz w:val="28"/>
-          <w:szCs w:val="28"/>
-        </w:rPr>
-        <w:t xml:space="preserve"> (позиция заказа) с отношением один-ко-многим. Реализован репозиторий </w:t>
-      </w:r>
-      <w:proofErr w:type="spellStart"/>
-      <w:r>
-        <w:rPr>
-          <w:rFonts w:ascii="Times New Roman" w:hAnsi="Times New Roman" w:cs="Times New Roman"/>
-          <w:sz w:val="28"/>
-          <w:szCs w:val="28"/>
-        </w:rPr>
-        <w:t>OrderRepository</w:t>
-      </w:r>
-      <w:proofErr w:type="spellEnd"/>
-      <w:r>
-        <w:rPr>
-          <w:rFonts w:ascii="Times New Roman" w:hAnsi="Times New Roman" w:cs="Times New Roman"/>
-          <w:sz w:val="28"/>
-          <w:szCs w:val="28"/>
-        </w:rPr>
-        <w:t xml:space="preserve"> с методами создания, поиска, обновления статуса, удаления </w:t>
-      </w:r>
-      <w:r>
-        <w:rPr>
-          <w:rFonts w:ascii="Times New Roman" w:hAnsi="Times New Roman" w:cs="Times New Roman"/>
-          <w:sz w:val="28"/>
-          <w:szCs w:val="28"/>
-        </w:rPr>
-        <w:lastRenderedPageBreak/>
-        <w:t>заказов, поиска по диапазону дат, подсчёта суммы заказа и расчёта стоимости доставки через внешний API.</w:t>
+        <w:t>После исправления ошибок все тесты стали проходить успешно. Был проведён анализ покрытия кода. Для улучшения покрытия мною были написаны дополнительные тесты, покрывающие граничные случаи. В результате количество тестов увеличилось с 20 до 30, а покрытие кода тестами достигло 100%</w:t>
       </w:r>
     </w:p>
     <w:p>
@@ -2047,79 +3426,7 @@
           <w:sz w:val="28"/>
           <w:szCs w:val="28"/>
         </w:rPr>
-        <w:t xml:space="preserve">Написаны 15 тестов, покрывающих основные сценарии работы репозитория: создание заказа с позициями, поиск по ID и статусу, обновление статуса, удаление, поиск по датам, подсчёт суммы, </w:t>
-      </w:r>
-      <w:proofErr w:type="spellStart"/>
-      <w:r>
-        <w:rPr>
-          <w:rFonts w:ascii="Times New Roman" w:hAnsi="Times New Roman" w:cs="Times New Roman"/>
-          <w:sz w:val="28"/>
-          <w:szCs w:val="28"/>
-        </w:rPr>
-        <w:t>транзакционность</w:t>
-      </w:r>
-      <w:proofErr w:type="spellEnd"/>
-      <w:r>
-        <w:rPr>
-          <w:rFonts w:ascii="Times New Roman" w:hAnsi="Times New Roman" w:cs="Times New Roman"/>
-          <w:sz w:val="28"/>
-          <w:szCs w:val="28"/>
-        </w:rPr>
-        <w:t xml:space="preserve">, а также контрактные тесты для внешнего API с использованием </w:t>
-      </w:r>
-      <w:proofErr w:type="spellStart"/>
-      <w:r>
-        <w:rPr>
-          <w:rFonts w:ascii="Times New Roman" w:hAnsi="Times New Roman" w:cs="Times New Roman"/>
-          <w:sz w:val="28"/>
-          <w:szCs w:val="28"/>
-        </w:rPr>
-        <w:t>pytest-httpx</w:t>
-      </w:r>
-      <w:proofErr w:type="spellEnd"/>
-      <w:r>
-        <w:rPr>
-          <w:rFonts w:ascii="Times New Roman" w:hAnsi="Times New Roman" w:cs="Times New Roman"/>
-          <w:sz w:val="28"/>
-          <w:szCs w:val="28"/>
-        </w:rPr>
-        <w:t xml:space="preserve">. Все тесты построены по принципу </w:t>
-      </w:r>
-      <w:proofErr w:type="spellStart"/>
-      <w:r>
-        <w:rPr>
-          <w:rFonts w:ascii="Times New Roman" w:hAnsi="Times New Roman" w:cs="Times New Roman"/>
-          <w:sz w:val="28"/>
-          <w:szCs w:val="28"/>
-        </w:rPr>
-        <w:t>Arrange</w:t>
-      </w:r>
-      <w:proofErr w:type="spellEnd"/>
-      <w:r>
-        <w:rPr>
-          <w:rFonts w:ascii="Times New Roman" w:hAnsi="Times New Roman" w:cs="Times New Roman"/>
-          <w:sz w:val="28"/>
-          <w:szCs w:val="28"/>
-        </w:rPr>
-        <w:t>-Act-</w:t>
-      </w:r>
-      <w:proofErr w:type="spellStart"/>
-      <w:r>
-        <w:rPr>
-          <w:rFonts w:ascii="Times New Roman" w:hAnsi="Times New Roman" w:cs="Times New Roman"/>
-          <w:sz w:val="28"/>
-          <w:szCs w:val="28"/>
-        </w:rPr>
-        <w:t>Assert</w:t>
-      </w:r>
-      <w:proofErr w:type="spellEnd"/>
-      <w:r>
-        <w:rPr>
-          <w:rFonts w:ascii="Times New Roman" w:hAnsi="Times New Roman" w:cs="Times New Roman"/>
-          <w:sz w:val="28"/>
-          <w:szCs w:val="28"/>
-        </w:rPr>
-        <w:t xml:space="preserve"> и успешно проходят.</w:t>
+        <w:t>Мутационное тестирование не было выполнено из-за технических ограничений (библиотека mutmut не поддерживает Windows).</w:t>
       </w:r>
     </w:p>
     <w:p>
@@ -2138,157 +3445,12 @@
           <w:sz w:val="28"/>
           <w:szCs w:val="28"/>
         </w:rPr>
-        <w:t xml:space="preserve">В процессе работы возникли трудности с настройкой виртуального окружения и выбором правильного интерпретатора в VS Code, которые были успешно устранены. Также была добавлена валидация в модели </w:t>
-      </w:r>
-      <w:proofErr w:type="spellStart"/>
-      <w:r>
-        <w:rPr>
-          <w:rFonts w:ascii="Times New Roman" w:hAnsi="Times New Roman" w:cs="Times New Roman"/>
-          <w:sz w:val="28"/>
-          <w:szCs w:val="28"/>
-        </w:rPr>
-        <w:t>OrderItem</w:t>
-      </w:r>
-      <w:proofErr w:type="spellEnd"/>
-      <w:r>
-        <w:rPr>
-          <w:rFonts w:ascii="Times New Roman" w:hAnsi="Times New Roman" w:cs="Times New Roman"/>
-          <w:sz w:val="28"/>
-          <w:szCs w:val="28"/>
-        </w:rPr>
-        <w:t xml:space="preserve"> для обеспечения корректности данных. Покрытие кода тестами составило 100%.</w:t>
+        <w:t>Таким образом, практическая работа выполнена в полном объёме с учётом технических ограничений. Мною были освоены навыки анализа качества программного продукта, написания и запуска тестов с использованием pytest, анализа покрытия кода с помощью pytest-cov, а также улучшения тестового набора для достижения высокого уровня покрытия. Полученные знания могут быть применены для тестирования и валидации программного обеспечения в реальных проектах.</w:t>
       </w:r>
     </w:p>
     <w:p>
       <w:pPr>
         <w:spacing w:line="360" w:lineRule="auto"/>
-        <w:ind w:firstLine="709"/>
-        <w:rPr>
-          <w:rFonts w:ascii="Times New Roman" w:hAnsi="Times New Roman" w:cs="Times New Roman"/>
-          <w:sz w:val="28"/>
-          <w:szCs w:val="28"/>
-        </w:rPr>
-      </w:pPr>
-      <w:r>
-        <w:rPr>
-          <w:rFonts w:ascii="Times New Roman" w:hAnsi="Times New Roman" w:cs="Times New Roman"/>
-          <w:sz w:val="28"/>
-          <w:szCs w:val="28"/>
-        </w:rPr>
-        <w:t xml:space="preserve">Таким образом, практическая работа выполнена в полном объёме. Мною были освоены навыки проектирования моделей </w:t>
-      </w:r>
-      <w:proofErr w:type="spellStart"/>
-      <w:r>
-        <w:rPr>
-          <w:rFonts w:ascii="Times New Roman" w:hAnsi="Times New Roman" w:cs="Times New Roman"/>
-          <w:sz w:val="28"/>
-          <w:szCs w:val="28"/>
-        </w:rPr>
-        <w:t>SQLAlchemy</w:t>
-      </w:r>
-      <w:proofErr w:type="spellEnd"/>
-      <w:r>
-        <w:rPr>
-          <w:rFonts w:ascii="Times New Roman" w:hAnsi="Times New Roman" w:cs="Times New Roman"/>
-          <w:sz w:val="28"/>
-          <w:szCs w:val="28"/>
-        </w:rPr>
-        <w:t xml:space="preserve"> и отношений, реализации паттерна Репозиторий, написания интеграционных тестов с использованием </w:t>
-      </w:r>
-      <w:proofErr w:type="spellStart"/>
-      <w:r>
-        <w:rPr>
-          <w:rFonts w:ascii="Times New Roman" w:hAnsi="Times New Roman" w:cs="Times New Roman"/>
-          <w:sz w:val="28"/>
-          <w:szCs w:val="28"/>
-        </w:rPr>
-        <w:t>pytest</w:t>
-      </w:r>
-      <w:proofErr w:type="spellEnd"/>
-      <w:r>
-        <w:rPr>
-          <w:rFonts w:ascii="Times New Roman" w:hAnsi="Times New Roman" w:cs="Times New Roman"/>
-          <w:sz w:val="28"/>
-          <w:szCs w:val="28"/>
-        </w:rPr>
-        <w:t xml:space="preserve"> и </w:t>
-      </w:r>
-      <w:proofErr w:type="spellStart"/>
-      <w:r>
-        <w:rPr>
-          <w:rFonts w:ascii="Times New Roman" w:hAnsi="Times New Roman" w:cs="Times New Roman"/>
-          <w:sz w:val="28"/>
-          <w:szCs w:val="28"/>
-        </w:rPr>
-        <w:t>SQLite</w:t>
-      </w:r>
-      <w:proofErr w:type="spellEnd"/>
-      <w:r>
-        <w:rPr>
-          <w:rFonts w:ascii="Times New Roman" w:hAnsi="Times New Roman" w:cs="Times New Roman"/>
-          <w:sz w:val="28"/>
-          <w:szCs w:val="28"/>
-        </w:rPr>
-        <w:t xml:space="preserve"> </w:t>
-      </w:r>
-      <w:proofErr w:type="spellStart"/>
-      <w:r>
-        <w:rPr>
-          <w:rFonts w:ascii="Times New Roman" w:hAnsi="Times New Roman" w:cs="Times New Roman"/>
-          <w:sz w:val="28"/>
-          <w:szCs w:val="28"/>
-        </w:rPr>
-        <w:t>in-memory</w:t>
-      </w:r>
-      <w:proofErr w:type="spellEnd"/>
-      <w:r>
-        <w:rPr>
-          <w:rFonts w:ascii="Times New Roman" w:hAnsi="Times New Roman" w:cs="Times New Roman"/>
-          <w:sz w:val="28"/>
-          <w:szCs w:val="28"/>
-        </w:rPr>
-        <w:t xml:space="preserve">, параметризации тестов, </w:t>
-      </w:r>
-      <w:proofErr w:type="spellStart"/>
-      <w:r>
-        <w:rPr>
-          <w:rFonts w:ascii="Times New Roman" w:hAnsi="Times New Roman" w:cs="Times New Roman"/>
-          <w:sz w:val="28"/>
-          <w:szCs w:val="28"/>
-        </w:rPr>
-        <w:t>мокирования</w:t>
-      </w:r>
-      <w:proofErr w:type="spellEnd"/>
-      <w:r>
-        <w:rPr>
-          <w:rFonts w:ascii="Times New Roman" w:hAnsi="Times New Roman" w:cs="Times New Roman"/>
-          <w:sz w:val="28"/>
-          <w:szCs w:val="28"/>
-        </w:rPr>
-        <w:t xml:space="preserve"> внешних HTTP-запросов с помощью </w:t>
-      </w:r>
-      <w:proofErr w:type="spellStart"/>
-      <w:r>
-        <w:rPr>
-          <w:rFonts w:ascii="Times New Roman" w:hAnsi="Times New Roman" w:cs="Times New Roman"/>
-          <w:sz w:val="28"/>
-          <w:szCs w:val="28"/>
-        </w:rPr>
-        <w:t>pytest-httpx</w:t>
-      </w:r>
-      <w:proofErr w:type="spellEnd"/>
-      <w:r>
-        <w:rPr>
-          <w:rFonts w:ascii="Times New Roman" w:hAnsi="Times New Roman" w:cs="Times New Roman"/>
-          <w:sz w:val="28"/>
-          <w:szCs w:val="28"/>
-        </w:rPr>
-        <w:t xml:space="preserve"> и анализа покрытия кода тестами с помощью coverage.py. Полученные знания могут быть применены для тестирования слоя доступа к данным и внешних интеграций в реальных проектах.</w:t>
-      </w:r>
-    </w:p>
-    <w:p>
-      <w:pPr>
-        <w:spacing w:line="360" w:lineRule="auto"/>
         <w:rPr>
           <w:rFonts w:ascii="Times New Roman" w:hAnsi="Times New Roman" w:cs="Times New Roman"/>
           <w:sz w:val="28"/>
@@ -2297,21 +3459,115 @@
       </w:pPr>
     </w:p>
     <w:sectPr>
+      <w:footerReference w:type="default" r:id="rId13"/>
       <w:pgSz w:w="11906" w:h="16838"/>
       <w:pgMar w:top="1134" w:right="850" w:bottom="1134" w:left="1701" w:header="708" w:footer="708" w:gutter="0"/>
       <w:cols w:space="708"/>
+      <w:titlePg/>
       <w:docGrid w:linePitch="360"/>
     </w:sectPr>
   </w:body>
 </w:document>
 </file>
 
+<file path=word/endnotes.xml><?xml version="1.0" encoding="utf-8"?>
+<w:endnotes xmlns:wpc="http://schemas.microsoft.com/office/word/2010/wordprocessingCanvas" xmlns:cx="http://schemas.microsoft.com/office/drawing/2014/chartex" xmlns:cx1="http://schemas.microsoft.com/office/drawing/2015/9/8/chartex" xmlns:cx2="http://schemas.microsoft.com/office/drawing/2015/10/21/chartex" xmlns:cx3="http://schemas.microsoft.com/office/drawing/2016/5/9/chartex" xmlns:cx4="http://schemas.microsoft.com/office/drawing/2016/5/10/chartex" xmlns:cx5="http://schemas.microsoft.com/office/drawing/2016/5/11/chartex" xmlns:cx6="http://schemas.microsoft.com/office/drawing/2016/5/12/chartex" xmlns:cx7="http://schemas.microsoft.com/office/drawing/2016/5/13/chartex" xmlns:cx8="http://schemas.microsoft.com/office/drawing/2016/5/14/chartex" xmlns:mc="http://schemas.openxmlformats.org/markup-compatibility/2006" xmlns:aink="http://schemas.microsoft.com/office/drawing/2016/ink" xmlns:am3d="http://schemas.microsoft.com/office/drawing/2017/model3d" xmlns:o="urn:schemas-microsoft-com:office:office" xmlns:oel="http://schemas.microsoft.com/office/2019/extlst" xmlns:r="http://schemas.openxmlformats.org/officeDocument/2006/relationships" xmlns:m="http://schemas.openxmlformats.org/officeDocument/2006/math" xmlns:v="urn:schemas-microsoft-com:vml" xmlns:wp14="http://schemas.microsoft.com/office/word/2010/wordprocessingDrawing" xmlns:wp="http://schemas.openxmlformats.org/drawingml/2006/wordprocessingDrawing" xmlns:w10="urn:schemas-microsoft-com:office:word" xmlns:w="http://schemas.openxmlformats.org/wordprocessingml/2006/main" xmlns:w14="http://schemas.microsoft.com/office/word/2010/wordml" xmlns:w15="http://schemas.microsoft.com/office/word/2012/wordml" xmlns:w16cex="http://schemas.microsoft.com/office/word/2018/wordml/cex" xmlns:w16cid="http://schemas.microsoft.com/office/word/2016/wordml/cid" xmlns:w16="http://schemas.microsoft.com/office/word/2018/wordml" xmlns:w16sdtdh="http://schemas.microsoft.com/office/word/2020/wordml/sdtdatahash" xmlns:w16se="http://schemas.microsoft.com/office/word/2015/wordml/symex" xmlns:wpg="http://schemas.microsoft.com/office/word/2010/wordprocessingGroup" xmlns:wpi="http://schemas.microsoft.com/office/word/2010/wordprocessingInk" xmlns:wne="http://schemas.microsoft.com/office/word/2006/wordml" xmlns:wps="http://schemas.microsoft.com/office/word/2010/wordprocessingShape" mc:Ignorable="w14 w15 w16se w16cid w16 w16cex w16sdtdh wp14">
+  <w:endnote w:type="separator" w:id="-1">
+    <w:p>
+      <w:pPr>
+        <w:spacing w:after="0" w:line="240" w:lineRule="auto"/>
+      </w:pPr>
+      <w:r>
+        <w:separator/>
+      </w:r>
+    </w:p>
+  </w:endnote>
+  <w:endnote w:type="continuationSeparator" w:id="0">
+    <w:p>
+      <w:pPr>
+        <w:spacing w:after="0" w:line="240" w:lineRule="auto"/>
+      </w:pPr>
+      <w:r>
+        <w:continuationSeparator/>
+      </w:r>
+    </w:p>
+  </w:endnote>
+</w:endnotes>
+</file>
+
+<file path=word/footer1.xml><?xml version="1.0" encoding="utf-8"?>
+<w:ftr xmlns:wpc="http://schemas.microsoft.com/office/word/2010/wordprocessingCanvas" xmlns:cx="http://schemas.microsoft.com/office/drawing/2014/chartex" xmlns:cx1="http://schemas.microsoft.com/office/drawing/2015/9/8/chartex" xmlns:cx2="http://schemas.microsoft.com/office/drawing/2015/10/21/chartex" xmlns:cx3="http://schemas.microsoft.com/office/drawing/2016/5/9/chartex" xmlns:cx4="http://schemas.microsoft.com/office/drawing/2016/5/10/chartex" xmlns:cx5="http://schemas.microsoft.com/office/drawing/2016/5/11/chartex" xmlns:cx6="http://schemas.microsoft.com/office/drawing/2016/5/12/chartex" xmlns:cx7="http://schemas.microsoft.com/office/drawing/2016/5/13/chartex" xmlns:cx8="http://schemas.microsoft.com/office/drawing/2016/5/14/chartex" xmlns:mc="http://schemas.openxmlformats.org/markup-compatibility/2006" xmlns:aink="http://schemas.microsoft.com/office/drawing/2016/ink" xmlns:am3d="http://schemas.microsoft.com/office/drawing/2017/model3d" xmlns:o="urn:schemas-microsoft-com:office:office" xmlns:oel="http://schemas.microsoft.com/office/2019/extlst" xmlns:r="http://schemas.openxmlformats.org/officeDocument/2006/relationships" xmlns:m="http://schemas.openxmlformats.org/officeDocument/2006/math" xmlns:v="urn:schemas-microsoft-com:vml" xmlns:wp14="http://schemas.microsoft.com/office/word/2010/wordprocessingDrawing" xmlns:wp="http://schemas.openxmlformats.org/drawingml/2006/wordprocessingDrawing" xmlns:w10="urn:schemas-microsoft-com:office:word" xmlns:w="http://schemas.openxmlformats.org/wordprocessingml/2006/main" xmlns:w14="http://schemas.microsoft.com/office/word/2010/wordml" xmlns:w15="http://schemas.microsoft.com/office/word/2012/wordml" xmlns:w16cex="http://schemas.microsoft.com/office/word/2018/wordml/cex" xmlns:w16cid="http://schemas.microsoft.com/office/word/2016/wordml/cid" xmlns:w16="http://schemas.microsoft.com/office/word/2018/wordml" xmlns:w16sdtdh="http://schemas.microsoft.com/office/word/2020/wordml/sdtdatahash" xmlns:w16se="http://schemas.microsoft.com/office/word/2015/wordml/symex" xmlns:wpg="http://schemas.microsoft.com/office/word/2010/wordprocessingGroup" xmlns:wpi="http://schemas.microsoft.com/office/word/2010/wordprocessingInk" xmlns:wne="http://schemas.microsoft.com/office/word/2006/wordml" xmlns:wps="http://schemas.microsoft.com/office/word/2010/wordprocessingShape" mc:Ignorable="w14 w15 w16se w16cid w16 w16cex w16sdtdh wp14">
+  <w:sdt>
+    <w:sdtPr>
+      <w:id w:val="477581234"/>
+      <w:docPartObj>
+        <w:docPartGallery w:val="Page Numbers (Bottom of Page)"/>
+        <w:docPartUnique/>
+      </w:docPartObj>
+    </w:sdtPr>
+    <w:sdtContent>
+      <w:p>
+        <w:pPr>
+          <w:pStyle w:val="ae"/>
+          <w:jc w:val="center"/>
+        </w:pPr>
+        <w:r>
+          <w:fldChar w:fldCharType="begin"/>
+        </w:r>
+        <w:r>
+          <w:instrText>PAGE   \* MERGEFORMAT</w:instrText>
+        </w:r>
+        <w:r>
+          <w:fldChar w:fldCharType="separate"/>
+        </w:r>
+        <w:r>
+          <w:t>2</w:t>
+        </w:r>
+        <w:r>
+          <w:fldChar w:fldCharType="end"/>
+        </w:r>
+      </w:p>
+    </w:sdtContent>
+  </w:sdt>
+  <w:p>
+    <w:pPr>
+      <w:pStyle w:val="ae"/>
+    </w:pPr>
+  </w:p>
+</w:ftr>
+</file>
+
+<file path=word/footnotes.xml><?xml version="1.0" encoding="utf-8"?>
+<w:footnotes xmlns:wpc="http://schemas.microsoft.com/office/word/2010/wordprocessingCanvas" xmlns:cx="http://schemas.microsoft.com/office/drawing/2014/chartex" xmlns:cx1="http://schemas.microsoft.com/office/drawing/2015/9/8/chartex" xmlns:cx2="http://schemas.microsoft.com/office/drawing/2015/10/21/chartex" xmlns:cx3="http://schemas.microsoft.com/office/drawing/2016/5/9/chartex" xmlns:cx4="http://schemas.microsoft.com/office/drawing/2016/5/10/chartex" xmlns:cx5="http://schemas.microsoft.com/office/drawing/2016/5/11/chartex" xmlns:cx6="http://schemas.microsoft.com/office/drawing/2016/5/12/chartex" xmlns:cx7="http://schemas.microsoft.com/office/drawing/2016/5/13/chartex" xmlns:cx8="http://schemas.microsoft.com/office/drawing/2016/5/14/chartex" xmlns:mc="http://schemas.openxmlformats.org/markup-compatibility/2006" xmlns:aink="http://schemas.microsoft.com/office/drawing/2016/ink" xmlns:am3d="http://schemas.microsoft.com/office/drawing/2017/model3d" xmlns:o="urn:schemas-microsoft-com:office:office" xmlns:oel="http://schemas.microsoft.com/office/2019/extlst" xmlns:r="http://schemas.openxmlformats.org/officeDocument/2006/relationships" xmlns:m="http://schemas.openxmlformats.org/officeDocument/2006/math" xmlns:v="urn:schemas-microsoft-com:vml" xmlns:wp14="http://schemas.microsoft.com/office/word/2010/wordprocessingDrawing" xmlns:wp="http://schemas.openxmlformats.org/drawingml/2006/wordprocessingDrawing" xmlns:w10="urn:schemas-microsoft-com:office:word" xmlns:w="http://schemas.openxmlformats.org/wordprocessingml/2006/main" xmlns:w14="http://schemas.microsoft.com/office/word/2010/wordml" xmlns:w15="http://schemas.microsoft.com/office/word/2012/wordml" xmlns:w16cex="http://schemas.microsoft.com/office/word/2018/wordml/cex" xmlns:w16cid="http://schemas.microsoft.com/office/word/2016/wordml/cid" xmlns:w16="http://schemas.microsoft.com/office/word/2018/wordml" xmlns:w16sdtdh="http://schemas.microsoft.com/office/word/2020/wordml/sdtdatahash" xmlns:w16se="http://schemas.microsoft.com/office/word/2015/wordml/symex" xmlns:wpg="http://schemas.microsoft.com/office/word/2010/wordprocessingGroup" xmlns:wpi="http://schemas.microsoft.com/office/word/2010/wordprocessingInk" xmlns:wne="http://schemas.microsoft.com/office/word/2006/wordml" xmlns:wps="http://schemas.microsoft.com/office/word/2010/wordprocessingShape" mc:Ignorable="w14 w15 w16se w16cid w16 w16cex w16sdtdh wp14">
+  <w:footnote w:type="separator" w:id="-1">
+    <w:p>
+      <w:pPr>
+        <w:spacing w:after="0" w:line="240" w:lineRule="auto"/>
+      </w:pPr>
+      <w:r>
+        <w:separator/>
+      </w:r>
+    </w:p>
+  </w:footnote>
+  <w:footnote w:type="continuationSeparator" w:id="0">
+    <w:p>
+      <w:pPr>
+        <w:spacing w:after="0" w:line="240" w:lineRule="auto"/>
+      </w:pPr>
+      <w:r>
+        <w:continuationSeparator/>
+      </w:r>
+    </w:p>
+  </w:footnote>
+</w:footnotes>
+</file>
+
 <file path=word/numbering.xml><?xml version="1.0" encoding="utf-8"?>
 <w:numbering xmlns:wpc="http://schemas.microsoft.com/office/word/2010/wordprocessingCanvas" xmlns:cx="http://schemas.microsoft.com/office/drawing/2014/chartex" xmlns:cx1="http://schemas.microsoft.com/office/drawing/2015/9/8/chartex" xmlns:cx2="http://schemas.microsoft.com/office/drawing/2015/10/21/chartex" xmlns:cx3="http://schemas.microsoft.com/office/drawing/2016/5/9/chartex" xmlns:cx4="http://schemas.microsoft.com/office/drawing/2016/5/10/chartex" xmlns:cx5="http://schemas.microsoft.com/office/drawing/2016/5/11/chartex" xmlns:cx6="http://schemas.microsoft.com/office/drawing/2016/5/12/chartex" xmlns:cx7="http://schemas.microsoft.com/office/drawing/2016/5/13/chartex" xmlns:cx8="http://schemas.microsoft.com/office/drawing/2016/5/14/chartex" xmlns:mc="http://schemas.openxmlformats.org/markup-compatibility/2006" xmlns:aink="http://schemas.microsoft.com/office/drawing/2016/ink" xmlns:am3d="http://schemas.microsoft.com/office/drawing/2017/model3d" xmlns:o="urn:schemas-microsoft-com:office:office" xmlns:oel="http://schemas.microsoft.com/office/2019/extlst" xmlns:r="http://schemas.openxmlformats.org/officeDocument/2006/relationships" xmlns:m="http://schemas.openxmlformats.org/officeDocument/2006/math" xmlns:v="urn:schemas-microsoft-com:vml" xmlns:wp14="http://schemas.microsoft.com/office/word/2010/wordprocessingDrawing" xmlns:wp="http://schemas.openxmlformats.org/drawingml/2006/wordprocessingDrawing" xmlns:w10="urn:schemas-microsoft-com:office:word" xmlns:w="http://schemas.openxmlformats.org/wordprocessingml/2006/main" xmlns:w14="http://schemas.microsoft.com/office/word/2010/wordml" xmlns:w15="http://schemas.microsoft.com/office/word/2012/wordml" xmlns:w16cex="http://schemas.microsoft.com/office/word/2018/wordml/cex" xmlns:w16cid="http://schemas.microsoft.com/office/word/2016/wordml/cid" xmlns:w16="http://schemas.microsoft.com/office/word/2018/wordml" xmlns:w16sdtdh="http://schemas.microsoft.com/office/word/2020/wordml/sdtdatahash" xmlns:w16se="http://schemas.microsoft.com/office/word/2015/wordml/symex" xmlns:wpg="http://schemas.microsoft.com/office/word/2010/wordprocessingGroup" xmlns:wpi="http://schemas.microsoft.com/office/word/2010/wordprocessingInk" xmlns:wne="http://schemas.microsoft.com/office/word/2006/wordml" xmlns:wps="http://schemas.microsoft.com/office/word/2010/wordprocessingShape" mc:Ignorable="w14 w15 w16se w16cid w16 w16cex w16sdtdh wp14">
   <w:abstractNum w:abstractNumId="0" w15:restartNumberingAfterBreak="0">
-    <w:nsid w:val="2C5E519F"/>
+    <w:nsid w:val="68EF6CC2"/>
     <w:multiLevelType w:val="multilevel"/>
-    <w:tmpl w:val="F8961318"/>
+    <w:tmpl w:val="5F92DDE0"/>
     <w:lvl w:ilvl="0">
       <w:start w:val="1"/>
       <w:numFmt w:val="bullet"/>
@@ -2457,7 +3713,7 @@
       </w:rPr>
     </w:lvl>
   </w:abstractNum>
-  <w:num w:numId="1" w16cid:durableId="2111316923">
+  <w:num w:numId="1" w16cid:durableId="1320768256">
     <w:abstractNumId w:val="0"/>
   </w:num>
 </w:numbering>
@@ -2871,7 +4127,7 @@
     <w:link w:val="10"/>
     <w:uiPriority w:val="9"/>
     <w:qFormat/>
-    <w:rsid w:val="00E36095"/>
+    <w:rsid w:val="007C0318"/>
     <w:pPr>
       <w:keepNext/>
       <w:keepLines/>
@@ -2891,10 +4147,9 @@
     <w:next w:val="a"/>
     <w:link w:val="20"/>
     <w:uiPriority w:val="9"/>
-    <w:semiHidden/>
     <w:unhideWhenUsed/>
     <w:qFormat/>
-    <w:rsid w:val="00E36095"/>
+    <w:rsid w:val="007C0318"/>
     <w:pPr>
       <w:keepNext/>
       <w:keepLines/>
@@ -2917,7 +4172,7 @@
     <w:semiHidden/>
     <w:unhideWhenUsed/>
     <w:qFormat/>
-    <w:rsid w:val="00E36095"/>
+    <w:rsid w:val="007C0318"/>
     <w:pPr>
       <w:keepNext/>
       <w:keepLines/>
@@ -2940,7 +4195,7 @@
     <w:semiHidden/>
     <w:unhideWhenUsed/>
     <w:qFormat/>
-    <w:rsid w:val="00E36095"/>
+    <w:rsid w:val="007C0318"/>
     <w:pPr>
       <w:keepNext/>
       <w:keepLines/>
@@ -2963,7 +4218,7 @@
     <w:semiHidden/>
     <w:unhideWhenUsed/>
     <w:qFormat/>
-    <w:rsid w:val="00E36095"/>
+    <w:rsid w:val="007C0318"/>
     <w:pPr>
       <w:keepNext/>
       <w:keepLines/>
@@ -2984,7 +4239,7 @@
     <w:semiHidden/>
     <w:unhideWhenUsed/>
     <w:qFormat/>
-    <w:rsid w:val="00E36095"/>
+    <w:rsid w:val="007C0318"/>
     <w:pPr>
       <w:keepNext/>
       <w:keepLines/>
@@ -3007,7 +4262,7 @@
     <w:semiHidden/>
     <w:unhideWhenUsed/>
     <w:qFormat/>
-    <w:rsid w:val="00E36095"/>
+    <w:rsid w:val="007C0318"/>
     <w:pPr>
       <w:keepNext/>
       <w:keepLines/>
@@ -3028,7 +4283,7 @@
     <w:semiHidden/>
     <w:unhideWhenUsed/>
     <w:qFormat/>
-    <w:rsid w:val="00E36095"/>
+    <w:rsid w:val="007C0318"/>
     <w:pPr>
       <w:keepNext/>
       <w:keepLines/>
@@ -3051,7 +4306,7 @@
     <w:semiHidden/>
     <w:unhideWhenUsed/>
     <w:qFormat/>
-    <w:rsid w:val="00E36095"/>
+    <w:rsid w:val="007C0318"/>
     <w:pPr>
       <w:keepNext/>
       <w:keepLines/>
@@ -3094,7 +4349,7 @@
     <w:basedOn w:val="a0"/>
     <w:link w:val="1"/>
     <w:uiPriority w:val="9"/>
-    <w:rsid w:val="00E36095"/>
+    <w:rsid w:val="007C0318"/>
     <w:rPr>
       <w:rFonts w:asciiTheme="majorHAnsi" w:eastAsiaTheme="majorEastAsia" w:hAnsiTheme="majorHAnsi" w:cstheme="majorBidi"/>
       <w:color w:val="0F4761" w:themeColor="accent1" w:themeShade="BF"/>
@@ -3107,8 +4362,7 @@
     <w:basedOn w:val="a0"/>
     <w:link w:val="2"/>
     <w:uiPriority w:val="9"/>
-    <w:semiHidden/>
-    <w:rsid w:val="00E36095"/>
+    <w:rsid w:val="007C0318"/>
     <w:rPr>
       <w:rFonts w:asciiTheme="majorHAnsi" w:eastAsiaTheme="majorEastAsia" w:hAnsiTheme="majorHAnsi" w:cstheme="majorBidi"/>
       <w:color w:val="0F4761" w:themeColor="accent1" w:themeShade="BF"/>
@@ -3122,7 +4376,7 @@
     <w:link w:val="3"/>
     <w:uiPriority w:val="9"/>
     <w:semiHidden/>
-    <w:rsid w:val="00E36095"/>
+    <w:rsid w:val="007C0318"/>
     <w:rPr>
       <w:rFonts w:eastAsiaTheme="majorEastAsia" w:cstheme="majorBidi"/>
       <w:color w:val="0F4761" w:themeColor="accent1" w:themeShade="BF"/>
@@ -3136,7 +4390,7 @@
     <w:link w:val="4"/>
     <w:uiPriority w:val="9"/>
     <w:semiHidden/>
-    <w:rsid w:val="00E36095"/>
+    <w:rsid w:val="007C0318"/>
     <w:rPr>
       <w:rFonts w:eastAsiaTheme="majorEastAsia" w:cstheme="majorBidi"/>
       <w:i/>
@@ -3150,7 +4404,7 @@
     <w:link w:val="5"/>
     <w:uiPriority w:val="9"/>
     <w:semiHidden/>
-    <w:rsid w:val="00E36095"/>
+    <w:rsid w:val="007C0318"/>
     <w:rPr>
       <w:rFonts w:eastAsiaTheme="majorEastAsia" w:cstheme="majorBidi"/>
       <w:color w:val="0F4761" w:themeColor="accent1" w:themeShade="BF"/>
@@ -3162,7 +4416,7 @@
     <w:link w:val="6"/>
     <w:uiPriority w:val="9"/>
     <w:semiHidden/>
-    <w:rsid w:val="00E36095"/>
+    <w:rsid w:val="007C0318"/>
     <w:rPr>
       <w:rFonts w:eastAsiaTheme="majorEastAsia" w:cstheme="majorBidi"/>
       <w:i/>
@@ -3176,7 +4430,7 @@
     <w:link w:val="7"/>
     <w:uiPriority w:val="9"/>
     <w:semiHidden/>
-    <w:rsid w:val="00E36095"/>
+    <w:rsid w:val="007C0318"/>
     <w:rPr>
       <w:rFonts w:eastAsiaTheme="majorEastAsia" w:cstheme="majorBidi"/>
       <w:color w:val="595959" w:themeColor="text1" w:themeTint="A6"/>
@@ -3188,7 +4442,7 @@
     <w:link w:val="8"/>
     <w:uiPriority w:val="9"/>
     <w:semiHidden/>
-    <w:rsid w:val="00E36095"/>
+    <w:rsid w:val="007C0318"/>
     <w:rPr>
       <w:rFonts w:eastAsiaTheme="majorEastAsia" w:cstheme="majorBidi"/>
       <w:i/>
@@ -3202,7 +4456,7 @@
     <w:link w:val="9"/>
     <w:uiPriority w:val="9"/>
     <w:semiHidden/>
-    <w:rsid w:val="00E36095"/>
+    <w:rsid w:val="007C0318"/>
     <w:rPr>
       <w:rFonts w:eastAsiaTheme="majorEastAsia" w:cstheme="majorBidi"/>
       <w:color w:val="272727" w:themeColor="text1" w:themeTint="D8"/>
@@ -3215,7 +4469,7 @@
     <w:link w:val="a4"/>
     <w:uiPriority w:val="10"/>
     <w:qFormat/>
-    <w:rsid w:val="00E36095"/>
+    <w:rsid w:val="007C0318"/>
     <w:pPr>
       <w:spacing w:after="80" w:line="240" w:lineRule="auto"/>
       <w:contextualSpacing/>
@@ -3233,7 +4487,7 @@
     <w:basedOn w:val="a0"/>
     <w:link w:val="a3"/>
     <w:uiPriority w:val="10"/>
-    <w:rsid w:val="00E36095"/>
+    <w:rsid w:val="007C0318"/>
     <w:rPr>
       <w:rFonts w:asciiTheme="majorHAnsi" w:eastAsiaTheme="majorEastAsia" w:hAnsiTheme="majorHAnsi" w:cstheme="majorBidi"/>
       <w:spacing w:val="-10"/>
@@ -3249,7 +4503,7 @@
     <w:link w:val="a6"/>
     <w:uiPriority w:val="11"/>
     <w:qFormat/>
-    <w:rsid w:val="00E36095"/>
+    <w:rsid w:val="007C0318"/>
     <w:pPr>
       <w:numPr>
         <w:ilvl w:val="1"/>
@@ -3268,7 +4522,7 @@
     <w:basedOn w:val="a0"/>
     <w:link w:val="a5"/>
     <w:uiPriority w:val="11"/>
-    <w:rsid w:val="00E36095"/>
+    <w:rsid w:val="007C0318"/>
     <w:rPr>
       <w:rFonts w:eastAsiaTheme="majorEastAsia" w:cstheme="majorBidi"/>
       <w:color w:val="595959" w:themeColor="text1" w:themeTint="A6"/>
@@ -3284,7 +4538,7 @@
     <w:link w:val="22"/>
     <w:uiPriority w:val="29"/>
     <w:qFormat/>
-    <w:rsid w:val="00E36095"/>
+    <w:rsid w:val="007C0318"/>
     <w:pPr>
       <w:spacing w:before="160"/>
       <w:jc w:val="center"/>
@@ -3300,7 +4554,7 @@
     <w:basedOn w:val="a0"/>
     <w:link w:val="21"/>
     <w:uiPriority w:val="29"/>
-    <w:rsid w:val="00E36095"/>
+    <w:rsid w:val="007C0318"/>
     <w:rPr>
       <w:i/>
       <w:iCs/>
@@ -3312,7 +4566,7 @@
     <w:basedOn w:val="a"/>
     <w:uiPriority w:val="34"/>
     <w:qFormat/>
-    <w:rsid w:val="00E36095"/>
+    <w:rsid w:val="007C0318"/>
     <w:pPr>
       <w:ind w:left="720"/>
       <w:contextualSpacing/>
@@ -3323,7 +4577,7 @@
     <w:basedOn w:val="a0"/>
     <w:uiPriority w:val="21"/>
     <w:qFormat/>
-    <w:rsid w:val="00E36095"/>
+    <w:rsid w:val="007C0318"/>
     <w:rPr>
       <w:i/>
       <w:iCs/>
@@ -3337,7 +4591,7 @@
     <w:link w:val="aa"/>
     <w:uiPriority w:val="30"/>
     <w:qFormat/>
-    <w:rsid w:val="00E36095"/>
+    <w:rsid w:val="007C0318"/>
     <w:pPr>
       <w:pBdr>
         <w:top w:val="single" w:sz="4" w:space="10" w:color="0F4761" w:themeColor="accent1" w:themeShade="BF"/>
@@ -3358,7 +4612,7 @@
     <w:basedOn w:val="a0"/>
     <w:link w:val="a9"/>
     <w:uiPriority w:val="30"/>
-    <w:rsid w:val="00E36095"/>
+    <w:rsid w:val="007C0318"/>
     <w:rPr>
       <w:i/>
       <w:iCs/>
@@ -3370,13 +4624,130 @@
     <w:basedOn w:val="a0"/>
     <w:uiPriority w:val="32"/>
     <w:qFormat/>
-    <w:rsid w:val="00E36095"/>
+    <w:rsid w:val="007C0318"/>
     <w:rPr>
       <w:b/>
       <w:bCs/>
       <w:smallCaps/>
       <w:color w:val="0F4761" w:themeColor="accent1" w:themeShade="BF"/>
       <w:spacing w:val="5"/>
+    </w:rPr>
+  </w:style>
+  <w:style w:type="paragraph" w:styleId="HTML">
+    <w:name w:val="HTML Preformatted"/>
+    <w:basedOn w:val="a"/>
+    <w:link w:val="HTML0"/>
+    <w:uiPriority w:val="99"/>
+    <w:semiHidden/>
+    <w:unhideWhenUsed/>
+    <w:rsid w:val="00F01961"/>
+    <w:pPr>
+      <w:spacing w:after="0" w:line="240" w:lineRule="auto"/>
+    </w:pPr>
+    <w:rPr>
+      <w:rFonts w:ascii="Consolas" w:hAnsi="Consolas"/>
+      <w:sz w:val="20"/>
+      <w:szCs w:val="20"/>
+    </w:rPr>
+  </w:style>
+  <w:style w:type="character" w:customStyle="1" w:styleId="HTML0">
+    <w:name w:val="Стандартный HTML Знак"/>
+    <w:basedOn w:val="a0"/>
+    <w:link w:val="HTML"/>
+    <w:uiPriority w:val="99"/>
+    <w:semiHidden/>
+    <w:rsid w:val="00F01961"/>
+    <w:rPr>
+      <w:rFonts w:ascii="Consolas" w:hAnsi="Consolas"/>
+      <w:sz w:val="20"/>
+      <w:szCs w:val="20"/>
+    </w:rPr>
+  </w:style>
+  <w:style w:type="paragraph" w:styleId="ac">
+    <w:name w:val="header"/>
+    <w:basedOn w:val="a"/>
+    <w:link w:val="ad"/>
+    <w:uiPriority w:val="99"/>
+    <w:unhideWhenUsed/>
+    <w:rsid w:val="00FC3CD8"/>
+    <w:pPr>
+      <w:tabs>
+        <w:tab w:val="center" w:pos="4677"/>
+        <w:tab w:val="right" w:pos="9355"/>
+      </w:tabs>
+      <w:spacing w:after="0" w:line="240" w:lineRule="auto"/>
+    </w:pPr>
+  </w:style>
+  <w:style w:type="character" w:customStyle="1" w:styleId="ad">
+    <w:name w:val="Верхний колонтитул Знак"/>
+    <w:basedOn w:val="a0"/>
+    <w:link w:val="ac"/>
+    <w:uiPriority w:val="99"/>
+    <w:rsid w:val="00FC3CD8"/>
+  </w:style>
+  <w:style w:type="paragraph" w:styleId="ae">
+    <w:name w:val="footer"/>
+    <w:basedOn w:val="a"/>
+    <w:link w:val="af"/>
+    <w:uiPriority w:val="99"/>
+    <w:unhideWhenUsed/>
+    <w:rsid w:val="00FC3CD8"/>
+    <w:pPr>
+      <w:tabs>
+        <w:tab w:val="center" w:pos="4677"/>
+        <w:tab w:val="right" w:pos="9355"/>
+      </w:tabs>
+      <w:spacing w:after="0" w:line="240" w:lineRule="auto"/>
+    </w:pPr>
+  </w:style>
+  <w:style w:type="character" w:customStyle="1" w:styleId="af">
+    <w:name w:val="Нижний колонтитул Знак"/>
+    <w:basedOn w:val="a0"/>
+    <w:link w:val="ae"/>
+    <w:uiPriority w:val="99"/>
+    <w:rsid w:val="00FC3CD8"/>
+  </w:style>
+  <w:style w:type="paragraph" w:styleId="af0">
+    <w:name w:val="TOC Heading"/>
+    <w:basedOn w:val="1"/>
+    <w:next w:val="a"/>
+    <w:uiPriority w:val="39"/>
+    <w:unhideWhenUsed/>
+    <w:qFormat/>
+    <w:rsid w:val="00796FDB"/>
+    <w:pPr>
+      <w:spacing w:before="240" w:after="0" w:line="259" w:lineRule="auto"/>
+      <w:outlineLvl w:val="9"/>
+    </w:pPr>
+    <w:rPr>
+      <w:kern w:val="0"/>
+      <w:sz w:val="32"/>
+      <w:szCs w:val="32"/>
+      <w:lang w:eastAsia="ru-RU"/>
+      <w14:ligatures w14:val="none"/>
+    </w:rPr>
+  </w:style>
+  <w:style w:type="paragraph" w:styleId="11">
+    <w:name w:val="toc 1"/>
+    <w:basedOn w:val="a"/>
+    <w:next w:val="a"/>
+    <w:autoRedefine/>
+    <w:uiPriority w:val="39"/>
+    <w:unhideWhenUsed/>
+    <w:rsid w:val="00796FDB"/>
+    <w:pPr>
+      <w:spacing w:after="100"/>
+    </w:pPr>
+  </w:style>
+  <w:style w:type="character" w:styleId="af1">
+    <w:name w:val="Hyperlink"/>
+    <w:basedOn w:val="a0"/>
+    <w:uiPriority w:val="99"/>
+    <w:unhideWhenUsed/>
+    <w:rsid w:val="00796FDB"/>
+    <w:rPr>
+      <w:color w:val="467886" w:themeColor="hyperlink"/>
+      <w:u w:val="single"/>
     </w:rPr>
   </w:style>
 </w:styles>
@@ -3675,4 +5046,16 @@
     </a:ext>
   </a:extLst>
 </a:theme>
+</file>
+
+<file path=customXml/item1.xml><?xml version="1.0" encoding="utf-8"?>
+<b:Sources xmlns:b="http://schemas.openxmlformats.org/officeDocument/2006/bibliography" xmlns="http://schemas.openxmlformats.org/officeDocument/2006/bibliography" SelectedStyle="\APASixthEditionOfficeOnline.xsl" StyleName="APA" Version="6"/>
+</file>
+
+<file path=customXml/itemProps1.xml><?xml version="1.0" encoding="utf-8"?>
+<ds:datastoreItem xmlns:ds="http://schemas.openxmlformats.org/officeDocument/2006/customXml" ds:itemID="{A26C64D6-1D9F-4F68-8818-969077F1C51E}">
+  <ds:schemaRefs>
+    <ds:schemaRef ds:uri="http://schemas.openxmlformats.org/officeDocument/2006/bibliography"/>
+  </ds:schemaRefs>
+</ds:datastoreItem>
 </file>